--- a/C语言基础篇笔记合集.docx
+++ b/C语言基础篇笔记合集.docx
@@ -17,60 +17,41 @@
         </w:pBdr>
         <w:spacing w:before="0" w:beforeAutospacing="0" w:after="0" w:afterAutospacing="0" w:line="360" w:lineRule="atLeast"/>
         <w:ind w:left="0" w:right="0"/>
-        <w:jc w:val="left"/>
-        <w:rPr>
-          <w:color w:val="000000"/>
-          <w:sz w:val="24"/>
-          <w:szCs w:val="24"/>
+        <w:jc w:val="center"/>
+        <w:rPr>
+          <w:rFonts w:hint="eastAsia" w:ascii="黑体" w:hAnsi="黑体" w:eastAsia="黑体" w:cs="黑体"/>
+          <w:color w:val="000000"/>
+          <w:sz w:val="44"/>
+          <w:szCs w:val="44"/>
         </w:rPr>
       </w:pPr>
       <w:r>
         <w:rPr>
-          <w:color w:val="000000"/>
-          <w:sz w:val="24"/>
-          <w:szCs w:val="24"/>
-        </w:rPr>
-        <w:t xml:space="preserve">C 语言基础篇 </w:t>
-      </w:r>
+          <w:rFonts w:hint="eastAsia" w:ascii="黑体" w:hAnsi="黑体" w:eastAsia="黑体" w:cs="黑体"/>
+          <w:color w:val="000000"/>
+          <w:sz w:val="44"/>
+          <w:szCs w:val="44"/>
+        </w:rPr>
+        <w:t>C 语言基础篇</w:t>
+      </w:r>
+      <w:bookmarkStart w:id="0" w:name="_GoBack"/>
+      <w:bookmarkEnd w:id="0"/>
     </w:p>
     <w:p>
       <w:pPr>
         <w:pStyle w:val="2"/>
-        <w:keepNext w:val="0"/>
-        <w:keepLines w:val="0"/>
-        <w:widowControl/>
-        <w:suppressLineNumbers w:val="0"/>
-        <w:pBdr>
-          <w:top w:val="none" w:color="auto" w:sz="0" w:space="0"/>
-          <w:left w:val="none" w:color="auto" w:sz="0" w:space="0"/>
-          <w:bottom w:val="none" w:color="auto" w:sz="0" w:space="0"/>
-          <w:right w:val="none" w:color="auto" w:sz="0" w:space="0"/>
-        </w:pBdr>
-        <w:spacing w:before="0" w:beforeAutospacing="0" w:after="0" w:afterAutospacing="0" w:line="360" w:lineRule="atLeast"/>
-        <w:ind w:left="0" w:right="0"/>
-        <w:jc w:val="left"/>
-        <w:rPr>
-          <w:rFonts w:hint="eastAsia" w:eastAsia="宋体"/>
-          <w:color w:val="000000"/>
-          <w:sz w:val="28"/>
-          <w:szCs w:val="28"/>
+        <w:bidi w:val="0"/>
+        <w:rPr>
+          <w:rFonts w:hint="eastAsia"/>
           <w:lang w:eastAsia="zh-CN"/>
         </w:rPr>
       </w:pPr>
       <w:r>
-        <w:rPr>
-          <w:color w:val="000000"/>
-          <w:sz w:val="28"/>
-          <w:szCs w:val="28"/>
-        </w:rPr>
         <w:t xml:space="preserve">第一章 </w:t>
       </w:r>
       <w:r>
         <w:rPr>
           <w:rFonts w:hint="eastAsia"/>
-          <w:color w:val="000000"/>
-          <w:sz w:val="28"/>
-          <w:szCs w:val="28"/>
           <w:lang w:val="en-US" w:eastAsia="zh-CN"/>
         </w:rPr>
         <w:t>概念</w:t>
@@ -2339,7 +2320,6 @@
           <w:lang w:val="en-US" w:eastAsia="zh-CN"/>
         </w:rPr>
       </w:pPr>
-      <w:bookmarkStart w:id="0" w:name="_GoBack"/>
       <w:r>
         <w:rPr>
           <w:rFonts w:hint="eastAsia"/>
@@ -2386,22 +2366,18 @@
           </wp:inline>
         </w:drawing>
       </w:r>
-      <w:bookmarkEnd w:id="0"/>
     </w:p>
     <w:p>
       <w:pPr>
-        <w:pStyle w:val="8"/>
+        <w:pStyle w:val="2"/>
+        <w:bidi w:val="0"/>
         <w:rPr>
           <w:rFonts w:hint="eastAsia" w:ascii="黑体" w:hAnsi="黑体" w:eastAsia="黑体" w:cs="黑体"/>
-          <w:sz w:val="44"/>
-          <w:szCs w:val="44"/>
         </w:rPr>
       </w:pPr>
       <w:r>
         <w:rPr>
           <w:rFonts w:hint="eastAsia" w:ascii="黑体" w:hAnsi="黑体" w:eastAsia="黑体" w:cs="黑体"/>
-          <w:sz w:val="44"/>
-          <w:szCs w:val="44"/>
           <w:lang w:val="en-US" w:eastAsia="zh-CN"/>
         </w:rPr>
         <w:t>第二章</w:t>
@@ -2409,8 +2385,6 @@
       <w:r>
         <w:rPr>
           <w:rFonts w:hint="eastAsia" w:ascii="黑体" w:hAnsi="黑体" w:eastAsia="黑体" w:cs="黑体"/>
-          <w:sz w:val="44"/>
-          <w:szCs w:val="44"/>
           <w:lang w:val="zh-CN"/>
         </w:rPr>
         <w:t>.数据类型</w:t>
@@ -2543,7 +2517,7 @@
       </w:r>
       <w:r>
         <w:rPr>
-          <w:rStyle w:val="7"/>
+          <w:rStyle w:val="8"/>
           <w:rFonts w:hint="default" w:ascii="Arial" w:hAnsi="Arial" w:cs="Arial"/>
           <w:color w:val="000000"/>
           <w:sz w:val="24"/>
@@ -2562,7 +2536,7 @@
       </w:r>
       <w:r>
         <w:rPr>
-          <w:rStyle w:val="7"/>
+          <w:rStyle w:val="8"/>
           <w:rFonts w:hint="default" w:ascii="Arial" w:hAnsi="Arial" w:cs="Arial"/>
           <w:color w:val="000000"/>
           <w:sz w:val="24"/>
@@ -2626,7 +2600,7 @@
       </w:r>
       <w:r>
         <w:rPr>
-          <w:rStyle w:val="7"/>
+          <w:rStyle w:val="8"/>
           <w:color w:val="000000"/>
           <w:sz w:val="24"/>
           <w:szCs w:val="24"/>
@@ -3554,7 +3528,6 @@
             <w:insideH w:val="none" w:color="auto" w:sz="0" w:space="0"/>
             <w:insideV w:val="none" w:color="auto" w:sz="0" w:space="0"/>
           </w:tblBorders>
-          <w:shd w:val="clear" w:color="auto" w:fill="auto"/>
           <w:tblCellMar>
             <w:top w:w="0" w:type="dxa"/>
             <w:left w:w="0" w:type="dxa"/>
@@ -4917,7 +4890,6 @@
             <w:insideH w:val="none" w:color="auto" w:sz="0" w:space="0"/>
             <w:insideV w:val="none" w:color="auto" w:sz="0" w:space="0"/>
           </w:tblBorders>
-          <w:shd w:val="clear" w:color="auto" w:fill="auto"/>
           <w:tblCellMar>
             <w:top w:w="0" w:type="dxa"/>
             <w:left w:w="0" w:type="dxa"/>
@@ -5463,6 +5435,192 @@
                 <w:lang w:val="en-US" w:eastAsia="zh-CN"/>
               </w:rPr>
               <w:t>009</w:t>
+            </w:r>
+          </w:p>
+        </w:tc>
+      </w:tr>
+      <w:tr>
+        <w:tblPrEx>
+          <w:tblBorders>
+            <w:top w:val="none" w:color="auto" w:sz="0" w:space="0"/>
+            <w:left w:val="none" w:color="auto" w:sz="0" w:space="0"/>
+            <w:bottom w:val="none" w:color="auto" w:sz="0" w:space="0"/>
+            <w:right w:val="none" w:color="auto" w:sz="0" w:space="0"/>
+            <w:insideH w:val="none" w:color="auto" w:sz="0" w:space="0"/>
+            <w:insideV w:val="none" w:color="auto" w:sz="0" w:space="0"/>
+          </w:tblBorders>
+          <w:tblCellMar>
+            <w:top w:w="0" w:type="dxa"/>
+            <w:left w:w="0" w:type="dxa"/>
+            <w:bottom w:w="0" w:type="dxa"/>
+            <w:right w:w="0" w:type="dxa"/>
+          </w:tblCellMar>
+        </w:tblPrEx>
+        <w:trPr>
+          <w:tblCellSpacing w:w="15" w:type="dxa"/>
+        </w:trPr>
+        <w:tc>
+          <w:tcPr>
+            <w:tcW w:w="0" w:type="auto"/>
+            <w:shd w:val="clear" w:color="auto" w:fill="auto"/>
+            <w:vAlign w:val="center"/>
+          </w:tcPr>
+          <w:p>
+            <w:pPr>
+              <w:keepNext w:val="0"/>
+              <w:keepLines w:val="0"/>
+              <w:pageBreakBefore w:val="0"/>
+              <w:widowControl/>
+              <w:numPr>
+                <w:ilvl w:val="0"/>
+                <w:numId w:val="1"/>
+              </w:numPr>
+              <w:suppressLineNumbers w:val="0"/>
+              <w:pBdr>
+                <w:top w:val="none" w:color="auto" w:sz="0" w:space="0"/>
+                <w:left w:val="none" w:color="auto" w:sz="0" w:space="0"/>
+                <w:bottom w:val="none" w:color="auto" w:sz="0" w:space="0"/>
+                <w:right w:val="none" w:color="auto" w:sz="0" w:space="0"/>
+              </w:pBdr>
+              <w:kinsoku/>
+              <w:wordWrap/>
+              <w:overflowPunct/>
+              <w:topLinePunct w:val="0"/>
+              <w:autoSpaceDE/>
+              <w:autoSpaceDN/>
+              <w:bidi w:val="0"/>
+              <w:adjustRightInd/>
+              <w:snapToGrid/>
+              <w:spacing w:before="0" w:beforeAutospacing="0" w:after="0" w:afterAutospacing="0" w:line="240" w:lineRule="auto"/>
+              <w:ind w:left="0" w:right="0" w:firstLine="0" w:firstLineChars="0"/>
+              <w:jc w:val="left"/>
+              <w:textAlignment w:val="auto"/>
+              <w:rPr>
+                <w:rFonts w:hint="default" w:ascii="Arial" w:hAnsi="Arial" w:cs="Arial"/>
+                <w:color w:val="000000"/>
+                <w:sz w:val="24"/>
+                <w:szCs w:val="24"/>
+              </w:rPr>
+            </w:pPr>
+            <w:r>
+              <w:rPr>
+                <w:rFonts w:hint="default" w:ascii="Arial" w:hAnsi="Arial" w:cs="Arial"/>
+                <w:color w:val="000000"/>
+                <w:sz w:val="24"/>
+                <w:szCs w:val="24"/>
+                <w:lang w:val="en-US" w:eastAsia="zh-CN"/>
+              </w:rPr>
+              <w:t>\r</w:t>
+            </w:r>
+          </w:p>
+        </w:tc>
+        <w:tc>
+          <w:tcPr>
+            <w:tcW w:w="0" w:type="auto"/>
+            <w:shd w:val="clear" w:color="auto" w:fill="auto"/>
+            <w:vAlign w:val="center"/>
+          </w:tcPr>
+          <w:p>
+            <w:pPr>
+              <w:keepNext w:val="0"/>
+              <w:keepLines w:val="0"/>
+              <w:pageBreakBefore w:val="0"/>
+              <w:widowControl/>
+              <w:numPr>
+                <w:ilvl w:val="0"/>
+                <w:numId w:val="1"/>
+              </w:numPr>
+              <w:suppressLineNumbers w:val="0"/>
+              <w:pBdr>
+                <w:top w:val="none" w:color="auto" w:sz="0" w:space="0"/>
+                <w:left w:val="none" w:color="auto" w:sz="0" w:space="0"/>
+                <w:bottom w:val="none" w:color="auto" w:sz="0" w:space="0"/>
+                <w:right w:val="none" w:color="auto" w:sz="0" w:space="0"/>
+              </w:pBdr>
+              <w:kinsoku/>
+              <w:wordWrap/>
+              <w:overflowPunct/>
+              <w:topLinePunct w:val="0"/>
+              <w:autoSpaceDE/>
+              <w:autoSpaceDN/>
+              <w:bidi w:val="0"/>
+              <w:adjustRightInd/>
+              <w:snapToGrid/>
+              <w:spacing w:before="0" w:beforeAutospacing="0" w:after="0" w:afterAutospacing="0" w:line="240" w:lineRule="auto"/>
+              <w:ind w:left="0" w:right="0" w:firstLine="0" w:firstLineChars="0"/>
+              <w:jc w:val="left"/>
+              <w:textAlignment w:val="auto"/>
+              <w:rPr>
+                <w:rFonts w:hint="default" w:ascii="Arial" w:hAnsi="Arial" w:cs="Arial"/>
+                <w:color w:val="000000"/>
+                <w:sz w:val="24"/>
+                <w:szCs w:val="24"/>
+              </w:rPr>
+            </w:pPr>
+            <w:r>
+              <w:rPr>
+                <w:rFonts w:hint="default" w:ascii="Arial" w:hAnsi="Arial" w:cs="Arial"/>
+                <w:color w:val="000000"/>
+                <w:sz w:val="24"/>
+                <w:szCs w:val="24"/>
+                <w:lang w:val="en-US" w:eastAsia="zh-CN"/>
+              </w:rPr>
+              <w:t>回车</w:t>
+            </w:r>
+          </w:p>
+        </w:tc>
+        <w:tc>
+          <w:tcPr>
+            <w:tcW w:w="0" w:type="auto"/>
+            <w:shd w:val="clear" w:color="auto" w:fill="auto"/>
+            <w:vAlign w:val="center"/>
+          </w:tcPr>
+          <w:p>
+            <w:pPr>
+              <w:keepNext w:val="0"/>
+              <w:keepLines w:val="0"/>
+              <w:pageBreakBefore w:val="0"/>
+              <w:widowControl/>
+              <w:numPr>
+                <w:ilvl w:val="0"/>
+                <w:numId w:val="1"/>
+              </w:numPr>
+              <w:suppressLineNumbers w:val="0"/>
+              <w:pBdr>
+                <w:top w:val="none" w:color="auto" w:sz="0" w:space="0"/>
+                <w:left w:val="none" w:color="auto" w:sz="0" w:space="0"/>
+                <w:bottom w:val="none" w:color="auto" w:sz="0" w:space="0"/>
+                <w:right w:val="none" w:color="auto" w:sz="0" w:space="0"/>
+              </w:pBdr>
+              <w:kinsoku/>
+              <w:wordWrap/>
+              <w:overflowPunct/>
+              <w:topLinePunct w:val="0"/>
+              <w:autoSpaceDE/>
+              <w:autoSpaceDN/>
+              <w:bidi w:val="0"/>
+              <w:adjustRightInd/>
+              <w:snapToGrid/>
+              <w:spacing w:before="0" w:beforeAutospacing="0" w:after="0" w:afterAutospacing="0" w:line="240" w:lineRule="auto"/>
+              <w:ind w:left="0" w:right="0" w:firstLine="0" w:firstLineChars="0"/>
+              <w:jc w:val="left"/>
+              <w:textAlignment w:val="auto"/>
+              <w:rPr>
+                <w:rFonts w:hint="default" w:ascii="Arial" w:hAnsi="Arial" w:cs="Arial"/>
+                <w:color w:val="000000"/>
+                <w:sz w:val="24"/>
+                <w:szCs w:val="24"/>
+              </w:rPr>
+            </w:pPr>
+            <w:r>
+              <w:rPr>
+                <w:rFonts w:hint="default" w:ascii="Arial" w:hAnsi="Arial" w:cs="Arial"/>
+                <w:color w:val="000000"/>
+                <w:sz w:val="24"/>
+                <w:szCs w:val="24"/>
+                <w:lang w:val="en-US" w:eastAsia="zh-CN"/>
+              </w:rPr>
+              <w:t>013</w:t>
             </w:r>
           </w:p>
         </w:tc>
@@ -5539,7 +5697,7 @@
                 <w:szCs w:val="24"/>
                 <w:lang w:val="en-US" w:eastAsia="zh-CN"/>
               </w:rPr>
-              <w:t>\r</w:t>
+              <w:t>\</w:t>
             </w:r>
           </w:p>
         </w:tc>
@@ -5594,7 +5752,7 @@
                 <w:szCs w:val="24"/>
                 <w:lang w:val="en-US" w:eastAsia="zh-CN"/>
               </w:rPr>
-              <w:t>回车</w:t>
+              <w:t>反斜线</w:t>
             </w:r>
           </w:p>
         </w:tc>
@@ -5649,7 +5807,7 @@
                 <w:szCs w:val="24"/>
                 <w:lang w:val="en-US" w:eastAsia="zh-CN"/>
               </w:rPr>
-              <w:t>013</w:t>
+              <w:t>092</w:t>
             </w:r>
           </w:p>
         </w:tc>
@@ -5664,192 +5822,7 @@
             <w:insideH w:val="none" w:color="auto" w:sz="0" w:space="0"/>
             <w:insideV w:val="none" w:color="auto" w:sz="0" w:space="0"/>
           </w:tblBorders>
-          <w:tblCellMar>
-            <w:top w:w="0" w:type="dxa"/>
-            <w:left w:w="0" w:type="dxa"/>
-            <w:bottom w:w="0" w:type="dxa"/>
-            <w:right w:w="0" w:type="dxa"/>
-          </w:tblCellMar>
-        </w:tblPrEx>
-        <w:trPr>
-          <w:tblCellSpacing w:w="15" w:type="dxa"/>
-        </w:trPr>
-        <w:tc>
-          <w:tcPr>
-            <w:tcW w:w="0" w:type="auto"/>
-            <w:shd w:val="clear" w:color="auto" w:fill="auto"/>
-            <w:vAlign w:val="center"/>
-          </w:tcPr>
-          <w:p>
-            <w:pPr>
-              <w:keepNext w:val="0"/>
-              <w:keepLines w:val="0"/>
-              <w:pageBreakBefore w:val="0"/>
-              <w:widowControl/>
-              <w:numPr>
-                <w:ilvl w:val="0"/>
-                <w:numId w:val="1"/>
-              </w:numPr>
-              <w:suppressLineNumbers w:val="0"/>
-              <w:pBdr>
-                <w:top w:val="none" w:color="auto" w:sz="0" w:space="0"/>
-                <w:left w:val="none" w:color="auto" w:sz="0" w:space="0"/>
-                <w:bottom w:val="none" w:color="auto" w:sz="0" w:space="0"/>
-                <w:right w:val="none" w:color="auto" w:sz="0" w:space="0"/>
-              </w:pBdr>
-              <w:kinsoku/>
-              <w:wordWrap/>
-              <w:overflowPunct/>
-              <w:topLinePunct w:val="0"/>
-              <w:autoSpaceDE/>
-              <w:autoSpaceDN/>
-              <w:bidi w:val="0"/>
-              <w:adjustRightInd/>
-              <w:snapToGrid/>
-              <w:spacing w:before="0" w:beforeAutospacing="0" w:after="0" w:afterAutospacing="0" w:line="240" w:lineRule="auto"/>
-              <w:ind w:left="0" w:right="0" w:firstLine="0" w:firstLineChars="0"/>
-              <w:jc w:val="left"/>
-              <w:textAlignment w:val="auto"/>
-              <w:rPr>
-                <w:rFonts w:hint="default" w:ascii="Arial" w:hAnsi="Arial" w:cs="Arial"/>
-                <w:color w:val="000000"/>
-                <w:sz w:val="24"/>
-                <w:szCs w:val="24"/>
-              </w:rPr>
-            </w:pPr>
-            <w:r>
-              <w:rPr>
-                <w:rFonts w:hint="default" w:ascii="Arial" w:hAnsi="Arial" w:cs="Arial"/>
-                <w:color w:val="000000"/>
-                <w:sz w:val="24"/>
-                <w:szCs w:val="24"/>
-                <w:lang w:val="en-US" w:eastAsia="zh-CN"/>
-              </w:rPr>
-              <w:t>\</w:t>
-            </w:r>
-          </w:p>
-        </w:tc>
-        <w:tc>
-          <w:tcPr>
-            <w:tcW w:w="0" w:type="auto"/>
-            <w:shd w:val="clear" w:color="auto" w:fill="auto"/>
-            <w:vAlign w:val="center"/>
-          </w:tcPr>
-          <w:p>
-            <w:pPr>
-              <w:keepNext w:val="0"/>
-              <w:keepLines w:val="0"/>
-              <w:pageBreakBefore w:val="0"/>
-              <w:widowControl/>
-              <w:numPr>
-                <w:ilvl w:val="0"/>
-                <w:numId w:val="1"/>
-              </w:numPr>
-              <w:suppressLineNumbers w:val="0"/>
-              <w:pBdr>
-                <w:top w:val="none" w:color="auto" w:sz="0" w:space="0"/>
-                <w:left w:val="none" w:color="auto" w:sz="0" w:space="0"/>
-                <w:bottom w:val="none" w:color="auto" w:sz="0" w:space="0"/>
-                <w:right w:val="none" w:color="auto" w:sz="0" w:space="0"/>
-              </w:pBdr>
-              <w:kinsoku/>
-              <w:wordWrap/>
-              <w:overflowPunct/>
-              <w:topLinePunct w:val="0"/>
-              <w:autoSpaceDE/>
-              <w:autoSpaceDN/>
-              <w:bidi w:val="0"/>
-              <w:adjustRightInd/>
-              <w:snapToGrid/>
-              <w:spacing w:before="0" w:beforeAutospacing="0" w:after="0" w:afterAutospacing="0" w:line="240" w:lineRule="auto"/>
-              <w:ind w:left="0" w:right="0" w:firstLine="0" w:firstLineChars="0"/>
-              <w:jc w:val="left"/>
-              <w:textAlignment w:val="auto"/>
-              <w:rPr>
-                <w:rFonts w:hint="default" w:ascii="Arial" w:hAnsi="Arial" w:cs="Arial"/>
-                <w:color w:val="000000"/>
-                <w:sz w:val="24"/>
-                <w:szCs w:val="24"/>
-              </w:rPr>
-            </w:pPr>
-            <w:r>
-              <w:rPr>
-                <w:rFonts w:hint="default" w:ascii="Arial" w:hAnsi="Arial" w:cs="Arial"/>
-                <w:color w:val="000000"/>
-                <w:sz w:val="24"/>
-                <w:szCs w:val="24"/>
-                <w:lang w:val="en-US" w:eastAsia="zh-CN"/>
-              </w:rPr>
-              <w:t>反斜线</w:t>
-            </w:r>
-          </w:p>
-        </w:tc>
-        <w:tc>
-          <w:tcPr>
-            <w:tcW w:w="0" w:type="auto"/>
-            <w:shd w:val="clear" w:color="auto" w:fill="auto"/>
-            <w:vAlign w:val="center"/>
-          </w:tcPr>
-          <w:p>
-            <w:pPr>
-              <w:keepNext w:val="0"/>
-              <w:keepLines w:val="0"/>
-              <w:pageBreakBefore w:val="0"/>
-              <w:widowControl/>
-              <w:numPr>
-                <w:ilvl w:val="0"/>
-                <w:numId w:val="1"/>
-              </w:numPr>
-              <w:suppressLineNumbers w:val="0"/>
-              <w:pBdr>
-                <w:top w:val="none" w:color="auto" w:sz="0" w:space="0"/>
-                <w:left w:val="none" w:color="auto" w:sz="0" w:space="0"/>
-                <w:bottom w:val="none" w:color="auto" w:sz="0" w:space="0"/>
-                <w:right w:val="none" w:color="auto" w:sz="0" w:space="0"/>
-              </w:pBdr>
-              <w:kinsoku/>
-              <w:wordWrap/>
-              <w:overflowPunct/>
-              <w:topLinePunct w:val="0"/>
-              <w:autoSpaceDE/>
-              <w:autoSpaceDN/>
-              <w:bidi w:val="0"/>
-              <w:adjustRightInd/>
-              <w:snapToGrid/>
-              <w:spacing w:before="0" w:beforeAutospacing="0" w:after="0" w:afterAutospacing="0" w:line="240" w:lineRule="auto"/>
-              <w:ind w:left="0" w:right="0" w:firstLine="0" w:firstLineChars="0"/>
-              <w:jc w:val="left"/>
-              <w:textAlignment w:val="auto"/>
-              <w:rPr>
-                <w:rFonts w:hint="default" w:ascii="Arial" w:hAnsi="Arial" w:cs="Arial"/>
-                <w:color w:val="000000"/>
-                <w:sz w:val="24"/>
-                <w:szCs w:val="24"/>
-              </w:rPr>
-            </w:pPr>
-            <w:r>
-              <w:rPr>
-                <w:rFonts w:hint="default" w:ascii="Arial" w:hAnsi="Arial" w:cs="Arial"/>
-                <w:color w:val="000000"/>
-                <w:sz w:val="24"/>
-                <w:szCs w:val="24"/>
-                <w:lang w:val="en-US" w:eastAsia="zh-CN"/>
-              </w:rPr>
-              <w:t>092</w:t>
-            </w:r>
-          </w:p>
-        </w:tc>
-      </w:tr>
-      <w:tr>
-        <w:tblPrEx>
-          <w:tblBorders>
-            <w:top w:val="none" w:color="auto" w:sz="0" w:space="0"/>
-            <w:left w:val="none" w:color="auto" w:sz="0" w:space="0"/>
-            <w:bottom w:val="none" w:color="auto" w:sz="0" w:space="0"/>
-            <w:right w:val="none" w:color="auto" w:sz="0" w:space="0"/>
-            <w:insideH w:val="none" w:color="auto" w:sz="0" w:space="0"/>
-            <w:insideV w:val="none" w:color="auto" w:sz="0" w:space="0"/>
-          </w:tblBorders>
+          <w:shd w:val="clear" w:color="auto" w:fill="auto"/>
           <w:tblCellMar>
             <w:top w:w="0" w:type="dxa"/>
             <w:left w:w="0" w:type="dxa"/>
@@ -6522,6 +6495,7 @@
             <w:insideH w:val="none" w:color="auto" w:sz="0" w:space="0"/>
             <w:insideV w:val="none" w:color="auto" w:sz="0" w:space="0"/>
           </w:tblBorders>
+          <w:shd w:val="clear" w:color="auto" w:fill="auto"/>
           <w:tblCellMar>
             <w:top w:w="0" w:type="dxa"/>
             <w:left w:w="0" w:type="dxa"/>
@@ -6764,6 +6738,7 @@
             <w:insideH w:val="none" w:color="auto" w:sz="0" w:space="0"/>
             <w:insideV w:val="none" w:color="auto" w:sz="0" w:space="0"/>
           </w:tblBorders>
+          <w:shd w:val="clear" w:color="auto" w:fill="auto"/>
           <w:tblCellMar>
             <w:top w:w="0" w:type="dxa"/>
             <w:left w:w="0" w:type="dxa"/>
@@ -7005,6 +6980,7 @@
             <w:insideH w:val="none" w:color="auto" w:sz="0" w:space="0"/>
             <w:insideV w:val="none" w:color="auto" w:sz="0" w:space="0"/>
           </w:tblBorders>
+          <w:shd w:val="clear" w:color="auto" w:fill="auto"/>
           <w:tblCellMar>
             <w:top w:w="0" w:type="dxa"/>
             <w:left w:w="0" w:type="dxa"/>
@@ -8249,6 +8225,7 @@
             <w:insideH w:val="none" w:color="auto" w:sz="0" w:space="0"/>
             <w:insideV w:val="none" w:color="auto" w:sz="0" w:space="0"/>
           </w:tblBorders>
+          <w:shd w:val="clear" w:color="auto" w:fill="auto"/>
           <w:tblCellMar>
             <w:top w:w="0" w:type="dxa"/>
             <w:left w:w="0" w:type="dxa"/>
@@ -9007,6 +8984,7 @@
             <w:insideH w:val="none" w:color="auto" w:sz="0" w:space="0"/>
             <w:insideV w:val="none" w:color="auto" w:sz="0" w:space="0"/>
           </w:tblBorders>
+          <w:shd w:val="clear" w:color="auto" w:fill="auto"/>
           <w:tblCellMar>
             <w:top w:w="0" w:type="dxa"/>
             <w:left w:w="0" w:type="dxa"/>
@@ -10151,14 +10129,11 @@
     </w:p>
     <w:p>
       <w:pPr>
+        <w:pStyle w:val="2"/>
         <w:keepNext w:val="0"/>
         <w:keepLines w:val="0"/>
         <w:pageBreakBefore w:val="0"/>
         <w:widowControl/>
-        <w:numPr>
-          <w:ilvl w:val="0"/>
-          <w:numId w:val="0"/>
-        </w:numPr>
         <w:suppressLineNumbers w:val="0"/>
         <w:pBdr>
           <w:top w:val="none" w:color="auto" w:sz="0" w:space="0"/>
@@ -10176,15 +10151,14 @@
         <w:adjustRightInd/>
         <w:snapToGrid/>
         <w:spacing w:before="0" w:beforeAutospacing="0" w:after="0" w:afterAutospacing="0" w:line="240" w:lineRule="auto"/>
-        <w:ind w:left="0" w:leftChars="0" w:right="0" w:rightChars="0" w:firstLine="480" w:firstLineChars="200"/>
+        <w:ind w:left="0" w:right="0" w:firstLine="0"/>
         <w:jc w:val="left"/>
         <w:textAlignment w:val="auto"/>
         <w:rPr>
-          <w:rFonts w:hint="eastAsia"/>
-          <w:color w:val="000000"/>
-          <w:sz w:val="24"/>
-          <w:szCs w:val="24"/>
-          <w:lang w:val="en-US" w:eastAsia="zh-CN"/>
+          <w:rFonts w:hint="eastAsia" w:ascii="黑体" w:hAnsi="黑体" w:eastAsia="黑体" w:cs="黑体"/>
+          <w:color w:val="000000"/>
+          <w:sz w:val="32"/>
+          <w:szCs w:val="32"/>
         </w:rPr>
       </w:pPr>
       <w:r>
@@ -10233,6 +10207,8987 @@
           </wp:inline>
         </w:drawing>
       </w:r>
+      <w:r>
+        <w:rPr>
+          <w:rFonts w:hint="eastAsia" w:ascii="黑体" w:hAnsi="黑体" w:eastAsia="黑体" w:cs="黑体"/>
+          <w:color w:val="000000"/>
+          <w:sz w:val="32"/>
+          <w:szCs w:val="32"/>
+          <w:lang w:val="en-US" w:eastAsia="zh-CN"/>
+        </w:rPr>
+        <w:t xml:space="preserve">第三章 </w:t>
+      </w:r>
+      <w:r>
+        <w:rPr>
+          <w:rFonts w:hint="eastAsia" w:ascii="黑体" w:hAnsi="黑体" w:eastAsia="黑体" w:cs="黑体"/>
+          <w:color w:val="000000"/>
+          <w:sz w:val="32"/>
+          <w:szCs w:val="32"/>
+        </w:rPr>
+        <w:t>运算符与表达式</w:t>
+      </w:r>
+    </w:p>
+    <w:p>
+      <w:pPr>
+        <w:pStyle w:val="3"/>
+        <w:keepNext w:val="0"/>
+        <w:keepLines w:val="0"/>
+        <w:pageBreakBefore w:val="0"/>
+        <w:widowControl/>
+        <w:suppressLineNumbers w:val="0"/>
+        <w:pBdr>
+          <w:top w:val="none" w:color="auto" w:sz="0" w:space="0"/>
+          <w:left w:val="none" w:color="auto" w:sz="0" w:space="0"/>
+          <w:bottom w:val="none" w:color="auto" w:sz="0" w:space="0"/>
+          <w:right w:val="none" w:color="auto" w:sz="0" w:space="0"/>
+        </w:pBdr>
+        <w:kinsoku/>
+        <w:wordWrap/>
+        <w:overflowPunct/>
+        <w:topLinePunct w:val="0"/>
+        <w:autoSpaceDE/>
+        <w:autoSpaceDN/>
+        <w:bidi w:val="0"/>
+        <w:adjustRightInd/>
+        <w:snapToGrid/>
+        <w:spacing w:before="0" w:beforeAutospacing="0" w:after="0" w:afterAutospacing="0" w:line="240" w:lineRule="auto"/>
+        <w:ind w:left="0" w:right="0" w:firstLine="0"/>
+        <w:jc w:val="left"/>
+        <w:textAlignment w:val="auto"/>
+        <w:rPr>
+          <w:color w:val="000000"/>
+          <w:sz w:val="30"/>
+          <w:szCs w:val="30"/>
+        </w:rPr>
+      </w:pPr>
+      <w:r>
+        <w:rPr>
+          <w:color w:val="000000"/>
+          <w:sz w:val="30"/>
+          <w:szCs w:val="30"/>
+        </w:rPr>
+        <w:t>一、常用运算符分类</w:t>
+      </w:r>
+    </w:p>
+    <w:p>
+      <w:pPr>
+        <w:keepNext w:val="0"/>
+        <w:keepLines w:val="0"/>
+        <w:pageBreakBefore w:val="0"/>
+        <w:widowControl/>
+        <w:suppressLineNumbers w:val="0"/>
+        <w:pBdr>
+          <w:top w:val="none" w:color="auto" w:sz="0" w:space="0"/>
+          <w:left w:val="none" w:color="auto" w:sz="0" w:space="0"/>
+          <w:bottom w:val="none" w:color="auto" w:sz="0" w:space="0"/>
+          <w:right w:val="none" w:color="auto" w:sz="0" w:space="0"/>
+        </w:pBdr>
+        <w:kinsoku/>
+        <w:wordWrap/>
+        <w:overflowPunct/>
+        <w:topLinePunct w:val="0"/>
+        <w:autoSpaceDE/>
+        <w:autoSpaceDN/>
+        <w:bidi w:val="0"/>
+        <w:adjustRightInd/>
+        <w:snapToGrid/>
+        <w:spacing w:beforeAutospacing="0" w:afterAutospacing="0" w:line="240" w:lineRule="auto"/>
+        <w:ind w:left="0" w:right="0" w:firstLine="0"/>
+        <w:jc w:val="left"/>
+        <w:textAlignment w:val="auto"/>
+        <w:rPr>
+          <w:color w:val="000000"/>
+          <w:sz w:val="24"/>
+          <w:szCs w:val="24"/>
+        </w:rPr>
+      </w:pPr>
+      <w:r>
+        <w:rPr>
+          <w:rFonts w:ascii="宋体" w:hAnsi="宋体" w:eastAsia="宋体" w:cs="宋体"/>
+          <w:color w:val="000000"/>
+          <w:kern w:val="0"/>
+          <w:sz w:val="24"/>
+          <w:szCs w:val="24"/>
+          <w:lang w:val="en-US" w:eastAsia="zh-CN" w:bidi="ar"/>
+        </w:rPr>
+        <w:t>C 语言运算符按功能可分为 6 大类，核心作用各有侧重，是构成表达式的基础：</w:t>
+      </w:r>
+    </w:p>
+    <w:tbl>
+      <w:tblPr>
+        <w:tblStyle w:val="5"/>
+        <w:tblW w:w="0" w:type="auto"/>
+        <w:tblCellSpacing w:w="15" w:type="dxa"/>
+        <w:tblInd w:w="0" w:type="dxa"/>
+        <w:tblBorders>
+          <w:top w:val="none" w:color="auto" w:sz="0" w:space="0"/>
+          <w:left w:val="none" w:color="auto" w:sz="0" w:space="0"/>
+          <w:bottom w:val="none" w:color="auto" w:sz="0" w:space="0"/>
+          <w:right w:val="none" w:color="auto" w:sz="0" w:space="0"/>
+          <w:insideH w:val="none" w:color="auto" w:sz="0" w:space="0"/>
+          <w:insideV w:val="none" w:color="auto" w:sz="0" w:space="0"/>
+        </w:tblBorders>
+        <w:shd w:val="clear" w:color="auto" w:fill="auto"/>
+        <w:tblLayout w:type="autofit"/>
+        <w:tblCellMar>
+          <w:top w:w="0" w:type="dxa"/>
+          <w:left w:w="0" w:type="dxa"/>
+          <w:bottom w:w="0" w:type="dxa"/>
+          <w:right w:w="0" w:type="dxa"/>
+        </w:tblCellMar>
+      </w:tblPr>
+      <w:tblGrid>
+        <w:gridCol w:w="1605"/>
+        <w:gridCol w:w="5685"/>
+      </w:tblGrid>
+      <w:tr>
+        <w:tblPrEx>
+          <w:tblBorders>
+            <w:top w:val="none" w:color="auto" w:sz="0" w:space="0"/>
+            <w:left w:val="none" w:color="auto" w:sz="0" w:space="0"/>
+            <w:bottom w:val="none" w:color="auto" w:sz="0" w:space="0"/>
+            <w:right w:val="none" w:color="auto" w:sz="0" w:space="0"/>
+            <w:insideH w:val="none" w:color="auto" w:sz="0" w:space="0"/>
+            <w:insideV w:val="none" w:color="auto" w:sz="0" w:space="0"/>
+          </w:tblBorders>
+          <w:shd w:val="clear" w:color="auto" w:fill="auto"/>
+          <w:tblCellMar>
+            <w:top w:w="0" w:type="dxa"/>
+            <w:left w:w="0" w:type="dxa"/>
+            <w:bottom w:w="0" w:type="dxa"/>
+            <w:right w:w="0" w:type="dxa"/>
+          </w:tblCellMar>
+        </w:tblPrEx>
+        <w:trPr>
+          <w:tblHeader/>
+          <w:tblCellSpacing w:w="15" w:type="dxa"/>
+        </w:trPr>
+        <w:tc>
+          <w:tcPr>
+            <w:tcW w:w="0" w:type="auto"/>
+            <w:shd w:val="clear" w:color="auto" w:fill="auto"/>
+            <w:vAlign w:val="center"/>
+          </w:tcPr>
+          <w:p>
+            <w:pPr>
+              <w:keepNext w:val="0"/>
+              <w:keepLines w:val="0"/>
+              <w:pageBreakBefore w:val="0"/>
+              <w:widowControl/>
+              <w:suppressLineNumbers w:val="0"/>
+              <w:kinsoku/>
+              <w:wordWrap/>
+              <w:overflowPunct/>
+              <w:topLinePunct w:val="0"/>
+              <w:autoSpaceDE/>
+              <w:autoSpaceDN/>
+              <w:bidi w:val="0"/>
+              <w:adjustRightInd/>
+              <w:snapToGrid/>
+              <w:spacing w:beforeAutospacing="0" w:afterAutospacing="0" w:line="240" w:lineRule="auto"/>
+              <w:ind w:left="0" w:right="0" w:firstLine="0"/>
+              <w:jc w:val="left"/>
+              <w:textAlignment w:val="auto"/>
+              <w:rPr>
+                <w:b/>
+                <w:bCs/>
+                <w:color w:val="000000"/>
+                <w:sz w:val="24"/>
+                <w:szCs w:val="24"/>
+              </w:rPr>
+            </w:pPr>
+            <w:r>
+              <w:rPr>
+                <w:rFonts w:ascii="宋体" w:hAnsi="宋体" w:eastAsia="宋体" w:cs="宋体"/>
+                <w:b/>
+                <w:bCs/>
+                <w:color w:val="000000"/>
+                <w:kern w:val="0"/>
+                <w:sz w:val="24"/>
+                <w:szCs w:val="24"/>
+                <w:lang w:val="en-US" w:eastAsia="zh-CN" w:bidi="ar"/>
+              </w:rPr>
+              <w:t>运算符类型</w:t>
+            </w:r>
+          </w:p>
+        </w:tc>
+        <w:tc>
+          <w:tcPr>
+            <w:tcW w:w="0" w:type="auto"/>
+            <w:shd w:val="clear" w:color="auto" w:fill="auto"/>
+            <w:vAlign w:val="center"/>
+          </w:tcPr>
+          <w:p>
+            <w:pPr>
+              <w:keepNext w:val="0"/>
+              <w:keepLines w:val="0"/>
+              <w:pageBreakBefore w:val="0"/>
+              <w:widowControl/>
+              <w:suppressLineNumbers w:val="0"/>
+              <w:kinsoku/>
+              <w:wordWrap/>
+              <w:overflowPunct/>
+              <w:topLinePunct w:val="0"/>
+              <w:autoSpaceDE/>
+              <w:autoSpaceDN/>
+              <w:bidi w:val="0"/>
+              <w:adjustRightInd/>
+              <w:snapToGrid/>
+              <w:spacing w:beforeAutospacing="0" w:afterAutospacing="0" w:line="240" w:lineRule="auto"/>
+              <w:ind w:left="0" w:right="0" w:firstLine="0"/>
+              <w:jc w:val="left"/>
+              <w:textAlignment w:val="auto"/>
+              <w:rPr>
+                <w:b/>
+                <w:bCs/>
+                <w:color w:val="000000"/>
+                <w:sz w:val="24"/>
+                <w:szCs w:val="24"/>
+              </w:rPr>
+            </w:pPr>
+            <w:r>
+              <w:rPr>
+                <w:rFonts w:ascii="宋体" w:hAnsi="宋体" w:eastAsia="宋体" w:cs="宋体"/>
+                <w:b/>
+                <w:bCs/>
+                <w:color w:val="000000"/>
+                <w:kern w:val="0"/>
+                <w:sz w:val="24"/>
+                <w:szCs w:val="24"/>
+                <w:lang w:val="en-US" w:eastAsia="zh-CN" w:bidi="ar"/>
+              </w:rPr>
+              <w:t>核心作用</w:t>
+            </w:r>
+          </w:p>
+        </w:tc>
+      </w:tr>
+      <w:tr>
+        <w:tblPrEx>
+          <w:tblBorders>
+            <w:top w:val="none" w:color="auto" w:sz="0" w:space="0"/>
+            <w:left w:val="none" w:color="auto" w:sz="0" w:space="0"/>
+            <w:bottom w:val="none" w:color="auto" w:sz="0" w:space="0"/>
+            <w:right w:val="none" w:color="auto" w:sz="0" w:space="0"/>
+            <w:insideH w:val="none" w:color="auto" w:sz="0" w:space="0"/>
+            <w:insideV w:val="none" w:color="auto" w:sz="0" w:space="0"/>
+          </w:tblBorders>
+          <w:shd w:val="clear" w:color="auto" w:fill="auto"/>
+          <w:tblCellMar>
+            <w:top w:w="0" w:type="dxa"/>
+            <w:left w:w="0" w:type="dxa"/>
+            <w:bottom w:w="0" w:type="dxa"/>
+            <w:right w:w="0" w:type="dxa"/>
+          </w:tblCellMar>
+        </w:tblPrEx>
+        <w:trPr>
+          <w:tblCellSpacing w:w="15" w:type="dxa"/>
+        </w:trPr>
+        <w:tc>
+          <w:tcPr>
+            <w:tcW w:w="0" w:type="auto"/>
+            <w:shd w:val="clear" w:color="auto" w:fill="auto"/>
+            <w:vAlign w:val="center"/>
+          </w:tcPr>
+          <w:p>
+            <w:pPr>
+              <w:keepNext w:val="0"/>
+              <w:keepLines w:val="0"/>
+              <w:pageBreakBefore w:val="0"/>
+              <w:widowControl/>
+              <w:suppressLineNumbers w:val="0"/>
+              <w:kinsoku/>
+              <w:wordWrap/>
+              <w:overflowPunct/>
+              <w:topLinePunct w:val="0"/>
+              <w:autoSpaceDE/>
+              <w:autoSpaceDN/>
+              <w:bidi w:val="0"/>
+              <w:adjustRightInd/>
+              <w:snapToGrid/>
+              <w:spacing w:beforeAutospacing="0" w:afterAutospacing="0" w:line="240" w:lineRule="auto"/>
+              <w:ind w:left="0" w:right="0" w:firstLine="0"/>
+              <w:jc w:val="left"/>
+              <w:textAlignment w:val="auto"/>
+              <w:rPr>
+                <w:color w:val="000000"/>
+                <w:sz w:val="24"/>
+                <w:szCs w:val="24"/>
+              </w:rPr>
+            </w:pPr>
+            <w:r>
+              <w:rPr>
+                <w:rFonts w:ascii="宋体" w:hAnsi="宋体" w:eastAsia="宋体" w:cs="宋体"/>
+                <w:color w:val="000000"/>
+                <w:kern w:val="0"/>
+                <w:sz w:val="24"/>
+                <w:szCs w:val="24"/>
+                <w:lang w:val="en-US" w:eastAsia="zh-CN" w:bidi="ar"/>
+              </w:rPr>
+              <w:t>算术运算符</w:t>
+            </w:r>
+          </w:p>
+        </w:tc>
+        <w:tc>
+          <w:tcPr>
+            <w:tcW w:w="0" w:type="auto"/>
+            <w:shd w:val="clear" w:color="auto" w:fill="auto"/>
+            <w:vAlign w:val="center"/>
+          </w:tcPr>
+          <w:p>
+            <w:pPr>
+              <w:keepNext w:val="0"/>
+              <w:keepLines w:val="0"/>
+              <w:pageBreakBefore w:val="0"/>
+              <w:widowControl/>
+              <w:suppressLineNumbers w:val="0"/>
+              <w:kinsoku/>
+              <w:wordWrap/>
+              <w:overflowPunct/>
+              <w:topLinePunct w:val="0"/>
+              <w:autoSpaceDE/>
+              <w:autoSpaceDN/>
+              <w:bidi w:val="0"/>
+              <w:adjustRightInd/>
+              <w:snapToGrid/>
+              <w:spacing w:beforeAutospacing="0" w:afterAutospacing="0" w:line="240" w:lineRule="auto"/>
+              <w:ind w:left="0" w:right="0" w:firstLine="0"/>
+              <w:jc w:val="left"/>
+              <w:textAlignment w:val="auto"/>
+              <w:rPr>
+                <w:color w:val="000000"/>
+                <w:sz w:val="24"/>
+                <w:szCs w:val="24"/>
+              </w:rPr>
+            </w:pPr>
+            <w:r>
+              <w:rPr>
+                <w:rFonts w:ascii="宋体" w:hAnsi="宋体" w:eastAsia="宋体" w:cs="宋体"/>
+                <w:color w:val="000000"/>
+                <w:kern w:val="0"/>
+                <w:sz w:val="24"/>
+                <w:szCs w:val="24"/>
+                <w:lang w:val="en-US" w:eastAsia="zh-CN" w:bidi="ar"/>
+              </w:rPr>
+              <w:t>处理四则运算、自增自减、取模等数值计算</w:t>
+            </w:r>
+          </w:p>
+        </w:tc>
+      </w:tr>
+      <w:tr>
+        <w:tblPrEx>
+          <w:tblBorders>
+            <w:top w:val="none" w:color="auto" w:sz="0" w:space="0"/>
+            <w:left w:val="none" w:color="auto" w:sz="0" w:space="0"/>
+            <w:bottom w:val="none" w:color="auto" w:sz="0" w:space="0"/>
+            <w:right w:val="none" w:color="auto" w:sz="0" w:space="0"/>
+            <w:insideH w:val="none" w:color="auto" w:sz="0" w:space="0"/>
+            <w:insideV w:val="none" w:color="auto" w:sz="0" w:space="0"/>
+          </w:tblBorders>
+          <w:shd w:val="clear" w:color="auto" w:fill="auto"/>
+          <w:tblCellMar>
+            <w:top w:w="0" w:type="dxa"/>
+            <w:left w:w="0" w:type="dxa"/>
+            <w:bottom w:w="0" w:type="dxa"/>
+            <w:right w:w="0" w:type="dxa"/>
+          </w:tblCellMar>
+        </w:tblPrEx>
+        <w:trPr>
+          <w:trHeight w:val="302" w:hRule="atLeast"/>
+          <w:tblCellSpacing w:w="15" w:type="dxa"/>
+        </w:trPr>
+        <w:tc>
+          <w:tcPr>
+            <w:tcW w:w="0" w:type="auto"/>
+            <w:shd w:val="clear" w:color="auto" w:fill="auto"/>
+            <w:vAlign w:val="center"/>
+          </w:tcPr>
+          <w:p>
+            <w:pPr>
+              <w:keepNext w:val="0"/>
+              <w:keepLines w:val="0"/>
+              <w:pageBreakBefore w:val="0"/>
+              <w:widowControl/>
+              <w:suppressLineNumbers w:val="0"/>
+              <w:kinsoku/>
+              <w:wordWrap/>
+              <w:overflowPunct/>
+              <w:topLinePunct w:val="0"/>
+              <w:autoSpaceDE/>
+              <w:autoSpaceDN/>
+              <w:bidi w:val="0"/>
+              <w:adjustRightInd/>
+              <w:snapToGrid/>
+              <w:spacing w:beforeAutospacing="0" w:afterAutospacing="0" w:line="240" w:lineRule="auto"/>
+              <w:ind w:left="0" w:right="0" w:firstLine="0"/>
+              <w:jc w:val="left"/>
+              <w:textAlignment w:val="auto"/>
+              <w:rPr>
+                <w:color w:val="000000"/>
+                <w:sz w:val="24"/>
+                <w:szCs w:val="24"/>
+              </w:rPr>
+            </w:pPr>
+            <w:r>
+              <w:rPr>
+                <w:rFonts w:ascii="宋体" w:hAnsi="宋体" w:eastAsia="宋体" w:cs="宋体"/>
+                <w:color w:val="000000"/>
+                <w:kern w:val="0"/>
+                <w:sz w:val="24"/>
+                <w:szCs w:val="24"/>
+                <w:lang w:val="en-US" w:eastAsia="zh-CN" w:bidi="ar"/>
+              </w:rPr>
+              <w:t>赋值运算符</w:t>
+            </w:r>
+          </w:p>
+        </w:tc>
+        <w:tc>
+          <w:tcPr>
+            <w:tcW w:w="0" w:type="auto"/>
+            <w:shd w:val="clear" w:color="auto" w:fill="auto"/>
+            <w:vAlign w:val="center"/>
+          </w:tcPr>
+          <w:p>
+            <w:pPr>
+              <w:keepNext w:val="0"/>
+              <w:keepLines w:val="0"/>
+              <w:pageBreakBefore w:val="0"/>
+              <w:widowControl/>
+              <w:suppressLineNumbers w:val="0"/>
+              <w:kinsoku/>
+              <w:wordWrap/>
+              <w:overflowPunct/>
+              <w:topLinePunct w:val="0"/>
+              <w:autoSpaceDE/>
+              <w:autoSpaceDN/>
+              <w:bidi w:val="0"/>
+              <w:adjustRightInd/>
+              <w:snapToGrid/>
+              <w:spacing w:beforeAutospacing="0" w:afterAutospacing="0" w:line="240" w:lineRule="auto"/>
+              <w:ind w:left="0" w:right="0" w:firstLine="0"/>
+              <w:jc w:val="left"/>
+              <w:textAlignment w:val="auto"/>
+              <w:rPr>
+                <w:color w:val="000000"/>
+                <w:sz w:val="24"/>
+                <w:szCs w:val="24"/>
+              </w:rPr>
+            </w:pPr>
+            <w:r>
+              <w:rPr>
+                <w:rFonts w:ascii="宋体" w:hAnsi="宋体" w:eastAsia="宋体" w:cs="宋体"/>
+                <w:color w:val="000000"/>
+                <w:kern w:val="0"/>
+                <w:sz w:val="24"/>
+                <w:szCs w:val="24"/>
+                <w:lang w:val="en-US" w:eastAsia="zh-CN" w:bidi="ar"/>
+              </w:rPr>
+              <w:t>将表达式计算结果赋给变量，含复合赋值</w:t>
+            </w:r>
+          </w:p>
+        </w:tc>
+      </w:tr>
+      <w:tr>
+        <w:tblPrEx>
+          <w:tblBorders>
+            <w:top w:val="none" w:color="auto" w:sz="0" w:space="0"/>
+            <w:left w:val="none" w:color="auto" w:sz="0" w:space="0"/>
+            <w:bottom w:val="none" w:color="auto" w:sz="0" w:space="0"/>
+            <w:right w:val="none" w:color="auto" w:sz="0" w:space="0"/>
+            <w:insideH w:val="none" w:color="auto" w:sz="0" w:space="0"/>
+            <w:insideV w:val="none" w:color="auto" w:sz="0" w:space="0"/>
+          </w:tblBorders>
+          <w:shd w:val="clear" w:color="auto" w:fill="auto"/>
+          <w:tblCellMar>
+            <w:top w:w="0" w:type="dxa"/>
+            <w:left w:w="0" w:type="dxa"/>
+            <w:bottom w:w="0" w:type="dxa"/>
+            <w:right w:w="0" w:type="dxa"/>
+          </w:tblCellMar>
+        </w:tblPrEx>
+        <w:trPr>
+          <w:tblCellSpacing w:w="15" w:type="dxa"/>
+        </w:trPr>
+        <w:tc>
+          <w:tcPr>
+            <w:tcW w:w="0" w:type="auto"/>
+            <w:shd w:val="clear" w:color="auto" w:fill="auto"/>
+            <w:vAlign w:val="center"/>
+          </w:tcPr>
+          <w:p>
+            <w:pPr>
+              <w:keepNext w:val="0"/>
+              <w:keepLines w:val="0"/>
+              <w:pageBreakBefore w:val="0"/>
+              <w:widowControl/>
+              <w:suppressLineNumbers w:val="0"/>
+              <w:kinsoku/>
+              <w:wordWrap/>
+              <w:overflowPunct/>
+              <w:topLinePunct w:val="0"/>
+              <w:autoSpaceDE/>
+              <w:autoSpaceDN/>
+              <w:bidi w:val="0"/>
+              <w:adjustRightInd/>
+              <w:snapToGrid/>
+              <w:spacing w:beforeAutospacing="0" w:afterAutospacing="0" w:line="240" w:lineRule="auto"/>
+              <w:ind w:left="0" w:right="0" w:firstLine="0"/>
+              <w:jc w:val="left"/>
+              <w:textAlignment w:val="auto"/>
+              <w:rPr>
+                <w:color w:val="000000"/>
+                <w:sz w:val="24"/>
+                <w:szCs w:val="24"/>
+              </w:rPr>
+            </w:pPr>
+            <w:r>
+              <w:rPr>
+                <w:rFonts w:ascii="宋体" w:hAnsi="宋体" w:eastAsia="宋体" w:cs="宋体"/>
+                <w:color w:val="000000"/>
+                <w:kern w:val="0"/>
+                <w:sz w:val="24"/>
+                <w:szCs w:val="24"/>
+                <w:lang w:val="en-US" w:eastAsia="zh-CN" w:bidi="ar"/>
+              </w:rPr>
+              <w:t>比较运算符</w:t>
+            </w:r>
+          </w:p>
+        </w:tc>
+        <w:tc>
+          <w:tcPr>
+            <w:tcW w:w="0" w:type="auto"/>
+            <w:shd w:val="clear" w:color="auto" w:fill="auto"/>
+            <w:vAlign w:val="center"/>
+          </w:tcPr>
+          <w:p>
+            <w:pPr>
+              <w:keepNext w:val="0"/>
+              <w:keepLines w:val="0"/>
+              <w:pageBreakBefore w:val="0"/>
+              <w:widowControl/>
+              <w:suppressLineNumbers w:val="0"/>
+              <w:kinsoku/>
+              <w:wordWrap/>
+              <w:overflowPunct/>
+              <w:topLinePunct w:val="0"/>
+              <w:autoSpaceDE/>
+              <w:autoSpaceDN/>
+              <w:bidi w:val="0"/>
+              <w:adjustRightInd/>
+              <w:snapToGrid/>
+              <w:spacing w:beforeAutospacing="0" w:afterAutospacing="0" w:line="240" w:lineRule="auto"/>
+              <w:ind w:left="0" w:right="0" w:firstLine="0"/>
+              <w:jc w:val="left"/>
+              <w:textAlignment w:val="auto"/>
+              <w:rPr>
+                <w:color w:val="000000"/>
+                <w:sz w:val="24"/>
+                <w:szCs w:val="24"/>
+              </w:rPr>
+            </w:pPr>
+            <w:r>
+              <w:rPr>
+                <w:rFonts w:ascii="宋体" w:hAnsi="宋体" w:eastAsia="宋体" w:cs="宋体"/>
+                <w:color w:val="000000"/>
+                <w:kern w:val="0"/>
+                <w:sz w:val="24"/>
+                <w:szCs w:val="24"/>
+                <w:lang w:val="en-US" w:eastAsia="zh-CN" w:bidi="ar"/>
+              </w:rPr>
+              <w:t>比较表达式大小 / 相等关系，返回真 (1)/ 假 (0)</w:t>
+            </w:r>
+          </w:p>
+        </w:tc>
+      </w:tr>
+      <w:tr>
+        <w:tblPrEx>
+          <w:tblBorders>
+            <w:top w:val="none" w:color="auto" w:sz="0" w:space="0"/>
+            <w:left w:val="none" w:color="auto" w:sz="0" w:space="0"/>
+            <w:bottom w:val="none" w:color="auto" w:sz="0" w:space="0"/>
+            <w:right w:val="none" w:color="auto" w:sz="0" w:space="0"/>
+            <w:insideH w:val="none" w:color="auto" w:sz="0" w:space="0"/>
+            <w:insideV w:val="none" w:color="auto" w:sz="0" w:space="0"/>
+          </w:tblBorders>
+          <w:shd w:val="clear" w:color="auto" w:fill="auto"/>
+          <w:tblCellMar>
+            <w:top w:w="0" w:type="dxa"/>
+            <w:left w:w="0" w:type="dxa"/>
+            <w:bottom w:w="0" w:type="dxa"/>
+            <w:right w:w="0" w:type="dxa"/>
+          </w:tblCellMar>
+        </w:tblPrEx>
+        <w:trPr>
+          <w:tblCellSpacing w:w="15" w:type="dxa"/>
+        </w:trPr>
+        <w:tc>
+          <w:tcPr>
+            <w:tcW w:w="0" w:type="auto"/>
+            <w:shd w:val="clear" w:color="auto" w:fill="auto"/>
+            <w:vAlign w:val="center"/>
+          </w:tcPr>
+          <w:p>
+            <w:pPr>
+              <w:keepNext w:val="0"/>
+              <w:keepLines w:val="0"/>
+              <w:pageBreakBefore w:val="0"/>
+              <w:widowControl/>
+              <w:suppressLineNumbers w:val="0"/>
+              <w:kinsoku/>
+              <w:wordWrap/>
+              <w:overflowPunct/>
+              <w:topLinePunct w:val="0"/>
+              <w:autoSpaceDE/>
+              <w:autoSpaceDN/>
+              <w:bidi w:val="0"/>
+              <w:adjustRightInd/>
+              <w:snapToGrid/>
+              <w:spacing w:beforeAutospacing="0" w:afterAutospacing="0" w:line="240" w:lineRule="auto"/>
+              <w:ind w:left="0" w:right="0" w:firstLine="0"/>
+              <w:jc w:val="left"/>
+              <w:textAlignment w:val="auto"/>
+              <w:rPr>
+                <w:color w:val="000000"/>
+                <w:sz w:val="24"/>
+                <w:szCs w:val="24"/>
+              </w:rPr>
+            </w:pPr>
+            <w:r>
+              <w:rPr>
+                <w:rFonts w:ascii="宋体" w:hAnsi="宋体" w:eastAsia="宋体" w:cs="宋体"/>
+                <w:color w:val="000000"/>
+                <w:kern w:val="0"/>
+                <w:sz w:val="24"/>
+                <w:szCs w:val="24"/>
+                <w:lang w:val="en-US" w:eastAsia="zh-CN" w:bidi="ar"/>
+              </w:rPr>
+              <w:t>逻辑运算符</w:t>
+            </w:r>
+          </w:p>
+        </w:tc>
+        <w:tc>
+          <w:tcPr>
+            <w:tcW w:w="0" w:type="auto"/>
+            <w:shd w:val="clear" w:color="auto" w:fill="auto"/>
+            <w:vAlign w:val="center"/>
+          </w:tcPr>
+          <w:p>
+            <w:pPr>
+              <w:keepNext w:val="0"/>
+              <w:keepLines w:val="0"/>
+              <w:pageBreakBefore w:val="0"/>
+              <w:widowControl/>
+              <w:suppressLineNumbers w:val="0"/>
+              <w:kinsoku/>
+              <w:wordWrap/>
+              <w:overflowPunct/>
+              <w:topLinePunct w:val="0"/>
+              <w:autoSpaceDE/>
+              <w:autoSpaceDN/>
+              <w:bidi w:val="0"/>
+              <w:adjustRightInd/>
+              <w:snapToGrid/>
+              <w:spacing w:beforeAutospacing="0" w:afterAutospacing="0" w:line="240" w:lineRule="auto"/>
+              <w:ind w:left="0" w:right="0" w:firstLine="0"/>
+              <w:jc w:val="left"/>
+              <w:textAlignment w:val="auto"/>
+              <w:rPr>
+                <w:color w:val="000000"/>
+                <w:sz w:val="24"/>
+                <w:szCs w:val="24"/>
+              </w:rPr>
+            </w:pPr>
+            <w:r>
+              <w:rPr>
+                <w:rFonts w:ascii="宋体" w:hAnsi="宋体" w:eastAsia="宋体" w:cs="宋体"/>
+                <w:color w:val="000000"/>
+                <w:kern w:val="0"/>
+                <w:sz w:val="24"/>
+                <w:szCs w:val="24"/>
+                <w:lang w:val="en-US" w:eastAsia="zh-CN" w:bidi="ar"/>
+              </w:rPr>
+              <w:t>对布尔值（0/1）进行逻辑判断，返回真 (1)/ 假 (0)</w:t>
+            </w:r>
+          </w:p>
+        </w:tc>
+      </w:tr>
+      <w:tr>
+        <w:tblPrEx>
+          <w:tblBorders>
+            <w:top w:val="none" w:color="auto" w:sz="0" w:space="0"/>
+            <w:left w:val="none" w:color="auto" w:sz="0" w:space="0"/>
+            <w:bottom w:val="none" w:color="auto" w:sz="0" w:space="0"/>
+            <w:right w:val="none" w:color="auto" w:sz="0" w:space="0"/>
+            <w:insideH w:val="none" w:color="auto" w:sz="0" w:space="0"/>
+            <w:insideV w:val="none" w:color="auto" w:sz="0" w:space="0"/>
+          </w:tblBorders>
+          <w:shd w:val="clear" w:color="auto" w:fill="auto"/>
+          <w:tblCellMar>
+            <w:top w:w="0" w:type="dxa"/>
+            <w:left w:w="0" w:type="dxa"/>
+            <w:bottom w:w="0" w:type="dxa"/>
+            <w:right w:w="0" w:type="dxa"/>
+          </w:tblCellMar>
+        </w:tblPrEx>
+        <w:trPr>
+          <w:tblCellSpacing w:w="15" w:type="dxa"/>
+        </w:trPr>
+        <w:tc>
+          <w:tcPr>
+            <w:tcW w:w="0" w:type="auto"/>
+            <w:shd w:val="clear" w:color="auto" w:fill="auto"/>
+            <w:vAlign w:val="center"/>
+          </w:tcPr>
+          <w:p>
+            <w:pPr>
+              <w:keepNext w:val="0"/>
+              <w:keepLines w:val="0"/>
+              <w:pageBreakBefore w:val="0"/>
+              <w:widowControl/>
+              <w:suppressLineNumbers w:val="0"/>
+              <w:kinsoku/>
+              <w:wordWrap/>
+              <w:overflowPunct/>
+              <w:topLinePunct w:val="0"/>
+              <w:autoSpaceDE/>
+              <w:autoSpaceDN/>
+              <w:bidi w:val="0"/>
+              <w:adjustRightInd/>
+              <w:snapToGrid/>
+              <w:spacing w:beforeAutospacing="0" w:afterAutospacing="0" w:line="240" w:lineRule="auto"/>
+              <w:ind w:left="0" w:right="0" w:firstLine="0"/>
+              <w:jc w:val="left"/>
+              <w:textAlignment w:val="auto"/>
+              <w:rPr>
+                <w:color w:val="000000"/>
+                <w:sz w:val="24"/>
+                <w:szCs w:val="24"/>
+              </w:rPr>
+            </w:pPr>
+            <w:r>
+              <w:rPr>
+                <w:rFonts w:ascii="宋体" w:hAnsi="宋体" w:eastAsia="宋体" w:cs="宋体"/>
+                <w:color w:val="000000"/>
+                <w:kern w:val="0"/>
+                <w:sz w:val="24"/>
+                <w:szCs w:val="24"/>
+                <w:lang w:val="en-US" w:eastAsia="zh-CN" w:bidi="ar"/>
+              </w:rPr>
+              <w:t>位运算符</w:t>
+            </w:r>
+          </w:p>
+        </w:tc>
+        <w:tc>
+          <w:tcPr>
+            <w:tcW w:w="0" w:type="auto"/>
+            <w:shd w:val="clear" w:color="auto" w:fill="auto"/>
+            <w:vAlign w:val="center"/>
+          </w:tcPr>
+          <w:p>
+            <w:pPr>
+              <w:keepNext w:val="0"/>
+              <w:keepLines w:val="0"/>
+              <w:pageBreakBefore w:val="0"/>
+              <w:widowControl/>
+              <w:suppressLineNumbers w:val="0"/>
+              <w:kinsoku/>
+              <w:wordWrap/>
+              <w:overflowPunct/>
+              <w:topLinePunct w:val="0"/>
+              <w:autoSpaceDE/>
+              <w:autoSpaceDN/>
+              <w:bidi w:val="0"/>
+              <w:adjustRightInd/>
+              <w:snapToGrid/>
+              <w:spacing w:beforeAutospacing="0" w:afterAutospacing="0" w:line="240" w:lineRule="auto"/>
+              <w:ind w:left="0" w:right="0" w:firstLine="0"/>
+              <w:jc w:val="left"/>
+              <w:textAlignment w:val="auto"/>
+              <w:rPr>
+                <w:color w:val="000000"/>
+                <w:sz w:val="24"/>
+                <w:szCs w:val="24"/>
+              </w:rPr>
+            </w:pPr>
+            <w:r>
+              <w:rPr>
+                <w:rFonts w:ascii="宋体" w:hAnsi="宋体" w:eastAsia="宋体" w:cs="宋体"/>
+                <w:color w:val="000000"/>
+                <w:kern w:val="0"/>
+                <w:sz w:val="24"/>
+                <w:szCs w:val="24"/>
+                <w:lang w:val="en-US" w:eastAsia="zh-CN" w:bidi="ar"/>
+              </w:rPr>
+              <w:t>对数据的二进制位进行移位、与 / 或 / 异或等操作</w:t>
+            </w:r>
+          </w:p>
+        </w:tc>
+      </w:tr>
+      <w:tr>
+        <w:tblPrEx>
+          <w:tblBorders>
+            <w:top w:val="none" w:color="auto" w:sz="0" w:space="0"/>
+            <w:left w:val="none" w:color="auto" w:sz="0" w:space="0"/>
+            <w:bottom w:val="none" w:color="auto" w:sz="0" w:space="0"/>
+            <w:right w:val="none" w:color="auto" w:sz="0" w:space="0"/>
+            <w:insideH w:val="none" w:color="auto" w:sz="0" w:space="0"/>
+            <w:insideV w:val="none" w:color="auto" w:sz="0" w:space="0"/>
+          </w:tblBorders>
+          <w:shd w:val="clear" w:color="auto" w:fill="auto"/>
+          <w:tblCellMar>
+            <w:top w:w="0" w:type="dxa"/>
+            <w:left w:w="0" w:type="dxa"/>
+            <w:bottom w:w="0" w:type="dxa"/>
+            <w:right w:w="0" w:type="dxa"/>
+          </w:tblCellMar>
+        </w:tblPrEx>
+        <w:trPr>
+          <w:tblCellSpacing w:w="15" w:type="dxa"/>
+        </w:trPr>
+        <w:tc>
+          <w:tcPr>
+            <w:tcW w:w="0" w:type="auto"/>
+            <w:shd w:val="clear" w:color="auto" w:fill="auto"/>
+            <w:vAlign w:val="center"/>
+          </w:tcPr>
+          <w:p>
+            <w:pPr>
+              <w:keepNext w:val="0"/>
+              <w:keepLines w:val="0"/>
+              <w:pageBreakBefore w:val="0"/>
+              <w:widowControl/>
+              <w:suppressLineNumbers w:val="0"/>
+              <w:kinsoku/>
+              <w:wordWrap/>
+              <w:overflowPunct/>
+              <w:topLinePunct w:val="0"/>
+              <w:autoSpaceDE/>
+              <w:autoSpaceDN/>
+              <w:bidi w:val="0"/>
+              <w:adjustRightInd/>
+              <w:snapToGrid/>
+              <w:spacing w:beforeAutospacing="0" w:afterAutospacing="0" w:line="240" w:lineRule="auto"/>
+              <w:ind w:left="0" w:right="0" w:firstLine="0"/>
+              <w:jc w:val="left"/>
+              <w:textAlignment w:val="auto"/>
+              <w:rPr>
+                <w:color w:val="000000"/>
+                <w:sz w:val="24"/>
+                <w:szCs w:val="24"/>
+              </w:rPr>
+            </w:pPr>
+            <w:r>
+              <w:rPr>
+                <w:rFonts w:ascii="宋体" w:hAnsi="宋体" w:eastAsia="宋体" w:cs="宋体"/>
+                <w:color w:val="000000"/>
+                <w:kern w:val="0"/>
+                <w:sz w:val="24"/>
+                <w:szCs w:val="24"/>
+                <w:lang w:val="en-US" w:eastAsia="zh-CN" w:bidi="ar"/>
+              </w:rPr>
+              <w:t>sizeof 运算符</w:t>
+            </w:r>
+          </w:p>
+        </w:tc>
+        <w:tc>
+          <w:tcPr>
+            <w:tcW w:w="0" w:type="auto"/>
+            <w:shd w:val="clear" w:color="auto" w:fill="auto"/>
+            <w:vAlign w:val="center"/>
+          </w:tcPr>
+          <w:p>
+            <w:pPr>
+              <w:keepNext w:val="0"/>
+              <w:keepLines w:val="0"/>
+              <w:pageBreakBefore w:val="0"/>
+              <w:widowControl/>
+              <w:suppressLineNumbers w:val="0"/>
+              <w:kinsoku/>
+              <w:wordWrap/>
+              <w:overflowPunct/>
+              <w:topLinePunct w:val="0"/>
+              <w:autoSpaceDE/>
+              <w:autoSpaceDN/>
+              <w:bidi w:val="0"/>
+              <w:adjustRightInd/>
+              <w:snapToGrid/>
+              <w:spacing w:beforeAutospacing="0" w:afterAutospacing="0" w:line="240" w:lineRule="auto"/>
+              <w:ind w:left="0" w:right="0" w:firstLine="0"/>
+              <w:jc w:val="left"/>
+              <w:textAlignment w:val="auto"/>
+              <w:rPr>
+                <w:color w:val="000000"/>
+                <w:sz w:val="24"/>
+                <w:szCs w:val="24"/>
+              </w:rPr>
+            </w:pPr>
+            <w:r>
+              <w:rPr>
+                <w:rFonts w:ascii="宋体" w:hAnsi="宋体" w:eastAsia="宋体" w:cs="宋体"/>
+                <w:color w:val="000000"/>
+                <w:kern w:val="0"/>
+                <w:sz w:val="24"/>
+                <w:szCs w:val="24"/>
+                <w:lang w:val="en-US" w:eastAsia="zh-CN" w:bidi="ar"/>
+              </w:rPr>
+              <w:t>计算数据 / 变量 / 类型占用的内存字节数</w:t>
+            </w:r>
+          </w:p>
+        </w:tc>
+      </w:tr>
+    </w:tbl>
+    <w:p>
+      <w:pPr>
+        <w:pStyle w:val="3"/>
+        <w:bidi w:val="0"/>
+      </w:pPr>
+      <w:r>
+        <w:t>二、核心运算符详解</w:t>
+      </w:r>
+    </w:p>
+    <w:p>
+      <w:pPr>
+        <w:pStyle w:val="4"/>
+        <w:bidi w:val="0"/>
+      </w:pPr>
+      <w:r>
+        <w:t>（一）算术运算符</w:t>
+      </w:r>
+    </w:p>
+    <w:p>
+      <w:pPr>
+        <w:keepNext w:val="0"/>
+        <w:keepLines w:val="0"/>
+        <w:pageBreakBefore w:val="0"/>
+        <w:widowControl/>
+        <w:suppressLineNumbers w:val="0"/>
+        <w:pBdr>
+          <w:top w:val="none" w:color="auto" w:sz="0" w:space="0"/>
+          <w:left w:val="none" w:color="auto" w:sz="0" w:space="0"/>
+          <w:bottom w:val="none" w:color="auto" w:sz="0" w:space="0"/>
+          <w:right w:val="none" w:color="auto" w:sz="0" w:space="0"/>
+        </w:pBdr>
+        <w:kinsoku/>
+        <w:wordWrap/>
+        <w:overflowPunct/>
+        <w:topLinePunct w:val="0"/>
+        <w:autoSpaceDE/>
+        <w:autoSpaceDN/>
+        <w:bidi w:val="0"/>
+        <w:adjustRightInd/>
+        <w:snapToGrid/>
+        <w:spacing w:beforeAutospacing="0" w:afterAutospacing="0" w:line="240" w:lineRule="auto"/>
+        <w:ind w:left="0" w:right="0" w:firstLine="0"/>
+        <w:jc w:val="left"/>
+        <w:textAlignment w:val="auto"/>
+        <w:rPr>
+          <w:color w:val="000000"/>
+          <w:sz w:val="24"/>
+          <w:szCs w:val="24"/>
+        </w:rPr>
+      </w:pPr>
+      <w:r>
+        <w:rPr>
+          <w:rFonts w:ascii="宋体" w:hAnsi="宋体" w:eastAsia="宋体" w:cs="宋体"/>
+          <w:color w:val="000000"/>
+          <w:kern w:val="0"/>
+          <w:sz w:val="24"/>
+          <w:szCs w:val="24"/>
+          <w:lang w:val="en-US" w:eastAsia="zh-CN" w:bidi="ar"/>
+        </w:rPr>
+        <w:t>包含基础四则、取模、自增自减，</w:t>
+      </w:r>
+      <w:r>
+        <w:rPr>
+          <w:rStyle w:val="7"/>
+          <w:rFonts w:ascii="宋体" w:hAnsi="宋体" w:eastAsia="宋体" w:cs="宋体"/>
+          <w:b/>
+          <w:bCs/>
+          <w:color w:val="000000"/>
+          <w:kern w:val="0"/>
+          <w:sz w:val="24"/>
+          <w:szCs w:val="24"/>
+          <w:lang w:val="en-US" w:eastAsia="zh-CN" w:bidi="ar"/>
+        </w:rPr>
+        <w:t>自增自减分前后，结果差异关键</w:t>
+      </w:r>
+      <w:r>
+        <w:rPr>
+          <w:rFonts w:ascii="宋体" w:hAnsi="宋体" w:eastAsia="宋体" w:cs="宋体"/>
+          <w:color w:val="000000"/>
+          <w:kern w:val="0"/>
+          <w:sz w:val="24"/>
+          <w:szCs w:val="24"/>
+          <w:lang w:val="en-US" w:eastAsia="zh-CN" w:bidi="ar"/>
+        </w:rPr>
+        <w:t>，取模仅适用于整型：</w:t>
+      </w:r>
+    </w:p>
+    <w:tbl>
+      <w:tblPr>
+        <w:tblStyle w:val="5"/>
+        <w:tblW w:w="0" w:type="auto"/>
+        <w:tblCellSpacing w:w="15" w:type="dxa"/>
+        <w:tblInd w:w="0" w:type="dxa"/>
+        <w:tblBorders>
+          <w:top w:val="none" w:color="auto" w:sz="0" w:space="0"/>
+          <w:left w:val="none" w:color="auto" w:sz="0" w:space="0"/>
+          <w:bottom w:val="none" w:color="auto" w:sz="0" w:space="0"/>
+          <w:right w:val="none" w:color="auto" w:sz="0" w:space="0"/>
+          <w:insideH w:val="none" w:color="auto" w:sz="0" w:space="0"/>
+          <w:insideV w:val="none" w:color="auto" w:sz="0" w:space="0"/>
+        </w:tblBorders>
+        <w:shd w:val="clear" w:color="auto" w:fill="auto"/>
+        <w:tblLayout w:type="autofit"/>
+        <w:tblCellMar>
+          <w:top w:w="0" w:type="dxa"/>
+          <w:left w:w="0" w:type="dxa"/>
+          <w:bottom w:w="0" w:type="dxa"/>
+          <w:right w:w="0" w:type="dxa"/>
+        </w:tblCellMar>
+      </w:tblPr>
+      <w:tblGrid>
+        <w:gridCol w:w="768"/>
+        <w:gridCol w:w="750"/>
+        <w:gridCol w:w="1230"/>
+        <w:gridCol w:w="885"/>
+      </w:tblGrid>
+      <w:tr>
+        <w:tblPrEx>
+          <w:tblBorders>
+            <w:top w:val="none" w:color="auto" w:sz="0" w:space="0"/>
+            <w:left w:val="none" w:color="auto" w:sz="0" w:space="0"/>
+            <w:bottom w:val="none" w:color="auto" w:sz="0" w:space="0"/>
+            <w:right w:val="none" w:color="auto" w:sz="0" w:space="0"/>
+            <w:insideH w:val="none" w:color="auto" w:sz="0" w:space="0"/>
+            <w:insideV w:val="none" w:color="auto" w:sz="0" w:space="0"/>
+          </w:tblBorders>
+          <w:shd w:val="clear" w:color="auto" w:fill="auto"/>
+          <w:tblCellMar>
+            <w:top w:w="0" w:type="dxa"/>
+            <w:left w:w="0" w:type="dxa"/>
+            <w:bottom w:w="0" w:type="dxa"/>
+            <w:right w:w="0" w:type="dxa"/>
+          </w:tblCellMar>
+        </w:tblPrEx>
+        <w:trPr>
+          <w:tblHeader/>
+          <w:tblCellSpacing w:w="15" w:type="dxa"/>
+        </w:trPr>
+        <w:tc>
+          <w:tcPr>
+            <w:tcW w:w="0" w:type="auto"/>
+            <w:shd w:val="clear" w:color="auto" w:fill="auto"/>
+            <w:vAlign w:val="center"/>
+          </w:tcPr>
+          <w:p>
+            <w:pPr>
+              <w:keepNext w:val="0"/>
+              <w:keepLines w:val="0"/>
+              <w:pageBreakBefore w:val="0"/>
+              <w:widowControl/>
+              <w:suppressLineNumbers w:val="0"/>
+              <w:kinsoku/>
+              <w:wordWrap/>
+              <w:overflowPunct/>
+              <w:topLinePunct w:val="0"/>
+              <w:autoSpaceDE/>
+              <w:autoSpaceDN/>
+              <w:bidi w:val="0"/>
+              <w:adjustRightInd/>
+              <w:snapToGrid/>
+              <w:spacing w:beforeAutospacing="0" w:afterAutospacing="0" w:line="240" w:lineRule="auto"/>
+              <w:ind w:left="0" w:right="0" w:firstLine="0"/>
+              <w:jc w:val="left"/>
+              <w:textAlignment w:val="auto"/>
+              <w:rPr>
+                <w:b/>
+                <w:bCs/>
+                <w:color w:val="000000"/>
+                <w:sz w:val="24"/>
+                <w:szCs w:val="24"/>
+              </w:rPr>
+            </w:pPr>
+            <w:r>
+              <w:rPr>
+                <w:rFonts w:ascii="宋体" w:hAnsi="宋体" w:eastAsia="宋体" w:cs="宋体"/>
+                <w:b/>
+                <w:bCs/>
+                <w:color w:val="000000"/>
+                <w:kern w:val="0"/>
+                <w:sz w:val="24"/>
+                <w:szCs w:val="24"/>
+                <w:lang w:val="en-US" w:eastAsia="zh-CN" w:bidi="ar"/>
+              </w:rPr>
+              <w:t>运算符</w:t>
+            </w:r>
+          </w:p>
+        </w:tc>
+        <w:tc>
+          <w:tcPr>
+            <w:tcW w:w="0" w:type="auto"/>
+            <w:shd w:val="clear" w:color="auto" w:fill="auto"/>
+            <w:vAlign w:val="center"/>
+          </w:tcPr>
+          <w:p>
+            <w:pPr>
+              <w:keepNext w:val="0"/>
+              <w:keepLines w:val="0"/>
+              <w:pageBreakBefore w:val="0"/>
+              <w:widowControl/>
+              <w:suppressLineNumbers w:val="0"/>
+              <w:kinsoku/>
+              <w:wordWrap/>
+              <w:overflowPunct/>
+              <w:topLinePunct w:val="0"/>
+              <w:autoSpaceDE/>
+              <w:autoSpaceDN/>
+              <w:bidi w:val="0"/>
+              <w:adjustRightInd/>
+              <w:snapToGrid/>
+              <w:spacing w:beforeAutospacing="0" w:afterAutospacing="0" w:line="240" w:lineRule="auto"/>
+              <w:ind w:left="0" w:right="0" w:firstLine="0"/>
+              <w:jc w:val="left"/>
+              <w:textAlignment w:val="auto"/>
+              <w:rPr>
+                <w:b/>
+                <w:bCs/>
+                <w:color w:val="000000"/>
+                <w:sz w:val="24"/>
+                <w:szCs w:val="24"/>
+              </w:rPr>
+            </w:pPr>
+            <w:r>
+              <w:rPr>
+                <w:rFonts w:ascii="宋体" w:hAnsi="宋体" w:eastAsia="宋体" w:cs="宋体"/>
+                <w:b/>
+                <w:bCs/>
+                <w:color w:val="000000"/>
+                <w:kern w:val="0"/>
+                <w:sz w:val="24"/>
+                <w:szCs w:val="24"/>
+                <w:lang w:val="en-US" w:eastAsia="zh-CN" w:bidi="ar"/>
+              </w:rPr>
+              <w:t>术语</w:t>
+            </w:r>
+          </w:p>
+        </w:tc>
+        <w:tc>
+          <w:tcPr>
+            <w:tcW w:w="0" w:type="auto"/>
+            <w:shd w:val="clear" w:color="auto" w:fill="auto"/>
+            <w:vAlign w:val="center"/>
+          </w:tcPr>
+          <w:p>
+            <w:pPr>
+              <w:keepNext w:val="0"/>
+              <w:keepLines w:val="0"/>
+              <w:pageBreakBefore w:val="0"/>
+              <w:widowControl/>
+              <w:suppressLineNumbers w:val="0"/>
+              <w:kinsoku/>
+              <w:wordWrap/>
+              <w:overflowPunct/>
+              <w:topLinePunct w:val="0"/>
+              <w:autoSpaceDE/>
+              <w:autoSpaceDN/>
+              <w:bidi w:val="0"/>
+              <w:adjustRightInd/>
+              <w:snapToGrid/>
+              <w:spacing w:beforeAutospacing="0" w:afterAutospacing="0" w:line="240" w:lineRule="auto"/>
+              <w:ind w:left="0" w:right="0" w:firstLine="0"/>
+              <w:jc w:val="left"/>
+              <w:textAlignment w:val="auto"/>
+              <w:rPr>
+                <w:b/>
+                <w:bCs/>
+                <w:color w:val="000000"/>
+                <w:sz w:val="24"/>
+                <w:szCs w:val="24"/>
+              </w:rPr>
+            </w:pPr>
+            <w:r>
+              <w:rPr>
+                <w:rFonts w:ascii="宋体" w:hAnsi="宋体" w:eastAsia="宋体" w:cs="宋体"/>
+                <w:b/>
+                <w:bCs/>
+                <w:color w:val="000000"/>
+                <w:kern w:val="0"/>
+                <w:sz w:val="24"/>
+                <w:szCs w:val="24"/>
+                <w:lang w:val="en-US" w:eastAsia="zh-CN" w:bidi="ar"/>
+              </w:rPr>
+              <w:t>示例</w:t>
+            </w:r>
+          </w:p>
+        </w:tc>
+        <w:tc>
+          <w:tcPr>
+            <w:tcW w:w="0" w:type="auto"/>
+            <w:shd w:val="clear" w:color="auto" w:fill="auto"/>
+            <w:vAlign w:val="center"/>
+          </w:tcPr>
+          <w:p>
+            <w:pPr>
+              <w:keepNext w:val="0"/>
+              <w:keepLines w:val="0"/>
+              <w:pageBreakBefore w:val="0"/>
+              <w:widowControl/>
+              <w:suppressLineNumbers w:val="0"/>
+              <w:kinsoku/>
+              <w:wordWrap/>
+              <w:overflowPunct/>
+              <w:topLinePunct w:val="0"/>
+              <w:autoSpaceDE/>
+              <w:autoSpaceDN/>
+              <w:bidi w:val="0"/>
+              <w:adjustRightInd/>
+              <w:snapToGrid/>
+              <w:spacing w:beforeAutospacing="0" w:afterAutospacing="0" w:line="240" w:lineRule="auto"/>
+              <w:ind w:left="0" w:right="0" w:firstLine="0"/>
+              <w:jc w:val="left"/>
+              <w:textAlignment w:val="auto"/>
+              <w:rPr>
+                <w:b/>
+                <w:bCs/>
+                <w:color w:val="000000"/>
+                <w:sz w:val="24"/>
+                <w:szCs w:val="24"/>
+              </w:rPr>
+            </w:pPr>
+            <w:r>
+              <w:rPr>
+                <w:rFonts w:ascii="宋体" w:hAnsi="宋体" w:eastAsia="宋体" w:cs="宋体"/>
+                <w:b/>
+                <w:bCs/>
+                <w:color w:val="000000"/>
+                <w:kern w:val="0"/>
+                <w:sz w:val="24"/>
+                <w:szCs w:val="24"/>
+                <w:lang w:val="en-US" w:eastAsia="zh-CN" w:bidi="ar"/>
+              </w:rPr>
+              <w:t>结果</w:t>
+            </w:r>
+          </w:p>
+        </w:tc>
+      </w:tr>
+      <w:tr>
+        <w:tblPrEx>
+          <w:tblBorders>
+            <w:top w:val="none" w:color="auto" w:sz="0" w:space="0"/>
+            <w:left w:val="none" w:color="auto" w:sz="0" w:space="0"/>
+            <w:bottom w:val="none" w:color="auto" w:sz="0" w:space="0"/>
+            <w:right w:val="none" w:color="auto" w:sz="0" w:space="0"/>
+            <w:insideH w:val="none" w:color="auto" w:sz="0" w:space="0"/>
+            <w:insideV w:val="none" w:color="auto" w:sz="0" w:space="0"/>
+          </w:tblBorders>
+          <w:tblCellMar>
+            <w:top w:w="0" w:type="dxa"/>
+            <w:left w:w="0" w:type="dxa"/>
+            <w:bottom w:w="0" w:type="dxa"/>
+            <w:right w:w="0" w:type="dxa"/>
+          </w:tblCellMar>
+        </w:tblPrEx>
+        <w:trPr>
+          <w:tblCellSpacing w:w="15" w:type="dxa"/>
+        </w:trPr>
+        <w:tc>
+          <w:tcPr>
+            <w:tcW w:w="0" w:type="auto"/>
+            <w:shd w:val="clear" w:color="auto" w:fill="auto"/>
+            <w:vAlign w:val="center"/>
+          </w:tcPr>
+          <w:p>
+            <w:pPr>
+              <w:keepNext w:val="0"/>
+              <w:keepLines w:val="0"/>
+              <w:pageBreakBefore w:val="0"/>
+              <w:widowControl/>
+              <w:suppressLineNumbers w:val="0"/>
+              <w:kinsoku/>
+              <w:wordWrap/>
+              <w:overflowPunct/>
+              <w:topLinePunct w:val="0"/>
+              <w:autoSpaceDE/>
+              <w:autoSpaceDN/>
+              <w:bidi w:val="0"/>
+              <w:adjustRightInd/>
+              <w:snapToGrid/>
+              <w:spacing w:beforeAutospacing="0" w:afterAutospacing="0" w:line="240" w:lineRule="auto"/>
+              <w:ind w:left="0" w:right="0" w:firstLine="0"/>
+              <w:jc w:val="left"/>
+              <w:textAlignment w:val="auto"/>
+              <w:rPr>
+                <w:color w:val="000000"/>
+                <w:sz w:val="24"/>
+                <w:szCs w:val="24"/>
+              </w:rPr>
+            </w:pPr>
+            <w:r>
+              <w:rPr>
+                <w:rFonts w:ascii="宋体" w:hAnsi="宋体" w:eastAsia="宋体" w:cs="宋体"/>
+                <w:color w:val="000000"/>
+                <w:kern w:val="0"/>
+                <w:sz w:val="24"/>
+                <w:szCs w:val="24"/>
+                <w:lang w:val="en-US" w:eastAsia="zh-CN" w:bidi="ar"/>
+              </w:rPr>
+              <w:t>+</w:t>
+            </w:r>
+          </w:p>
+        </w:tc>
+        <w:tc>
+          <w:tcPr>
+            <w:tcW w:w="0" w:type="auto"/>
+            <w:shd w:val="clear" w:color="auto" w:fill="auto"/>
+            <w:vAlign w:val="center"/>
+          </w:tcPr>
+          <w:p>
+            <w:pPr>
+              <w:keepNext w:val="0"/>
+              <w:keepLines w:val="0"/>
+              <w:pageBreakBefore w:val="0"/>
+              <w:widowControl/>
+              <w:suppressLineNumbers w:val="0"/>
+              <w:kinsoku/>
+              <w:wordWrap/>
+              <w:overflowPunct/>
+              <w:topLinePunct w:val="0"/>
+              <w:autoSpaceDE/>
+              <w:autoSpaceDN/>
+              <w:bidi w:val="0"/>
+              <w:adjustRightInd/>
+              <w:snapToGrid/>
+              <w:spacing w:beforeAutospacing="0" w:afterAutospacing="0" w:line="240" w:lineRule="auto"/>
+              <w:ind w:left="0" w:right="0" w:firstLine="0"/>
+              <w:jc w:val="left"/>
+              <w:textAlignment w:val="auto"/>
+              <w:rPr>
+                <w:color w:val="000000"/>
+                <w:sz w:val="24"/>
+                <w:szCs w:val="24"/>
+              </w:rPr>
+            </w:pPr>
+            <w:r>
+              <w:rPr>
+                <w:rFonts w:ascii="宋体" w:hAnsi="宋体" w:eastAsia="宋体" w:cs="宋体"/>
+                <w:color w:val="000000"/>
+                <w:kern w:val="0"/>
+                <w:sz w:val="24"/>
+                <w:szCs w:val="24"/>
+                <w:lang w:val="en-US" w:eastAsia="zh-CN" w:bidi="ar"/>
+              </w:rPr>
+              <w:t>正号</w:t>
+            </w:r>
+          </w:p>
+        </w:tc>
+        <w:tc>
+          <w:tcPr>
+            <w:tcW w:w="0" w:type="auto"/>
+            <w:shd w:val="clear" w:color="auto" w:fill="auto"/>
+            <w:vAlign w:val="center"/>
+          </w:tcPr>
+          <w:p>
+            <w:pPr>
+              <w:keepNext w:val="0"/>
+              <w:keepLines w:val="0"/>
+              <w:pageBreakBefore w:val="0"/>
+              <w:widowControl/>
+              <w:suppressLineNumbers w:val="0"/>
+              <w:kinsoku/>
+              <w:wordWrap/>
+              <w:overflowPunct/>
+              <w:topLinePunct w:val="0"/>
+              <w:autoSpaceDE/>
+              <w:autoSpaceDN/>
+              <w:bidi w:val="0"/>
+              <w:adjustRightInd/>
+              <w:snapToGrid/>
+              <w:spacing w:beforeAutospacing="0" w:afterAutospacing="0" w:line="240" w:lineRule="auto"/>
+              <w:ind w:left="0" w:right="0" w:firstLine="0"/>
+              <w:jc w:val="left"/>
+              <w:textAlignment w:val="auto"/>
+              <w:rPr>
+                <w:color w:val="000000"/>
+                <w:sz w:val="24"/>
+                <w:szCs w:val="24"/>
+              </w:rPr>
+            </w:pPr>
+            <w:r>
+              <w:rPr>
+                <w:rFonts w:ascii="宋体" w:hAnsi="宋体" w:eastAsia="宋体" w:cs="宋体"/>
+                <w:color w:val="000000"/>
+                <w:kern w:val="0"/>
+                <w:sz w:val="24"/>
+                <w:szCs w:val="24"/>
+                <w:lang w:val="en-US" w:eastAsia="zh-CN" w:bidi="ar"/>
+              </w:rPr>
+              <w:t>+3</w:t>
+            </w:r>
+          </w:p>
+        </w:tc>
+        <w:tc>
+          <w:tcPr>
+            <w:tcW w:w="0" w:type="auto"/>
+            <w:shd w:val="clear" w:color="auto" w:fill="auto"/>
+            <w:vAlign w:val="center"/>
+          </w:tcPr>
+          <w:p>
+            <w:pPr>
+              <w:keepNext w:val="0"/>
+              <w:keepLines w:val="0"/>
+              <w:pageBreakBefore w:val="0"/>
+              <w:widowControl/>
+              <w:suppressLineNumbers w:val="0"/>
+              <w:kinsoku/>
+              <w:wordWrap/>
+              <w:overflowPunct/>
+              <w:topLinePunct w:val="0"/>
+              <w:autoSpaceDE/>
+              <w:autoSpaceDN/>
+              <w:bidi w:val="0"/>
+              <w:adjustRightInd/>
+              <w:snapToGrid/>
+              <w:spacing w:beforeAutospacing="0" w:afterAutospacing="0" w:line="240" w:lineRule="auto"/>
+              <w:ind w:left="0" w:right="0" w:firstLine="0"/>
+              <w:jc w:val="left"/>
+              <w:textAlignment w:val="auto"/>
+              <w:rPr>
+                <w:color w:val="000000"/>
+                <w:sz w:val="24"/>
+                <w:szCs w:val="24"/>
+              </w:rPr>
+            </w:pPr>
+            <w:r>
+              <w:rPr>
+                <w:rFonts w:ascii="宋体" w:hAnsi="宋体" w:eastAsia="宋体" w:cs="宋体"/>
+                <w:color w:val="000000"/>
+                <w:kern w:val="0"/>
+                <w:sz w:val="24"/>
+                <w:szCs w:val="24"/>
+                <w:lang w:val="en-US" w:eastAsia="zh-CN" w:bidi="ar"/>
+              </w:rPr>
+              <w:t>3</w:t>
+            </w:r>
+          </w:p>
+        </w:tc>
+      </w:tr>
+      <w:tr>
+        <w:tblPrEx>
+          <w:tblBorders>
+            <w:top w:val="none" w:color="auto" w:sz="0" w:space="0"/>
+            <w:left w:val="none" w:color="auto" w:sz="0" w:space="0"/>
+            <w:bottom w:val="none" w:color="auto" w:sz="0" w:space="0"/>
+            <w:right w:val="none" w:color="auto" w:sz="0" w:space="0"/>
+            <w:insideH w:val="none" w:color="auto" w:sz="0" w:space="0"/>
+            <w:insideV w:val="none" w:color="auto" w:sz="0" w:space="0"/>
+          </w:tblBorders>
+          <w:shd w:val="clear" w:color="auto" w:fill="auto"/>
+          <w:tblCellMar>
+            <w:top w:w="0" w:type="dxa"/>
+            <w:left w:w="0" w:type="dxa"/>
+            <w:bottom w:w="0" w:type="dxa"/>
+            <w:right w:w="0" w:type="dxa"/>
+          </w:tblCellMar>
+        </w:tblPrEx>
+        <w:trPr>
+          <w:tblCellSpacing w:w="15" w:type="dxa"/>
+        </w:trPr>
+        <w:tc>
+          <w:tcPr>
+            <w:tcW w:w="0" w:type="auto"/>
+            <w:shd w:val="clear" w:color="auto" w:fill="auto"/>
+            <w:vAlign w:val="center"/>
+          </w:tcPr>
+          <w:p>
+            <w:pPr>
+              <w:keepNext w:val="0"/>
+              <w:keepLines w:val="0"/>
+              <w:pageBreakBefore w:val="0"/>
+              <w:widowControl/>
+              <w:suppressLineNumbers w:val="0"/>
+              <w:kinsoku/>
+              <w:wordWrap/>
+              <w:overflowPunct/>
+              <w:topLinePunct w:val="0"/>
+              <w:autoSpaceDE/>
+              <w:autoSpaceDN/>
+              <w:bidi w:val="0"/>
+              <w:adjustRightInd/>
+              <w:snapToGrid/>
+              <w:spacing w:beforeAutospacing="0" w:afterAutospacing="0" w:line="240" w:lineRule="auto"/>
+              <w:ind w:left="0" w:right="0" w:firstLine="0"/>
+              <w:jc w:val="left"/>
+              <w:textAlignment w:val="auto"/>
+              <w:rPr>
+                <w:color w:val="000000"/>
+                <w:sz w:val="24"/>
+                <w:szCs w:val="24"/>
+              </w:rPr>
+            </w:pPr>
+            <w:r>
+              <w:rPr>
+                <w:rFonts w:ascii="宋体" w:hAnsi="宋体" w:eastAsia="宋体" w:cs="宋体"/>
+                <w:color w:val="000000"/>
+                <w:kern w:val="0"/>
+                <w:sz w:val="24"/>
+                <w:szCs w:val="24"/>
+                <w:lang w:val="en-US" w:eastAsia="zh-CN" w:bidi="ar"/>
+              </w:rPr>
+              <w:t>-</w:t>
+            </w:r>
+          </w:p>
+        </w:tc>
+        <w:tc>
+          <w:tcPr>
+            <w:tcW w:w="0" w:type="auto"/>
+            <w:shd w:val="clear" w:color="auto" w:fill="auto"/>
+            <w:vAlign w:val="center"/>
+          </w:tcPr>
+          <w:p>
+            <w:pPr>
+              <w:keepNext w:val="0"/>
+              <w:keepLines w:val="0"/>
+              <w:pageBreakBefore w:val="0"/>
+              <w:widowControl/>
+              <w:suppressLineNumbers w:val="0"/>
+              <w:kinsoku/>
+              <w:wordWrap/>
+              <w:overflowPunct/>
+              <w:topLinePunct w:val="0"/>
+              <w:autoSpaceDE/>
+              <w:autoSpaceDN/>
+              <w:bidi w:val="0"/>
+              <w:adjustRightInd/>
+              <w:snapToGrid/>
+              <w:spacing w:beforeAutospacing="0" w:afterAutospacing="0" w:line="240" w:lineRule="auto"/>
+              <w:ind w:left="0" w:right="0" w:firstLine="0"/>
+              <w:jc w:val="left"/>
+              <w:textAlignment w:val="auto"/>
+              <w:rPr>
+                <w:color w:val="000000"/>
+                <w:sz w:val="24"/>
+                <w:szCs w:val="24"/>
+              </w:rPr>
+            </w:pPr>
+            <w:r>
+              <w:rPr>
+                <w:rFonts w:ascii="宋体" w:hAnsi="宋体" w:eastAsia="宋体" w:cs="宋体"/>
+                <w:color w:val="000000"/>
+                <w:kern w:val="0"/>
+                <w:sz w:val="24"/>
+                <w:szCs w:val="24"/>
+                <w:lang w:val="en-US" w:eastAsia="zh-CN" w:bidi="ar"/>
+              </w:rPr>
+              <w:t>负号</w:t>
+            </w:r>
+          </w:p>
+        </w:tc>
+        <w:tc>
+          <w:tcPr>
+            <w:tcW w:w="0" w:type="auto"/>
+            <w:shd w:val="clear" w:color="auto" w:fill="auto"/>
+            <w:vAlign w:val="center"/>
+          </w:tcPr>
+          <w:p>
+            <w:pPr>
+              <w:keepNext w:val="0"/>
+              <w:keepLines w:val="0"/>
+              <w:pageBreakBefore w:val="0"/>
+              <w:widowControl/>
+              <w:suppressLineNumbers w:val="0"/>
+              <w:kinsoku/>
+              <w:wordWrap/>
+              <w:overflowPunct/>
+              <w:topLinePunct w:val="0"/>
+              <w:autoSpaceDE/>
+              <w:autoSpaceDN/>
+              <w:bidi w:val="0"/>
+              <w:adjustRightInd/>
+              <w:snapToGrid/>
+              <w:spacing w:beforeAutospacing="0" w:afterAutospacing="0" w:line="240" w:lineRule="auto"/>
+              <w:ind w:left="0" w:right="0" w:firstLine="0"/>
+              <w:jc w:val="left"/>
+              <w:textAlignment w:val="auto"/>
+              <w:rPr>
+                <w:color w:val="000000"/>
+                <w:sz w:val="24"/>
+                <w:szCs w:val="24"/>
+              </w:rPr>
+            </w:pPr>
+            <w:r>
+              <w:rPr>
+                <w:rFonts w:ascii="宋体" w:hAnsi="宋体" w:eastAsia="宋体" w:cs="宋体"/>
+                <w:color w:val="000000"/>
+                <w:kern w:val="0"/>
+                <w:sz w:val="24"/>
+                <w:szCs w:val="24"/>
+                <w:lang w:val="en-US" w:eastAsia="zh-CN" w:bidi="ar"/>
+              </w:rPr>
+              <w:t>-3</w:t>
+            </w:r>
+          </w:p>
+        </w:tc>
+        <w:tc>
+          <w:tcPr>
+            <w:tcW w:w="0" w:type="auto"/>
+            <w:shd w:val="clear" w:color="auto" w:fill="auto"/>
+            <w:vAlign w:val="center"/>
+          </w:tcPr>
+          <w:p>
+            <w:pPr>
+              <w:keepNext w:val="0"/>
+              <w:keepLines w:val="0"/>
+              <w:pageBreakBefore w:val="0"/>
+              <w:widowControl/>
+              <w:suppressLineNumbers w:val="0"/>
+              <w:kinsoku/>
+              <w:wordWrap/>
+              <w:overflowPunct/>
+              <w:topLinePunct w:val="0"/>
+              <w:autoSpaceDE/>
+              <w:autoSpaceDN/>
+              <w:bidi w:val="0"/>
+              <w:adjustRightInd/>
+              <w:snapToGrid/>
+              <w:spacing w:beforeAutospacing="0" w:afterAutospacing="0" w:line="240" w:lineRule="auto"/>
+              <w:ind w:left="0" w:right="0" w:firstLine="0"/>
+              <w:jc w:val="left"/>
+              <w:textAlignment w:val="auto"/>
+              <w:rPr>
+                <w:color w:val="000000"/>
+                <w:sz w:val="24"/>
+                <w:szCs w:val="24"/>
+              </w:rPr>
+            </w:pPr>
+            <w:r>
+              <w:rPr>
+                <w:rFonts w:ascii="宋体" w:hAnsi="宋体" w:eastAsia="宋体" w:cs="宋体"/>
+                <w:color w:val="000000"/>
+                <w:kern w:val="0"/>
+                <w:sz w:val="24"/>
+                <w:szCs w:val="24"/>
+                <w:lang w:val="en-US" w:eastAsia="zh-CN" w:bidi="ar"/>
+              </w:rPr>
+              <w:t>-3</w:t>
+            </w:r>
+          </w:p>
+        </w:tc>
+      </w:tr>
+      <w:tr>
+        <w:tblPrEx>
+          <w:tblBorders>
+            <w:top w:val="none" w:color="auto" w:sz="0" w:space="0"/>
+            <w:left w:val="none" w:color="auto" w:sz="0" w:space="0"/>
+            <w:bottom w:val="none" w:color="auto" w:sz="0" w:space="0"/>
+            <w:right w:val="none" w:color="auto" w:sz="0" w:space="0"/>
+            <w:insideH w:val="none" w:color="auto" w:sz="0" w:space="0"/>
+            <w:insideV w:val="none" w:color="auto" w:sz="0" w:space="0"/>
+          </w:tblBorders>
+          <w:shd w:val="clear" w:color="auto" w:fill="auto"/>
+          <w:tblCellMar>
+            <w:top w:w="0" w:type="dxa"/>
+            <w:left w:w="0" w:type="dxa"/>
+            <w:bottom w:w="0" w:type="dxa"/>
+            <w:right w:w="0" w:type="dxa"/>
+          </w:tblCellMar>
+        </w:tblPrEx>
+        <w:trPr>
+          <w:tblCellSpacing w:w="15" w:type="dxa"/>
+        </w:trPr>
+        <w:tc>
+          <w:tcPr>
+            <w:tcW w:w="0" w:type="auto"/>
+            <w:shd w:val="clear" w:color="auto" w:fill="auto"/>
+            <w:vAlign w:val="center"/>
+          </w:tcPr>
+          <w:p>
+            <w:pPr>
+              <w:keepNext w:val="0"/>
+              <w:keepLines w:val="0"/>
+              <w:pageBreakBefore w:val="0"/>
+              <w:widowControl/>
+              <w:suppressLineNumbers w:val="0"/>
+              <w:kinsoku/>
+              <w:wordWrap/>
+              <w:overflowPunct/>
+              <w:topLinePunct w:val="0"/>
+              <w:autoSpaceDE/>
+              <w:autoSpaceDN/>
+              <w:bidi w:val="0"/>
+              <w:adjustRightInd/>
+              <w:snapToGrid/>
+              <w:spacing w:beforeAutospacing="0" w:afterAutospacing="0" w:line="240" w:lineRule="auto"/>
+              <w:ind w:left="0" w:right="0" w:firstLine="0"/>
+              <w:jc w:val="left"/>
+              <w:textAlignment w:val="auto"/>
+              <w:rPr>
+                <w:color w:val="000000"/>
+                <w:sz w:val="24"/>
+                <w:szCs w:val="24"/>
+              </w:rPr>
+            </w:pPr>
+            <w:r>
+              <w:rPr>
+                <w:rFonts w:ascii="宋体" w:hAnsi="宋体" w:eastAsia="宋体" w:cs="宋体"/>
+                <w:color w:val="000000"/>
+                <w:kern w:val="0"/>
+                <w:sz w:val="24"/>
+                <w:szCs w:val="24"/>
+                <w:lang w:val="en-US" w:eastAsia="zh-CN" w:bidi="ar"/>
+              </w:rPr>
+              <w:t>+</w:t>
+            </w:r>
+          </w:p>
+        </w:tc>
+        <w:tc>
+          <w:tcPr>
+            <w:tcW w:w="0" w:type="auto"/>
+            <w:shd w:val="clear" w:color="auto" w:fill="auto"/>
+            <w:vAlign w:val="center"/>
+          </w:tcPr>
+          <w:p>
+            <w:pPr>
+              <w:keepNext w:val="0"/>
+              <w:keepLines w:val="0"/>
+              <w:pageBreakBefore w:val="0"/>
+              <w:widowControl/>
+              <w:suppressLineNumbers w:val="0"/>
+              <w:kinsoku/>
+              <w:wordWrap/>
+              <w:overflowPunct/>
+              <w:topLinePunct w:val="0"/>
+              <w:autoSpaceDE/>
+              <w:autoSpaceDN/>
+              <w:bidi w:val="0"/>
+              <w:adjustRightInd/>
+              <w:snapToGrid/>
+              <w:spacing w:beforeAutospacing="0" w:afterAutospacing="0" w:line="240" w:lineRule="auto"/>
+              <w:ind w:left="0" w:right="0" w:firstLine="0"/>
+              <w:jc w:val="left"/>
+              <w:textAlignment w:val="auto"/>
+              <w:rPr>
+                <w:color w:val="000000"/>
+                <w:sz w:val="24"/>
+                <w:szCs w:val="24"/>
+              </w:rPr>
+            </w:pPr>
+            <w:r>
+              <w:rPr>
+                <w:rFonts w:ascii="宋体" w:hAnsi="宋体" w:eastAsia="宋体" w:cs="宋体"/>
+                <w:color w:val="000000"/>
+                <w:kern w:val="0"/>
+                <w:sz w:val="24"/>
+                <w:szCs w:val="24"/>
+                <w:lang w:val="en-US" w:eastAsia="zh-CN" w:bidi="ar"/>
+              </w:rPr>
+              <w:t>加</w:t>
+            </w:r>
+          </w:p>
+        </w:tc>
+        <w:tc>
+          <w:tcPr>
+            <w:tcW w:w="0" w:type="auto"/>
+            <w:shd w:val="clear" w:color="auto" w:fill="auto"/>
+            <w:vAlign w:val="center"/>
+          </w:tcPr>
+          <w:p>
+            <w:pPr>
+              <w:keepNext w:val="0"/>
+              <w:keepLines w:val="0"/>
+              <w:pageBreakBefore w:val="0"/>
+              <w:widowControl/>
+              <w:suppressLineNumbers w:val="0"/>
+              <w:kinsoku/>
+              <w:wordWrap/>
+              <w:overflowPunct/>
+              <w:topLinePunct w:val="0"/>
+              <w:autoSpaceDE/>
+              <w:autoSpaceDN/>
+              <w:bidi w:val="0"/>
+              <w:adjustRightInd/>
+              <w:snapToGrid/>
+              <w:spacing w:beforeAutospacing="0" w:afterAutospacing="0" w:line="240" w:lineRule="auto"/>
+              <w:ind w:left="0" w:right="0" w:firstLine="0"/>
+              <w:jc w:val="left"/>
+              <w:textAlignment w:val="auto"/>
+              <w:rPr>
+                <w:color w:val="000000"/>
+                <w:sz w:val="24"/>
+                <w:szCs w:val="24"/>
+              </w:rPr>
+            </w:pPr>
+            <w:r>
+              <w:rPr>
+                <w:rFonts w:ascii="宋体" w:hAnsi="宋体" w:eastAsia="宋体" w:cs="宋体"/>
+                <w:color w:val="000000"/>
+                <w:kern w:val="0"/>
+                <w:sz w:val="24"/>
+                <w:szCs w:val="24"/>
+                <w:lang w:val="en-US" w:eastAsia="zh-CN" w:bidi="ar"/>
+              </w:rPr>
+              <w:t>10+5</w:t>
+            </w:r>
+          </w:p>
+        </w:tc>
+        <w:tc>
+          <w:tcPr>
+            <w:tcW w:w="0" w:type="auto"/>
+            <w:shd w:val="clear" w:color="auto" w:fill="auto"/>
+            <w:vAlign w:val="center"/>
+          </w:tcPr>
+          <w:p>
+            <w:pPr>
+              <w:keepNext w:val="0"/>
+              <w:keepLines w:val="0"/>
+              <w:pageBreakBefore w:val="0"/>
+              <w:widowControl/>
+              <w:suppressLineNumbers w:val="0"/>
+              <w:kinsoku/>
+              <w:wordWrap/>
+              <w:overflowPunct/>
+              <w:topLinePunct w:val="0"/>
+              <w:autoSpaceDE/>
+              <w:autoSpaceDN/>
+              <w:bidi w:val="0"/>
+              <w:adjustRightInd/>
+              <w:snapToGrid/>
+              <w:spacing w:beforeAutospacing="0" w:afterAutospacing="0" w:line="240" w:lineRule="auto"/>
+              <w:ind w:left="0" w:right="0" w:firstLine="0"/>
+              <w:jc w:val="left"/>
+              <w:textAlignment w:val="auto"/>
+              <w:rPr>
+                <w:color w:val="000000"/>
+                <w:sz w:val="24"/>
+                <w:szCs w:val="24"/>
+              </w:rPr>
+            </w:pPr>
+            <w:r>
+              <w:rPr>
+                <w:rFonts w:ascii="宋体" w:hAnsi="宋体" w:eastAsia="宋体" w:cs="宋体"/>
+                <w:color w:val="000000"/>
+                <w:kern w:val="0"/>
+                <w:sz w:val="24"/>
+                <w:szCs w:val="24"/>
+                <w:lang w:val="en-US" w:eastAsia="zh-CN" w:bidi="ar"/>
+              </w:rPr>
+              <w:t>15</w:t>
+            </w:r>
+          </w:p>
+        </w:tc>
+      </w:tr>
+      <w:tr>
+        <w:tblPrEx>
+          <w:tblBorders>
+            <w:top w:val="none" w:color="auto" w:sz="0" w:space="0"/>
+            <w:left w:val="none" w:color="auto" w:sz="0" w:space="0"/>
+            <w:bottom w:val="none" w:color="auto" w:sz="0" w:space="0"/>
+            <w:right w:val="none" w:color="auto" w:sz="0" w:space="0"/>
+            <w:insideH w:val="none" w:color="auto" w:sz="0" w:space="0"/>
+            <w:insideV w:val="none" w:color="auto" w:sz="0" w:space="0"/>
+          </w:tblBorders>
+          <w:shd w:val="clear" w:color="auto" w:fill="auto"/>
+          <w:tblCellMar>
+            <w:top w:w="0" w:type="dxa"/>
+            <w:left w:w="0" w:type="dxa"/>
+            <w:bottom w:w="0" w:type="dxa"/>
+            <w:right w:w="0" w:type="dxa"/>
+          </w:tblCellMar>
+        </w:tblPrEx>
+        <w:trPr>
+          <w:tblCellSpacing w:w="15" w:type="dxa"/>
+        </w:trPr>
+        <w:tc>
+          <w:tcPr>
+            <w:tcW w:w="0" w:type="auto"/>
+            <w:shd w:val="clear" w:color="auto" w:fill="auto"/>
+            <w:vAlign w:val="center"/>
+          </w:tcPr>
+          <w:p>
+            <w:pPr>
+              <w:keepNext w:val="0"/>
+              <w:keepLines w:val="0"/>
+              <w:pageBreakBefore w:val="0"/>
+              <w:widowControl/>
+              <w:suppressLineNumbers w:val="0"/>
+              <w:kinsoku/>
+              <w:wordWrap/>
+              <w:overflowPunct/>
+              <w:topLinePunct w:val="0"/>
+              <w:autoSpaceDE/>
+              <w:autoSpaceDN/>
+              <w:bidi w:val="0"/>
+              <w:adjustRightInd/>
+              <w:snapToGrid/>
+              <w:spacing w:beforeAutospacing="0" w:afterAutospacing="0" w:line="240" w:lineRule="auto"/>
+              <w:ind w:left="0" w:right="0" w:firstLine="0"/>
+              <w:jc w:val="left"/>
+              <w:textAlignment w:val="auto"/>
+              <w:rPr>
+                <w:color w:val="000000"/>
+                <w:sz w:val="24"/>
+                <w:szCs w:val="24"/>
+              </w:rPr>
+            </w:pPr>
+            <w:r>
+              <w:rPr>
+                <w:rFonts w:ascii="宋体" w:hAnsi="宋体" w:eastAsia="宋体" w:cs="宋体"/>
+                <w:color w:val="000000"/>
+                <w:kern w:val="0"/>
+                <w:sz w:val="24"/>
+                <w:szCs w:val="24"/>
+                <w:lang w:val="en-US" w:eastAsia="zh-CN" w:bidi="ar"/>
+              </w:rPr>
+              <w:t>-</w:t>
+            </w:r>
+          </w:p>
+        </w:tc>
+        <w:tc>
+          <w:tcPr>
+            <w:tcW w:w="0" w:type="auto"/>
+            <w:shd w:val="clear" w:color="auto" w:fill="auto"/>
+            <w:vAlign w:val="center"/>
+          </w:tcPr>
+          <w:p>
+            <w:pPr>
+              <w:keepNext w:val="0"/>
+              <w:keepLines w:val="0"/>
+              <w:pageBreakBefore w:val="0"/>
+              <w:widowControl/>
+              <w:suppressLineNumbers w:val="0"/>
+              <w:kinsoku/>
+              <w:wordWrap/>
+              <w:overflowPunct/>
+              <w:topLinePunct w:val="0"/>
+              <w:autoSpaceDE/>
+              <w:autoSpaceDN/>
+              <w:bidi w:val="0"/>
+              <w:adjustRightInd/>
+              <w:snapToGrid/>
+              <w:spacing w:beforeAutospacing="0" w:afterAutospacing="0" w:line="240" w:lineRule="auto"/>
+              <w:ind w:left="0" w:right="0" w:firstLine="0"/>
+              <w:jc w:val="left"/>
+              <w:textAlignment w:val="auto"/>
+              <w:rPr>
+                <w:color w:val="000000"/>
+                <w:sz w:val="24"/>
+                <w:szCs w:val="24"/>
+              </w:rPr>
+            </w:pPr>
+            <w:r>
+              <w:rPr>
+                <w:rFonts w:ascii="宋体" w:hAnsi="宋体" w:eastAsia="宋体" w:cs="宋体"/>
+                <w:color w:val="000000"/>
+                <w:kern w:val="0"/>
+                <w:sz w:val="24"/>
+                <w:szCs w:val="24"/>
+                <w:lang w:val="en-US" w:eastAsia="zh-CN" w:bidi="ar"/>
+              </w:rPr>
+              <w:t>减</w:t>
+            </w:r>
+          </w:p>
+        </w:tc>
+        <w:tc>
+          <w:tcPr>
+            <w:tcW w:w="0" w:type="auto"/>
+            <w:shd w:val="clear" w:color="auto" w:fill="auto"/>
+            <w:vAlign w:val="center"/>
+          </w:tcPr>
+          <w:p>
+            <w:pPr>
+              <w:keepNext w:val="0"/>
+              <w:keepLines w:val="0"/>
+              <w:pageBreakBefore w:val="0"/>
+              <w:widowControl/>
+              <w:suppressLineNumbers w:val="0"/>
+              <w:kinsoku/>
+              <w:wordWrap/>
+              <w:overflowPunct/>
+              <w:topLinePunct w:val="0"/>
+              <w:autoSpaceDE/>
+              <w:autoSpaceDN/>
+              <w:bidi w:val="0"/>
+              <w:adjustRightInd/>
+              <w:snapToGrid/>
+              <w:spacing w:beforeAutospacing="0" w:afterAutospacing="0" w:line="240" w:lineRule="auto"/>
+              <w:ind w:left="0" w:right="0" w:firstLine="0"/>
+              <w:jc w:val="left"/>
+              <w:textAlignment w:val="auto"/>
+              <w:rPr>
+                <w:color w:val="000000"/>
+                <w:sz w:val="24"/>
+                <w:szCs w:val="24"/>
+              </w:rPr>
+            </w:pPr>
+            <w:r>
+              <w:rPr>
+                <w:rFonts w:ascii="宋体" w:hAnsi="宋体" w:eastAsia="宋体" w:cs="宋体"/>
+                <w:color w:val="000000"/>
+                <w:kern w:val="0"/>
+                <w:sz w:val="24"/>
+                <w:szCs w:val="24"/>
+                <w:lang w:val="en-US" w:eastAsia="zh-CN" w:bidi="ar"/>
+              </w:rPr>
+              <w:t>10-5</w:t>
+            </w:r>
+          </w:p>
+        </w:tc>
+        <w:tc>
+          <w:tcPr>
+            <w:tcW w:w="0" w:type="auto"/>
+            <w:shd w:val="clear" w:color="auto" w:fill="auto"/>
+            <w:vAlign w:val="center"/>
+          </w:tcPr>
+          <w:p>
+            <w:pPr>
+              <w:keepNext w:val="0"/>
+              <w:keepLines w:val="0"/>
+              <w:pageBreakBefore w:val="0"/>
+              <w:widowControl/>
+              <w:suppressLineNumbers w:val="0"/>
+              <w:kinsoku/>
+              <w:wordWrap/>
+              <w:overflowPunct/>
+              <w:topLinePunct w:val="0"/>
+              <w:autoSpaceDE/>
+              <w:autoSpaceDN/>
+              <w:bidi w:val="0"/>
+              <w:adjustRightInd/>
+              <w:snapToGrid/>
+              <w:spacing w:beforeAutospacing="0" w:afterAutospacing="0" w:line="240" w:lineRule="auto"/>
+              <w:ind w:left="0" w:right="0" w:firstLine="0"/>
+              <w:jc w:val="left"/>
+              <w:textAlignment w:val="auto"/>
+              <w:rPr>
+                <w:color w:val="000000"/>
+                <w:sz w:val="24"/>
+                <w:szCs w:val="24"/>
+              </w:rPr>
+            </w:pPr>
+            <w:r>
+              <w:rPr>
+                <w:rFonts w:ascii="宋体" w:hAnsi="宋体" w:eastAsia="宋体" w:cs="宋体"/>
+                <w:color w:val="000000"/>
+                <w:kern w:val="0"/>
+                <w:sz w:val="24"/>
+                <w:szCs w:val="24"/>
+                <w:lang w:val="en-US" w:eastAsia="zh-CN" w:bidi="ar"/>
+              </w:rPr>
+              <w:t>5</w:t>
+            </w:r>
+          </w:p>
+        </w:tc>
+      </w:tr>
+      <w:tr>
+        <w:tblPrEx>
+          <w:tblBorders>
+            <w:top w:val="none" w:color="auto" w:sz="0" w:space="0"/>
+            <w:left w:val="none" w:color="auto" w:sz="0" w:space="0"/>
+            <w:bottom w:val="none" w:color="auto" w:sz="0" w:space="0"/>
+            <w:right w:val="none" w:color="auto" w:sz="0" w:space="0"/>
+            <w:insideH w:val="none" w:color="auto" w:sz="0" w:space="0"/>
+            <w:insideV w:val="none" w:color="auto" w:sz="0" w:space="0"/>
+          </w:tblBorders>
+          <w:tblCellMar>
+            <w:top w:w="0" w:type="dxa"/>
+            <w:left w:w="0" w:type="dxa"/>
+            <w:bottom w:w="0" w:type="dxa"/>
+            <w:right w:w="0" w:type="dxa"/>
+          </w:tblCellMar>
+        </w:tblPrEx>
+        <w:trPr>
+          <w:tblCellSpacing w:w="15" w:type="dxa"/>
+        </w:trPr>
+        <w:tc>
+          <w:tcPr>
+            <w:tcW w:w="0" w:type="auto"/>
+            <w:shd w:val="clear" w:color="auto" w:fill="auto"/>
+            <w:vAlign w:val="center"/>
+          </w:tcPr>
+          <w:p>
+            <w:pPr>
+              <w:keepNext w:val="0"/>
+              <w:keepLines w:val="0"/>
+              <w:pageBreakBefore w:val="0"/>
+              <w:widowControl/>
+              <w:suppressLineNumbers w:val="0"/>
+              <w:kinsoku/>
+              <w:wordWrap/>
+              <w:overflowPunct/>
+              <w:topLinePunct w:val="0"/>
+              <w:autoSpaceDE/>
+              <w:autoSpaceDN/>
+              <w:bidi w:val="0"/>
+              <w:adjustRightInd/>
+              <w:snapToGrid/>
+              <w:spacing w:beforeAutospacing="0" w:afterAutospacing="0" w:line="240" w:lineRule="auto"/>
+              <w:ind w:left="0" w:right="0" w:firstLine="0"/>
+              <w:jc w:val="left"/>
+              <w:textAlignment w:val="auto"/>
+              <w:rPr>
+                <w:color w:val="000000"/>
+                <w:sz w:val="24"/>
+                <w:szCs w:val="24"/>
+              </w:rPr>
+            </w:pPr>
+            <w:r>
+              <w:rPr>
+                <w:rFonts w:ascii="宋体" w:hAnsi="宋体" w:eastAsia="宋体" w:cs="宋体"/>
+                <w:color w:val="000000"/>
+                <w:kern w:val="0"/>
+                <w:sz w:val="24"/>
+                <w:szCs w:val="24"/>
+                <w:lang w:val="en-US" w:eastAsia="zh-CN" w:bidi="ar"/>
+              </w:rPr>
+              <w:t>*</w:t>
+            </w:r>
+          </w:p>
+        </w:tc>
+        <w:tc>
+          <w:tcPr>
+            <w:tcW w:w="0" w:type="auto"/>
+            <w:shd w:val="clear" w:color="auto" w:fill="auto"/>
+            <w:vAlign w:val="center"/>
+          </w:tcPr>
+          <w:p>
+            <w:pPr>
+              <w:keepNext w:val="0"/>
+              <w:keepLines w:val="0"/>
+              <w:pageBreakBefore w:val="0"/>
+              <w:widowControl/>
+              <w:suppressLineNumbers w:val="0"/>
+              <w:kinsoku/>
+              <w:wordWrap/>
+              <w:overflowPunct/>
+              <w:topLinePunct w:val="0"/>
+              <w:autoSpaceDE/>
+              <w:autoSpaceDN/>
+              <w:bidi w:val="0"/>
+              <w:adjustRightInd/>
+              <w:snapToGrid/>
+              <w:spacing w:beforeAutospacing="0" w:afterAutospacing="0" w:line="240" w:lineRule="auto"/>
+              <w:ind w:left="0" w:right="0" w:firstLine="0"/>
+              <w:jc w:val="left"/>
+              <w:textAlignment w:val="auto"/>
+              <w:rPr>
+                <w:color w:val="000000"/>
+                <w:sz w:val="24"/>
+                <w:szCs w:val="24"/>
+              </w:rPr>
+            </w:pPr>
+            <w:r>
+              <w:rPr>
+                <w:rFonts w:ascii="宋体" w:hAnsi="宋体" w:eastAsia="宋体" w:cs="宋体"/>
+                <w:color w:val="000000"/>
+                <w:kern w:val="0"/>
+                <w:sz w:val="24"/>
+                <w:szCs w:val="24"/>
+                <w:lang w:val="en-US" w:eastAsia="zh-CN" w:bidi="ar"/>
+              </w:rPr>
+              <w:t>乘</w:t>
+            </w:r>
+          </w:p>
+        </w:tc>
+        <w:tc>
+          <w:tcPr>
+            <w:tcW w:w="0" w:type="auto"/>
+            <w:shd w:val="clear" w:color="auto" w:fill="auto"/>
+            <w:vAlign w:val="center"/>
+          </w:tcPr>
+          <w:p>
+            <w:pPr>
+              <w:keepNext w:val="0"/>
+              <w:keepLines w:val="0"/>
+              <w:pageBreakBefore w:val="0"/>
+              <w:widowControl/>
+              <w:suppressLineNumbers w:val="0"/>
+              <w:kinsoku/>
+              <w:wordWrap/>
+              <w:overflowPunct/>
+              <w:topLinePunct w:val="0"/>
+              <w:autoSpaceDE/>
+              <w:autoSpaceDN/>
+              <w:bidi w:val="0"/>
+              <w:adjustRightInd/>
+              <w:snapToGrid/>
+              <w:spacing w:beforeAutospacing="0" w:afterAutospacing="0" w:line="240" w:lineRule="auto"/>
+              <w:ind w:left="0" w:right="0" w:firstLine="0"/>
+              <w:jc w:val="left"/>
+              <w:textAlignment w:val="auto"/>
+              <w:rPr>
+                <w:color w:val="000000"/>
+                <w:sz w:val="24"/>
+                <w:szCs w:val="24"/>
+              </w:rPr>
+            </w:pPr>
+            <w:r>
+              <w:rPr>
+                <w:rFonts w:ascii="宋体" w:hAnsi="宋体" w:eastAsia="宋体" w:cs="宋体"/>
+                <w:color w:val="000000"/>
+                <w:kern w:val="0"/>
+                <w:sz w:val="24"/>
+                <w:szCs w:val="24"/>
+                <w:lang w:val="en-US" w:eastAsia="zh-CN" w:bidi="ar"/>
+              </w:rPr>
+              <w:t>10*5</w:t>
+            </w:r>
+          </w:p>
+        </w:tc>
+        <w:tc>
+          <w:tcPr>
+            <w:tcW w:w="0" w:type="auto"/>
+            <w:shd w:val="clear" w:color="auto" w:fill="auto"/>
+            <w:vAlign w:val="center"/>
+          </w:tcPr>
+          <w:p>
+            <w:pPr>
+              <w:keepNext w:val="0"/>
+              <w:keepLines w:val="0"/>
+              <w:pageBreakBefore w:val="0"/>
+              <w:widowControl/>
+              <w:suppressLineNumbers w:val="0"/>
+              <w:kinsoku/>
+              <w:wordWrap/>
+              <w:overflowPunct/>
+              <w:topLinePunct w:val="0"/>
+              <w:autoSpaceDE/>
+              <w:autoSpaceDN/>
+              <w:bidi w:val="0"/>
+              <w:adjustRightInd/>
+              <w:snapToGrid/>
+              <w:spacing w:beforeAutospacing="0" w:afterAutospacing="0" w:line="240" w:lineRule="auto"/>
+              <w:ind w:left="0" w:right="0" w:firstLine="0"/>
+              <w:jc w:val="left"/>
+              <w:textAlignment w:val="auto"/>
+              <w:rPr>
+                <w:color w:val="000000"/>
+                <w:sz w:val="24"/>
+                <w:szCs w:val="24"/>
+              </w:rPr>
+            </w:pPr>
+            <w:r>
+              <w:rPr>
+                <w:rFonts w:ascii="宋体" w:hAnsi="宋体" w:eastAsia="宋体" w:cs="宋体"/>
+                <w:color w:val="000000"/>
+                <w:kern w:val="0"/>
+                <w:sz w:val="24"/>
+                <w:szCs w:val="24"/>
+                <w:lang w:val="en-US" w:eastAsia="zh-CN" w:bidi="ar"/>
+              </w:rPr>
+              <w:t>50</w:t>
+            </w:r>
+          </w:p>
+        </w:tc>
+      </w:tr>
+      <w:tr>
+        <w:tblPrEx>
+          <w:tblBorders>
+            <w:top w:val="none" w:color="auto" w:sz="0" w:space="0"/>
+            <w:left w:val="none" w:color="auto" w:sz="0" w:space="0"/>
+            <w:bottom w:val="none" w:color="auto" w:sz="0" w:space="0"/>
+            <w:right w:val="none" w:color="auto" w:sz="0" w:space="0"/>
+            <w:insideH w:val="none" w:color="auto" w:sz="0" w:space="0"/>
+            <w:insideV w:val="none" w:color="auto" w:sz="0" w:space="0"/>
+          </w:tblBorders>
+          <w:tblCellMar>
+            <w:top w:w="0" w:type="dxa"/>
+            <w:left w:w="0" w:type="dxa"/>
+            <w:bottom w:w="0" w:type="dxa"/>
+            <w:right w:w="0" w:type="dxa"/>
+          </w:tblCellMar>
+        </w:tblPrEx>
+        <w:trPr>
+          <w:tblCellSpacing w:w="15" w:type="dxa"/>
+        </w:trPr>
+        <w:tc>
+          <w:tcPr>
+            <w:tcW w:w="0" w:type="auto"/>
+            <w:shd w:val="clear" w:color="auto" w:fill="auto"/>
+            <w:vAlign w:val="center"/>
+          </w:tcPr>
+          <w:p>
+            <w:pPr>
+              <w:keepNext w:val="0"/>
+              <w:keepLines w:val="0"/>
+              <w:pageBreakBefore w:val="0"/>
+              <w:widowControl/>
+              <w:suppressLineNumbers w:val="0"/>
+              <w:kinsoku/>
+              <w:wordWrap/>
+              <w:overflowPunct/>
+              <w:topLinePunct w:val="0"/>
+              <w:autoSpaceDE/>
+              <w:autoSpaceDN/>
+              <w:bidi w:val="0"/>
+              <w:adjustRightInd/>
+              <w:snapToGrid/>
+              <w:spacing w:beforeAutospacing="0" w:afterAutospacing="0" w:line="240" w:lineRule="auto"/>
+              <w:ind w:left="0" w:right="0" w:firstLine="0"/>
+              <w:jc w:val="left"/>
+              <w:textAlignment w:val="auto"/>
+              <w:rPr>
+                <w:color w:val="000000"/>
+                <w:sz w:val="24"/>
+                <w:szCs w:val="24"/>
+              </w:rPr>
+            </w:pPr>
+            <w:r>
+              <w:rPr>
+                <w:rFonts w:ascii="宋体" w:hAnsi="宋体" w:eastAsia="宋体" w:cs="宋体"/>
+                <w:color w:val="000000"/>
+                <w:kern w:val="0"/>
+                <w:sz w:val="24"/>
+                <w:szCs w:val="24"/>
+                <w:lang w:val="en-US" w:eastAsia="zh-CN" w:bidi="ar"/>
+              </w:rPr>
+              <w:t>/</w:t>
+            </w:r>
+          </w:p>
+        </w:tc>
+        <w:tc>
+          <w:tcPr>
+            <w:tcW w:w="0" w:type="auto"/>
+            <w:shd w:val="clear" w:color="auto" w:fill="auto"/>
+            <w:vAlign w:val="center"/>
+          </w:tcPr>
+          <w:p>
+            <w:pPr>
+              <w:keepNext w:val="0"/>
+              <w:keepLines w:val="0"/>
+              <w:pageBreakBefore w:val="0"/>
+              <w:widowControl/>
+              <w:suppressLineNumbers w:val="0"/>
+              <w:kinsoku/>
+              <w:wordWrap/>
+              <w:overflowPunct/>
+              <w:topLinePunct w:val="0"/>
+              <w:autoSpaceDE/>
+              <w:autoSpaceDN/>
+              <w:bidi w:val="0"/>
+              <w:adjustRightInd/>
+              <w:snapToGrid/>
+              <w:spacing w:beforeAutospacing="0" w:afterAutospacing="0" w:line="240" w:lineRule="auto"/>
+              <w:ind w:left="0" w:right="0" w:firstLine="0"/>
+              <w:jc w:val="left"/>
+              <w:textAlignment w:val="auto"/>
+              <w:rPr>
+                <w:color w:val="000000"/>
+                <w:sz w:val="24"/>
+                <w:szCs w:val="24"/>
+              </w:rPr>
+            </w:pPr>
+            <w:r>
+              <w:rPr>
+                <w:rFonts w:ascii="宋体" w:hAnsi="宋体" w:eastAsia="宋体" w:cs="宋体"/>
+                <w:color w:val="000000"/>
+                <w:kern w:val="0"/>
+                <w:sz w:val="24"/>
+                <w:szCs w:val="24"/>
+                <w:lang w:val="en-US" w:eastAsia="zh-CN" w:bidi="ar"/>
+              </w:rPr>
+              <w:t>除</w:t>
+            </w:r>
+          </w:p>
+        </w:tc>
+        <w:tc>
+          <w:tcPr>
+            <w:tcW w:w="0" w:type="auto"/>
+            <w:shd w:val="clear" w:color="auto" w:fill="auto"/>
+            <w:vAlign w:val="center"/>
+          </w:tcPr>
+          <w:p>
+            <w:pPr>
+              <w:keepNext w:val="0"/>
+              <w:keepLines w:val="0"/>
+              <w:pageBreakBefore w:val="0"/>
+              <w:widowControl/>
+              <w:suppressLineNumbers w:val="0"/>
+              <w:kinsoku/>
+              <w:wordWrap/>
+              <w:overflowPunct/>
+              <w:topLinePunct w:val="0"/>
+              <w:autoSpaceDE/>
+              <w:autoSpaceDN/>
+              <w:bidi w:val="0"/>
+              <w:adjustRightInd/>
+              <w:snapToGrid/>
+              <w:spacing w:beforeAutospacing="0" w:afterAutospacing="0" w:line="240" w:lineRule="auto"/>
+              <w:ind w:left="0" w:right="0" w:firstLine="0"/>
+              <w:jc w:val="left"/>
+              <w:textAlignment w:val="auto"/>
+              <w:rPr>
+                <w:color w:val="000000"/>
+                <w:sz w:val="24"/>
+                <w:szCs w:val="24"/>
+              </w:rPr>
+            </w:pPr>
+            <w:r>
+              <w:rPr>
+                <w:rFonts w:ascii="宋体" w:hAnsi="宋体" w:eastAsia="宋体" w:cs="宋体"/>
+                <w:color w:val="000000"/>
+                <w:kern w:val="0"/>
+                <w:sz w:val="24"/>
+                <w:szCs w:val="24"/>
+                <w:lang w:val="en-US" w:eastAsia="zh-CN" w:bidi="ar"/>
+              </w:rPr>
+              <w:t>10/5</w:t>
+            </w:r>
+          </w:p>
+        </w:tc>
+        <w:tc>
+          <w:tcPr>
+            <w:tcW w:w="0" w:type="auto"/>
+            <w:shd w:val="clear" w:color="auto" w:fill="auto"/>
+            <w:vAlign w:val="center"/>
+          </w:tcPr>
+          <w:p>
+            <w:pPr>
+              <w:keepNext w:val="0"/>
+              <w:keepLines w:val="0"/>
+              <w:pageBreakBefore w:val="0"/>
+              <w:widowControl/>
+              <w:suppressLineNumbers w:val="0"/>
+              <w:kinsoku/>
+              <w:wordWrap/>
+              <w:overflowPunct/>
+              <w:topLinePunct w:val="0"/>
+              <w:autoSpaceDE/>
+              <w:autoSpaceDN/>
+              <w:bidi w:val="0"/>
+              <w:adjustRightInd/>
+              <w:snapToGrid/>
+              <w:spacing w:beforeAutospacing="0" w:afterAutospacing="0" w:line="240" w:lineRule="auto"/>
+              <w:ind w:left="0" w:right="0" w:firstLine="0"/>
+              <w:jc w:val="left"/>
+              <w:textAlignment w:val="auto"/>
+              <w:rPr>
+                <w:color w:val="000000"/>
+                <w:sz w:val="24"/>
+                <w:szCs w:val="24"/>
+              </w:rPr>
+            </w:pPr>
+            <w:r>
+              <w:rPr>
+                <w:rFonts w:ascii="宋体" w:hAnsi="宋体" w:eastAsia="宋体" w:cs="宋体"/>
+                <w:color w:val="000000"/>
+                <w:kern w:val="0"/>
+                <w:sz w:val="24"/>
+                <w:szCs w:val="24"/>
+                <w:lang w:val="en-US" w:eastAsia="zh-CN" w:bidi="ar"/>
+              </w:rPr>
+              <w:t>2</w:t>
+            </w:r>
+          </w:p>
+        </w:tc>
+      </w:tr>
+      <w:tr>
+        <w:tblPrEx>
+          <w:tblBorders>
+            <w:top w:val="none" w:color="auto" w:sz="0" w:space="0"/>
+            <w:left w:val="none" w:color="auto" w:sz="0" w:space="0"/>
+            <w:bottom w:val="none" w:color="auto" w:sz="0" w:space="0"/>
+            <w:right w:val="none" w:color="auto" w:sz="0" w:space="0"/>
+            <w:insideH w:val="none" w:color="auto" w:sz="0" w:space="0"/>
+            <w:insideV w:val="none" w:color="auto" w:sz="0" w:space="0"/>
+          </w:tblBorders>
+          <w:shd w:val="clear" w:color="auto" w:fill="auto"/>
+          <w:tblCellMar>
+            <w:top w:w="0" w:type="dxa"/>
+            <w:left w:w="0" w:type="dxa"/>
+            <w:bottom w:w="0" w:type="dxa"/>
+            <w:right w:w="0" w:type="dxa"/>
+          </w:tblCellMar>
+        </w:tblPrEx>
+        <w:trPr>
+          <w:tblCellSpacing w:w="15" w:type="dxa"/>
+        </w:trPr>
+        <w:tc>
+          <w:tcPr>
+            <w:tcW w:w="0" w:type="auto"/>
+            <w:shd w:val="clear" w:color="auto" w:fill="auto"/>
+            <w:vAlign w:val="center"/>
+          </w:tcPr>
+          <w:p>
+            <w:pPr>
+              <w:keepNext w:val="0"/>
+              <w:keepLines w:val="0"/>
+              <w:pageBreakBefore w:val="0"/>
+              <w:widowControl/>
+              <w:suppressLineNumbers w:val="0"/>
+              <w:kinsoku/>
+              <w:wordWrap/>
+              <w:overflowPunct/>
+              <w:topLinePunct w:val="0"/>
+              <w:autoSpaceDE/>
+              <w:autoSpaceDN/>
+              <w:bidi w:val="0"/>
+              <w:adjustRightInd/>
+              <w:snapToGrid/>
+              <w:spacing w:beforeAutospacing="0" w:afterAutospacing="0" w:line="240" w:lineRule="auto"/>
+              <w:ind w:left="0" w:right="0" w:firstLine="0"/>
+              <w:jc w:val="left"/>
+              <w:textAlignment w:val="auto"/>
+              <w:rPr>
+                <w:color w:val="000000"/>
+                <w:sz w:val="24"/>
+                <w:szCs w:val="24"/>
+              </w:rPr>
+            </w:pPr>
+            <w:r>
+              <w:rPr>
+                <w:rFonts w:ascii="宋体" w:hAnsi="宋体" w:eastAsia="宋体" w:cs="宋体"/>
+                <w:color w:val="000000"/>
+                <w:kern w:val="0"/>
+                <w:sz w:val="24"/>
+                <w:szCs w:val="24"/>
+                <w:lang w:val="en-US" w:eastAsia="zh-CN" w:bidi="ar"/>
+              </w:rPr>
+              <w:t>%</w:t>
+            </w:r>
+          </w:p>
+        </w:tc>
+        <w:tc>
+          <w:tcPr>
+            <w:tcW w:w="0" w:type="auto"/>
+            <w:shd w:val="clear" w:color="auto" w:fill="auto"/>
+            <w:vAlign w:val="center"/>
+          </w:tcPr>
+          <w:p>
+            <w:pPr>
+              <w:keepNext w:val="0"/>
+              <w:keepLines w:val="0"/>
+              <w:pageBreakBefore w:val="0"/>
+              <w:widowControl/>
+              <w:suppressLineNumbers w:val="0"/>
+              <w:kinsoku/>
+              <w:wordWrap/>
+              <w:overflowPunct/>
+              <w:topLinePunct w:val="0"/>
+              <w:autoSpaceDE/>
+              <w:autoSpaceDN/>
+              <w:bidi w:val="0"/>
+              <w:adjustRightInd/>
+              <w:snapToGrid/>
+              <w:spacing w:beforeAutospacing="0" w:afterAutospacing="0" w:line="240" w:lineRule="auto"/>
+              <w:ind w:left="0" w:right="0" w:firstLine="0"/>
+              <w:jc w:val="left"/>
+              <w:textAlignment w:val="auto"/>
+              <w:rPr>
+                <w:color w:val="000000"/>
+                <w:sz w:val="24"/>
+                <w:szCs w:val="24"/>
+              </w:rPr>
+            </w:pPr>
+            <w:r>
+              <w:rPr>
+                <w:rFonts w:ascii="宋体" w:hAnsi="宋体" w:eastAsia="宋体" w:cs="宋体"/>
+                <w:color w:val="000000"/>
+                <w:kern w:val="0"/>
+                <w:sz w:val="24"/>
+                <w:szCs w:val="24"/>
+                <w:lang w:val="en-US" w:eastAsia="zh-CN" w:bidi="ar"/>
+              </w:rPr>
+              <w:t>取模</w:t>
+            </w:r>
+          </w:p>
+        </w:tc>
+        <w:tc>
+          <w:tcPr>
+            <w:tcW w:w="0" w:type="auto"/>
+            <w:shd w:val="clear" w:color="auto" w:fill="auto"/>
+            <w:vAlign w:val="center"/>
+          </w:tcPr>
+          <w:p>
+            <w:pPr>
+              <w:keepNext w:val="0"/>
+              <w:keepLines w:val="0"/>
+              <w:pageBreakBefore w:val="0"/>
+              <w:widowControl/>
+              <w:suppressLineNumbers w:val="0"/>
+              <w:kinsoku/>
+              <w:wordWrap/>
+              <w:overflowPunct/>
+              <w:topLinePunct w:val="0"/>
+              <w:autoSpaceDE/>
+              <w:autoSpaceDN/>
+              <w:bidi w:val="0"/>
+              <w:adjustRightInd/>
+              <w:snapToGrid/>
+              <w:spacing w:beforeAutospacing="0" w:afterAutospacing="0" w:line="240" w:lineRule="auto"/>
+              <w:ind w:left="0" w:right="0" w:firstLine="0"/>
+              <w:jc w:val="left"/>
+              <w:textAlignment w:val="auto"/>
+              <w:rPr>
+                <w:color w:val="000000"/>
+                <w:sz w:val="24"/>
+                <w:szCs w:val="24"/>
+              </w:rPr>
+            </w:pPr>
+            <w:r>
+              <w:rPr>
+                <w:rFonts w:ascii="宋体" w:hAnsi="宋体" w:eastAsia="宋体" w:cs="宋体"/>
+                <w:color w:val="000000"/>
+                <w:kern w:val="0"/>
+                <w:sz w:val="24"/>
+                <w:szCs w:val="24"/>
+                <w:lang w:val="en-US" w:eastAsia="zh-CN" w:bidi="ar"/>
+              </w:rPr>
+              <w:t>10%3</w:t>
+            </w:r>
+          </w:p>
+        </w:tc>
+        <w:tc>
+          <w:tcPr>
+            <w:tcW w:w="0" w:type="auto"/>
+            <w:shd w:val="clear" w:color="auto" w:fill="auto"/>
+            <w:vAlign w:val="center"/>
+          </w:tcPr>
+          <w:p>
+            <w:pPr>
+              <w:keepNext w:val="0"/>
+              <w:keepLines w:val="0"/>
+              <w:pageBreakBefore w:val="0"/>
+              <w:widowControl/>
+              <w:suppressLineNumbers w:val="0"/>
+              <w:kinsoku/>
+              <w:wordWrap/>
+              <w:overflowPunct/>
+              <w:topLinePunct w:val="0"/>
+              <w:autoSpaceDE/>
+              <w:autoSpaceDN/>
+              <w:bidi w:val="0"/>
+              <w:adjustRightInd/>
+              <w:snapToGrid/>
+              <w:spacing w:beforeAutospacing="0" w:afterAutospacing="0" w:line="240" w:lineRule="auto"/>
+              <w:ind w:left="0" w:right="0" w:firstLine="0"/>
+              <w:jc w:val="left"/>
+              <w:textAlignment w:val="auto"/>
+              <w:rPr>
+                <w:color w:val="000000"/>
+                <w:sz w:val="24"/>
+                <w:szCs w:val="24"/>
+              </w:rPr>
+            </w:pPr>
+            <w:r>
+              <w:rPr>
+                <w:rFonts w:ascii="宋体" w:hAnsi="宋体" w:eastAsia="宋体" w:cs="宋体"/>
+                <w:color w:val="000000"/>
+                <w:kern w:val="0"/>
+                <w:sz w:val="24"/>
+                <w:szCs w:val="24"/>
+                <w:lang w:val="en-US" w:eastAsia="zh-CN" w:bidi="ar"/>
+              </w:rPr>
+              <w:t>1</w:t>
+            </w:r>
+          </w:p>
+        </w:tc>
+      </w:tr>
+      <w:tr>
+        <w:tblPrEx>
+          <w:tblBorders>
+            <w:top w:val="none" w:color="auto" w:sz="0" w:space="0"/>
+            <w:left w:val="none" w:color="auto" w:sz="0" w:space="0"/>
+            <w:bottom w:val="none" w:color="auto" w:sz="0" w:space="0"/>
+            <w:right w:val="none" w:color="auto" w:sz="0" w:space="0"/>
+            <w:insideH w:val="none" w:color="auto" w:sz="0" w:space="0"/>
+            <w:insideV w:val="none" w:color="auto" w:sz="0" w:space="0"/>
+          </w:tblBorders>
+          <w:shd w:val="clear" w:color="auto" w:fill="auto"/>
+          <w:tblCellMar>
+            <w:top w:w="0" w:type="dxa"/>
+            <w:left w:w="0" w:type="dxa"/>
+            <w:bottom w:w="0" w:type="dxa"/>
+            <w:right w:w="0" w:type="dxa"/>
+          </w:tblCellMar>
+        </w:tblPrEx>
+        <w:trPr>
+          <w:tblCellSpacing w:w="15" w:type="dxa"/>
+        </w:trPr>
+        <w:tc>
+          <w:tcPr>
+            <w:tcW w:w="0" w:type="auto"/>
+            <w:shd w:val="clear" w:color="auto" w:fill="auto"/>
+            <w:vAlign w:val="center"/>
+          </w:tcPr>
+          <w:p>
+            <w:pPr>
+              <w:keepNext w:val="0"/>
+              <w:keepLines w:val="0"/>
+              <w:pageBreakBefore w:val="0"/>
+              <w:widowControl/>
+              <w:suppressLineNumbers w:val="0"/>
+              <w:kinsoku/>
+              <w:wordWrap/>
+              <w:overflowPunct/>
+              <w:topLinePunct w:val="0"/>
+              <w:autoSpaceDE/>
+              <w:autoSpaceDN/>
+              <w:bidi w:val="0"/>
+              <w:adjustRightInd/>
+              <w:snapToGrid/>
+              <w:spacing w:beforeAutospacing="0" w:afterAutospacing="0" w:line="240" w:lineRule="auto"/>
+              <w:ind w:left="0" w:right="0" w:firstLine="0"/>
+              <w:jc w:val="left"/>
+              <w:textAlignment w:val="auto"/>
+              <w:rPr>
+                <w:color w:val="000000"/>
+                <w:sz w:val="24"/>
+                <w:szCs w:val="24"/>
+              </w:rPr>
+            </w:pPr>
+            <w:r>
+              <w:rPr>
+                <w:rFonts w:ascii="宋体" w:hAnsi="宋体" w:eastAsia="宋体" w:cs="宋体"/>
+                <w:color w:val="000000"/>
+                <w:kern w:val="0"/>
+                <w:sz w:val="24"/>
+                <w:szCs w:val="24"/>
+                <w:lang w:val="en-US" w:eastAsia="zh-CN" w:bidi="ar"/>
+              </w:rPr>
+              <w:t>++</w:t>
+            </w:r>
+          </w:p>
+        </w:tc>
+        <w:tc>
+          <w:tcPr>
+            <w:tcW w:w="0" w:type="auto"/>
+            <w:shd w:val="clear" w:color="auto" w:fill="auto"/>
+            <w:vAlign w:val="center"/>
+          </w:tcPr>
+          <w:p>
+            <w:pPr>
+              <w:keepNext w:val="0"/>
+              <w:keepLines w:val="0"/>
+              <w:pageBreakBefore w:val="0"/>
+              <w:widowControl/>
+              <w:suppressLineNumbers w:val="0"/>
+              <w:kinsoku/>
+              <w:wordWrap/>
+              <w:overflowPunct/>
+              <w:topLinePunct w:val="0"/>
+              <w:autoSpaceDE/>
+              <w:autoSpaceDN/>
+              <w:bidi w:val="0"/>
+              <w:adjustRightInd/>
+              <w:snapToGrid/>
+              <w:spacing w:beforeAutospacing="0" w:afterAutospacing="0" w:line="240" w:lineRule="auto"/>
+              <w:ind w:left="0" w:right="0" w:firstLine="0"/>
+              <w:jc w:val="left"/>
+              <w:textAlignment w:val="auto"/>
+              <w:rPr>
+                <w:color w:val="000000"/>
+                <w:sz w:val="24"/>
+                <w:szCs w:val="24"/>
+              </w:rPr>
+            </w:pPr>
+            <w:r>
+              <w:rPr>
+                <w:rFonts w:ascii="宋体" w:hAnsi="宋体" w:eastAsia="宋体" w:cs="宋体"/>
+                <w:color w:val="000000"/>
+                <w:kern w:val="0"/>
+                <w:sz w:val="24"/>
+                <w:szCs w:val="24"/>
+                <w:lang w:val="en-US" w:eastAsia="zh-CN" w:bidi="ar"/>
+              </w:rPr>
+              <w:t>前自增</w:t>
+            </w:r>
+          </w:p>
+        </w:tc>
+        <w:tc>
+          <w:tcPr>
+            <w:tcW w:w="0" w:type="auto"/>
+            <w:shd w:val="clear" w:color="auto" w:fill="auto"/>
+            <w:vAlign w:val="center"/>
+          </w:tcPr>
+          <w:p>
+            <w:pPr>
+              <w:keepNext w:val="0"/>
+              <w:keepLines w:val="0"/>
+              <w:pageBreakBefore w:val="0"/>
+              <w:widowControl/>
+              <w:suppressLineNumbers w:val="0"/>
+              <w:kinsoku/>
+              <w:wordWrap/>
+              <w:overflowPunct/>
+              <w:topLinePunct w:val="0"/>
+              <w:autoSpaceDE/>
+              <w:autoSpaceDN/>
+              <w:bidi w:val="0"/>
+              <w:adjustRightInd/>
+              <w:snapToGrid/>
+              <w:spacing w:beforeAutospacing="0" w:afterAutospacing="0" w:line="240" w:lineRule="auto"/>
+              <w:ind w:left="0" w:right="0" w:firstLine="0"/>
+              <w:jc w:val="left"/>
+              <w:textAlignment w:val="auto"/>
+              <w:rPr>
+                <w:color w:val="000000"/>
+                <w:sz w:val="24"/>
+                <w:szCs w:val="24"/>
+              </w:rPr>
+            </w:pPr>
+            <w:r>
+              <w:rPr>
+                <w:rFonts w:ascii="宋体" w:hAnsi="宋体" w:eastAsia="宋体" w:cs="宋体"/>
+                <w:color w:val="000000"/>
+                <w:kern w:val="0"/>
+                <w:sz w:val="24"/>
+                <w:szCs w:val="24"/>
+                <w:lang w:val="en-US" w:eastAsia="zh-CN" w:bidi="ar"/>
+              </w:rPr>
+              <w:t>a=2;b=++a;</w:t>
+            </w:r>
+          </w:p>
+        </w:tc>
+        <w:tc>
+          <w:tcPr>
+            <w:tcW w:w="0" w:type="auto"/>
+            <w:shd w:val="clear" w:color="auto" w:fill="auto"/>
+            <w:vAlign w:val="center"/>
+          </w:tcPr>
+          <w:p>
+            <w:pPr>
+              <w:keepNext w:val="0"/>
+              <w:keepLines w:val="0"/>
+              <w:pageBreakBefore w:val="0"/>
+              <w:widowControl/>
+              <w:suppressLineNumbers w:val="0"/>
+              <w:kinsoku/>
+              <w:wordWrap/>
+              <w:overflowPunct/>
+              <w:topLinePunct w:val="0"/>
+              <w:autoSpaceDE/>
+              <w:autoSpaceDN/>
+              <w:bidi w:val="0"/>
+              <w:adjustRightInd/>
+              <w:snapToGrid/>
+              <w:spacing w:beforeAutospacing="0" w:afterAutospacing="0" w:line="240" w:lineRule="auto"/>
+              <w:ind w:left="0" w:right="0" w:firstLine="0"/>
+              <w:jc w:val="left"/>
+              <w:textAlignment w:val="auto"/>
+              <w:rPr>
+                <w:color w:val="000000"/>
+                <w:sz w:val="24"/>
+                <w:szCs w:val="24"/>
+              </w:rPr>
+            </w:pPr>
+            <w:r>
+              <w:rPr>
+                <w:rFonts w:ascii="宋体" w:hAnsi="宋体" w:eastAsia="宋体" w:cs="宋体"/>
+                <w:color w:val="000000"/>
+                <w:kern w:val="0"/>
+                <w:sz w:val="24"/>
+                <w:szCs w:val="24"/>
+                <w:lang w:val="en-US" w:eastAsia="zh-CN" w:bidi="ar"/>
+              </w:rPr>
+              <w:t>a=3;b=3</w:t>
+            </w:r>
+          </w:p>
+        </w:tc>
+      </w:tr>
+      <w:tr>
+        <w:tblPrEx>
+          <w:tblBorders>
+            <w:top w:val="none" w:color="auto" w:sz="0" w:space="0"/>
+            <w:left w:val="none" w:color="auto" w:sz="0" w:space="0"/>
+            <w:bottom w:val="none" w:color="auto" w:sz="0" w:space="0"/>
+            <w:right w:val="none" w:color="auto" w:sz="0" w:space="0"/>
+            <w:insideH w:val="none" w:color="auto" w:sz="0" w:space="0"/>
+            <w:insideV w:val="none" w:color="auto" w:sz="0" w:space="0"/>
+          </w:tblBorders>
+          <w:tblCellMar>
+            <w:top w:w="0" w:type="dxa"/>
+            <w:left w:w="0" w:type="dxa"/>
+            <w:bottom w:w="0" w:type="dxa"/>
+            <w:right w:w="0" w:type="dxa"/>
+          </w:tblCellMar>
+        </w:tblPrEx>
+        <w:trPr>
+          <w:tblCellSpacing w:w="15" w:type="dxa"/>
+        </w:trPr>
+        <w:tc>
+          <w:tcPr>
+            <w:tcW w:w="0" w:type="auto"/>
+            <w:shd w:val="clear" w:color="auto" w:fill="auto"/>
+            <w:vAlign w:val="center"/>
+          </w:tcPr>
+          <w:p>
+            <w:pPr>
+              <w:keepNext w:val="0"/>
+              <w:keepLines w:val="0"/>
+              <w:pageBreakBefore w:val="0"/>
+              <w:widowControl/>
+              <w:suppressLineNumbers w:val="0"/>
+              <w:kinsoku/>
+              <w:wordWrap/>
+              <w:overflowPunct/>
+              <w:topLinePunct w:val="0"/>
+              <w:autoSpaceDE/>
+              <w:autoSpaceDN/>
+              <w:bidi w:val="0"/>
+              <w:adjustRightInd/>
+              <w:snapToGrid/>
+              <w:spacing w:beforeAutospacing="0" w:afterAutospacing="0" w:line="240" w:lineRule="auto"/>
+              <w:ind w:left="0" w:right="0" w:firstLine="0"/>
+              <w:jc w:val="left"/>
+              <w:textAlignment w:val="auto"/>
+              <w:rPr>
+                <w:color w:val="000000"/>
+                <w:sz w:val="24"/>
+                <w:szCs w:val="24"/>
+              </w:rPr>
+            </w:pPr>
+            <w:r>
+              <w:rPr>
+                <w:rFonts w:ascii="宋体" w:hAnsi="宋体" w:eastAsia="宋体" w:cs="宋体"/>
+                <w:color w:val="000000"/>
+                <w:kern w:val="0"/>
+                <w:sz w:val="24"/>
+                <w:szCs w:val="24"/>
+                <w:lang w:val="en-US" w:eastAsia="zh-CN" w:bidi="ar"/>
+              </w:rPr>
+              <w:t>++</w:t>
+            </w:r>
+          </w:p>
+        </w:tc>
+        <w:tc>
+          <w:tcPr>
+            <w:tcW w:w="0" w:type="auto"/>
+            <w:shd w:val="clear" w:color="auto" w:fill="auto"/>
+            <w:vAlign w:val="center"/>
+          </w:tcPr>
+          <w:p>
+            <w:pPr>
+              <w:keepNext w:val="0"/>
+              <w:keepLines w:val="0"/>
+              <w:pageBreakBefore w:val="0"/>
+              <w:widowControl/>
+              <w:suppressLineNumbers w:val="0"/>
+              <w:kinsoku/>
+              <w:wordWrap/>
+              <w:overflowPunct/>
+              <w:topLinePunct w:val="0"/>
+              <w:autoSpaceDE/>
+              <w:autoSpaceDN/>
+              <w:bidi w:val="0"/>
+              <w:adjustRightInd/>
+              <w:snapToGrid/>
+              <w:spacing w:beforeAutospacing="0" w:afterAutospacing="0" w:line="240" w:lineRule="auto"/>
+              <w:ind w:left="0" w:right="0" w:firstLine="0"/>
+              <w:jc w:val="left"/>
+              <w:textAlignment w:val="auto"/>
+              <w:rPr>
+                <w:color w:val="000000"/>
+                <w:sz w:val="24"/>
+                <w:szCs w:val="24"/>
+              </w:rPr>
+            </w:pPr>
+            <w:r>
+              <w:rPr>
+                <w:rFonts w:ascii="宋体" w:hAnsi="宋体" w:eastAsia="宋体" w:cs="宋体"/>
+                <w:color w:val="000000"/>
+                <w:kern w:val="0"/>
+                <w:sz w:val="24"/>
+                <w:szCs w:val="24"/>
+                <w:lang w:val="en-US" w:eastAsia="zh-CN" w:bidi="ar"/>
+              </w:rPr>
+              <w:t>后自增</w:t>
+            </w:r>
+          </w:p>
+        </w:tc>
+        <w:tc>
+          <w:tcPr>
+            <w:tcW w:w="0" w:type="auto"/>
+            <w:shd w:val="clear" w:color="auto" w:fill="auto"/>
+            <w:vAlign w:val="center"/>
+          </w:tcPr>
+          <w:p>
+            <w:pPr>
+              <w:keepNext w:val="0"/>
+              <w:keepLines w:val="0"/>
+              <w:pageBreakBefore w:val="0"/>
+              <w:widowControl/>
+              <w:suppressLineNumbers w:val="0"/>
+              <w:kinsoku/>
+              <w:wordWrap/>
+              <w:overflowPunct/>
+              <w:topLinePunct w:val="0"/>
+              <w:autoSpaceDE/>
+              <w:autoSpaceDN/>
+              <w:bidi w:val="0"/>
+              <w:adjustRightInd/>
+              <w:snapToGrid/>
+              <w:spacing w:beforeAutospacing="0" w:afterAutospacing="0" w:line="240" w:lineRule="auto"/>
+              <w:ind w:left="0" w:right="0" w:firstLine="0"/>
+              <w:jc w:val="left"/>
+              <w:textAlignment w:val="auto"/>
+              <w:rPr>
+                <w:color w:val="000000"/>
+                <w:sz w:val="24"/>
+                <w:szCs w:val="24"/>
+              </w:rPr>
+            </w:pPr>
+            <w:r>
+              <w:rPr>
+                <w:rFonts w:ascii="宋体" w:hAnsi="宋体" w:eastAsia="宋体" w:cs="宋体"/>
+                <w:color w:val="000000"/>
+                <w:kern w:val="0"/>
+                <w:sz w:val="24"/>
+                <w:szCs w:val="24"/>
+                <w:lang w:val="en-US" w:eastAsia="zh-CN" w:bidi="ar"/>
+              </w:rPr>
+              <w:t>a=2;b=a++;</w:t>
+            </w:r>
+          </w:p>
+        </w:tc>
+        <w:tc>
+          <w:tcPr>
+            <w:tcW w:w="0" w:type="auto"/>
+            <w:shd w:val="clear" w:color="auto" w:fill="auto"/>
+            <w:vAlign w:val="center"/>
+          </w:tcPr>
+          <w:p>
+            <w:pPr>
+              <w:keepNext w:val="0"/>
+              <w:keepLines w:val="0"/>
+              <w:pageBreakBefore w:val="0"/>
+              <w:widowControl/>
+              <w:suppressLineNumbers w:val="0"/>
+              <w:kinsoku/>
+              <w:wordWrap/>
+              <w:overflowPunct/>
+              <w:topLinePunct w:val="0"/>
+              <w:autoSpaceDE/>
+              <w:autoSpaceDN/>
+              <w:bidi w:val="0"/>
+              <w:adjustRightInd/>
+              <w:snapToGrid/>
+              <w:spacing w:beforeAutospacing="0" w:afterAutospacing="0" w:line="240" w:lineRule="auto"/>
+              <w:ind w:left="0" w:right="0" w:firstLine="0"/>
+              <w:jc w:val="left"/>
+              <w:textAlignment w:val="auto"/>
+              <w:rPr>
+                <w:color w:val="000000"/>
+                <w:sz w:val="24"/>
+                <w:szCs w:val="24"/>
+              </w:rPr>
+            </w:pPr>
+            <w:r>
+              <w:rPr>
+                <w:rFonts w:ascii="宋体" w:hAnsi="宋体" w:eastAsia="宋体" w:cs="宋体"/>
+                <w:color w:val="000000"/>
+                <w:kern w:val="0"/>
+                <w:sz w:val="24"/>
+                <w:szCs w:val="24"/>
+                <w:lang w:val="en-US" w:eastAsia="zh-CN" w:bidi="ar"/>
+              </w:rPr>
+              <w:t>a=3;b=2</w:t>
+            </w:r>
+          </w:p>
+        </w:tc>
+      </w:tr>
+      <w:tr>
+        <w:tblPrEx>
+          <w:tblBorders>
+            <w:top w:val="none" w:color="auto" w:sz="0" w:space="0"/>
+            <w:left w:val="none" w:color="auto" w:sz="0" w:space="0"/>
+            <w:bottom w:val="none" w:color="auto" w:sz="0" w:space="0"/>
+            <w:right w:val="none" w:color="auto" w:sz="0" w:space="0"/>
+            <w:insideH w:val="none" w:color="auto" w:sz="0" w:space="0"/>
+            <w:insideV w:val="none" w:color="auto" w:sz="0" w:space="0"/>
+          </w:tblBorders>
+          <w:tblCellMar>
+            <w:top w:w="0" w:type="dxa"/>
+            <w:left w:w="0" w:type="dxa"/>
+            <w:bottom w:w="0" w:type="dxa"/>
+            <w:right w:w="0" w:type="dxa"/>
+          </w:tblCellMar>
+        </w:tblPrEx>
+        <w:trPr>
+          <w:tblCellSpacing w:w="15" w:type="dxa"/>
+        </w:trPr>
+        <w:tc>
+          <w:tcPr>
+            <w:tcW w:w="0" w:type="auto"/>
+            <w:shd w:val="clear" w:color="auto" w:fill="auto"/>
+            <w:vAlign w:val="center"/>
+          </w:tcPr>
+          <w:p>
+            <w:pPr>
+              <w:keepNext w:val="0"/>
+              <w:keepLines w:val="0"/>
+              <w:pageBreakBefore w:val="0"/>
+              <w:widowControl/>
+              <w:suppressLineNumbers w:val="0"/>
+              <w:kinsoku/>
+              <w:wordWrap/>
+              <w:overflowPunct/>
+              <w:topLinePunct w:val="0"/>
+              <w:autoSpaceDE/>
+              <w:autoSpaceDN/>
+              <w:bidi w:val="0"/>
+              <w:adjustRightInd/>
+              <w:snapToGrid/>
+              <w:spacing w:beforeAutospacing="0" w:afterAutospacing="0" w:line="240" w:lineRule="auto"/>
+              <w:ind w:left="0" w:right="0" w:firstLine="0"/>
+              <w:jc w:val="left"/>
+              <w:textAlignment w:val="auto"/>
+              <w:rPr>
+                <w:color w:val="000000"/>
+                <w:sz w:val="24"/>
+                <w:szCs w:val="24"/>
+              </w:rPr>
+            </w:pPr>
+            <w:r>
+              <w:rPr>
+                <w:rFonts w:ascii="宋体" w:hAnsi="宋体" w:eastAsia="宋体" w:cs="宋体"/>
+                <w:color w:val="000000"/>
+                <w:kern w:val="0"/>
+                <w:sz w:val="24"/>
+                <w:szCs w:val="24"/>
+                <w:lang w:val="en-US" w:eastAsia="zh-CN" w:bidi="ar"/>
+              </w:rPr>
+              <w:t>--</w:t>
+            </w:r>
+          </w:p>
+        </w:tc>
+        <w:tc>
+          <w:tcPr>
+            <w:tcW w:w="0" w:type="auto"/>
+            <w:shd w:val="clear" w:color="auto" w:fill="auto"/>
+            <w:vAlign w:val="center"/>
+          </w:tcPr>
+          <w:p>
+            <w:pPr>
+              <w:keepNext w:val="0"/>
+              <w:keepLines w:val="0"/>
+              <w:pageBreakBefore w:val="0"/>
+              <w:widowControl/>
+              <w:suppressLineNumbers w:val="0"/>
+              <w:kinsoku/>
+              <w:wordWrap/>
+              <w:overflowPunct/>
+              <w:topLinePunct w:val="0"/>
+              <w:autoSpaceDE/>
+              <w:autoSpaceDN/>
+              <w:bidi w:val="0"/>
+              <w:adjustRightInd/>
+              <w:snapToGrid/>
+              <w:spacing w:beforeAutospacing="0" w:afterAutospacing="0" w:line="240" w:lineRule="auto"/>
+              <w:ind w:left="0" w:right="0" w:firstLine="0"/>
+              <w:jc w:val="left"/>
+              <w:textAlignment w:val="auto"/>
+              <w:rPr>
+                <w:color w:val="000000"/>
+                <w:sz w:val="24"/>
+                <w:szCs w:val="24"/>
+              </w:rPr>
+            </w:pPr>
+            <w:r>
+              <w:rPr>
+                <w:rFonts w:ascii="宋体" w:hAnsi="宋体" w:eastAsia="宋体" w:cs="宋体"/>
+                <w:color w:val="000000"/>
+                <w:kern w:val="0"/>
+                <w:sz w:val="24"/>
+                <w:szCs w:val="24"/>
+                <w:lang w:val="en-US" w:eastAsia="zh-CN" w:bidi="ar"/>
+              </w:rPr>
+              <w:t>前自减</w:t>
+            </w:r>
+          </w:p>
+        </w:tc>
+        <w:tc>
+          <w:tcPr>
+            <w:tcW w:w="0" w:type="auto"/>
+            <w:shd w:val="clear" w:color="auto" w:fill="auto"/>
+            <w:vAlign w:val="center"/>
+          </w:tcPr>
+          <w:p>
+            <w:pPr>
+              <w:keepNext w:val="0"/>
+              <w:keepLines w:val="0"/>
+              <w:pageBreakBefore w:val="0"/>
+              <w:widowControl/>
+              <w:suppressLineNumbers w:val="0"/>
+              <w:kinsoku/>
+              <w:wordWrap/>
+              <w:overflowPunct/>
+              <w:topLinePunct w:val="0"/>
+              <w:autoSpaceDE/>
+              <w:autoSpaceDN/>
+              <w:bidi w:val="0"/>
+              <w:adjustRightInd/>
+              <w:snapToGrid/>
+              <w:spacing w:beforeAutospacing="0" w:afterAutospacing="0" w:line="240" w:lineRule="auto"/>
+              <w:ind w:left="0" w:right="0" w:firstLine="0"/>
+              <w:jc w:val="left"/>
+              <w:textAlignment w:val="auto"/>
+              <w:rPr>
+                <w:color w:val="000000"/>
+                <w:sz w:val="24"/>
+                <w:szCs w:val="24"/>
+              </w:rPr>
+            </w:pPr>
+            <w:r>
+              <w:rPr>
+                <w:rFonts w:ascii="宋体" w:hAnsi="宋体" w:eastAsia="宋体" w:cs="宋体"/>
+                <w:color w:val="000000"/>
+                <w:kern w:val="0"/>
+                <w:sz w:val="24"/>
+                <w:szCs w:val="24"/>
+                <w:lang w:val="en-US" w:eastAsia="zh-CN" w:bidi="ar"/>
+              </w:rPr>
+              <w:t>a=2;b=--a;</w:t>
+            </w:r>
+          </w:p>
+        </w:tc>
+        <w:tc>
+          <w:tcPr>
+            <w:tcW w:w="0" w:type="auto"/>
+            <w:shd w:val="clear" w:color="auto" w:fill="auto"/>
+            <w:vAlign w:val="center"/>
+          </w:tcPr>
+          <w:p>
+            <w:pPr>
+              <w:keepNext w:val="0"/>
+              <w:keepLines w:val="0"/>
+              <w:pageBreakBefore w:val="0"/>
+              <w:widowControl/>
+              <w:suppressLineNumbers w:val="0"/>
+              <w:kinsoku/>
+              <w:wordWrap/>
+              <w:overflowPunct/>
+              <w:topLinePunct w:val="0"/>
+              <w:autoSpaceDE/>
+              <w:autoSpaceDN/>
+              <w:bidi w:val="0"/>
+              <w:adjustRightInd/>
+              <w:snapToGrid/>
+              <w:spacing w:beforeAutospacing="0" w:afterAutospacing="0" w:line="240" w:lineRule="auto"/>
+              <w:ind w:left="0" w:right="0" w:firstLine="0"/>
+              <w:jc w:val="left"/>
+              <w:textAlignment w:val="auto"/>
+              <w:rPr>
+                <w:color w:val="000000"/>
+                <w:sz w:val="24"/>
+                <w:szCs w:val="24"/>
+              </w:rPr>
+            </w:pPr>
+            <w:r>
+              <w:rPr>
+                <w:rFonts w:ascii="宋体" w:hAnsi="宋体" w:eastAsia="宋体" w:cs="宋体"/>
+                <w:color w:val="000000"/>
+                <w:kern w:val="0"/>
+                <w:sz w:val="24"/>
+                <w:szCs w:val="24"/>
+                <w:lang w:val="en-US" w:eastAsia="zh-CN" w:bidi="ar"/>
+              </w:rPr>
+              <w:t>a=1;b=1</w:t>
+            </w:r>
+          </w:p>
+        </w:tc>
+      </w:tr>
+      <w:tr>
+        <w:tblPrEx>
+          <w:tblBorders>
+            <w:top w:val="none" w:color="auto" w:sz="0" w:space="0"/>
+            <w:left w:val="none" w:color="auto" w:sz="0" w:space="0"/>
+            <w:bottom w:val="none" w:color="auto" w:sz="0" w:space="0"/>
+            <w:right w:val="none" w:color="auto" w:sz="0" w:space="0"/>
+            <w:insideH w:val="none" w:color="auto" w:sz="0" w:space="0"/>
+            <w:insideV w:val="none" w:color="auto" w:sz="0" w:space="0"/>
+          </w:tblBorders>
+          <w:tblCellMar>
+            <w:top w:w="0" w:type="dxa"/>
+            <w:left w:w="0" w:type="dxa"/>
+            <w:bottom w:w="0" w:type="dxa"/>
+            <w:right w:w="0" w:type="dxa"/>
+          </w:tblCellMar>
+        </w:tblPrEx>
+        <w:trPr>
+          <w:tblCellSpacing w:w="15" w:type="dxa"/>
+        </w:trPr>
+        <w:tc>
+          <w:tcPr>
+            <w:tcW w:w="0" w:type="auto"/>
+            <w:shd w:val="clear" w:color="auto" w:fill="auto"/>
+            <w:vAlign w:val="center"/>
+          </w:tcPr>
+          <w:p>
+            <w:pPr>
+              <w:keepNext w:val="0"/>
+              <w:keepLines w:val="0"/>
+              <w:pageBreakBefore w:val="0"/>
+              <w:widowControl/>
+              <w:suppressLineNumbers w:val="0"/>
+              <w:kinsoku/>
+              <w:wordWrap/>
+              <w:overflowPunct/>
+              <w:topLinePunct w:val="0"/>
+              <w:autoSpaceDE/>
+              <w:autoSpaceDN/>
+              <w:bidi w:val="0"/>
+              <w:adjustRightInd/>
+              <w:snapToGrid/>
+              <w:spacing w:beforeAutospacing="0" w:afterAutospacing="0" w:line="240" w:lineRule="auto"/>
+              <w:ind w:left="0" w:right="0" w:firstLine="0"/>
+              <w:jc w:val="left"/>
+              <w:textAlignment w:val="auto"/>
+              <w:rPr>
+                <w:color w:val="000000"/>
+                <w:sz w:val="24"/>
+                <w:szCs w:val="24"/>
+              </w:rPr>
+            </w:pPr>
+            <w:r>
+              <w:rPr>
+                <w:rFonts w:ascii="宋体" w:hAnsi="宋体" w:eastAsia="宋体" w:cs="宋体"/>
+                <w:color w:val="000000"/>
+                <w:kern w:val="0"/>
+                <w:sz w:val="24"/>
+                <w:szCs w:val="24"/>
+                <w:lang w:val="en-US" w:eastAsia="zh-CN" w:bidi="ar"/>
+              </w:rPr>
+              <w:t>--</w:t>
+            </w:r>
+          </w:p>
+        </w:tc>
+        <w:tc>
+          <w:tcPr>
+            <w:tcW w:w="0" w:type="auto"/>
+            <w:shd w:val="clear" w:color="auto" w:fill="auto"/>
+            <w:vAlign w:val="center"/>
+          </w:tcPr>
+          <w:p>
+            <w:pPr>
+              <w:keepNext w:val="0"/>
+              <w:keepLines w:val="0"/>
+              <w:pageBreakBefore w:val="0"/>
+              <w:widowControl/>
+              <w:suppressLineNumbers w:val="0"/>
+              <w:kinsoku/>
+              <w:wordWrap/>
+              <w:overflowPunct/>
+              <w:topLinePunct w:val="0"/>
+              <w:autoSpaceDE/>
+              <w:autoSpaceDN/>
+              <w:bidi w:val="0"/>
+              <w:adjustRightInd/>
+              <w:snapToGrid/>
+              <w:spacing w:beforeAutospacing="0" w:afterAutospacing="0" w:line="240" w:lineRule="auto"/>
+              <w:ind w:left="0" w:right="0" w:firstLine="0"/>
+              <w:jc w:val="left"/>
+              <w:textAlignment w:val="auto"/>
+              <w:rPr>
+                <w:color w:val="000000"/>
+                <w:sz w:val="24"/>
+                <w:szCs w:val="24"/>
+              </w:rPr>
+            </w:pPr>
+            <w:r>
+              <w:rPr>
+                <w:rFonts w:ascii="宋体" w:hAnsi="宋体" w:eastAsia="宋体" w:cs="宋体"/>
+                <w:color w:val="000000"/>
+                <w:kern w:val="0"/>
+                <w:sz w:val="24"/>
+                <w:szCs w:val="24"/>
+                <w:lang w:val="en-US" w:eastAsia="zh-CN" w:bidi="ar"/>
+              </w:rPr>
+              <w:t>后自减</w:t>
+            </w:r>
+          </w:p>
+        </w:tc>
+        <w:tc>
+          <w:tcPr>
+            <w:tcW w:w="0" w:type="auto"/>
+            <w:shd w:val="clear" w:color="auto" w:fill="auto"/>
+            <w:vAlign w:val="center"/>
+          </w:tcPr>
+          <w:p>
+            <w:pPr>
+              <w:keepNext w:val="0"/>
+              <w:keepLines w:val="0"/>
+              <w:pageBreakBefore w:val="0"/>
+              <w:widowControl/>
+              <w:suppressLineNumbers w:val="0"/>
+              <w:kinsoku/>
+              <w:wordWrap/>
+              <w:overflowPunct/>
+              <w:topLinePunct w:val="0"/>
+              <w:autoSpaceDE/>
+              <w:autoSpaceDN/>
+              <w:bidi w:val="0"/>
+              <w:adjustRightInd/>
+              <w:snapToGrid/>
+              <w:spacing w:beforeAutospacing="0" w:afterAutospacing="0" w:line="240" w:lineRule="auto"/>
+              <w:ind w:left="0" w:right="0" w:firstLine="0"/>
+              <w:jc w:val="left"/>
+              <w:textAlignment w:val="auto"/>
+              <w:rPr>
+                <w:color w:val="000000"/>
+                <w:sz w:val="24"/>
+                <w:szCs w:val="24"/>
+              </w:rPr>
+            </w:pPr>
+            <w:r>
+              <w:rPr>
+                <w:rFonts w:ascii="宋体" w:hAnsi="宋体" w:eastAsia="宋体" w:cs="宋体"/>
+                <w:color w:val="000000"/>
+                <w:kern w:val="0"/>
+                <w:sz w:val="24"/>
+                <w:szCs w:val="24"/>
+                <w:lang w:val="en-US" w:eastAsia="zh-CN" w:bidi="ar"/>
+              </w:rPr>
+              <w:t>a=2;b=a--;</w:t>
+            </w:r>
+          </w:p>
+        </w:tc>
+        <w:tc>
+          <w:tcPr>
+            <w:tcW w:w="0" w:type="auto"/>
+            <w:shd w:val="clear" w:color="auto" w:fill="auto"/>
+            <w:vAlign w:val="center"/>
+          </w:tcPr>
+          <w:p>
+            <w:pPr>
+              <w:keepNext w:val="0"/>
+              <w:keepLines w:val="0"/>
+              <w:pageBreakBefore w:val="0"/>
+              <w:widowControl/>
+              <w:suppressLineNumbers w:val="0"/>
+              <w:kinsoku/>
+              <w:wordWrap/>
+              <w:overflowPunct/>
+              <w:topLinePunct w:val="0"/>
+              <w:autoSpaceDE/>
+              <w:autoSpaceDN/>
+              <w:bidi w:val="0"/>
+              <w:adjustRightInd/>
+              <w:snapToGrid/>
+              <w:spacing w:beforeAutospacing="0" w:afterAutospacing="0" w:line="240" w:lineRule="auto"/>
+              <w:ind w:left="0" w:right="0" w:firstLine="0"/>
+              <w:jc w:val="left"/>
+              <w:textAlignment w:val="auto"/>
+              <w:rPr>
+                <w:color w:val="000000"/>
+                <w:sz w:val="24"/>
+                <w:szCs w:val="24"/>
+              </w:rPr>
+            </w:pPr>
+            <w:r>
+              <w:rPr>
+                <w:rFonts w:ascii="宋体" w:hAnsi="宋体" w:eastAsia="宋体" w:cs="宋体"/>
+                <w:color w:val="000000"/>
+                <w:kern w:val="0"/>
+                <w:sz w:val="24"/>
+                <w:szCs w:val="24"/>
+                <w:lang w:val="en-US" w:eastAsia="zh-CN" w:bidi="ar"/>
+              </w:rPr>
+              <w:t>a=1;b=2</w:t>
+            </w:r>
+          </w:p>
+        </w:tc>
+      </w:tr>
+    </w:tbl>
+    <w:p>
+      <w:pPr>
+        <w:pStyle w:val="4"/>
+        <w:bidi w:val="0"/>
+      </w:pPr>
+      <w:r>
+        <w:t>（二）赋值运算符</w:t>
+      </w:r>
+    </w:p>
+    <w:p>
+      <w:pPr>
+        <w:keepNext w:val="0"/>
+        <w:keepLines w:val="0"/>
+        <w:pageBreakBefore w:val="0"/>
+        <w:widowControl/>
+        <w:suppressLineNumbers w:val="0"/>
+        <w:pBdr>
+          <w:top w:val="none" w:color="auto" w:sz="0" w:space="0"/>
+          <w:left w:val="none" w:color="auto" w:sz="0" w:space="0"/>
+          <w:bottom w:val="none" w:color="auto" w:sz="0" w:space="0"/>
+          <w:right w:val="none" w:color="auto" w:sz="0" w:space="0"/>
+        </w:pBdr>
+        <w:kinsoku/>
+        <w:wordWrap/>
+        <w:overflowPunct/>
+        <w:topLinePunct w:val="0"/>
+        <w:autoSpaceDE/>
+        <w:autoSpaceDN/>
+        <w:bidi w:val="0"/>
+        <w:adjustRightInd/>
+        <w:snapToGrid/>
+        <w:spacing w:beforeAutospacing="0" w:afterAutospacing="0" w:line="240" w:lineRule="auto"/>
+        <w:ind w:left="0" w:right="0" w:firstLine="0"/>
+        <w:jc w:val="left"/>
+        <w:textAlignment w:val="auto"/>
+        <w:rPr>
+          <w:color w:val="000000"/>
+          <w:sz w:val="24"/>
+          <w:szCs w:val="24"/>
+        </w:rPr>
+      </w:pPr>
+      <w:r>
+        <w:rPr>
+          <w:rFonts w:ascii="宋体" w:hAnsi="宋体" w:eastAsia="宋体" w:cs="宋体"/>
+          <w:color w:val="000000"/>
+          <w:kern w:val="0"/>
+          <w:sz w:val="24"/>
+          <w:szCs w:val="24"/>
+          <w:lang w:val="en-US" w:eastAsia="zh-CN" w:bidi="ar"/>
+        </w:rPr>
+        <w:t>基础赋值为</w:t>
+      </w:r>
+      <w:r>
+        <w:rPr>
+          <w:rStyle w:val="8"/>
+          <w:rFonts w:ascii="宋体" w:hAnsi="宋体" w:eastAsia="宋体" w:cs="宋体"/>
+          <w:color w:val="000000"/>
+          <w:kern w:val="0"/>
+          <w:sz w:val="24"/>
+          <w:szCs w:val="24"/>
+          <w:lang w:val="en-US" w:eastAsia="zh-CN" w:bidi="ar"/>
+        </w:rPr>
+        <w:t>=</w:t>
+      </w:r>
+      <w:r>
+        <w:rPr>
+          <w:rFonts w:ascii="宋体" w:hAnsi="宋体" w:eastAsia="宋体" w:cs="宋体"/>
+          <w:color w:val="000000"/>
+          <w:kern w:val="0"/>
+          <w:sz w:val="24"/>
+          <w:szCs w:val="24"/>
+          <w:lang w:val="en-US" w:eastAsia="zh-CN" w:bidi="ar"/>
+        </w:rPr>
+        <w:t>，复合赋值是</w:t>
+      </w:r>
+      <w:r>
+        <w:rPr>
+          <w:rStyle w:val="8"/>
+          <w:rFonts w:ascii="宋体" w:hAnsi="宋体" w:eastAsia="宋体" w:cs="宋体"/>
+          <w:color w:val="000000"/>
+          <w:kern w:val="0"/>
+          <w:sz w:val="24"/>
+          <w:szCs w:val="24"/>
+          <w:lang w:val="en-US" w:eastAsia="zh-CN" w:bidi="ar"/>
+        </w:rPr>
+        <w:t>基础运算+=/-=/*=/=/=%=</w:t>
+      </w:r>
+      <w:r>
+        <w:rPr>
+          <w:rFonts w:ascii="宋体" w:hAnsi="宋体" w:eastAsia="宋体" w:cs="宋体"/>
+          <w:color w:val="000000"/>
+          <w:kern w:val="0"/>
+          <w:sz w:val="24"/>
+          <w:szCs w:val="24"/>
+          <w:lang w:val="en-US" w:eastAsia="zh-CN" w:bidi="ar"/>
+        </w:rPr>
+        <w:t>，简化运算赋值一步操作：</w:t>
+      </w:r>
+    </w:p>
+    <w:tbl>
+      <w:tblPr>
+        <w:tblStyle w:val="5"/>
+        <w:tblW w:w="0" w:type="auto"/>
+        <w:tblCellSpacing w:w="15" w:type="dxa"/>
+        <w:tblInd w:w="0" w:type="dxa"/>
+        <w:tblBorders>
+          <w:top w:val="none" w:color="auto" w:sz="0" w:space="0"/>
+          <w:left w:val="none" w:color="auto" w:sz="0" w:space="0"/>
+          <w:bottom w:val="none" w:color="auto" w:sz="0" w:space="0"/>
+          <w:right w:val="none" w:color="auto" w:sz="0" w:space="0"/>
+          <w:insideH w:val="none" w:color="auto" w:sz="0" w:space="0"/>
+          <w:insideV w:val="none" w:color="auto" w:sz="0" w:space="0"/>
+        </w:tblBorders>
+        <w:shd w:val="clear" w:color="auto" w:fill="auto"/>
+        <w:tblLayout w:type="autofit"/>
+        <w:tblCellMar>
+          <w:top w:w="0" w:type="dxa"/>
+          <w:left w:w="0" w:type="dxa"/>
+          <w:bottom w:w="0" w:type="dxa"/>
+          <w:right w:w="0" w:type="dxa"/>
+        </w:tblCellMar>
+      </w:tblPr>
+      <w:tblGrid>
+        <w:gridCol w:w="768"/>
+        <w:gridCol w:w="750"/>
+        <w:gridCol w:w="1110"/>
+        <w:gridCol w:w="885"/>
+      </w:tblGrid>
+      <w:tr>
+        <w:tblPrEx>
+          <w:tblBorders>
+            <w:top w:val="none" w:color="auto" w:sz="0" w:space="0"/>
+            <w:left w:val="none" w:color="auto" w:sz="0" w:space="0"/>
+            <w:bottom w:val="none" w:color="auto" w:sz="0" w:space="0"/>
+            <w:right w:val="none" w:color="auto" w:sz="0" w:space="0"/>
+            <w:insideH w:val="none" w:color="auto" w:sz="0" w:space="0"/>
+            <w:insideV w:val="none" w:color="auto" w:sz="0" w:space="0"/>
+          </w:tblBorders>
+        </w:tblPrEx>
+        <w:trPr>
+          <w:tblHeader/>
+          <w:tblCellSpacing w:w="15" w:type="dxa"/>
+        </w:trPr>
+        <w:tc>
+          <w:tcPr>
+            <w:tcW w:w="0" w:type="auto"/>
+            <w:shd w:val="clear" w:color="auto" w:fill="auto"/>
+            <w:vAlign w:val="center"/>
+          </w:tcPr>
+          <w:p>
+            <w:pPr>
+              <w:keepNext w:val="0"/>
+              <w:keepLines w:val="0"/>
+              <w:pageBreakBefore w:val="0"/>
+              <w:widowControl/>
+              <w:suppressLineNumbers w:val="0"/>
+              <w:kinsoku/>
+              <w:wordWrap/>
+              <w:overflowPunct/>
+              <w:topLinePunct w:val="0"/>
+              <w:autoSpaceDE/>
+              <w:autoSpaceDN/>
+              <w:bidi w:val="0"/>
+              <w:adjustRightInd/>
+              <w:snapToGrid/>
+              <w:spacing w:beforeAutospacing="0" w:afterAutospacing="0" w:line="240" w:lineRule="auto"/>
+              <w:ind w:left="0" w:right="0" w:firstLine="0"/>
+              <w:jc w:val="left"/>
+              <w:textAlignment w:val="auto"/>
+              <w:rPr>
+                <w:b/>
+                <w:bCs/>
+                <w:color w:val="000000"/>
+                <w:sz w:val="24"/>
+                <w:szCs w:val="24"/>
+              </w:rPr>
+            </w:pPr>
+            <w:r>
+              <w:rPr>
+                <w:rFonts w:ascii="宋体" w:hAnsi="宋体" w:eastAsia="宋体" w:cs="宋体"/>
+                <w:b/>
+                <w:bCs/>
+                <w:color w:val="000000"/>
+                <w:kern w:val="0"/>
+                <w:sz w:val="24"/>
+                <w:szCs w:val="24"/>
+                <w:lang w:val="en-US" w:eastAsia="zh-CN" w:bidi="ar"/>
+              </w:rPr>
+              <w:t>运算符</w:t>
+            </w:r>
+          </w:p>
+        </w:tc>
+        <w:tc>
+          <w:tcPr>
+            <w:tcW w:w="0" w:type="auto"/>
+            <w:shd w:val="clear" w:color="auto" w:fill="auto"/>
+            <w:vAlign w:val="center"/>
+          </w:tcPr>
+          <w:p>
+            <w:pPr>
+              <w:keepNext w:val="0"/>
+              <w:keepLines w:val="0"/>
+              <w:pageBreakBefore w:val="0"/>
+              <w:widowControl/>
+              <w:suppressLineNumbers w:val="0"/>
+              <w:kinsoku/>
+              <w:wordWrap/>
+              <w:overflowPunct/>
+              <w:topLinePunct w:val="0"/>
+              <w:autoSpaceDE/>
+              <w:autoSpaceDN/>
+              <w:bidi w:val="0"/>
+              <w:adjustRightInd/>
+              <w:snapToGrid/>
+              <w:spacing w:beforeAutospacing="0" w:afterAutospacing="0" w:line="240" w:lineRule="auto"/>
+              <w:ind w:left="0" w:right="0" w:firstLine="0"/>
+              <w:jc w:val="left"/>
+              <w:textAlignment w:val="auto"/>
+              <w:rPr>
+                <w:b/>
+                <w:bCs/>
+                <w:color w:val="000000"/>
+                <w:sz w:val="24"/>
+                <w:szCs w:val="24"/>
+              </w:rPr>
+            </w:pPr>
+            <w:r>
+              <w:rPr>
+                <w:rFonts w:ascii="宋体" w:hAnsi="宋体" w:eastAsia="宋体" w:cs="宋体"/>
+                <w:b/>
+                <w:bCs/>
+                <w:color w:val="000000"/>
+                <w:kern w:val="0"/>
+                <w:sz w:val="24"/>
+                <w:szCs w:val="24"/>
+                <w:lang w:val="en-US" w:eastAsia="zh-CN" w:bidi="ar"/>
+              </w:rPr>
+              <w:t>术语</w:t>
+            </w:r>
+          </w:p>
+        </w:tc>
+        <w:tc>
+          <w:tcPr>
+            <w:tcW w:w="0" w:type="auto"/>
+            <w:shd w:val="clear" w:color="auto" w:fill="auto"/>
+            <w:vAlign w:val="center"/>
+          </w:tcPr>
+          <w:p>
+            <w:pPr>
+              <w:keepNext w:val="0"/>
+              <w:keepLines w:val="0"/>
+              <w:pageBreakBefore w:val="0"/>
+              <w:widowControl/>
+              <w:suppressLineNumbers w:val="0"/>
+              <w:kinsoku/>
+              <w:wordWrap/>
+              <w:overflowPunct/>
+              <w:topLinePunct w:val="0"/>
+              <w:autoSpaceDE/>
+              <w:autoSpaceDN/>
+              <w:bidi w:val="0"/>
+              <w:adjustRightInd/>
+              <w:snapToGrid/>
+              <w:spacing w:beforeAutospacing="0" w:afterAutospacing="0" w:line="240" w:lineRule="auto"/>
+              <w:ind w:left="0" w:right="0" w:firstLine="0"/>
+              <w:jc w:val="left"/>
+              <w:textAlignment w:val="auto"/>
+              <w:rPr>
+                <w:b/>
+                <w:bCs/>
+                <w:color w:val="000000"/>
+                <w:sz w:val="24"/>
+                <w:szCs w:val="24"/>
+              </w:rPr>
+            </w:pPr>
+            <w:r>
+              <w:rPr>
+                <w:rFonts w:ascii="宋体" w:hAnsi="宋体" w:eastAsia="宋体" w:cs="宋体"/>
+                <w:b/>
+                <w:bCs/>
+                <w:color w:val="000000"/>
+                <w:kern w:val="0"/>
+                <w:sz w:val="24"/>
+                <w:szCs w:val="24"/>
+                <w:lang w:val="en-US" w:eastAsia="zh-CN" w:bidi="ar"/>
+              </w:rPr>
+              <w:t>示例</w:t>
+            </w:r>
+          </w:p>
+        </w:tc>
+        <w:tc>
+          <w:tcPr>
+            <w:tcW w:w="0" w:type="auto"/>
+            <w:shd w:val="clear" w:color="auto" w:fill="auto"/>
+            <w:vAlign w:val="center"/>
+          </w:tcPr>
+          <w:p>
+            <w:pPr>
+              <w:keepNext w:val="0"/>
+              <w:keepLines w:val="0"/>
+              <w:pageBreakBefore w:val="0"/>
+              <w:widowControl/>
+              <w:suppressLineNumbers w:val="0"/>
+              <w:kinsoku/>
+              <w:wordWrap/>
+              <w:overflowPunct/>
+              <w:topLinePunct w:val="0"/>
+              <w:autoSpaceDE/>
+              <w:autoSpaceDN/>
+              <w:bidi w:val="0"/>
+              <w:adjustRightInd/>
+              <w:snapToGrid/>
+              <w:spacing w:beforeAutospacing="0" w:afterAutospacing="0" w:line="240" w:lineRule="auto"/>
+              <w:ind w:left="0" w:right="0" w:firstLine="0"/>
+              <w:jc w:val="left"/>
+              <w:textAlignment w:val="auto"/>
+              <w:rPr>
+                <w:b/>
+                <w:bCs/>
+                <w:color w:val="000000"/>
+                <w:sz w:val="24"/>
+                <w:szCs w:val="24"/>
+              </w:rPr>
+            </w:pPr>
+            <w:r>
+              <w:rPr>
+                <w:rFonts w:ascii="宋体" w:hAnsi="宋体" w:eastAsia="宋体" w:cs="宋体"/>
+                <w:b/>
+                <w:bCs/>
+                <w:color w:val="000000"/>
+                <w:kern w:val="0"/>
+                <w:sz w:val="24"/>
+                <w:szCs w:val="24"/>
+                <w:lang w:val="en-US" w:eastAsia="zh-CN" w:bidi="ar"/>
+              </w:rPr>
+              <w:t>结果</w:t>
+            </w:r>
+          </w:p>
+        </w:tc>
+      </w:tr>
+      <w:tr>
+        <w:tblPrEx>
+          <w:tblBorders>
+            <w:top w:val="none" w:color="auto" w:sz="0" w:space="0"/>
+            <w:left w:val="none" w:color="auto" w:sz="0" w:space="0"/>
+            <w:bottom w:val="none" w:color="auto" w:sz="0" w:space="0"/>
+            <w:right w:val="none" w:color="auto" w:sz="0" w:space="0"/>
+            <w:insideH w:val="none" w:color="auto" w:sz="0" w:space="0"/>
+            <w:insideV w:val="none" w:color="auto" w:sz="0" w:space="0"/>
+          </w:tblBorders>
+          <w:tblCellMar>
+            <w:top w:w="0" w:type="dxa"/>
+            <w:left w:w="0" w:type="dxa"/>
+            <w:bottom w:w="0" w:type="dxa"/>
+            <w:right w:w="0" w:type="dxa"/>
+          </w:tblCellMar>
+        </w:tblPrEx>
+        <w:trPr>
+          <w:tblCellSpacing w:w="15" w:type="dxa"/>
+        </w:trPr>
+        <w:tc>
+          <w:tcPr>
+            <w:tcW w:w="0" w:type="auto"/>
+            <w:shd w:val="clear" w:color="auto" w:fill="auto"/>
+            <w:vAlign w:val="center"/>
+          </w:tcPr>
+          <w:p>
+            <w:pPr>
+              <w:keepNext w:val="0"/>
+              <w:keepLines w:val="0"/>
+              <w:pageBreakBefore w:val="0"/>
+              <w:widowControl/>
+              <w:suppressLineNumbers w:val="0"/>
+              <w:kinsoku/>
+              <w:wordWrap/>
+              <w:overflowPunct/>
+              <w:topLinePunct w:val="0"/>
+              <w:autoSpaceDE/>
+              <w:autoSpaceDN/>
+              <w:bidi w:val="0"/>
+              <w:adjustRightInd/>
+              <w:snapToGrid/>
+              <w:spacing w:beforeAutospacing="0" w:afterAutospacing="0" w:line="240" w:lineRule="auto"/>
+              <w:ind w:left="0" w:right="0" w:firstLine="0"/>
+              <w:jc w:val="left"/>
+              <w:textAlignment w:val="auto"/>
+              <w:rPr>
+                <w:color w:val="000000"/>
+                <w:sz w:val="24"/>
+                <w:szCs w:val="24"/>
+              </w:rPr>
+            </w:pPr>
+            <w:r>
+              <w:rPr>
+                <w:rFonts w:ascii="宋体" w:hAnsi="宋体" w:eastAsia="宋体" w:cs="宋体"/>
+                <w:color w:val="000000"/>
+                <w:kern w:val="0"/>
+                <w:sz w:val="24"/>
+                <w:szCs w:val="24"/>
+                <w:lang w:val="en-US" w:eastAsia="zh-CN" w:bidi="ar"/>
+              </w:rPr>
+              <w:t>=</w:t>
+            </w:r>
+          </w:p>
+        </w:tc>
+        <w:tc>
+          <w:tcPr>
+            <w:tcW w:w="0" w:type="auto"/>
+            <w:shd w:val="clear" w:color="auto" w:fill="auto"/>
+            <w:vAlign w:val="center"/>
+          </w:tcPr>
+          <w:p>
+            <w:pPr>
+              <w:keepNext w:val="0"/>
+              <w:keepLines w:val="0"/>
+              <w:pageBreakBefore w:val="0"/>
+              <w:widowControl/>
+              <w:suppressLineNumbers w:val="0"/>
+              <w:kinsoku/>
+              <w:wordWrap/>
+              <w:overflowPunct/>
+              <w:topLinePunct w:val="0"/>
+              <w:autoSpaceDE/>
+              <w:autoSpaceDN/>
+              <w:bidi w:val="0"/>
+              <w:adjustRightInd/>
+              <w:snapToGrid/>
+              <w:spacing w:beforeAutospacing="0" w:afterAutospacing="0" w:line="240" w:lineRule="auto"/>
+              <w:ind w:left="0" w:right="0" w:firstLine="0"/>
+              <w:jc w:val="left"/>
+              <w:textAlignment w:val="auto"/>
+              <w:rPr>
+                <w:color w:val="000000"/>
+                <w:sz w:val="24"/>
+                <w:szCs w:val="24"/>
+              </w:rPr>
+            </w:pPr>
+            <w:r>
+              <w:rPr>
+                <w:rFonts w:ascii="宋体" w:hAnsi="宋体" w:eastAsia="宋体" w:cs="宋体"/>
+                <w:color w:val="000000"/>
+                <w:kern w:val="0"/>
+                <w:sz w:val="24"/>
+                <w:szCs w:val="24"/>
+                <w:lang w:val="en-US" w:eastAsia="zh-CN" w:bidi="ar"/>
+              </w:rPr>
+              <w:t>赋值</w:t>
+            </w:r>
+          </w:p>
+        </w:tc>
+        <w:tc>
+          <w:tcPr>
+            <w:tcW w:w="0" w:type="auto"/>
+            <w:shd w:val="clear" w:color="auto" w:fill="auto"/>
+            <w:vAlign w:val="center"/>
+          </w:tcPr>
+          <w:p>
+            <w:pPr>
+              <w:keepNext w:val="0"/>
+              <w:keepLines w:val="0"/>
+              <w:pageBreakBefore w:val="0"/>
+              <w:widowControl/>
+              <w:suppressLineNumbers w:val="0"/>
+              <w:kinsoku/>
+              <w:wordWrap/>
+              <w:overflowPunct/>
+              <w:topLinePunct w:val="0"/>
+              <w:autoSpaceDE/>
+              <w:autoSpaceDN/>
+              <w:bidi w:val="0"/>
+              <w:adjustRightInd/>
+              <w:snapToGrid/>
+              <w:spacing w:beforeAutospacing="0" w:afterAutospacing="0" w:line="240" w:lineRule="auto"/>
+              <w:ind w:left="0" w:right="0" w:firstLine="0"/>
+              <w:jc w:val="left"/>
+              <w:textAlignment w:val="auto"/>
+              <w:rPr>
+                <w:color w:val="000000"/>
+                <w:sz w:val="24"/>
+                <w:szCs w:val="24"/>
+              </w:rPr>
+            </w:pPr>
+            <w:r>
+              <w:rPr>
+                <w:rFonts w:ascii="宋体" w:hAnsi="宋体" w:eastAsia="宋体" w:cs="宋体"/>
+                <w:color w:val="000000"/>
+                <w:kern w:val="0"/>
+                <w:sz w:val="24"/>
+                <w:szCs w:val="24"/>
+                <w:lang w:val="en-US" w:eastAsia="zh-CN" w:bidi="ar"/>
+              </w:rPr>
+              <w:t>a=2;b=3;</w:t>
+            </w:r>
+          </w:p>
+        </w:tc>
+        <w:tc>
+          <w:tcPr>
+            <w:tcW w:w="0" w:type="auto"/>
+            <w:shd w:val="clear" w:color="auto" w:fill="auto"/>
+            <w:vAlign w:val="center"/>
+          </w:tcPr>
+          <w:p>
+            <w:pPr>
+              <w:keepNext w:val="0"/>
+              <w:keepLines w:val="0"/>
+              <w:pageBreakBefore w:val="0"/>
+              <w:widowControl/>
+              <w:suppressLineNumbers w:val="0"/>
+              <w:kinsoku/>
+              <w:wordWrap/>
+              <w:overflowPunct/>
+              <w:topLinePunct w:val="0"/>
+              <w:autoSpaceDE/>
+              <w:autoSpaceDN/>
+              <w:bidi w:val="0"/>
+              <w:adjustRightInd/>
+              <w:snapToGrid/>
+              <w:spacing w:beforeAutospacing="0" w:afterAutospacing="0" w:line="240" w:lineRule="auto"/>
+              <w:ind w:left="0" w:right="0" w:firstLine="0"/>
+              <w:jc w:val="left"/>
+              <w:textAlignment w:val="auto"/>
+              <w:rPr>
+                <w:color w:val="000000"/>
+                <w:sz w:val="24"/>
+                <w:szCs w:val="24"/>
+              </w:rPr>
+            </w:pPr>
+            <w:r>
+              <w:rPr>
+                <w:rFonts w:ascii="宋体" w:hAnsi="宋体" w:eastAsia="宋体" w:cs="宋体"/>
+                <w:color w:val="000000"/>
+                <w:kern w:val="0"/>
+                <w:sz w:val="24"/>
+                <w:szCs w:val="24"/>
+                <w:lang w:val="en-US" w:eastAsia="zh-CN" w:bidi="ar"/>
+              </w:rPr>
+              <w:t>a=2;b=3</w:t>
+            </w:r>
+          </w:p>
+        </w:tc>
+      </w:tr>
+      <w:tr>
+        <w:tblPrEx>
+          <w:tblBorders>
+            <w:top w:val="none" w:color="auto" w:sz="0" w:space="0"/>
+            <w:left w:val="none" w:color="auto" w:sz="0" w:space="0"/>
+            <w:bottom w:val="none" w:color="auto" w:sz="0" w:space="0"/>
+            <w:right w:val="none" w:color="auto" w:sz="0" w:space="0"/>
+            <w:insideH w:val="none" w:color="auto" w:sz="0" w:space="0"/>
+            <w:insideV w:val="none" w:color="auto" w:sz="0" w:space="0"/>
+          </w:tblBorders>
+          <w:shd w:val="clear" w:color="auto" w:fill="auto"/>
+          <w:tblCellMar>
+            <w:top w:w="0" w:type="dxa"/>
+            <w:left w:w="0" w:type="dxa"/>
+            <w:bottom w:w="0" w:type="dxa"/>
+            <w:right w:w="0" w:type="dxa"/>
+          </w:tblCellMar>
+        </w:tblPrEx>
+        <w:trPr>
+          <w:tblCellSpacing w:w="15" w:type="dxa"/>
+        </w:trPr>
+        <w:tc>
+          <w:tcPr>
+            <w:tcW w:w="0" w:type="auto"/>
+            <w:shd w:val="clear" w:color="auto" w:fill="auto"/>
+            <w:vAlign w:val="center"/>
+          </w:tcPr>
+          <w:p>
+            <w:pPr>
+              <w:keepNext w:val="0"/>
+              <w:keepLines w:val="0"/>
+              <w:pageBreakBefore w:val="0"/>
+              <w:widowControl/>
+              <w:suppressLineNumbers w:val="0"/>
+              <w:kinsoku/>
+              <w:wordWrap/>
+              <w:overflowPunct/>
+              <w:topLinePunct w:val="0"/>
+              <w:autoSpaceDE/>
+              <w:autoSpaceDN/>
+              <w:bidi w:val="0"/>
+              <w:adjustRightInd/>
+              <w:snapToGrid/>
+              <w:spacing w:beforeAutospacing="0" w:afterAutospacing="0" w:line="240" w:lineRule="auto"/>
+              <w:ind w:left="0" w:right="0" w:firstLine="0"/>
+              <w:jc w:val="left"/>
+              <w:textAlignment w:val="auto"/>
+              <w:rPr>
+                <w:color w:val="000000"/>
+                <w:sz w:val="24"/>
+                <w:szCs w:val="24"/>
+              </w:rPr>
+            </w:pPr>
+            <w:r>
+              <w:rPr>
+                <w:rFonts w:ascii="宋体" w:hAnsi="宋体" w:eastAsia="宋体" w:cs="宋体"/>
+                <w:color w:val="000000"/>
+                <w:kern w:val="0"/>
+                <w:sz w:val="24"/>
+                <w:szCs w:val="24"/>
+                <w:lang w:val="en-US" w:eastAsia="zh-CN" w:bidi="ar"/>
+              </w:rPr>
+              <w:t>+=</w:t>
+            </w:r>
+          </w:p>
+        </w:tc>
+        <w:tc>
+          <w:tcPr>
+            <w:tcW w:w="0" w:type="auto"/>
+            <w:shd w:val="clear" w:color="auto" w:fill="auto"/>
+            <w:vAlign w:val="center"/>
+          </w:tcPr>
+          <w:p>
+            <w:pPr>
+              <w:keepNext w:val="0"/>
+              <w:keepLines w:val="0"/>
+              <w:pageBreakBefore w:val="0"/>
+              <w:widowControl/>
+              <w:suppressLineNumbers w:val="0"/>
+              <w:kinsoku/>
+              <w:wordWrap/>
+              <w:overflowPunct/>
+              <w:topLinePunct w:val="0"/>
+              <w:autoSpaceDE/>
+              <w:autoSpaceDN/>
+              <w:bidi w:val="0"/>
+              <w:adjustRightInd/>
+              <w:snapToGrid/>
+              <w:spacing w:beforeAutospacing="0" w:afterAutospacing="0" w:line="240" w:lineRule="auto"/>
+              <w:ind w:left="0" w:right="0" w:firstLine="0"/>
+              <w:jc w:val="left"/>
+              <w:textAlignment w:val="auto"/>
+              <w:rPr>
+                <w:color w:val="000000"/>
+                <w:sz w:val="24"/>
+                <w:szCs w:val="24"/>
+              </w:rPr>
+            </w:pPr>
+            <w:r>
+              <w:rPr>
+                <w:rFonts w:ascii="宋体" w:hAnsi="宋体" w:eastAsia="宋体" w:cs="宋体"/>
+                <w:color w:val="000000"/>
+                <w:kern w:val="0"/>
+                <w:sz w:val="24"/>
+                <w:szCs w:val="24"/>
+                <w:lang w:val="en-US" w:eastAsia="zh-CN" w:bidi="ar"/>
+              </w:rPr>
+              <w:t>加等于</w:t>
+            </w:r>
+          </w:p>
+        </w:tc>
+        <w:tc>
+          <w:tcPr>
+            <w:tcW w:w="0" w:type="auto"/>
+            <w:shd w:val="clear" w:color="auto" w:fill="auto"/>
+            <w:vAlign w:val="center"/>
+          </w:tcPr>
+          <w:p>
+            <w:pPr>
+              <w:keepNext w:val="0"/>
+              <w:keepLines w:val="0"/>
+              <w:pageBreakBefore w:val="0"/>
+              <w:widowControl/>
+              <w:suppressLineNumbers w:val="0"/>
+              <w:kinsoku/>
+              <w:wordWrap/>
+              <w:overflowPunct/>
+              <w:topLinePunct w:val="0"/>
+              <w:autoSpaceDE/>
+              <w:autoSpaceDN/>
+              <w:bidi w:val="0"/>
+              <w:adjustRightInd/>
+              <w:snapToGrid/>
+              <w:spacing w:beforeAutospacing="0" w:afterAutospacing="0" w:line="240" w:lineRule="auto"/>
+              <w:ind w:left="0" w:right="0" w:firstLine="0"/>
+              <w:jc w:val="left"/>
+              <w:textAlignment w:val="auto"/>
+              <w:rPr>
+                <w:color w:val="000000"/>
+                <w:sz w:val="24"/>
+                <w:szCs w:val="24"/>
+              </w:rPr>
+            </w:pPr>
+            <w:r>
+              <w:rPr>
+                <w:rFonts w:ascii="宋体" w:hAnsi="宋体" w:eastAsia="宋体" w:cs="宋体"/>
+                <w:color w:val="000000"/>
+                <w:kern w:val="0"/>
+                <w:sz w:val="24"/>
+                <w:szCs w:val="24"/>
+                <w:lang w:val="en-US" w:eastAsia="zh-CN" w:bidi="ar"/>
+              </w:rPr>
+              <w:t>a=0;a+=2;</w:t>
+            </w:r>
+          </w:p>
+        </w:tc>
+        <w:tc>
+          <w:tcPr>
+            <w:tcW w:w="0" w:type="auto"/>
+            <w:shd w:val="clear" w:color="auto" w:fill="auto"/>
+            <w:vAlign w:val="center"/>
+          </w:tcPr>
+          <w:p>
+            <w:pPr>
+              <w:keepNext w:val="0"/>
+              <w:keepLines w:val="0"/>
+              <w:pageBreakBefore w:val="0"/>
+              <w:widowControl/>
+              <w:suppressLineNumbers w:val="0"/>
+              <w:kinsoku/>
+              <w:wordWrap/>
+              <w:overflowPunct/>
+              <w:topLinePunct w:val="0"/>
+              <w:autoSpaceDE/>
+              <w:autoSpaceDN/>
+              <w:bidi w:val="0"/>
+              <w:adjustRightInd/>
+              <w:snapToGrid/>
+              <w:spacing w:beforeAutospacing="0" w:afterAutospacing="0" w:line="240" w:lineRule="auto"/>
+              <w:ind w:left="0" w:right="0" w:firstLine="0"/>
+              <w:jc w:val="left"/>
+              <w:textAlignment w:val="auto"/>
+              <w:rPr>
+                <w:color w:val="000000"/>
+                <w:sz w:val="24"/>
+                <w:szCs w:val="24"/>
+              </w:rPr>
+            </w:pPr>
+            <w:r>
+              <w:rPr>
+                <w:rFonts w:ascii="宋体" w:hAnsi="宋体" w:eastAsia="宋体" w:cs="宋体"/>
+                <w:color w:val="000000"/>
+                <w:kern w:val="0"/>
+                <w:sz w:val="24"/>
+                <w:szCs w:val="24"/>
+                <w:lang w:val="en-US" w:eastAsia="zh-CN" w:bidi="ar"/>
+              </w:rPr>
+              <w:t>a=2</w:t>
+            </w:r>
+          </w:p>
+        </w:tc>
+      </w:tr>
+      <w:tr>
+        <w:tblPrEx>
+          <w:tblBorders>
+            <w:top w:val="none" w:color="auto" w:sz="0" w:space="0"/>
+            <w:left w:val="none" w:color="auto" w:sz="0" w:space="0"/>
+            <w:bottom w:val="none" w:color="auto" w:sz="0" w:space="0"/>
+            <w:right w:val="none" w:color="auto" w:sz="0" w:space="0"/>
+            <w:insideH w:val="none" w:color="auto" w:sz="0" w:space="0"/>
+            <w:insideV w:val="none" w:color="auto" w:sz="0" w:space="0"/>
+          </w:tblBorders>
+          <w:shd w:val="clear" w:color="auto" w:fill="auto"/>
+          <w:tblCellMar>
+            <w:top w:w="0" w:type="dxa"/>
+            <w:left w:w="0" w:type="dxa"/>
+            <w:bottom w:w="0" w:type="dxa"/>
+            <w:right w:w="0" w:type="dxa"/>
+          </w:tblCellMar>
+        </w:tblPrEx>
+        <w:trPr>
+          <w:tblCellSpacing w:w="15" w:type="dxa"/>
+        </w:trPr>
+        <w:tc>
+          <w:tcPr>
+            <w:tcW w:w="0" w:type="auto"/>
+            <w:shd w:val="clear" w:color="auto" w:fill="auto"/>
+            <w:vAlign w:val="center"/>
+          </w:tcPr>
+          <w:p>
+            <w:pPr>
+              <w:keepNext w:val="0"/>
+              <w:keepLines w:val="0"/>
+              <w:pageBreakBefore w:val="0"/>
+              <w:widowControl/>
+              <w:suppressLineNumbers w:val="0"/>
+              <w:kinsoku/>
+              <w:wordWrap/>
+              <w:overflowPunct/>
+              <w:topLinePunct w:val="0"/>
+              <w:autoSpaceDE/>
+              <w:autoSpaceDN/>
+              <w:bidi w:val="0"/>
+              <w:adjustRightInd/>
+              <w:snapToGrid/>
+              <w:spacing w:beforeAutospacing="0" w:afterAutospacing="0" w:line="240" w:lineRule="auto"/>
+              <w:ind w:left="0" w:right="0" w:firstLine="0"/>
+              <w:jc w:val="left"/>
+              <w:textAlignment w:val="auto"/>
+              <w:rPr>
+                <w:color w:val="000000"/>
+                <w:sz w:val="24"/>
+                <w:szCs w:val="24"/>
+              </w:rPr>
+            </w:pPr>
+            <w:r>
+              <w:rPr>
+                <w:rFonts w:ascii="宋体" w:hAnsi="宋体" w:eastAsia="宋体" w:cs="宋体"/>
+                <w:color w:val="000000"/>
+                <w:kern w:val="0"/>
+                <w:sz w:val="24"/>
+                <w:szCs w:val="24"/>
+                <w:lang w:val="en-US" w:eastAsia="zh-CN" w:bidi="ar"/>
+              </w:rPr>
+              <w:t>-=</w:t>
+            </w:r>
+          </w:p>
+        </w:tc>
+        <w:tc>
+          <w:tcPr>
+            <w:tcW w:w="0" w:type="auto"/>
+            <w:shd w:val="clear" w:color="auto" w:fill="auto"/>
+            <w:vAlign w:val="center"/>
+          </w:tcPr>
+          <w:p>
+            <w:pPr>
+              <w:keepNext w:val="0"/>
+              <w:keepLines w:val="0"/>
+              <w:pageBreakBefore w:val="0"/>
+              <w:widowControl/>
+              <w:suppressLineNumbers w:val="0"/>
+              <w:kinsoku/>
+              <w:wordWrap/>
+              <w:overflowPunct/>
+              <w:topLinePunct w:val="0"/>
+              <w:autoSpaceDE/>
+              <w:autoSpaceDN/>
+              <w:bidi w:val="0"/>
+              <w:adjustRightInd/>
+              <w:snapToGrid/>
+              <w:spacing w:beforeAutospacing="0" w:afterAutospacing="0" w:line="240" w:lineRule="auto"/>
+              <w:ind w:left="0" w:right="0" w:firstLine="0"/>
+              <w:jc w:val="left"/>
+              <w:textAlignment w:val="auto"/>
+              <w:rPr>
+                <w:color w:val="000000"/>
+                <w:sz w:val="24"/>
+                <w:szCs w:val="24"/>
+              </w:rPr>
+            </w:pPr>
+            <w:r>
+              <w:rPr>
+                <w:rFonts w:ascii="宋体" w:hAnsi="宋体" w:eastAsia="宋体" w:cs="宋体"/>
+                <w:color w:val="000000"/>
+                <w:kern w:val="0"/>
+                <w:sz w:val="24"/>
+                <w:szCs w:val="24"/>
+                <w:lang w:val="en-US" w:eastAsia="zh-CN" w:bidi="ar"/>
+              </w:rPr>
+              <w:t>减等于</w:t>
+            </w:r>
+          </w:p>
+        </w:tc>
+        <w:tc>
+          <w:tcPr>
+            <w:tcW w:w="0" w:type="auto"/>
+            <w:shd w:val="clear" w:color="auto" w:fill="auto"/>
+            <w:vAlign w:val="center"/>
+          </w:tcPr>
+          <w:p>
+            <w:pPr>
+              <w:keepNext w:val="0"/>
+              <w:keepLines w:val="0"/>
+              <w:pageBreakBefore w:val="0"/>
+              <w:widowControl/>
+              <w:suppressLineNumbers w:val="0"/>
+              <w:kinsoku/>
+              <w:wordWrap/>
+              <w:overflowPunct/>
+              <w:topLinePunct w:val="0"/>
+              <w:autoSpaceDE/>
+              <w:autoSpaceDN/>
+              <w:bidi w:val="0"/>
+              <w:adjustRightInd/>
+              <w:snapToGrid/>
+              <w:spacing w:beforeAutospacing="0" w:afterAutospacing="0" w:line="240" w:lineRule="auto"/>
+              <w:ind w:left="0" w:right="0" w:firstLine="0"/>
+              <w:jc w:val="left"/>
+              <w:textAlignment w:val="auto"/>
+              <w:rPr>
+                <w:color w:val="000000"/>
+                <w:sz w:val="24"/>
+                <w:szCs w:val="24"/>
+              </w:rPr>
+            </w:pPr>
+            <w:r>
+              <w:rPr>
+                <w:rFonts w:ascii="宋体" w:hAnsi="宋体" w:eastAsia="宋体" w:cs="宋体"/>
+                <w:color w:val="000000"/>
+                <w:kern w:val="0"/>
+                <w:sz w:val="24"/>
+                <w:szCs w:val="24"/>
+                <w:lang w:val="en-US" w:eastAsia="zh-CN" w:bidi="ar"/>
+              </w:rPr>
+              <w:t>a=5;a-=3;</w:t>
+            </w:r>
+          </w:p>
+        </w:tc>
+        <w:tc>
+          <w:tcPr>
+            <w:tcW w:w="0" w:type="auto"/>
+            <w:shd w:val="clear" w:color="auto" w:fill="auto"/>
+            <w:vAlign w:val="center"/>
+          </w:tcPr>
+          <w:p>
+            <w:pPr>
+              <w:keepNext w:val="0"/>
+              <w:keepLines w:val="0"/>
+              <w:pageBreakBefore w:val="0"/>
+              <w:widowControl/>
+              <w:suppressLineNumbers w:val="0"/>
+              <w:kinsoku/>
+              <w:wordWrap/>
+              <w:overflowPunct/>
+              <w:topLinePunct w:val="0"/>
+              <w:autoSpaceDE/>
+              <w:autoSpaceDN/>
+              <w:bidi w:val="0"/>
+              <w:adjustRightInd/>
+              <w:snapToGrid/>
+              <w:spacing w:beforeAutospacing="0" w:afterAutospacing="0" w:line="240" w:lineRule="auto"/>
+              <w:ind w:left="0" w:right="0" w:firstLine="0"/>
+              <w:jc w:val="left"/>
+              <w:textAlignment w:val="auto"/>
+              <w:rPr>
+                <w:color w:val="000000"/>
+                <w:sz w:val="24"/>
+                <w:szCs w:val="24"/>
+              </w:rPr>
+            </w:pPr>
+            <w:r>
+              <w:rPr>
+                <w:rFonts w:ascii="宋体" w:hAnsi="宋体" w:eastAsia="宋体" w:cs="宋体"/>
+                <w:color w:val="000000"/>
+                <w:kern w:val="0"/>
+                <w:sz w:val="24"/>
+                <w:szCs w:val="24"/>
+                <w:lang w:val="en-US" w:eastAsia="zh-CN" w:bidi="ar"/>
+              </w:rPr>
+              <w:t>a=2</w:t>
+            </w:r>
+          </w:p>
+        </w:tc>
+      </w:tr>
+      <w:tr>
+        <w:tblPrEx>
+          <w:tblBorders>
+            <w:top w:val="none" w:color="auto" w:sz="0" w:space="0"/>
+            <w:left w:val="none" w:color="auto" w:sz="0" w:space="0"/>
+            <w:bottom w:val="none" w:color="auto" w:sz="0" w:space="0"/>
+            <w:right w:val="none" w:color="auto" w:sz="0" w:space="0"/>
+            <w:insideH w:val="none" w:color="auto" w:sz="0" w:space="0"/>
+            <w:insideV w:val="none" w:color="auto" w:sz="0" w:space="0"/>
+          </w:tblBorders>
+          <w:shd w:val="clear" w:color="auto" w:fill="auto"/>
+          <w:tblCellMar>
+            <w:top w:w="0" w:type="dxa"/>
+            <w:left w:w="0" w:type="dxa"/>
+            <w:bottom w:w="0" w:type="dxa"/>
+            <w:right w:w="0" w:type="dxa"/>
+          </w:tblCellMar>
+        </w:tblPrEx>
+        <w:trPr>
+          <w:tblCellSpacing w:w="15" w:type="dxa"/>
+        </w:trPr>
+        <w:tc>
+          <w:tcPr>
+            <w:tcW w:w="0" w:type="auto"/>
+            <w:shd w:val="clear" w:color="auto" w:fill="auto"/>
+            <w:vAlign w:val="center"/>
+          </w:tcPr>
+          <w:p>
+            <w:pPr>
+              <w:keepNext w:val="0"/>
+              <w:keepLines w:val="0"/>
+              <w:pageBreakBefore w:val="0"/>
+              <w:widowControl/>
+              <w:suppressLineNumbers w:val="0"/>
+              <w:kinsoku/>
+              <w:wordWrap/>
+              <w:overflowPunct/>
+              <w:topLinePunct w:val="0"/>
+              <w:autoSpaceDE/>
+              <w:autoSpaceDN/>
+              <w:bidi w:val="0"/>
+              <w:adjustRightInd/>
+              <w:snapToGrid/>
+              <w:spacing w:beforeAutospacing="0" w:afterAutospacing="0" w:line="240" w:lineRule="auto"/>
+              <w:ind w:left="0" w:right="0" w:firstLine="0"/>
+              <w:jc w:val="left"/>
+              <w:textAlignment w:val="auto"/>
+              <w:rPr>
+                <w:color w:val="000000"/>
+                <w:sz w:val="24"/>
+                <w:szCs w:val="24"/>
+              </w:rPr>
+            </w:pPr>
+            <w:r>
+              <w:rPr>
+                <w:rFonts w:ascii="宋体" w:hAnsi="宋体" w:eastAsia="宋体" w:cs="宋体"/>
+                <w:color w:val="000000"/>
+                <w:kern w:val="0"/>
+                <w:sz w:val="24"/>
+                <w:szCs w:val="24"/>
+                <w:lang w:val="en-US" w:eastAsia="zh-CN" w:bidi="ar"/>
+              </w:rPr>
+              <w:t>*=</w:t>
+            </w:r>
+          </w:p>
+        </w:tc>
+        <w:tc>
+          <w:tcPr>
+            <w:tcW w:w="0" w:type="auto"/>
+            <w:shd w:val="clear" w:color="auto" w:fill="auto"/>
+            <w:vAlign w:val="center"/>
+          </w:tcPr>
+          <w:p>
+            <w:pPr>
+              <w:keepNext w:val="0"/>
+              <w:keepLines w:val="0"/>
+              <w:pageBreakBefore w:val="0"/>
+              <w:widowControl/>
+              <w:suppressLineNumbers w:val="0"/>
+              <w:kinsoku/>
+              <w:wordWrap/>
+              <w:overflowPunct/>
+              <w:topLinePunct w:val="0"/>
+              <w:autoSpaceDE/>
+              <w:autoSpaceDN/>
+              <w:bidi w:val="0"/>
+              <w:adjustRightInd/>
+              <w:snapToGrid/>
+              <w:spacing w:beforeAutospacing="0" w:afterAutospacing="0" w:line="240" w:lineRule="auto"/>
+              <w:ind w:left="0" w:right="0" w:firstLine="0"/>
+              <w:jc w:val="left"/>
+              <w:textAlignment w:val="auto"/>
+              <w:rPr>
+                <w:color w:val="000000"/>
+                <w:sz w:val="24"/>
+                <w:szCs w:val="24"/>
+              </w:rPr>
+            </w:pPr>
+            <w:r>
+              <w:rPr>
+                <w:rFonts w:ascii="宋体" w:hAnsi="宋体" w:eastAsia="宋体" w:cs="宋体"/>
+                <w:color w:val="000000"/>
+                <w:kern w:val="0"/>
+                <w:sz w:val="24"/>
+                <w:szCs w:val="24"/>
+                <w:lang w:val="en-US" w:eastAsia="zh-CN" w:bidi="ar"/>
+              </w:rPr>
+              <w:t>乘等于</w:t>
+            </w:r>
+          </w:p>
+        </w:tc>
+        <w:tc>
+          <w:tcPr>
+            <w:tcW w:w="0" w:type="auto"/>
+            <w:shd w:val="clear" w:color="auto" w:fill="auto"/>
+            <w:vAlign w:val="center"/>
+          </w:tcPr>
+          <w:p>
+            <w:pPr>
+              <w:keepNext w:val="0"/>
+              <w:keepLines w:val="0"/>
+              <w:pageBreakBefore w:val="0"/>
+              <w:widowControl/>
+              <w:suppressLineNumbers w:val="0"/>
+              <w:kinsoku/>
+              <w:wordWrap/>
+              <w:overflowPunct/>
+              <w:topLinePunct w:val="0"/>
+              <w:autoSpaceDE/>
+              <w:autoSpaceDN/>
+              <w:bidi w:val="0"/>
+              <w:adjustRightInd/>
+              <w:snapToGrid/>
+              <w:spacing w:beforeAutospacing="0" w:afterAutospacing="0" w:line="240" w:lineRule="auto"/>
+              <w:ind w:left="0" w:right="0" w:firstLine="0"/>
+              <w:jc w:val="left"/>
+              <w:textAlignment w:val="auto"/>
+              <w:rPr>
+                <w:color w:val="000000"/>
+                <w:sz w:val="24"/>
+                <w:szCs w:val="24"/>
+              </w:rPr>
+            </w:pPr>
+            <w:r>
+              <w:rPr>
+                <w:rFonts w:ascii="宋体" w:hAnsi="宋体" w:eastAsia="宋体" w:cs="宋体"/>
+                <w:color w:val="000000"/>
+                <w:kern w:val="0"/>
+                <w:sz w:val="24"/>
+                <w:szCs w:val="24"/>
+                <w:lang w:val="en-US" w:eastAsia="zh-CN" w:bidi="ar"/>
+              </w:rPr>
+              <w:t>a=2;a*=2;</w:t>
+            </w:r>
+          </w:p>
+        </w:tc>
+        <w:tc>
+          <w:tcPr>
+            <w:tcW w:w="0" w:type="auto"/>
+            <w:shd w:val="clear" w:color="auto" w:fill="auto"/>
+            <w:vAlign w:val="center"/>
+          </w:tcPr>
+          <w:p>
+            <w:pPr>
+              <w:keepNext w:val="0"/>
+              <w:keepLines w:val="0"/>
+              <w:pageBreakBefore w:val="0"/>
+              <w:widowControl/>
+              <w:suppressLineNumbers w:val="0"/>
+              <w:kinsoku/>
+              <w:wordWrap/>
+              <w:overflowPunct/>
+              <w:topLinePunct w:val="0"/>
+              <w:autoSpaceDE/>
+              <w:autoSpaceDN/>
+              <w:bidi w:val="0"/>
+              <w:adjustRightInd/>
+              <w:snapToGrid/>
+              <w:spacing w:beforeAutospacing="0" w:afterAutospacing="0" w:line="240" w:lineRule="auto"/>
+              <w:ind w:left="0" w:right="0" w:firstLine="0"/>
+              <w:jc w:val="left"/>
+              <w:textAlignment w:val="auto"/>
+              <w:rPr>
+                <w:color w:val="000000"/>
+                <w:sz w:val="24"/>
+                <w:szCs w:val="24"/>
+              </w:rPr>
+            </w:pPr>
+            <w:r>
+              <w:rPr>
+                <w:rFonts w:ascii="宋体" w:hAnsi="宋体" w:eastAsia="宋体" w:cs="宋体"/>
+                <w:color w:val="000000"/>
+                <w:kern w:val="0"/>
+                <w:sz w:val="24"/>
+                <w:szCs w:val="24"/>
+                <w:lang w:val="en-US" w:eastAsia="zh-CN" w:bidi="ar"/>
+              </w:rPr>
+              <w:t>a=4</w:t>
+            </w:r>
+          </w:p>
+        </w:tc>
+      </w:tr>
+      <w:tr>
+        <w:tblPrEx>
+          <w:tblBorders>
+            <w:top w:val="none" w:color="auto" w:sz="0" w:space="0"/>
+            <w:left w:val="none" w:color="auto" w:sz="0" w:space="0"/>
+            <w:bottom w:val="none" w:color="auto" w:sz="0" w:space="0"/>
+            <w:right w:val="none" w:color="auto" w:sz="0" w:space="0"/>
+            <w:insideH w:val="none" w:color="auto" w:sz="0" w:space="0"/>
+            <w:insideV w:val="none" w:color="auto" w:sz="0" w:space="0"/>
+          </w:tblBorders>
+          <w:shd w:val="clear" w:color="auto" w:fill="auto"/>
+          <w:tblCellMar>
+            <w:top w:w="0" w:type="dxa"/>
+            <w:left w:w="0" w:type="dxa"/>
+            <w:bottom w:w="0" w:type="dxa"/>
+            <w:right w:w="0" w:type="dxa"/>
+          </w:tblCellMar>
+        </w:tblPrEx>
+        <w:trPr>
+          <w:tblCellSpacing w:w="15" w:type="dxa"/>
+        </w:trPr>
+        <w:tc>
+          <w:tcPr>
+            <w:tcW w:w="0" w:type="auto"/>
+            <w:shd w:val="clear" w:color="auto" w:fill="auto"/>
+            <w:vAlign w:val="center"/>
+          </w:tcPr>
+          <w:p>
+            <w:pPr>
+              <w:keepNext w:val="0"/>
+              <w:keepLines w:val="0"/>
+              <w:pageBreakBefore w:val="0"/>
+              <w:widowControl/>
+              <w:suppressLineNumbers w:val="0"/>
+              <w:kinsoku/>
+              <w:wordWrap/>
+              <w:overflowPunct/>
+              <w:topLinePunct w:val="0"/>
+              <w:autoSpaceDE/>
+              <w:autoSpaceDN/>
+              <w:bidi w:val="0"/>
+              <w:adjustRightInd/>
+              <w:snapToGrid/>
+              <w:spacing w:beforeAutospacing="0" w:afterAutospacing="0" w:line="240" w:lineRule="auto"/>
+              <w:ind w:left="0" w:right="0" w:firstLine="0"/>
+              <w:jc w:val="left"/>
+              <w:textAlignment w:val="auto"/>
+              <w:rPr>
+                <w:color w:val="000000"/>
+                <w:sz w:val="24"/>
+                <w:szCs w:val="24"/>
+              </w:rPr>
+            </w:pPr>
+            <w:r>
+              <w:rPr>
+                <w:rFonts w:ascii="宋体" w:hAnsi="宋体" w:eastAsia="宋体" w:cs="宋体"/>
+                <w:color w:val="000000"/>
+                <w:kern w:val="0"/>
+                <w:sz w:val="24"/>
+                <w:szCs w:val="24"/>
+                <w:lang w:val="en-US" w:eastAsia="zh-CN" w:bidi="ar"/>
+              </w:rPr>
+              <w:t>/=</w:t>
+            </w:r>
+          </w:p>
+        </w:tc>
+        <w:tc>
+          <w:tcPr>
+            <w:tcW w:w="0" w:type="auto"/>
+            <w:shd w:val="clear" w:color="auto" w:fill="auto"/>
+            <w:vAlign w:val="center"/>
+          </w:tcPr>
+          <w:p>
+            <w:pPr>
+              <w:keepNext w:val="0"/>
+              <w:keepLines w:val="0"/>
+              <w:pageBreakBefore w:val="0"/>
+              <w:widowControl/>
+              <w:suppressLineNumbers w:val="0"/>
+              <w:kinsoku/>
+              <w:wordWrap/>
+              <w:overflowPunct/>
+              <w:topLinePunct w:val="0"/>
+              <w:autoSpaceDE/>
+              <w:autoSpaceDN/>
+              <w:bidi w:val="0"/>
+              <w:adjustRightInd/>
+              <w:snapToGrid/>
+              <w:spacing w:beforeAutospacing="0" w:afterAutospacing="0" w:line="240" w:lineRule="auto"/>
+              <w:ind w:left="0" w:right="0" w:firstLine="0"/>
+              <w:jc w:val="left"/>
+              <w:textAlignment w:val="auto"/>
+              <w:rPr>
+                <w:color w:val="000000"/>
+                <w:sz w:val="24"/>
+                <w:szCs w:val="24"/>
+              </w:rPr>
+            </w:pPr>
+            <w:r>
+              <w:rPr>
+                <w:rFonts w:ascii="宋体" w:hAnsi="宋体" w:eastAsia="宋体" w:cs="宋体"/>
+                <w:color w:val="000000"/>
+                <w:kern w:val="0"/>
+                <w:sz w:val="24"/>
+                <w:szCs w:val="24"/>
+                <w:lang w:val="en-US" w:eastAsia="zh-CN" w:bidi="ar"/>
+              </w:rPr>
+              <w:t>除等于</w:t>
+            </w:r>
+          </w:p>
+        </w:tc>
+        <w:tc>
+          <w:tcPr>
+            <w:tcW w:w="0" w:type="auto"/>
+            <w:shd w:val="clear" w:color="auto" w:fill="auto"/>
+            <w:vAlign w:val="center"/>
+          </w:tcPr>
+          <w:p>
+            <w:pPr>
+              <w:keepNext w:val="0"/>
+              <w:keepLines w:val="0"/>
+              <w:pageBreakBefore w:val="0"/>
+              <w:widowControl/>
+              <w:suppressLineNumbers w:val="0"/>
+              <w:kinsoku/>
+              <w:wordWrap/>
+              <w:overflowPunct/>
+              <w:topLinePunct w:val="0"/>
+              <w:autoSpaceDE/>
+              <w:autoSpaceDN/>
+              <w:bidi w:val="0"/>
+              <w:adjustRightInd/>
+              <w:snapToGrid/>
+              <w:spacing w:beforeAutospacing="0" w:afterAutospacing="0" w:line="240" w:lineRule="auto"/>
+              <w:ind w:left="0" w:right="0" w:firstLine="0"/>
+              <w:jc w:val="left"/>
+              <w:textAlignment w:val="auto"/>
+              <w:rPr>
+                <w:color w:val="000000"/>
+                <w:sz w:val="24"/>
+                <w:szCs w:val="24"/>
+              </w:rPr>
+            </w:pPr>
+            <w:r>
+              <w:rPr>
+                <w:rFonts w:ascii="宋体" w:hAnsi="宋体" w:eastAsia="宋体" w:cs="宋体"/>
+                <w:color w:val="000000"/>
+                <w:kern w:val="0"/>
+                <w:sz w:val="24"/>
+                <w:szCs w:val="24"/>
+                <w:lang w:val="en-US" w:eastAsia="zh-CN" w:bidi="ar"/>
+              </w:rPr>
+              <w:t>a=4;a/=2;</w:t>
+            </w:r>
+          </w:p>
+        </w:tc>
+        <w:tc>
+          <w:tcPr>
+            <w:tcW w:w="0" w:type="auto"/>
+            <w:shd w:val="clear" w:color="auto" w:fill="auto"/>
+            <w:vAlign w:val="center"/>
+          </w:tcPr>
+          <w:p>
+            <w:pPr>
+              <w:keepNext w:val="0"/>
+              <w:keepLines w:val="0"/>
+              <w:pageBreakBefore w:val="0"/>
+              <w:widowControl/>
+              <w:suppressLineNumbers w:val="0"/>
+              <w:kinsoku/>
+              <w:wordWrap/>
+              <w:overflowPunct/>
+              <w:topLinePunct w:val="0"/>
+              <w:autoSpaceDE/>
+              <w:autoSpaceDN/>
+              <w:bidi w:val="0"/>
+              <w:adjustRightInd/>
+              <w:snapToGrid/>
+              <w:spacing w:beforeAutospacing="0" w:afterAutospacing="0" w:line="240" w:lineRule="auto"/>
+              <w:ind w:left="0" w:right="0" w:firstLine="0"/>
+              <w:jc w:val="left"/>
+              <w:textAlignment w:val="auto"/>
+              <w:rPr>
+                <w:color w:val="000000"/>
+                <w:sz w:val="24"/>
+                <w:szCs w:val="24"/>
+              </w:rPr>
+            </w:pPr>
+            <w:r>
+              <w:rPr>
+                <w:rFonts w:ascii="宋体" w:hAnsi="宋体" w:eastAsia="宋体" w:cs="宋体"/>
+                <w:color w:val="000000"/>
+                <w:kern w:val="0"/>
+                <w:sz w:val="24"/>
+                <w:szCs w:val="24"/>
+                <w:lang w:val="en-US" w:eastAsia="zh-CN" w:bidi="ar"/>
+              </w:rPr>
+              <w:t>a=2</w:t>
+            </w:r>
+          </w:p>
+        </w:tc>
+      </w:tr>
+      <w:tr>
+        <w:tblPrEx>
+          <w:tblBorders>
+            <w:top w:val="none" w:color="auto" w:sz="0" w:space="0"/>
+            <w:left w:val="none" w:color="auto" w:sz="0" w:space="0"/>
+            <w:bottom w:val="none" w:color="auto" w:sz="0" w:space="0"/>
+            <w:right w:val="none" w:color="auto" w:sz="0" w:space="0"/>
+            <w:insideH w:val="none" w:color="auto" w:sz="0" w:space="0"/>
+            <w:insideV w:val="none" w:color="auto" w:sz="0" w:space="0"/>
+          </w:tblBorders>
+          <w:shd w:val="clear" w:color="auto" w:fill="auto"/>
+          <w:tblCellMar>
+            <w:top w:w="0" w:type="dxa"/>
+            <w:left w:w="0" w:type="dxa"/>
+            <w:bottom w:w="0" w:type="dxa"/>
+            <w:right w:w="0" w:type="dxa"/>
+          </w:tblCellMar>
+        </w:tblPrEx>
+        <w:trPr>
+          <w:tblCellSpacing w:w="15" w:type="dxa"/>
+        </w:trPr>
+        <w:tc>
+          <w:tcPr>
+            <w:tcW w:w="0" w:type="auto"/>
+            <w:shd w:val="clear" w:color="auto" w:fill="auto"/>
+            <w:vAlign w:val="center"/>
+          </w:tcPr>
+          <w:p>
+            <w:pPr>
+              <w:keepNext w:val="0"/>
+              <w:keepLines w:val="0"/>
+              <w:pageBreakBefore w:val="0"/>
+              <w:widowControl/>
+              <w:suppressLineNumbers w:val="0"/>
+              <w:kinsoku/>
+              <w:wordWrap/>
+              <w:overflowPunct/>
+              <w:topLinePunct w:val="0"/>
+              <w:autoSpaceDE/>
+              <w:autoSpaceDN/>
+              <w:bidi w:val="0"/>
+              <w:adjustRightInd/>
+              <w:snapToGrid/>
+              <w:spacing w:beforeAutospacing="0" w:afterAutospacing="0" w:line="240" w:lineRule="auto"/>
+              <w:ind w:left="0" w:right="0" w:firstLine="0"/>
+              <w:jc w:val="left"/>
+              <w:textAlignment w:val="auto"/>
+              <w:rPr>
+                <w:color w:val="000000"/>
+                <w:sz w:val="24"/>
+                <w:szCs w:val="24"/>
+              </w:rPr>
+            </w:pPr>
+            <w:r>
+              <w:rPr>
+                <w:rFonts w:ascii="宋体" w:hAnsi="宋体" w:eastAsia="宋体" w:cs="宋体"/>
+                <w:color w:val="000000"/>
+                <w:kern w:val="0"/>
+                <w:sz w:val="24"/>
+                <w:szCs w:val="24"/>
+                <w:lang w:val="en-US" w:eastAsia="zh-CN" w:bidi="ar"/>
+              </w:rPr>
+              <w:t>%=</w:t>
+            </w:r>
+          </w:p>
+        </w:tc>
+        <w:tc>
+          <w:tcPr>
+            <w:tcW w:w="0" w:type="auto"/>
+            <w:shd w:val="clear" w:color="auto" w:fill="auto"/>
+            <w:vAlign w:val="center"/>
+          </w:tcPr>
+          <w:p>
+            <w:pPr>
+              <w:keepNext w:val="0"/>
+              <w:keepLines w:val="0"/>
+              <w:pageBreakBefore w:val="0"/>
+              <w:widowControl/>
+              <w:suppressLineNumbers w:val="0"/>
+              <w:kinsoku/>
+              <w:wordWrap/>
+              <w:overflowPunct/>
+              <w:topLinePunct w:val="0"/>
+              <w:autoSpaceDE/>
+              <w:autoSpaceDN/>
+              <w:bidi w:val="0"/>
+              <w:adjustRightInd/>
+              <w:snapToGrid/>
+              <w:spacing w:beforeAutospacing="0" w:afterAutospacing="0" w:line="240" w:lineRule="auto"/>
+              <w:ind w:left="0" w:right="0" w:firstLine="0"/>
+              <w:jc w:val="left"/>
+              <w:textAlignment w:val="auto"/>
+              <w:rPr>
+                <w:color w:val="000000"/>
+                <w:sz w:val="24"/>
+                <w:szCs w:val="24"/>
+              </w:rPr>
+            </w:pPr>
+            <w:r>
+              <w:rPr>
+                <w:rFonts w:ascii="宋体" w:hAnsi="宋体" w:eastAsia="宋体" w:cs="宋体"/>
+                <w:color w:val="000000"/>
+                <w:kern w:val="0"/>
+                <w:sz w:val="24"/>
+                <w:szCs w:val="24"/>
+                <w:lang w:val="en-US" w:eastAsia="zh-CN" w:bidi="ar"/>
+              </w:rPr>
+              <w:t>模等于</w:t>
+            </w:r>
+          </w:p>
+        </w:tc>
+        <w:tc>
+          <w:tcPr>
+            <w:tcW w:w="0" w:type="auto"/>
+            <w:shd w:val="clear" w:color="auto" w:fill="auto"/>
+            <w:vAlign w:val="center"/>
+          </w:tcPr>
+          <w:p>
+            <w:pPr>
+              <w:keepNext w:val="0"/>
+              <w:keepLines w:val="0"/>
+              <w:pageBreakBefore w:val="0"/>
+              <w:widowControl/>
+              <w:suppressLineNumbers w:val="0"/>
+              <w:kinsoku/>
+              <w:wordWrap/>
+              <w:overflowPunct/>
+              <w:topLinePunct w:val="0"/>
+              <w:autoSpaceDE/>
+              <w:autoSpaceDN/>
+              <w:bidi w:val="0"/>
+              <w:adjustRightInd/>
+              <w:snapToGrid/>
+              <w:spacing w:beforeAutospacing="0" w:afterAutospacing="0" w:line="240" w:lineRule="auto"/>
+              <w:ind w:left="0" w:right="0" w:firstLine="0"/>
+              <w:jc w:val="left"/>
+              <w:textAlignment w:val="auto"/>
+              <w:rPr>
+                <w:color w:val="000000"/>
+                <w:sz w:val="24"/>
+                <w:szCs w:val="24"/>
+              </w:rPr>
+            </w:pPr>
+            <w:r>
+              <w:rPr>
+                <w:rFonts w:ascii="宋体" w:hAnsi="宋体" w:eastAsia="宋体" w:cs="宋体"/>
+                <w:color w:val="000000"/>
+                <w:kern w:val="0"/>
+                <w:sz w:val="24"/>
+                <w:szCs w:val="24"/>
+                <w:lang w:val="en-US" w:eastAsia="zh-CN" w:bidi="ar"/>
+              </w:rPr>
+              <w:t>a=3;a%=2;</w:t>
+            </w:r>
+          </w:p>
+        </w:tc>
+        <w:tc>
+          <w:tcPr>
+            <w:tcW w:w="0" w:type="auto"/>
+            <w:shd w:val="clear" w:color="auto" w:fill="auto"/>
+            <w:vAlign w:val="center"/>
+          </w:tcPr>
+          <w:p>
+            <w:pPr>
+              <w:keepNext w:val="0"/>
+              <w:keepLines w:val="0"/>
+              <w:pageBreakBefore w:val="0"/>
+              <w:widowControl/>
+              <w:suppressLineNumbers w:val="0"/>
+              <w:kinsoku/>
+              <w:wordWrap/>
+              <w:overflowPunct/>
+              <w:topLinePunct w:val="0"/>
+              <w:autoSpaceDE/>
+              <w:autoSpaceDN/>
+              <w:bidi w:val="0"/>
+              <w:adjustRightInd/>
+              <w:snapToGrid/>
+              <w:spacing w:beforeAutospacing="0" w:afterAutospacing="0" w:line="240" w:lineRule="auto"/>
+              <w:ind w:left="0" w:right="0" w:firstLine="0"/>
+              <w:jc w:val="left"/>
+              <w:textAlignment w:val="auto"/>
+              <w:rPr>
+                <w:color w:val="000000"/>
+                <w:sz w:val="24"/>
+                <w:szCs w:val="24"/>
+              </w:rPr>
+            </w:pPr>
+            <w:r>
+              <w:rPr>
+                <w:rFonts w:ascii="宋体" w:hAnsi="宋体" w:eastAsia="宋体" w:cs="宋体"/>
+                <w:color w:val="000000"/>
+                <w:kern w:val="0"/>
+                <w:sz w:val="24"/>
+                <w:szCs w:val="24"/>
+                <w:lang w:val="en-US" w:eastAsia="zh-CN" w:bidi="ar"/>
+              </w:rPr>
+              <w:t>a=1</w:t>
+            </w:r>
+          </w:p>
+        </w:tc>
+      </w:tr>
+    </w:tbl>
+    <w:p>
+      <w:pPr>
+        <w:pStyle w:val="4"/>
+        <w:bidi w:val="0"/>
+      </w:pPr>
+      <w:r>
+        <w:t>（三）比较运算符</w:t>
+      </w:r>
+    </w:p>
+    <w:p>
+      <w:pPr>
+        <w:keepNext w:val="0"/>
+        <w:keepLines w:val="0"/>
+        <w:pageBreakBefore w:val="0"/>
+        <w:widowControl/>
+        <w:suppressLineNumbers w:val="0"/>
+        <w:pBdr>
+          <w:top w:val="none" w:color="auto" w:sz="0" w:space="0"/>
+          <w:left w:val="none" w:color="auto" w:sz="0" w:space="0"/>
+          <w:bottom w:val="none" w:color="auto" w:sz="0" w:space="0"/>
+          <w:right w:val="none" w:color="auto" w:sz="0" w:space="0"/>
+        </w:pBdr>
+        <w:kinsoku/>
+        <w:wordWrap/>
+        <w:overflowPunct/>
+        <w:topLinePunct w:val="0"/>
+        <w:autoSpaceDE/>
+        <w:autoSpaceDN/>
+        <w:bidi w:val="0"/>
+        <w:adjustRightInd/>
+        <w:snapToGrid/>
+        <w:spacing w:beforeAutospacing="0" w:afterAutospacing="0" w:line="240" w:lineRule="auto"/>
+        <w:ind w:left="0" w:right="0" w:firstLine="0"/>
+        <w:jc w:val="left"/>
+        <w:textAlignment w:val="auto"/>
+        <w:rPr>
+          <w:color w:val="000000"/>
+          <w:sz w:val="24"/>
+          <w:szCs w:val="24"/>
+        </w:rPr>
+      </w:pPr>
+      <w:r>
+        <w:rPr>
+          <w:rStyle w:val="7"/>
+          <w:rFonts w:ascii="宋体" w:hAnsi="宋体" w:eastAsia="宋体" w:cs="宋体"/>
+          <w:b/>
+          <w:bCs/>
+          <w:color w:val="000000"/>
+          <w:kern w:val="0"/>
+          <w:sz w:val="24"/>
+          <w:szCs w:val="24"/>
+          <w:lang w:val="en-US" w:eastAsia="zh-CN" w:bidi="ar"/>
+        </w:rPr>
+        <w:t>C 语言中真用 1 表示，假用 0 表示</w:t>
+      </w:r>
+      <w:r>
+        <w:rPr>
+          <w:rFonts w:ascii="宋体" w:hAnsi="宋体" w:eastAsia="宋体" w:cs="宋体"/>
+          <w:color w:val="000000"/>
+          <w:kern w:val="0"/>
+          <w:sz w:val="24"/>
+          <w:szCs w:val="24"/>
+          <w:lang w:val="en-US" w:eastAsia="zh-CN" w:bidi="ar"/>
+        </w:rPr>
+        <w:t>，仅判断关系，不做数值计算：</w:t>
+      </w:r>
+    </w:p>
+    <w:tbl>
+      <w:tblPr>
+        <w:tblStyle w:val="5"/>
+        <w:tblW w:w="0" w:type="auto"/>
+        <w:tblCellSpacing w:w="15" w:type="dxa"/>
+        <w:tblInd w:w="0" w:type="dxa"/>
+        <w:tblBorders>
+          <w:top w:val="none" w:color="auto" w:sz="0" w:space="0"/>
+          <w:left w:val="none" w:color="auto" w:sz="0" w:space="0"/>
+          <w:bottom w:val="none" w:color="auto" w:sz="0" w:space="0"/>
+          <w:right w:val="none" w:color="auto" w:sz="0" w:space="0"/>
+          <w:insideH w:val="none" w:color="auto" w:sz="0" w:space="0"/>
+          <w:insideV w:val="none" w:color="auto" w:sz="0" w:space="0"/>
+        </w:tblBorders>
+        <w:shd w:val="clear" w:color="auto" w:fill="auto"/>
+        <w:tblLayout w:type="autofit"/>
+        <w:tblCellMar>
+          <w:top w:w="0" w:type="dxa"/>
+          <w:left w:w="0" w:type="dxa"/>
+          <w:bottom w:w="0" w:type="dxa"/>
+          <w:right w:w="0" w:type="dxa"/>
+        </w:tblCellMar>
+      </w:tblPr>
+      <w:tblGrid>
+        <w:gridCol w:w="768"/>
+        <w:gridCol w:w="990"/>
+        <w:gridCol w:w="512"/>
+        <w:gridCol w:w="527"/>
+      </w:tblGrid>
+      <w:tr>
+        <w:tblPrEx>
+          <w:tblBorders>
+            <w:top w:val="none" w:color="auto" w:sz="0" w:space="0"/>
+            <w:left w:val="none" w:color="auto" w:sz="0" w:space="0"/>
+            <w:bottom w:val="none" w:color="auto" w:sz="0" w:space="0"/>
+            <w:right w:val="none" w:color="auto" w:sz="0" w:space="0"/>
+            <w:insideH w:val="none" w:color="auto" w:sz="0" w:space="0"/>
+            <w:insideV w:val="none" w:color="auto" w:sz="0" w:space="0"/>
+          </w:tblBorders>
+          <w:tblCellMar>
+            <w:top w:w="0" w:type="dxa"/>
+            <w:left w:w="0" w:type="dxa"/>
+            <w:bottom w:w="0" w:type="dxa"/>
+            <w:right w:w="0" w:type="dxa"/>
+          </w:tblCellMar>
+        </w:tblPrEx>
+        <w:trPr>
+          <w:tblHeader/>
+          <w:tblCellSpacing w:w="15" w:type="dxa"/>
+        </w:trPr>
+        <w:tc>
+          <w:tcPr>
+            <w:tcW w:w="0" w:type="auto"/>
+            <w:shd w:val="clear" w:color="auto" w:fill="auto"/>
+            <w:vAlign w:val="center"/>
+          </w:tcPr>
+          <w:p>
+            <w:pPr>
+              <w:keepNext w:val="0"/>
+              <w:keepLines w:val="0"/>
+              <w:pageBreakBefore w:val="0"/>
+              <w:widowControl/>
+              <w:suppressLineNumbers w:val="0"/>
+              <w:kinsoku/>
+              <w:wordWrap/>
+              <w:overflowPunct/>
+              <w:topLinePunct w:val="0"/>
+              <w:autoSpaceDE/>
+              <w:autoSpaceDN/>
+              <w:bidi w:val="0"/>
+              <w:adjustRightInd/>
+              <w:snapToGrid/>
+              <w:spacing w:beforeAutospacing="0" w:afterAutospacing="0" w:line="240" w:lineRule="auto"/>
+              <w:ind w:left="0" w:right="0" w:firstLine="0"/>
+              <w:jc w:val="left"/>
+              <w:textAlignment w:val="auto"/>
+              <w:rPr>
+                <w:b/>
+                <w:bCs/>
+                <w:color w:val="000000"/>
+                <w:sz w:val="24"/>
+                <w:szCs w:val="24"/>
+              </w:rPr>
+            </w:pPr>
+            <w:r>
+              <w:rPr>
+                <w:rFonts w:ascii="宋体" w:hAnsi="宋体" w:eastAsia="宋体" w:cs="宋体"/>
+                <w:b/>
+                <w:bCs/>
+                <w:color w:val="000000"/>
+                <w:kern w:val="0"/>
+                <w:sz w:val="24"/>
+                <w:szCs w:val="24"/>
+                <w:lang w:val="en-US" w:eastAsia="zh-CN" w:bidi="ar"/>
+              </w:rPr>
+              <w:t>运算符</w:t>
+            </w:r>
+          </w:p>
+        </w:tc>
+        <w:tc>
+          <w:tcPr>
+            <w:tcW w:w="0" w:type="auto"/>
+            <w:shd w:val="clear" w:color="auto" w:fill="auto"/>
+            <w:vAlign w:val="center"/>
+          </w:tcPr>
+          <w:p>
+            <w:pPr>
+              <w:keepNext w:val="0"/>
+              <w:keepLines w:val="0"/>
+              <w:pageBreakBefore w:val="0"/>
+              <w:widowControl/>
+              <w:suppressLineNumbers w:val="0"/>
+              <w:kinsoku/>
+              <w:wordWrap/>
+              <w:overflowPunct/>
+              <w:topLinePunct w:val="0"/>
+              <w:autoSpaceDE/>
+              <w:autoSpaceDN/>
+              <w:bidi w:val="0"/>
+              <w:adjustRightInd/>
+              <w:snapToGrid/>
+              <w:spacing w:beforeAutospacing="0" w:afterAutospacing="0" w:line="240" w:lineRule="auto"/>
+              <w:ind w:left="0" w:right="0" w:firstLine="0"/>
+              <w:jc w:val="left"/>
+              <w:textAlignment w:val="auto"/>
+              <w:rPr>
+                <w:b/>
+                <w:bCs/>
+                <w:color w:val="000000"/>
+                <w:sz w:val="24"/>
+                <w:szCs w:val="24"/>
+              </w:rPr>
+            </w:pPr>
+            <w:r>
+              <w:rPr>
+                <w:rFonts w:ascii="宋体" w:hAnsi="宋体" w:eastAsia="宋体" w:cs="宋体"/>
+                <w:b/>
+                <w:bCs/>
+                <w:color w:val="000000"/>
+                <w:kern w:val="0"/>
+                <w:sz w:val="24"/>
+                <w:szCs w:val="24"/>
+                <w:lang w:val="en-US" w:eastAsia="zh-CN" w:bidi="ar"/>
+              </w:rPr>
+              <w:t>术语</w:t>
+            </w:r>
+          </w:p>
+        </w:tc>
+        <w:tc>
+          <w:tcPr>
+            <w:tcW w:w="0" w:type="auto"/>
+            <w:shd w:val="clear" w:color="auto" w:fill="auto"/>
+            <w:vAlign w:val="center"/>
+          </w:tcPr>
+          <w:p>
+            <w:pPr>
+              <w:keepNext w:val="0"/>
+              <w:keepLines w:val="0"/>
+              <w:pageBreakBefore w:val="0"/>
+              <w:widowControl/>
+              <w:suppressLineNumbers w:val="0"/>
+              <w:kinsoku/>
+              <w:wordWrap/>
+              <w:overflowPunct/>
+              <w:topLinePunct w:val="0"/>
+              <w:autoSpaceDE/>
+              <w:autoSpaceDN/>
+              <w:bidi w:val="0"/>
+              <w:adjustRightInd/>
+              <w:snapToGrid/>
+              <w:spacing w:beforeAutospacing="0" w:afterAutospacing="0" w:line="240" w:lineRule="auto"/>
+              <w:ind w:left="0" w:right="0" w:firstLine="0"/>
+              <w:jc w:val="left"/>
+              <w:textAlignment w:val="auto"/>
+              <w:rPr>
+                <w:b/>
+                <w:bCs/>
+                <w:color w:val="000000"/>
+                <w:sz w:val="24"/>
+                <w:szCs w:val="24"/>
+              </w:rPr>
+            </w:pPr>
+            <w:r>
+              <w:rPr>
+                <w:rFonts w:ascii="宋体" w:hAnsi="宋体" w:eastAsia="宋体" w:cs="宋体"/>
+                <w:b/>
+                <w:bCs/>
+                <w:color w:val="000000"/>
+                <w:kern w:val="0"/>
+                <w:sz w:val="24"/>
+                <w:szCs w:val="24"/>
+                <w:lang w:val="en-US" w:eastAsia="zh-CN" w:bidi="ar"/>
+              </w:rPr>
+              <w:t>示例</w:t>
+            </w:r>
+          </w:p>
+        </w:tc>
+        <w:tc>
+          <w:tcPr>
+            <w:tcW w:w="0" w:type="auto"/>
+            <w:shd w:val="clear" w:color="auto" w:fill="auto"/>
+            <w:vAlign w:val="center"/>
+          </w:tcPr>
+          <w:p>
+            <w:pPr>
+              <w:keepNext w:val="0"/>
+              <w:keepLines w:val="0"/>
+              <w:pageBreakBefore w:val="0"/>
+              <w:widowControl/>
+              <w:suppressLineNumbers w:val="0"/>
+              <w:kinsoku/>
+              <w:wordWrap/>
+              <w:overflowPunct/>
+              <w:topLinePunct w:val="0"/>
+              <w:autoSpaceDE/>
+              <w:autoSpaceDN/>
+              <w:bidi w:val="0"/>
+              <w:adjustRightInd/>
+              <w:snapToGrid/>
+              <w:spacing w:beforeAutospacing="0" w:afterAutospacing="0" w:line="240" w:lineRule="auto"/>
+              <w:ind w:left="0" w:right="0" w:firstLine="0"/>
+              <w:jc w:val="left"/>
+              <w:textAlignment w:val="auto"/>
+              <w:rPr>
+                <w:b/>
+                <w:bCs/>
+                <w:color w:val="000000"/>
+                <w:sz w:val="24"/>
+                <w:szCs w:val="24"/>
+              </w:rPr>
+            </w:pPr>
+            <w:r>
+              <w:rPr>
+                <w:rFonts w:ascii="宋体" w:hAnsi="宋体" w:eastAsia="宋体" w:cs="宋体"/>
+                <w:b/>
+                <w:bCs/>
+                <w:color w:val="000000"/>
+                <w:kern w:val="0"/>
+                <w:sz w:val="24"/>
+                <w:szCs w:val="24"/>
+                <w:lang w:val="en-US" w:eastAsia="zh-CN" w:bidi="ar"/>
+              </w:rPr>
+              <w:t>结果</w:t>
+            </w:r>
+          </w:p>
+        </w:tc>
+      </w:tr>
+      <w:tr>
+        <w:tblPrEx>
+          <w:tblBorders>
+            <w:top w:val="none" w:color="auto" w:sz="0" w:space="0"/>
+            <w:left w:val="none" w:color="auto" w:sz="0" w:space="0"/>
+            <w:bottom w:val="none" w:color="auto" w:sz="0" w:space="0"/>
+            <w:right w:val="none" w:color="auto" w:sz="0" w:space="0"/>
+            <w:insideH w:val="none" w:color="auto" w:sz="0" w:space="0"/>
+            <w:insideV w:val="none" w:color="auto" w:sz="0" w:space="0"/>
+          </w:tblBorders>
+          <w:tblCellMar>
+            <w:top w:w="0" w:type="dxa"/>
+            <w:left w:w="0" w:type="dxa"/>
+            <w:bottom w:w="0" w:type="dxa"/>
+            <w:right w:w="0" w:type="dxa"/>
+          </w:tblCellMar>
+        </w:tblPrEx>
+        <w:trPr>
+          <w:tblCellSpacing w:w="15" w:type="dxa"/>
+        </w:trPr>
+        <w:tc>
+          <w:tcPr>
+            <w:tcW w:w="0" w:type="auto"/>
+            <w:shd w:val="clear" w:color="auto" w:fill="auto"/>
+            <w:vAlign w:val="center"/>
+          </w:tcPr>
+          <w:p>
+            <w:pPr>
+              <w:keepNext w:val="0"/>
+              <w:keepLines w:val="0"/>
+              <w:pageBreakBefore w:val="0"/>
+              <w:widowControl/>
+              <w:suppressLineNumbers w:val="0"/>
+              <w:kinsoku/>
+              <w:wordWrap/>
+              <w:overflowPunct/>
+              <w:topLinePunct w:val="0"/>
+              <w:autoSpaceDE/>
+              <w:autoSpaceDN/>
+              <w:bidi w:val="0"/>
+              <w:adjustRightInd/>
+              <w:snapToGrid/>
+              <w:spacing w:beforeAutospacing="0" w:afterAutospacing="0" w:line="240" w:lineRule="auto"/>
+              <w:ind w:left="0" w:right="0" w:firstLine="0"/>
+              <w:jc w:val="left"/>
+              <w:textAlignment w:val="auto"/>
+              <w:rPr>
+                <w:color w:val="000000"/>
+                <w:sz w:val="24"/>
+                <w:szCs w:val="24"/>
+              </w:rPr>
+            </w:pPr>
+            <w:r>
+              <w:rPr>
+                <w:rFonts w:ascii="宋体" w:hAnsi="宋体" w:eastAsia="宋体" w:cs="宋体"/>
+                <w:color w:val="000000"/>
+                <w:kern w:val="0"/>
+                <w:sz w:val="24"/>
+                <w:szCs w:val="24"/>
+                <w:lang w:val="en-US" w:eastAsia="zh-CN" w:bidi="ar"/>
+              </w:rPr>
+              <w:t>==</w:t>
+            </w:r>
+          </w:p>
+        </w:tc>
+        <w:tc>
+          <w:tcPr>
+            <w:tcW w:w="0" w:type="auto"/>
+            <w:shd w:val="clear" w:color="auto" w:fill="auto"/>
+            <w:vAlign w:val="center"/>
+          </w:tcPr>
+          <w:p>
+            <w:pPr>
+              <w:keepNext w:val="0"/>
+              <w:keepLines w:val="0"/>
+              <w:pageBreakBefore w:val="0"/>
+              <w:widowControl/>
+              <w:suppressLineNumbers w:val="0"/>
+              <w:kinsoku/>
+              <w:wordWrap/>
+              <w:overflowPunct/>
+              <w:topLinePunct w:val="0"/>
+              <w:autoSpaceDE/>
+              <w:autoSpaceDN/>
+              <w:bidi w:val="0"/>
+              <w:adjustRightInd/>
+              <w:snapToGrid/>
+              <w:spacing w:beforeAutospacing="0" w:afterAutospacing="0" w:line="240" w:lineRule="auto"/>
+              <w:ind w:left="0" w:right="0" w:firstLine="0"/>
+              <w:jc w:val="left"/>
+              <w:textAlignment w:val="auto"/>
+              <w:rPr>
+                <w:color w:val="000000"/>
+                <w:sz w:val="24"/>
+                <w:szCs w:val="24"/>
+              </w:rPr>
+            </w:pPr>
+            <w:r>
+              <w:rPr>
+                <w:rFonts w:ascii="宋体" w:hAnsi="宋体" w:eastAsia="宋体" w:cs="宋体"/>
+                <w:color w:val="000000"/>
+                <w:kern w:val="0"/>
+                <w:sz w:val="24"/>
+                <w:szCs w:val="24"/>
+                <w:lang w:val="en-US" w:eastAsia="zh-CN" w:bidi="ar"/>
+              </w:rPr>
+              <w:t>相等于</w:t>
+            </w:r>
+          </w:p>
+        </w:tc>
+        <w:tc>
+          <w:tcPr>
+            <w:tcW w:w="0" w:type="auto"/>
+            <w:shd w:val="clear" w:color="auto" w:fill="auto"/>
+            <w:vAlign w:val="center"/>
+          </w:tcPr>
+          <w:p>
+            <w:pPr>
+              <w:keepNext w:val="0"/>
+              <w:keepLines w:val="0"/>
+              <w:pageBreakBefore w:val="0"/>
+              <w:widowControl/>
+              <w:suppressLineNumbers w:val="0"/>
+              <w:kinsoku/>
+              <w:wordWrap/>
+              <w:overflowPunct/>
+              <w:topLinePunct w:val="0"/>
+              <w:autoSpaceDE/>
+              <w:autoSpaceDN/>
+              <w:bidi w:val="0"/>
+              <w:adjustRightInd/>
+              <w:snapToGrid/>
+              <w:spacing w:beforeAutospacing="0" w:afterAutospacing="0" w:line="240" w:lineRule="auto"/>
+              <w:ind w:left="0" w:right="0" w:firstLine="0"/>
+              <w:jc w:val="left"/>
+              <w:textAlignment w:val="auto"/>
+              <w:rPr>
+                <w:color w:val="000000"/>
+                <w:sz w:val="24"/>
+                <w:szCs w:val="24"/>
+              </w:rPr>
+            </w:pPr>
+            <w:r>
+              <w:rPr>
+                <w:rFonts w:ascii="宋体" w:hAnsi="宋体" w:eastAsia="宋体" w:cs="宋体"/>
+                <w:color w:val="000000"/>
+                <w:kern w:val="0"/>
+                <w:sz w:val="24"/>
+                <w:szCs w:val="24"/>
+                <w:lang w:val="en-US" w:eastAsia="zh-CN" w:bidi="ar"/>
+              </w:rPr>
+              <w:t>4==3</w:t>
+            </w:r>
+          </w:p>
+        </w:tc>
+        <w:tc>
+          <w:tcPr>
+            <w:tcW w:w="0" w:type="auto"/>
+            <w:shd w:val="clear" w:color="auto" w:fill="auto"/>
+            <w:vAlign w:val="center"/>
+          </w:tcPr>
+          <w:p>
+            <w:pPr>
+              <w:keepNext w:val="0"/>
+              <w:keepLines w:val="0"/>
+              <w:pageBreakBefore w:val="0"/>
+              <w:widowControl/>
+              <w:suppressLineNumbers w:val="0"/>
+              <w:kinsoku/>
+              <w:wordWrap/>
+              <w:overflowPunct/>
+              <w:topLinePunct w:val="0"/>
+              <w:autoSpaceDE/>
+              <w:autoSpaceDN/>
+              <w:bidi w:val="0"/>
+              <w:adjustRightInd/>
+              <w:snapToGrid/>
+              <w:spacing w:beforeAutospacing="0" w:afterAutospacing="0" w:line="240" w:lineRule="auto"/>
+              <w:ind w:left="0" w:right="0" w:firstLine="0"/>
+              <w:jc w:val="left"/>
+              <w:textAlignment w:val="auto"/>
+              <w:rPr>
+                <w:color w:val="000000"/>
+                <w:sz w:val="24"/>
+                <w:szCs w:val="24"/>
+              </w:rPr>
+            </w:pPr>
+            <w:r>
+              <w:rPr>
+                <w:rFonts w:ascii="宋体" w:hAnsi="宋体" w:eastAsia="宋体" w:cs="宋体"/>
+                <w:color w:val="000000"/>
+                <w:kern w:val="0"/>
+                <w:sz w:val="24"/>
+                <w:szCs w:val="24"/>
+                <w:lang w:val="en-US" w:eastAsia="zh-CN" w:bidi="ar"/>
+              </w:rPr>
+              <w:t>0</w:t>
+            </w:r>
+          </w:p>
+        </w:tc>
+      </w:tr>
+      <w:tr>
+        <w:tblPrEx>
+          <w:tblBorders>
+            <w:top w:val="none" w:color="auto" w:sz="0" w:space="0"/>
+            <w:left w:val="none" w:color="auto" w:sz="0" w:space="0"/>
+            <w:bottom w:val="none" w:color="auto" w:sz="0" w:space="0"/>
+            <w:right w:val="none" w:color="auto" w:sz="0" w:space="0"/>
+            <w:insideH w:val="none" w:color="auto" w:sz="0" w:space="0"/>
+            <w:insideV w:val="none" w:color="auto" w:sz="0" w:space="0"/>
+          </w:tblBorders>
+          <w:shd w:val="clear" w:color="auto" w:fill="auto"/>
+          <w:tblCellMar>
+            <w:top w:w="0" w:type="dxa"/>
+            <w:left w:w="0" w:type="dxa"/>
+            <w:bottom w:w="0" w:type="dxa"/>
+            <w:right w:w="0" w:type="dxa"/>
+          </w:tblCellMar>
+        </w:tblPrEx>
+        <w:trPr>
+          <w:tblCellSpacing w:w="15" w:type="dxa"/>
+        </w:trPr>
+        <w:tc>
+          <w:tcPr>
+            <w:tcW w:w="0" w:type="auto"/>
+            <w:shd w:val="clear" w:color="auto" w:fill="auto"/>
+            <w:vAlign w:val="center"/>
+          </w:tcPr>
+          <w:p>
+            <w:pPr>
+              <w:keepNext w:val="0"/>
+              <w:keepLines w:val="0"/>
+              <w:pageBreakBefore w:val="0"/>
+              <w:widowControl/>
+              <w:suppressLineNumbers w:val="0"/>
+              <w:kinsoku/>
+              <w:wordWrap/>
+              <w:overflowPunct/>
+              <w:topLinePunct w:val="0"/>
+              <w:autoSpaceDE/>
+              <w:autoSpaceDN/>
+              <w:bidi w:val="0"/>
+              <w:adjustRightInd/>
+              <w:snapToGrid/>
+              <w:spacing w:beforeAutospacing="0" w:afterAutospacing="0" w:line="240" w:lineRule="auto"/>
+              <w:ind w:left="0" w:right="0" w:firstLine="0"/>
+              <w:jc w:val="left"/>
+              <w:textAlignment w:val="auto"/>
+              <w:rPr>
+                <w:color w:val="000000"/>
+                <w:sz w:val="24"/>
+                <w:szCs w:val="24"/>
+              </w:rPr>
+            </w:pPr>
+            <w:r>
+              <w:rPr>
+                <w:rFonts w:ascii="宋体" w:hAnsi="宋体" w:eastAsia="宋体" w:cs="宋体"/>
+                <w:color w:val="000000"/>
+                <w:kern w:val="0"/>
+                <w:sz w:val="24"/>
+                <w:szCs w:val="24"/>
+                <w:lang w:val="en-US" w:eastAsia="zh-CN" w:bidi="ar"/>
+              </w:rPr>
+              <w:t>!=</w:t>
+            </w:r>
+          </w:p>
+        </w:tc>
+        <w:tc>
+          <w:tcPr>
+            <w:tcW w:w="0" w:type="auto"/>
+            <w:shd w:val="clear" w:color="auto" w:fill="auto"/>
+            <w:vAlign w:val="center"/>
+          </w:tcPr>
+          <w:p>
+            <w:pPr>
+              <w:keepNext w:val="0"/>
+              <w:keepLines w:val="0"/>
+              <w:pageBreakBefore w:val="0"/>
+              <w:widowControl/>
+              <w:suppressLineNumbers w:val="0"/>
+              <w:kinsoku/>
+              <w:wordWrap/>
+              <w:overflowPunct/>
+              <w:topLinePunct w:val="0"/>
+              <w:autoSpaceDE/>
+              <w:autoSpaceDN/>
+              <w:bidi w:val="0"/>
+              <w:adjustRightInd/>
+              <w:snapToGrid/>
+              <w:spacing w:beforeAutospacing="0" w:afterAutospacing="0" w:line="240" w:lineRule="auto"/>
+              <w:ind w:left="0" w:right="0" w:firstLine="0"/>
+              <w:jc w:val="left"/>
+              <w:textAlignment w:val="auto"/>
+              <w:rPr>
+                <w:color w:val="000000"/>
+                <w:sz w:val="24"/>
+                <w:szCs w:val="24"/>
+              </w:rPr>
+            </w:pPr>
+            <w:r>
+              <w:rPr>
+                <w:rFonts w:ascii="宋体" w:hAnsi="宋体" w:eastAsia="宋体" w:cs="宋体"/>
+                <w:color w:val="000000"/>
+                <w:kern w:val="0"/>
+                <w:sz w:val="24"/>
+                <w:szCs w:val="24"/>
+                <w:lang w:val="en-US" w:eastAsia="zh-CN" w:bidi="ar"/>
+              </w:rPr>
+              <w:t>不等于</w:t>
+            </w:r>
+          </w:p>
+        </w:tc>
+        <w:tc>
+          <w:tcPr>
+            <w:tcW w:w="0" w:type="auto"/>
+            <w:shd w:val="clear" w:color="auto" w:fill="auto"/>
+            <w:vAlign w:val="center"/>
+          </w:tcPr>
+          <w:p>
+            <w:pPr>
+              <w:keepNext w:val="0"/>
+              <w:keepLines w:val="0"/>
+              <w:pageBreakBefore w:val="0"/>
+              <w:widowControl/>
+              <w:suppressLineNumbers w:val="0"/>
+              <w:kinsoku/>
+              <w:wordWrap/>
+              <w:overflowPunct/>
+              <w:topLinePunct w:val="0"/>
+              <w:autoSpaceDE/>
+              <w:autoSpaceDN/>
+              <w:bidi w:val="0"/>
+              <w:adjustRightInd/>
+              <w:snapToGrid/>
+              <w:spacing w:beforeAutospacing="0" w:afterAutospacing="0" w:line="240" w:lineRule="auto"/>
+              <w:ind w:left="0" w:right="0" w:firstLine="0"/>
+              <w:jc w:val="left"/>
+              <w:textAlignment w:val="auto"/>
+              <w:rPr>
+                <w:color w:val="000000"/>
+                <w:sz w:val="24"/>
+                <w:szCs w:val="24"/>
+              </w:rPr>
+            </w:pPr>
+            <w:r>
+              <w:rPr>
+                <w:rFonts w:ascii="宋体" w:hAnsi="宋体" w:eastAsia="宋体" w:cs="宋体"/>
+                <w:color w:val="000000"/>
+                <w:kern w:val="0"/>
+                <w:sz w:val="24"/>
+                <w:szCs w:val="24"/>
+                <w:lang w:val="en-US" w:eastAsia="zh-CN" w:bidi="ar"/>
+              </w:rPr>
+              <w:t>4!=3</w:t>
+            </w:r>
+          </w:p>
+        </w:tc>
+        <w:tc>
+          <w:tcPr>
+            <w:tcW w:w="0" w:type="auto"/>
+            <w:shd w:val="clear" w:color="auto" w:fill="auto"/>
+            <w:vAlign w:val="center"/>
+          </w:tcPr>
+          <w:p>
+            <w:pPr>
+              <w:keepNext w:val="0"/>
+              <w:keepLines w:val="0"/>
+              <w:pageBreakBefore w:val="0"/>
+              <w:widowControl/>
+              <w:suppressLineNumbers w:val="0"/>
+              <w:kinsoku/>
+              <w:wordWrap/>
+              <w:overflowPunct/>
+              <w:topLinePunct w:val="0"/>
+              <w:autoSpaceDE/>
+              <w:autoSpaceDN/>
+              <w:bidi w:val="0"/>
+              <w:adjustRightInd/>
+              <w:snapToGrid/>
+              <w:spacing w:beforeAutospacing="0" w:afterAutospacing="0" w:line="240" w:lineRule="auto"/>
+              <w:ind w:left="0" w:right="0" w:firstLine="0"/>
+              <w:jc w:val="left"/>
+              <w:textAlignment w:val="auto"/>
+              <w:rPr>
+                <w:color w:val="000000"/>
+                <w:sz w:val="24"/>
+                <w:szCs w:val="24"/>
+              </w:rPr>
+            </w:pPr>
+            <w:r>
+              <w:rPr>
+                <w:rFonts w:ascii="宋体" w:hAnsi="宋体" w:eastAsia="宋体" w:cs="宋体"/>
+                <w:color w:val="000000"/>
+                <w:kern w:val="0"/>
+                <w:sz w:val="24"/>
+                <w:szCs w:val="24"/>
+                <w:lang w:val="en-US" w:eastAsia="zh-CN" w:bidi="ar"/>
+              </w:rPr>
+              <w:t>1</w:t>
+            </w:r>
+          </w:p>
+        </w:tc>
+      </w:tr>
+      <w:tr>
+        <w:tblPrEx>
+          <w:tblBorders>
+            <w:top w:val="none" w:color="auto" w:sz="0" w:space="0"/>
+            <w:left w:val="none" w:color="auto" w:sz="0" w:space="0"/>
+            <w:bottom w:val="none" w:color="auto" w:sz="0" w:space="0"/>
+            <w:right w:val="none" w:color="auto" w:sz="0" w:space="0"/>
+            <w:insideH w:val="none" w:color="auto" w:sz="0" w:space="0"/>
+            <w:insideV w:val="none" w:color="auto" w:sz="0" w:space="0"/>
+          </w:tblBorders>
+          <w:tblCellMar>
+            <w:top w:w="0" w:type="dxa"/>
+            <w:left w:w="0" w:type="dxa"/>
+            <w:bottom w:w="0" w:type="dxa"/>
+            <w:right w:w="0" w:type="dxa"/>
+          </w:tblCellMar>
+        </w:tblPrEx>
+        <w:trPr>
+          <w:tblCellSpacing w:w="15" w:type="dxa"/>
+        </w:trPr>
+        <w:tc>
+          <w:tcPr>
+            <w:tcW w:w="0" w:type="auto"/>
+            <w:shd w:val="clear" w:color="auto" w:fill="auto"/>
+            <w:vAlign w:val="center"/>
+          </w:tcPr>
+          <w:p>
+            <w:pPr>
+              <w:keepNext w:val="0"/>
+              <w:keepLines w:val="0"/>
+              <w:pageBreakBefore w:val="0"/>
+              <w:widowControl/>
+              <w:suppressLineNumbers w:val="0"/>
+              <w:kinsoku/>
+              <w:wordWrap/>
+              <w:overflowPunct/>
+              <w:topLinePunct w:val="0"/>
+              <w:autoSpaceDE/>
+              <w:autoSpaceDN/>
+              <w:bidi w:val="0"/>
+              <w:adjustRightInd/>
+              <w:snapToGrid/>
+              <w:spacing w:beforeAutospacing="0" w:afterAutospacing="0" w:line="240" w:lineRule="auto"/>
+              <w:ind w:left="0" w:right="0" w:firstLine="0"/>
+              <w:jc w:val="left"/>
+              <w:textAlignment w:val="auto"/>
+              <w:rPr>
+                <w:color w:val="000000"/>
+                <w:sz w:val="24"/>
+                <w:szCs w:val="24"/>
+              </w:rPr>
+            </w:pPr>
+            <w:r>
+              <w:rPr>
+                <w:rFonts w:ascii="宋体" w:hAnsi="宋体" w:eastAsia="宋体" w:cs="宋体"/>
+                <w:color w:val="000000"/>
+                <w:kern w:val="0"/>
+                <w:sz w:val="24"/>
+                <w:szCs w:val="24"/>
+                <w:lang w:val="en-US" w:eastAsia="zh-CN" w:bidi="ar"/>
+              </w:rPr>
+              <w:t>&lt;</w:t>
+            </w:r>
+          </w:p>
+        </w:tc>
+        <w:tc>
+          <w:tcPr>
+            <w:tcW w:w="0" w:type="auto"/>
+            <w:shd w:val="clear" w:color="auto" w:fill="auto"/>
+            <w:vAlign w:val="center"/>
+          </w:tcPr>
+          <w:p>
+            <w:pPr>
+              <w:keepNext w:val="0"/>
+              <w:keepLines w:val="0"/>
+              <w:pageBreakBefore w:val="0"/>
+              <w:widowControl/>
+              <w:suppressLineNumbers w:val="0"/>
+              <w:kinsoku/>
+              <w:wordWrap/>
+              <w:overflowPunct/>
+              <w:topLinePunct w:val="0"/>
+              <w:autoSpaceDE/>
+              <w:autoSpaceDN/>
+              <w:bidi w:val="0"/>
+              <w:adjustRightInd/>
+              <w:snapToGrid/>
+              <w:spacing w:beforeAutospacing="0" w:afterAutospacing="0" w:line="240" w:lineRule="auto"/>
+              <w:ind w:left="0" w:right="0" w:firstLine="0"/>
+              <w:jc w:val="left"/>
+              <w:textAlignment w:val="auto"/>
+              <w:rPr>
+                <w:color w:val="000000"/>
+                <w:sz w:val="24"/>
+                <w:szCs w:val="24"/>
+              </w:rPr>
+            </w:pPr>
+            <w:r>
+              <w:rPr>
+                <w:rFonts w:ascii="宋体" w:hAnsi="宋体" w:eastAsia="宋体" w:cs="宋体"/>
+                <w:color w:val="000000"/>
+                <w:kern w:val="0"/>
+                <w:sz w:val="24"/>
+                <w:szCs w:val="24"/>
+                <w:lang w:val="en-US" w:eastAsia="zh-CN" w:bidi="ar"/>
+              </w:rPr>
+              <w:t>小于</w:t>
+            </w:r>
+          </w:p>
+        </w:tc>
+        <w:tc>
+          <w:tcPr>
+            <w:tcW w:w="0" w:type="auto"/>
+            <w:shd w:val="clear" w:color="auto" w:fill="auto"/>
+            <w:vAlign w:val="center"/>
+          </w:tcPr>
+          <w:p>
+            <w:pPr>
+              <w:keepNext w:val="0"/>
+              <w:keepLines w:val="0"/>
+              <w:pageBreakBefore w:val="0"/>
+              <w:widowControl/>
+              <w:suppressLineNumbers w:val="0"/>
+              <w:kinsoku/>
+              <w:wordWrap/>
+              <w:overflowPunct/>
+              <w:topLinePunct w:val="0"/>
+              <w:autoSpaceDE/>
+              <w:autoSpaceDN/>
+              <w:bidi w:val="0"/>
+              <w:adjustRightInd/>
+              <w:snapToGrid/>
+              <w:spacing w:beforeAutospacing="0" w:afterAutospacing="0" w:line="240" w:lineRule="auto"/>
+              <w:ind w:left="0" w:right="0" w:firstLine="0"/>
+              <w:jc w:val="left"/>
+              <w:textAlignment w:val="auto"/>
+              <w:rPr>
+                <w:color w:val="000000"/>
+                <w:sz w:val="24"/>
+                <w:szCs w:val="24"/>
+              </w:rPr>
+            </w:pPr>
+            <w:r>
+              <w:rPr>
+                <w:rFonts w:ascii="宋体" w:hAnsi="宋体" w:eastAsia="宋体" w:cs="宋体"/>
+                <w:color w:val="000000"/>
+                <w:kern w:val="0"/>
+                <w:sz w:val="24"/>
+                <w:szCs w:val="24"/>
+                <w:lang w:val="en-US" w:eastAsia="zh-CN" w:bidi="ar"/>
+              </w:rPr>
+              <w:t>4&lt;3</w:t>
+            </w:r>
+          </w:p>
+        </w:tc>
+        <w:tc>
+          <w:tcPr>
+            <w:tcW w:w="0" w:type="auto"/>
+            <w:shd w:val="clear" w:color="auto" w:fill="auto"/>
+            <w:vAlign w:val="center"/>
+          </w:tcPr>
+          <w:p>
+            <w:pPr>
+              <w:keepNext w:val="0"/>
+              <w:keepLines w:val="0"/>
+              <w:pageBreakBefore w:val="0"/>
+              <w:widowControl/>
+              <w:suppressLineNumbers w:val="0"/>
+              <w:kinsoku/>
+              <w:wordWrap/>
+              <w:overflowPunct/>
+              <w:topLinePunct w:val="0"/>
+              <w:autoSpaceDE/>
+              <w:autoSpaceDN/>
+              <w:bidi w:val="0"/>
+              <w:adjustRightInd/>
+              <w:snapToGrid/>
+              <w:spacing w:beforeAutospacing="0" w:afterAutospacing="0" w:line="240" w:lineRule="auto"/>
+              <w:ind w:left="0" w:right="0" w:firstLine="0"/>
+              <w:jc w:val="left"/>
+              <w:textAlignment w:val="auto"/>
+              <w:rPr>
+                <w:color w:val="000000"/>
+                <w:sz w:val="24"/>
+                <w:szCs w:val="24"/>
+              </w:rPr>
+            </w:pPr>
+            <w:r>
+              <w:rPr>
+                <w:rFonts w:ascii="宋体" w:hAnsi="宋体" w:eastAsia="宋体" w:cs="宋体"/>
+                <w:color w:val="000000"/>
+                <w:kern w:val="0"/>
+                <w:sz w:val="24"/>
+                <w:szCs w:val="24"/>
+                <w:lang w:val="en-US" w:eastAsia="zh-CN" w:bidi="ar"/>
+              </w:rPr>
+              <w:t>0</w:t>
+            </w:r>
+          </w:p>
+        </w:tc>
+      </w:tr>
+      <w:tr>
+        <w:tblPrEx>
+          <w:tblBorders>
+            <w:top w:val="none" w:color="auto" w:sz="0" w:space="0"/>
+            <w:left w:val="none" w:color="auto" w:sz="0" w:space="0"/>
+            <w:bottom w:val="none" w:color="auto" w:sz="0" w:space="0"/>
+            <w:right w:val="none" w:color="auto" w:sz="0" w:space="0"/>
+            <w:insideH w:val="none" w:color="auto" w:sz="0" w:space="0"/>
+            <w:insideV w:val="none" w:color="auto" w:sz="0" w:space="0"/>
+          </w:tblBorders>
+          <w:tblCellMar>
+            <w:top w:w="0" w:type="dxa"/>
+            <w:left w:w="0" w:type="dxa"/>
+            <w:bottom w:w="0" w:type="dxa"/>
+            <w:right w:w="0" w:type="dxa"/>
+          </w:tblCellMar>
+        </w:tblPrEx>
+        <w:trPr>
+          <w:tblCellSpacing w:w="15" w:type="dxa"/>
+        </w:trPr>
+        <w:tc>
+          <w:tcPr>
+            <w:tcW w:w="0" w:type="auto"/>
+            <w:shd w:val="clear" w:color="auto" w:fill="auto"/>
+            <w:vAlign w:val="center"/>
+          </w:tcPr>
+          <w:p>
+            <w:pPr>
+              <w:keepNext w:val="0"/>
+              <w:keepLines w:val="0"/>
+              <w:pageBreakBefore w:val="0"/>
+              <w:widowControl/>
+              <w:suppressLineNumbers w:val="0"/>
+              <w:kinsoku/>
+              <w:wordWrap/>
+              <w:overflowPunct/>
+              <w:topLinePunct w:val="0"/>
+              <w:autoSpaceDE/>
+              <w:autoSpaceDN/>
+              <w:bidi w:val="0"/>
+              <w:adjustRightInd/>
+              <w:snapToGrid/>
+              <w:spacing w:beforeAutospacing="0" w:afterAutospacing="0" w:line="240" w:lineRule="auto"/>
+              <w:ind w:left="0" w:right="0" w:firstLine="0"/>
+              <w:jc w:val="left"/>
+              <w:textAlignment w:val="auto"/>
+              <w:rPr>
+                <w:color w:val="000000"/>
+                <w:sz w:val="24"/>
+                <w:szCs w:val="24"/>
+              </w:rPr>
+            </w:pPr>
+            <w:r>
+              <w:rPr>
+                <w:rFonts w:ascii="宋体" w:hAnsi="宋体" w:eastAsia="宋体" w:cs="宋体"/>
+                <w:color w:val="000000"/>
+                <w:kern w:val="0"/>
+                <w:sz w:val="24"/>
+                <w:szCs w:val="24"/>
+                <w:lang w:val="en-US" w:eastAsia="zh-CN" w:bidi="ar"/>
+              </w:rPr>
+              <w:t>&gt;</w:t>
+            </w:r>
+          </w:p>
+        </w:tc>
+        <w:tc>
+          <w:tcPr>
+            <w:tcW w:w="0" w:type="auto"/>
+            <w:shd w:val="clear" w:color="auto" w:fill="auto"/>
+            <w:vAlign w:val="center"/>
+          </w:tcPr>
+          <w:p>
+            <w:pPr>
+              <w:keepNext w:val="0"/>
+              <w:keepLines w:val="0"/>
+              <w:pageBreakBefore w:val="0"/>
+              <w:widowControl/>
+              <w:suppressLineNumbers w:val="0"/>
+              <w:kinsoku/>
+              <w:wordWrap/>
+              <w:overflowPunct/>
+              <w:topLinePunct w:val="0"/>
+              <w:autoSpaceDE/>
+              <w:autoSpaceDN/>
+              <w:bidi w:val="0"/>
+              <w:adjustRightInd/>
+              <w:snapToGrid/>
+              <w:spacing w:beforeAutospacing="0" w:afterAutospacing="0" w:line="240" w:lineRule="auto"/>
+              <w:ind w:left="0" w:right="0" w:firstLine="0"/>
+              <w:jc w:val="left"/>
+              <w:textAlignment w:val="auto"/>
+              <w:rPr>
+                <w:color w:val="000000"/>
+                <w:sz w:val="24"/>
+                <w:szCs w:val="24"/>
+              </w:rPr>
+            </w:pPr>
+            <w:r>
+              <w:rPr>
+                <w:rFonts w:ascii="宋体" w:hAnsi="宋体" w:eastAsia="宋体" w:cs="宋体"/>
+                <w:color w:val="000000"/>
+                <w:kern w:val="0"/>
+                <w:sz w:val="24"/>
+                <w:szCs w:val="24"/>
+                <w:lang w:val="en-US" w:eastAsia="zh-CN" w:bidi="ar"/>
+              </w:rPr>
+              <w:t>大于</w:t>
+            </w:r>
+          </w:p>
+        </w:tc>
+        <w:tc>
+          <w:tcPr>
+            <w:tcW w:w="0" w:type="auto"/>
+            <w:shd w:val="clear" w:color="auto" w:fill="auto"/>
+            <w:vAlign w:val="center"/>
+          </w:tcPr>
+          <w:p>
+            <w:pPr>
+              <w:keepNext w:val="0"/>
+              <w:keepLines w:val="0"/>
+              <w:pageBreakBefore w:val="0"/>
+              <w:widowControl/>
+              <w:suppressLineNumbers w:val="0"/>
+              <w:kinsoku/>
+              <w:wordWrap/>
+              <w:overflowPunct/>
+              <w:topLinePunct w:val="0"/>
+              <w:autoSpaceDE/>
+              <w:autoSpaceDN/>
+              <w:bidi w:val="0"/>
+              <w:adjustRightInd/>
+              <w:snapToGrid/>
+              <w:spacing w:beforeAutospacing="0" w:afterAutospacing="0" w:line="240" w:lineRule="auto"/>
+              <w:ind w:left="0" w:right="0" w:firstLine="0"/>
+              <w:jc w:val="left"/>
+              <w:textAlignment w:val="auto"/>
+              <w:rPr>
+                <w:color w:val="000000"/>
+                <w:sz w:val="24"/>
+                <w:szCs w:val="24"/>
+              </w:rPr>
+            </w:pPr>
+            <w:r>
+              <w:rPr>
+                <w:rFonts w:ascii="宋体" w:hAnsi="宋体" w:eastAsia="宋体" w:cs="宋体"/>
+                <w:color w:val="000000"/>
+                <w:kern w:val="0"/>
+                <w:sz w:val="24"/>
+                <w:szCs w:val="24"/>
+                <w:lang w:val="en-US" w:eastAsia="zh-CN" w:bidi="ar"/>
+              </w:rPr>
+              <w:t>4&gt;3</w:t>
+            </w:r>
+          </w:p>
+        </w:tc>
+        <w:tc>
+          <w:tcPr>
+            <w:tcW w:w="0" w:type="auto"/>
+            <w:shd w:val="clear" w:color="auto" w:fill="auto"/>
+            <w:vAlign w:val="center"/>
+          </w:tcPr>
+          <w:p>
+            <w:pPr>
+              <w:keepNext w:val="0"/>
+              <w:keepLines w:val="0"/>
+              <w:pageBreakBefore w:val="0"/>
+              <w:widowControl/>
+              <w:suppressLineNumbers w:val="0"/>
+              <w:kinsoku/>
+              <w:wordWrap/>
+              <w:overflowPunct/>
+              <w:topLinePunct w:val="0"/>
+              <w:autoSpaceDE/>
+              <w:autoSpaceDN/>
+              <w:bidi w:val="0"/>
+              <w:adjustRightInd/>
+              <w:snapToGrid/>
+              <w:spacing w:beforeAutospacing="0" w:afterAutospacing="0" w:line="240" w:lineRule="auto"/>
+              <w:ind w:left="0" w:right="0" w:firstLine="0"/>
+              <w:jc w:val="left"/>
+              <w:textAlignment w:val="auto"/>
+              <w:rPr>
+                <w:color w:val="000000"/>
+                <w:sz w:val="24"/>
+                <w:szCs w:val="24"/>
+              </w:rPr>
+            </w:pPr>
+            <w:r>
+              <w:rPr>
+                <w:rFonts w:ascii="宋体" w:hAnsi="宋体" w:eastAsia="宋体" w:cs="宋体"/>
+                <w:color w:val="000000"/>
+                <w:kern w:val="0"/>
+                <w:sz w:val="24"/>
+                <w:szCs w:val="24"/>
+                <w:lang w:val="en-US" w:eastAsia="zh-CN" w:bidi="ar"/>
+              </w:rPr>
+              <w:t>1</w:t>
+            </w:r>
+          </w:p>
+        </w:tc>
+      </w:tr>
+      <w:tr>
+        <w:tblPrEx>
+          <w:tblBorders>
+            <w:top w:val="none" w:color="auto" w:sz="0" w:space="0"/>
+            <w:left w:val="none" w:color="auto" w:sz="0" w:space="0"/>
+            <w:bottom w:val="none" w:color="auto" w:sz="0" w:space="0"/>
+            <w:right w:val="none" w:color="auto" w:sz="0" w:space="0"/>
+            <w:insideH w:val="none" w:color="auto" w:sz="0" w:space="0"/>
+            <w:insideV w:val="none" w:color="auto" w:sz="0" w:space="0"/>
+          </w:tblBorders>
+          <w:shd w:val="clear" w:color="auto" w:fill="auto"/>
+          <w:tblCellMar>
+            <w:top w:w="0" w:type="dxa"/>
+            <w:left w:w="0" w:type="dxa"/>
+            <w:bottom w:w="0" w:type="dxa"/>
+            <w:right w:w="0" w:type="dxa"/>
+          </w:tblCellMar>
+        </w:tblPrEx>
+        <w:trPr>
+          <w:tblCellSpacing w:w="15" w:type="dxa"/>
+        </w:trPr>
+        <w:tc>
+          <w:tcPr>
+            <w:tcW w:w="0" w:type="auto"/>
+            <w:shd w:val="clear" w:color="auto" w:fill="auto"/>
+            <w:vAlign w:val="center"/>
+          </w:tcPr>
+          <w:p>
+            <w:pPr>
+              <w:keepNext w:val="0"/>
+              <w:keepLines w:val="0"/>
+              <w:pageBreakBefore w:val="0"/>
+              <w:widowControl/>
+              <w:suppressLineNumbers w:val="0"/>
+              <w:kinsoku/>
+              <w:wordWrap/>
+              <w:overflowPunct/>
+              <w:topLinePunct w:val="0"/>
+              <w:autoSpaceDE/>
+              <w:autoSpaceDN/>
+              <w:bidi w:val="0"/>
+              <w:adjustRightInd/>
+              <w:snapToGrid/>
+              <w:spacing w:beforeAutospacing="0" w:afterAutospacing="0" w:line="240" w:lineRule="auto"/>
+              <w:ind w:left="0" w:right="0" w:firstLine="0"/>
+              <w:jc w:val="left"/>
+              <w:textAlignment w:val="auto"/>
+              <w:rPr>
+                <w:color w:val="000000"/>
+                <w:sz w:val="24"/>
+                <w:szCs w:val="24"/>
+              </w:rPr>
+            </w:pPr>
+            <w:r>
+              <w:rPr>
+                <w:rFonts w:ascii="宋体" w:hAnsi="宋体" w:eastAsia="宋体" w:cs="宋体"/>
+                <w:color w:val="000000"/>
+                <w:kern w:val="0"/>
+                <w:sz w:val="24"/>
+                <w:szCs w:val="24"/>
+                <w:lang w:val="en-US" w:eastAsia="zh-CN" w:bidi="ar"/>
+              </w:rPr>
+              <w:t>&lt;=</w:t>
+            </w:r>
+          </w:p>
+        </w:tc>
+        <w:tc>
+          <w:tcPr>
+            <w:tcW w:w="0" w:type="auto"/>
+            <w:shd w:val="clear" w:color="auto" w:fill="auto"/>
+            <w:vAlign w:val="center"/>
+          </w:tcPr>
+          <w:p>
+            <w:pPr>
+              <w:keepNext w:val="0"/>
+              <w:keepLines w:val="0"/>
+              <w:pageBreakBefore w:val="0"/>
+              <w:widowControl/>
+              <w:suppressLineNumbers w:val="0"/>
+              <w:kinsoku/>
+              <w:wordWrap/>
+              <w:overflowPunct/>
+              <w:topLinePunct w:val="0"/>
+              <w:autoSpaceDE/>
+              <w:autoSpaceDN/>
+              <w:bidi w:val="0"/>
+              <w:adjustRightInd/>
+              <w:snapToGrid/>
+              <w:spacing w:beforeAutospacing="0" w:afterAutospacing="0" w:line="240" w:lineRule="auto"/>
+              <w:ind w:left="0" w:right="0" w:firstLine="0"/>
+              <w:jc w:val="left"/>
+              <w:textAlignment w:val="auto"/>
+              <w:rPr>
+                <w:color w:val="000000"/>
+                <w:sz w:val="24"/>
+                <w:szCs w:val="24"/>
+              </w:rPr>
+            </w:pPr>
+            <w:r>
+              <w:rPr>
+                <w:rFonts w:ascii="宋体" w:hAnsi="宋体" w:eastAsia="宋体" w:cs="宋体"/>
+                <w:color w:val="000000"/>
+                <w:kern w:val="0"/>
+                <w:sz w:val="24"/>
+                <w:szCs w:val="24"/>
+                <w:lang w:val="en-US" w:eastAsia="zh-CN" w:bidi="ar"/>
+              </w:rPr>
+              <w:t>小于等于</w:t>
+            </w:r>
+          </w:p>
+        </w:tc>
+        <w:tc>
+          <w:tcPr>
+            <w:tcW w:w="0" w:type="auto"/>
+            <w:shd w:val="clear" w:color="auto" w:fill="auto"/>
+            <w:vAlign w:val="center"/>
+          </w:tcPr>
+          <w:p>
+            <w:pPr>
+              <w:keepNext w:val="0"/>
+              <w:keepLines w:val="0"/>
+              <w:pageBreakBefore w:val="0"/>
+              <w:widowControl/>
+              <w:suppressLineNumbers w:val="0"/>
+              <w:kinsoku/>
+              <w:wordWrap/>
+              <w:overflowPunct/>
+              <w:topLinePunct w:val="0"/>
+              <w:autoSpaceDE/>
+              <w:autoSpaceDN/>
+              <w:bidi w:val="0"/>
+              <w:adjustRightInd/>
+              <w:snapToGrid/>
+              <w:spacing w:beforeAutospacing="0" w:afterAutospacing="0" w:line="240" w:lineRule="auto"/>
+              <w:ind w:left="0" w:right="0" w:firstLine="0"/>
+              <w:jc w:val="left"/>
+              <w:textAlignment w:val="auto"/>
+              <w:rPr>
+                <w:color w:val="000000"/>
+                <w:sz w:val="24"/>
+                <w:szCs w:val="24"/>
+              </w:rPr>
+            </w:pPr>
+            <w:r>
+              <w:rPr>
+                <w:rFonts w:ascii="宋体" w:hAnsi="宋体" w:eastAsia="宋体" w:cs="宋体"/>
+                <w:color w:val="000000"/>
+                <w:kern w:val="0"/>
+                <w:sz w:val="24"/>
+                <w:szCs w:val="24"/>
+                <w:lang w:val="en-US" w:eastAsia="zh-CN" w:bidi="ar"/>
+              </w:rPr>
+              <w:t>4&lt;=3</w:t>
+            </w:r>
+          </w:p>
+        </w:tc>
+        <w:tc>
+          <w:tcPr>
+            <w:tcW w:w="0" w:type="auto"/>
+            <w:shd w:val="clear" w:color="auto" w:fill="auto"/>
+            <w:vAlign w:val="center"/>
+          </w:tcPr>
+          <w:p>
+            <w:pPr>
+              <w:keepNext w:val="0"/>
+              <w:keepLines w:val="0"/>
+              <w:pageBreakBefore w:val="0"/>
+              <w:widowControl/>
+              <w:suppressLineNumbers w:val="0"/>
+              <w:kinsoku/>
+              <w:wordWrap/>
+              <w:overflowPunct/>
+              <w:topLinePunct w:val="0"/>
+              <w:autoSpaceDE/>
+              <w:autoSpaceDN/>
+              <w:bidi w:val="0"/>
+              <w:adjustRightInd/>
+              <w:snapToGrid/>
+              <w:spacing w:beforeAutospacing="0" w:afterAutospacing="0" w:line="240" w:lineRule="auto"/>
+              <w:ind w:left="0" w:right="0" w:firstLine="0"/>
+              <w:jc w:val="left"/>
+              <w:textAlignment w:val="auto"/>
+              <w:rPr>
+                <w:color w:val="000000"/>
+                <w:sz w:val="24"/>
+                <w:szCs w:val="24"/>
+              </w:rPr>
+            </w:pPr>
+            <w:r>
+              <w:rPr>
+                <w:rFonts w:ascii="宋体" w:hAnsi="宋体" w:eastAsia="宋体" w:cs="宋体"/>
+                <w:color w:val="000000"/>
+                <w:kern w:val="0"/>
+                <w:sz w:val="24"/>
+                <w:szCs w:val="24"/>
+                <w:lang w:val="en-US" w:eastAsia="zh-CN" w:bidi="ar"/>
+              </w:rPr>
+              <w:t>0</w:t>
+            </w:r>
+          </w:p>
+        </w:tc>
+      </w:tr>
+      <w:tr>
+        <w:tblPrEx>
+          <w:tblBorders>
+            <w:top w:val="none" w:color="auto" w:sz="0" w:space="0"/>
+            <w:left w:val="none" w:color="auto" w:sz="0" w:space="0"/>
+            <w:bottom w:val="none" w:color="auto" w:sz="0" w:space="0"/>
+            <w:right w:val="none" w:color="auto" w:sz="0" w:space="0"/>
+            <w:insideH w:val="none" w:color="auto" w:sz="0" w:space="0"/>
+            <w:insideV w:val="none" w:color="auto" w:sz="0" w:space="0"/>
+          </w:tblBorders>
+          <w:shd w:val="clear" w:color="auto" w:fill="auto"/>
+          <w:tblCellMar>
+            <w:top w:w="0" w:type="dxa"/>
+            <w:left w:w="0" w:type="dxa"/>
+            <w:bottom w:w="0" w:type="dxa"/>
+            <w:right w:w="0" w:type="dxa"/>
+          </w:tblCellMar>
+        </w:tblPrEx>
+        <w:trPr>
+          <w:tblCellSpacing w:w="15" w:type="dxa"/>
+        </w:trPr>
+        <w:tc>
+          <w:tcPr>
+            <w:tcW w:w="0" w:type="auto"/>
+            <w:shd w:val="clear" w:color="auto" w:fill="auto"/>
+            <w:vAlign w:val="center"/>
+          </w:tcPr>
+          <w:p>
+            <w:pPr>
+              <w:keepNext w:val="0"/>
+              <w:keepLines w:val="0"/>
+              <w:pageBreakBefore w:val="0"/>
+              <w:widowControl/>
+              <w:suppressLineNumbers w:val="0"/>
+              <w:kinsoku/>
+              <w:wordWrap/>
+              <w:overflowPunct/>
+              <w:topLinePunct w:val="0"/>
+              <w:autoSpaceDE/>
+              <w:autoSpaceDN/>
+              <w:bidi w:val="0"/>
+              <w:adjustRightInd/>
+              <w:snapToGrid/>
+              <w:spacing w:beforeAutospacing="0" w:afterAutospacing="0" w:line="240" w:lineRule="auto"/>
+              <w:ind w:left="0" w:right="0" w:firstLine="0"/>
+              <w:jc w:val="left"/>
+              <w:textAlignment w:val="auto"/>
+              <w:rPr>
+                <w:color w:val="000000"/>
+                <w:sz w:val="24"/>
+                <w:szCs w:val="24"/>
+              </w:rPr>
+            </w:pPr>
+            <w:r>
+              <w:rPr>
+                <w:rFonts w:ascii="宋体" w:hAnsi="宋体" w:eastAsia="宋体" w:cs="宋体"/>
+                <w:color w:val="000000"/>
+                <w:kern w:val="0"/>
+                <w:sz w:val="24"/>
+                <w:szCs w:val="24"/>
+                <w:lang w:val="en-US" w:eastAsia="zh-CN" w:bidi="ar"/>
+              </w:rPr>
+              <w:t>&gt;=</w:t>
+            </w:r>
+          </w:p>
+        </w:tc>
+        <w:tc>
+          <w:tcPr>
+            <w:tcW w:w="0" w:type="auto"/>
+            <w:shd w:val="clear" w:color="auto" w:fill="auto"/>
+            <w:vAlign w:val="center"/>
+          </w:tcPr>
+          <w:p>
+            <w:pPr>
+              <w:keepNext w:val="0"/>
+              <w:keepLines w:val="0"/>
+              <w:pageBreakBefore w:val="0"/>
+              <w:widowControl/>
+              <w:suppressLineNumbers w:val="0"/>
+              <w:kinsoku/>
+              <w:wordWrap/>
+              <w:overflowPunct/>
+              <w:topLinePunct w:val="0"/>
+              <w:autoSpaceDE/>
+              <w:autoSpaceDN/>
+              <w:bidi w:val="0"/>
+              <w:adjustRightInd/>
+              <w:snapToGrid/>
+              <w:spacing w:beforeAutospacing="0" w:afterAutospacing="0" w:line="240" w:lineRule="auto"/>
+              <w:ind w:left="0" w:right="0" w:firstLine="0"/>
+              <w:jc w:val="left"/>
+              <w:textAlignment w:val="auto"/>
+              <w:rPr>
+                <w:color w:val="000000"/>
+                <w:sz w:val="24"/>
+                <w:szCs w:val="24"/>
+              </w:rPr>
+            </w:pPr>
+            <w:r>
+              <w:rPr>
+                <w:rFonts w:ascii="宋体" w:hAnsi="宋体" w:eastAsia="宋体" w:cs="宋体"/>
+                <w:color w:val="000000"/>
+                <w:kern w:val="0"/>
+                <w:sz w:val="24"/>
+                <w:szCs w:val="24"/>
+                <w:lang w:val="en-US" w:eastAsia="zh-CN" w:bidi="ar"/>
+              </w:rPr>
+              <w:t>大于等于</w:t>
+            </w:r>
+          </w:p>
+        </w:tc>
+        <w:tc>
+          <w:tcPr>
+            <w:tcW w:w="0" w:type="auto"/>
+            <w:shd w:val="clear" w:color="auto" w:fill="auto"/>
+            <w:vAlign w:val="center"/>
+          </w:tcPr>
+          <w:p>
+            <w:pPr>
+              <w:keepNext w:val="0"/>
+              <w:keepLines w:val="0"/>
+              <w:pageBreakBefore w:val="0"/>
+              <w:widowControl/>
+              <w:suppressLineNumbers w:val="0"/>
+              <w:kinsoku/>
+              <w:wordWrap/>
+              <w:overflowPunct/>
+              <w:topLinePunct w:val="0"/>
+              <w:autoSpaceDE/>
+              <w:autoSpaceDN/>
+              <w:bidi w:val="0"/>
+              <w:adjustRightInd/>
+              <w:snapToGrid/>
+              <w:spacing w:beforeAutospacing="0" w:afterAutospacing="0" w:line="240" w:lineRule="auto"/>
+              <w:ind w:left="0" w:right="0" w:firstLine="0"/>
+              <w:jc w:val="left"/>
+              <w:textAlignment w:val="auto"/>
+              <w:rPr>
+                <w:color w:val="000000"/>
+                <w:sz w:val="24"/>
+                <w:szCs w:val="24"/>
+              </w:rPr>
+            </w:pPr>
+            <w:r>
+              <w:rPr>
+                <w:rFonts w:ascii="宋体" w:hAnsi="宋体" w:eastAsia="宋体" w:cs="宋体"/>
+                <w:color w:val="000000"/>
+                <w:kern w:val="0"/>
+                <w:sz w:val="24"/>
+                <w:szCs w:val="24"/>
+                <w:lang w:val="en-US" w:eastAsia="zh-CN" w:bidi="ar"/>
+              </w:rPr>
+              <w:t>4&gt;=1</w:t>
+            </w:r>
+          </w:p>
+        </w:tc>
+        <w:tc>
+          <w:tcPr>
+            <w:tcW w:w="0" w:type="auto"/>
+            <w:shd w:val="clear" w:color="auto" w:fill="auto"/>
+            <w:vAlign w:val="center"/>
+          </w:tcPr>
+          <w:p>
+            <w:pPr>
+              <w:keepNext w:val="0"/>
+              <w:keepLines w:val="0"/>
+              <w:pageBreakBefore w:val="0"/>
+              <w:widowControl/>
+              <w:suppressLineNumbers w:val="0"/>
+              <w:kinsoku/>
+              <w:wordWrap/>
+              <w:overflowPunct/>
+              <w:topLinePunct w:val="0"/>
+              <w:autoSpaceDE/>
+              <w:autoSpaceDN/>
+              <w:bidi w:val="0"/>
+              <w:adjustRightInd/>
+              <w:snapToGrid/>
+              <w:spacing w:beforeAutospacing="0" w:afterAutospacing="0" w:line="240" w:lineRule="auto"/>
+              <w:ind w:left="0" w:right="0" w:firstLine="0"/>
+              <w:jc w:val="left"/>
+              <w:textAlignment w:val="auto"/>
+              <w:rPr>
+                <w:color w:val="000000"/>
+                <w:sz w:val="24"/>
+                <w:szCs w:val="24"/>
+              </w:rPr>
+            </w:pPr>
+            <w:r>
+              <w:rPr>
+                <w:rFonts w:ascii="宋体" w:hAnsi="宋体" w:eastAsia="宋体" w:cs="宋体"/>
+                <w:color w:val="000000"/>
+                <w:kern w:val="0"/>
+                <w:sz w:val="24"/>
+                <w:szCs w:val="24"/>
+                <w:lang w:val="en-US" w:eastAsia="zh-CN" w:bidi="ar"/>
+              </w:rPr>
+              <w:t>1</w:t>
+            </w:r>
+          </w:p>
+        </w:tc>
+      </w:tr>
+    </w:tbl>
+    <w:p>
+      <w:pPr>
+        <w:pStyle w:val="4"/>
+        <w:bidi w:val="0"/>
+      </w:pPr>
+      <w:r>
+        <w:t>（四）逻辑运算符</w:t>
+      </w:r>
+    </w:p>
+    <w:p>
+      <w:pPr>
+        <w:keepNext w:val="0"/>
+        <w:keepLines w:val="0"/>
+        <w:pageBreakBefore w:val="0"/>
+        <w:widowControl/>
+        <w:suppressLineNumbers w:val="0"/>
+        <w:pBdr>
+          <w:top w:val="none" w:color="auto" w:sz="0" w:space="0"/>
+          <w:left w:val="none" w:color="auto" w:sz="0" w:space="0"/>
+          <w:bottom w:val="none" w:color="auto" w:sz="0" w:space="0"/>
+          <w:right w:val="none" w:color="auto" w:sz="0" w:space="0"/>
+        </w:pBdr>
+        <w:kinsoku/>
+        <w:wordWrap/>
+        <w:overflowPunct/>
+        <w:topLinePunct w:val="0"/>
+        <w:autoSpaceDE/>
+        <w:autoSpaceDN/>
+        <w:bidi w:val="0"/>
+        <w:adjustRightInd/>
+        <w:snapToGrid/>
+        <w:spacing w:beforeAutospacing="0" w:afterAutospacing="0" w:line="240" w:lineRule="auto"/>
+        <w:ind w:left="0" w:right="0" w:firstLine="0"/>
+        <w:jc w:val="left"/>
+        <w:textAlignment w:val="auto"/>
+        <w:rPr>
+          <w:rFonts w:ascii="宋体" w:hAnsi="宋体" w:eastAsia="宋体" w:cs="宋体"/>
+          <w:color w:val="000000"/>
+          <w:kern w:val="0"/>
+          <w:sz w:val="24"/>
+          <w:szCs w:val="24"/>
+          <w:lang w:val="en-US" w:eastAsia="zh-CN" w:bidi="ar"/>
+        </w:rPr>
+      </w:pPr>
+      <w:r>
+        <w:rPr>
+          <w:rFonts w:ascii="宋体" w:hAnsi="宋体" w:eastAsia="宋体" w:cs="宋体"/>
+          <w:color w:val="000000"/>
+          <w:kern w:val="0"/>
+          <w:sz w:val="24"/>
+          <w:szCs w:val="24"/>
+          <w:lang w:val="en-US" w:eastAsia="zh-CN" w:bidi="ar"/>
+        </w:rPr>
+        <w:t>操作数为 0（假）或非 0（真），核心是逻辑与 / 或 / 非的判断规则：</w:t>
+      </w:r>
+    </w:p>
+    <w:tbl>
+      <w:tblPr>
+        <w:tblStyle w:val="5"/>
+        <w:tblW w:w="0" w:type="auto"/>
+        <w:tblCellSpacing w:w="15" w:type="dxa"/>
+        <w:tblInd w:w="0" w:type="dxa"/>
+        <w:tblBorders>
+          <w:top w:val="none" w:color="auto" w:sz="0" w:space="0"/>
+          <w:left w:val="none" w:color="auto" w:sz="0" w:space="0"/>
+          <w:bottom w:val="none" w:color="auto" w:sz="0" w:space="0"/>
+          <w:right w:val="none" w:color="auto" w:sz="0" w:space="0"/>
+          <w:insideH w:val="none" w:color="auto" w:sz="0" w:space="0"/>
+          <w:insideV w:val="none" w:color="auto" w:sz="0" w:space="0"/>
+        </w:tblBorders>
+        <w:shd w:val="clear" w:color="auto" w:fill="auto"/>
+        <w:tblLayout w:type="autofit"/>
+        <w:tblCellMar>
+          <w:top w:w="0" w:type="dxa"/>
+          <w:left w:w="0" w:type="dxa"/>
+          <w:bottom w:w="0" w:type="dxa"/>
+          <w:right w:w="0" w:type="dxa"/>
+        </w:tblCellMar>
+      </w:tblPr>
+      <w:tblGrid>
+        <w:gridCol w:w="765"/>
+        <w:gridCol w:w="510"/>
+        <w:gridCol w:w="510"/>
+        <w:gridCol w:w="3165"/>
+      </w:tblGrid>
+      <w:tr>
+        <w:tblPrEx>
+          <w:tblBorders>
+            <w:top w:val="none" w:color="auto" w:sz="0" w:space="0"/>
+            <w:left w:val="none" w:color="auto" w:sz="0" w:space="0"/>
+            <w:bottom w:val="none" w:color="auto" w:sz="0" w:space="0"/>
+            <w:right w:val="none" w:color="auto" w:sz="0" w:space="0"/>
+            <w:insideH w:val="none" w:color="auto" w:sz="0" w:space="0"/>
+            <w:insideV w:val="none" w:color="auto" w:sz="0" w:space="0"/>
+          </w:tblBorders>
+          <w:tblCellMar>
+            <w:top w:w="0" w:type="dxa"/>
+            <w:left w:w="0" w:type="dxa"/>
+            <w:bottom w:w="0" w:type="dxa"/>
+            <w:right w:w="0" w:type="dxa"/>
+          </w:tblCellMar>
+        </w:tblPrEx>
+        <w:trPr>
+          <w:tblHeader/>
+          <w:tblCellSpacing w:w="15" w:type="dxa"/>
+        </w:trPr>
+        <w:tc>
+          <w:tcPr>
+            <w:tcW w:w="0" w:type="auto"/>
+            <w:shd w:val="clear" w:color="auto" w:fill="auto"/>
+            <w:vAlign w:val="center"/>
+          </w:tcPr>
+          <w:p>
+            <w:pPr>
+              <w:keepNext w:val="0"/>
+              <w:keepLines w:val="0"/>
+              <w:pageBreakBefore w:val="0"/>
+              <w:widowControl/>
+              <w:suppressLineNumbers w:val="0"/>
+              <w:pBdr>
+                <w:top w:val="none" w:color="auto" w:sz="0" w:space="0"/>
+                <w:left w:val="none" w:color="auto" w:sz="0" w:space="0"/>
+                <w:bottom w:val="none" w:color="auto" w:sz="0" w:space="0"/>
+                <w:right w:val="none" w:color="auto" w:sz="0" w:space="0"/>
+              </w:pBdr>
+              <w:kinsoku/>
+              <w:wordWrap/>
+              <w:overflowPunct/>
+              <w:topLinePunct w:val="0"/>
+              <w:autoSpaceDE/>
+              <w:autoSpaceDN/>
+              <w:bidi w:val="0"/>
+              <w:adjustRightInd/>
+              <w:snapToGrid/>
+              <w:spacing w:beforeAutospacing="0" w:afterAutospacing="0" w:line="240" w:lineRule="auto"/>
+              <w:ind w:left="0" w:right="0" w:firstLine="0"/>
+              <w:jc w:val="left"/>
+              <w:textAlignment w:val="auto"/>
+              <w:rPr>
+                <w:rFonts w:ascii="宋体" w:hAnsi="宋体" w:eastAsia="宋体" w:cs="宋体"/>
+                <w:color w:val="000000"/>
+                <w:kern w:val="0"/>
+                <w:sz w:val="24"/>
+                <w:szCs w:val="24"/>
+                <w:lang w:val="en-US" w:eastAsia="zh-CN" w:bidi="ar"/>
+              </w:rPr>
+            </w:pPr>
+            <w:r>
+              <w:rPr>
+                <w:rFonts w:ascii="宋体" w:hAnsi="宋体" w:eastAsia="宋体" w:cs="宋体"/>
+                <w:color w:val="000000"/>
+                <w:kern w:val="0"/>
+                <w:sz w:val="24"/>
+                <w:szCs w:val="24"/>
+                <w:lang w:val="en-US" w:eastAsia="zh-CN" w:bidi="ar"/>
+              </w:rPr>
+              <w:t>运算符</w:t>
+            </w:r>
+          </w:p>
+        </w:tc>
+        <w:tc>
+          <w:tcPr>
+            <w:tcW w:w="0" w:type="auto"/>
+            <w:shd w:val="clear" w:color="auto" w:fill="auto"/>
+            <w:vAlign w:val="center"/>
+          </w:tcPr>
+          <w:p>
+            <w:pPr>
+              <w:keepNext w:val="0"/>
+              <w:keepLines w:val="0"/>
+              <w:pageBreakBefore w:val="0"/>
+              <w:widowControl/>
+              <w:suppressLineNumbers w:val="0"/>
+              <w:pBdr>
+                <w:top w:val="none" w:color="auto" w:sz="0" w:space="0"/>
+                <w:left w:val="none" w:color="auto" w:sz="0" w:space="0"/>
+                <w:bottom w:val="none" w:color="auto" w:sz="0" w:space="0"/>
+                <w:right w:val="none" w:color="auto" w:sz="0" w:space="0"/>
+              </w:pBdr>
+              <w:kinsoku/>
+              <w:wordWrap/>
+              <w:overflowPunct/>
+              <w:topLinePunct w:val="0"/>
+              <w:autoSpaceDE/>
+              <w:autoSpaceDN/>
+              <w:bidi w:val="0"/>
+              <w:adjustRightInd/>
+              <w:snapToGrid/>
+              <w:spacing w:beforeAutospacing="0" w:afterAutospacing="0" w:line="240" w:lineRule="auto"/>
+              <w:ind w:left="0" w:right="0" w:firstLine="0"/>
+              <w:jc w:val="left"/>
+              <w:textAlignment w:val="auto"/>
+              <w:rPr>
+                <w:rFonts w:ascii="宋体" w:hAnsi="宋体" w:eastAsia="宋体" w:cs="宋体"/>
+                <w:color w:val="000000"/>
+                <w:kern w:val="0"/>
+                <w:sz w:val="24"/>
+                <w:szCs w:val="24"/>
+                <w:lang w:val="en-US" w:eastAsia="zh-CN" w:bidi="ar"/>
+              </w:rPr>
+            </w:pPr>
+            <w:r>
+              <w:rPr>
+                <w:rFonts w:ascii="宋体" w:hAnsi="宋体" w:eastAsia="宋体" w:cs="宋体"/>
+                <w:color w:val="000000"/>
+                <w:kern w:val="0"/>
+                <w:sz w:val="24"/>
+                <w:szCs w:val="24"/>
+                <w:lang w:val="en-US" w:eastAsia="zh-CN" w:bidi="ar"/>
+              </w:rPr>
+              <w:t>术语</w:t>
+            </w:r>
+          </w:p>
+        </w:tc>
+        <w:tc>
+          <w:tcPr>
+            <w:tcW w:w="0" w:type="auto"/>
+            <w:shd w:val="clear" w:color="auto" w:fill="auto"/>
+            <w:vAlign w:val="center"/>
+          </w:tcPr>
+          <w:p>
+            <w:pPr>
+              <w:keepNext w:val="0"/>
+              <w:keepLines w:val="0"/>
+              <w:pageBreakBefore w:val="0"/>
+              <w:widowControl/>
+              <w:suppressLineNumbers w:val="0"/>
+              <w:pBdr>
+                <w:top w:val="none" w:color="auto" w:sz="0" w:space="0"/>
+                <w:left w:val="none" w:color="auto" w:sz="0" w:space="0"/>
+                <w:bottom w:val="none" w:color="auto" w:sz="0" w:space="0"/>
+                <w:right w:val="none" w:color="auto" w:sz="0" w:space="0"/>
+              </w:pBdr>
+              <w:kinsoku/>
+              <w:wordWrap/>
+              <w:overflowPunct/>
+              <w:topLinePunct w:val="0"/>
+              <w:autoSpaceDE/>
+              <w:autoSpaceDN/>
+              <w:bidi w:val="0"/>
+              <w:adjustRightInd/>
+              <w:snapToGrid/>
+              <w:spacing w:beforeAutospacing="0" w:afterAutospacing="0" w:line="240" w:lineRule="auto"/>
+              <w:ind w:left="0" w:right="0" w:firstLine="0"/>
+              <w:jc w:val="left"/>
+              <w:textAlignment w:val="auto"/>
+              <w:rPr>
+                <w:rFonts w:ascii="宋体" w:hAnsi="宋体" w:eastAsia="宋体" w:cs="宋体"/>
+                <w:color w:val="000000"/>
+                <w:kern w:val="0"/>
+                <w:sz w:val="24"/>
+                <w:szCs w:val="24"/>
+                <w:lang w:val="en-US" w:eastAsia="zh-CN" w:bidi="ar"/>
+              </w:rPr>
+            </w:pPr>
+            <w:r>
+              <w:rPr>
+                <w:rFonts w:ascii="宋体" w:hAnsi="宋体" w:eastAsia="宋体" w:cs="宋体"/>
+                <w:color w:val="000000"/>
+                <w:kern w:val="0"/>
+                <w:sz w:val="24"/>
+                <w:szCs w:val="24"/>
+                <w:lang w:val="en-US" w:eastAsia="zh-CN" w:bidi="ar"/>
+              </w:rPr>
+              <w:t>示例</w:t>
+            </w:r>
+          </w:p>
+        </w:tc>
+        <w:tc>
+          <w:tcPr>
+            <w:tcW w:w="0" w:type="auto"/>
+            <w:shd w:val="clear" w:color="auto" w:fill="auto"/>
+            <w:vAlign w:val="center"/>
+          </w:tcPr>
+          <w:p>
+            <w:pPr>
+              <w:keepNext w:val="0"/>
+              <w:keepLines w:val="0"/>
+              <w:pageBreakBefore w:val="0"/>
+              <w:widowControl/>
+              <w:suppressLineNumbers w:val="0"/>
+              <w:pBdr>
+                <w:top w:val="none" w:color="auto" w:sz="0" w:space="0"/>
+                <w:left w:val="none" w:color="auto" w:sz="0" w:space="0"/>
+                <w:bottom w:val="none" w:color="auto" w:sz="0" w:space="0"/>
+                <w:right w:val="none" w:color="auto" w:sz="0" w:space="0"/>
+              </w:pBdr>
+              <w:kinsoku/>
+              <w:wordWrap/>
+              <w:overflowPunct/>
+              <w:topLinePunct w:val="0"/>
+              <w:autoSpaceDE/>
+              <w:autoSpaceDN/>
+              <w:bidi w:val="0"/>
+              <w:adjustRightInd/>
+              <w:snapToGrid/>
+              <w:spacing w:beforeAutospacing="0" w:afterAutospacing="0" w:line="240" w:lineRule="auto"/>
+              <w:ind w:left="0" w:right="0" w:firstLine="0"/>
+              <w:jc w:val="left"/>
+              <w:textAlignment w:val="auto"/>
+              <w:rPr>
+                <w:rFonts w:ascii="宋体" w:hAnsi="宋体" w:eastAsia="宋体" w:cs="宋体"/>
+                <w:color w:val="000000"/>
+                <w:kern w:val="0"/>
+                <w:sz w:val="24"/>
+                <w:szCs w:val="24"/>
+                <w:lang w:val="en-US" w:eastAsia="zh-CN" w:bidi="ar"/>
+              </w:rPr>
+            </w:pPr>
+            <w:r>
+              <w:rPr>
+                <w:rFonts w:ascii="宋体" w:hAnsi="宋体" w:eastAsia="宋体" w:cs="宋体"/>
+                <w:color w:val="000000"/>
+                <w:kern w:val="0"/>
+                <w:sz w:val="24"/>
+                <w:szCs w:val="24"/>
+                <w:lang w:val="en-US" w:eastAsia="zh-CN" w:bidi="ar"/>
+              </w:rPr>
+              <w:t>结果规则</w:t>
+            </w:r>
+          </w:p>
+        </w:tc>
+      </w:tr>
+      <w:tr>
+        <w:tblPrEx>
+          <w:tblBorders>
+            <w:top w:val="none" w:color="auto" w:sz="0" w:space="0"/>
+            <w:left w:val="none" w:color="auto" w:sz="0" w:space="0"/>
+            <w:bottom w:val="none" w:color="auto" w:sz="0" w:space="0"/>
+            <w:right w:val="none" w:color="auto" w:sz="0" w:space="0"/>
+            <w:insideH w:val="none" w:color="auto" w:sz="0" w:space="0"/>
+            <w:insideV w:val="none" w:color="auto" w:sz="0" w:space="0"/>
+          </w:tblBorders>
+          <w:tblCellMar>
+            <w:top w:w="0" w:type="dxa"/>
+            <w:left w:w="0" w:type="dxa"/>
+            <w:bottom w:w="0" w:type="dxa"/>
+            <w:right w:w="0" w:type="dxa"/>
+          </w:tblCellMar>
+        </w:tblPrEx>
+        <w:trPr>
+          <w:tblCellSpacing w:w="15" w:type="dxa"/>
+        </w:trPr>
+        <w:tc>
+          <w:tcPr>
+            <w:tcW w:w="0" w:type="auto"/>
+            <w:shd w:val="clear" w:color="auto" w:fill="auto"/>
+            <w:vAlign w:val="center"/>
+          </w:tcPr>
+          <w:p>
+            <w:pPr>
+              <w:keepNext w:val="0"/>
+              <w:keepLines w:val="0"/>
+              <w:pageBreakBefore w:val="0"/>
+              <w:widowControl/>
+              <w:suppressLineNumbers w:val="0"/>
+              <w:pBdr>
+                <w:top w:val="none" w:color="auto" w:sz="0" w:space="0"/>
+                <w:left w:val="none" w:color="auto" w:sz="0" w:space="0"/>
+                <w:bottom w:val="none" w:color="auto" w:sz="0" w:space="0"/>
+                <w:right w:val="none" w:color="auto" w:sz="0" w:space="0"/>
+              </w:pBdr>
+              <w:kinsoku/>
+              <w:wordWrap/>
+              <w:overflowPunct/>
+              <w:topLinePunct w:val="0"/>
+              <w:autoSpaceDE/>
+              <w:autoSpaceDN/>
+              <w:bidi w:val="0"/>
+              <w:adjustRightInd/>
+              <w:snapToGrid/>
+              <w:spacing w:beforeAutospacing="0" w:afterAutospacing="0" w:line="240" w:lineRule="auto"/>
+              <w:ind w:left="0" w:right="0" w:firstLine="0"/>
+              <w:jc w:val="left"/>
+              <w:textAlignment w:val="auto"/>
+              <w:rPr>
+                <w:rFonts w:ascii="宋体" w:hAnsi="宋体" w:eastAsia="宋体" w:cs="宋体"/>
+                <w:color w:val="000000"/>
+                <w:kern w:val="0"/>
+                <w:sz w:val="24"/>
+                <w:szCs w:val="24"/>
+                <w:lang w:val="en-US" w:eastAsia="zh-CN" w:bidi="ar"/>
+              </w:rPr>
+            </w:pPr>
+            <w:r>
+              <w:rPr>
+                <w:rFonts w:ascii="宋体" w:hAnsi="宋体" w:eastAsia="宋体" w:cs="宋体"/>
+                <w:color w:val="000000"/>
+                <w:kern w:val="0"/>
+                <w:sz w:val="24"/>
+                <w:szCs w:val="24"/>
+                <w:lang w:val="en-US" w:eastAsia="zh-CN" w:bidi="ar"/>
+              </w:rPr>
+              <w:t>!</w:t>
+            </w:r>
+          </w:p>
+        </w:tc>
+        <w:tc>
+          <w:tcPr>
+            <w:tcW w:w="0" w:type="auto"/>
+            <w:shd w:val="clear" w:color="auto" w:fill="auto"/>
+            <w:vAlign w:val="center"/>
+          </w:tcPr>
+          <w:p>
+            <w:pPr>
+              <w:keepNext w:val="0"/>
+              <w:keepLines w:val="0"/>
+              <w:pageBreakBefore w:val="0"/>
+              <w:widowControl/>
+              <w:suppressLineNumbers w:val="0"/>
+              <w:pBdr>
+                <w:top w:val="none" w:color="auto" w:sz="0" w:space="0"/>
+                <w:left w:val="none" w:color="auto" w:sz="0" w:space="0"/>
+                <w:bottom w:val="none" w:color="auto" w:sz="0" w:space="0"/>
+                <w:right w:val="none" w:color="auto" w:sz="0" w:space="0"/>
+              </w:pBdr>
+              <w:kinsoku/>
+              <w:wordWrap/>
+              <w:overflowPunct/>
+              <w:topLinePunct w:val="0"/>
+              <w:autoSpaceDE/>
+              <w:autoSpaceDN/>
+              <w:bidi w:val="0"/>
+              <w:adjustRightInd/>
+              <w:snapToGrid/>
+              <w:spacing w:beforeAutospacing="0" w:afterAutospacing="0" w:line="240" w:lineRule="auto"/>
+              <w:ind w:left="0" w:right="0" w:firstLine="0"/>
+              <w:jc w:val="left"/>
+              <w:textAlignment w:val="auto"/>
+              <w:rPr>
+                <w:rFonts w:ascii="宋体" w:hAnsi="宋体" w:eastAsia="宋体" w:cs="宋体"/>
+                <w:color w:val="000000"/>
+                <w:kern w:val="0"/>
+                <w:sz w:val="24"/>
+                <w:szCs w:val="24"/>
+                <w:lang w:val="en-US" w:eastAsia="zh-CN" w:bidi="ar"/>
+              </w:rPr>
+            </w:pPr>
+            <w:r>
+              <w:rPr>
+                <w:rFonts w:ascii="宋体" w:hAnsi="宋体" w:eastAsia="宋体" w:cs="宋体"/>
+                <w:color w:val="000000"/>
+                <w:kern w:val="0"/>
+                <w:sz w:val="24"/>
+                <w:szCs w:val="24"/>
+                <w:lang w:val="en-US" w:eastAsia="zh-CN" w:bidi="ar"/>
+              </w:rPr>
+              <w:t>非</w:t>
+            </w:r>
+          </w:p>
+        </w:tc>
+        <w:tc>
+          <w:tcPr>
+            <w:tcW w:w="0" w:type="auto"/>
+            <w:shd w:val="clear" w:color="auto" w:fill="auto"/>
+            <w:vAlign w:val="center"/>
+          </w:tcPr>
+          <w:p>
+            <w:pPr>
+              <w:keepNext w:val="0"/>
+              <w:keepLines w:val="0"/>
+              <w:pageBreakBefore w:val="0"/>
+              <w:widowControl/>
+              <w:suppressLineNumbers w:val="0"/>
+              <w:pBdr>
+                <w:top w:val="none" w:color="auto" w:sz="0" w:space="0"/>
+                <w:left w:val="none" w:color="auto" w:sz="0" w:space="0"/>
+                <w:bottom w:val="none" w:color="auto" w:sz="0" w:space="0"/>
+                <w:right w:val="none" w:color="auto" w:sz="0" w:space="0"/>
+              </w:pBdr>
+              <w:kinsoku/>
+              <w:wordWrap/>
+              <w:overflowPunct/>
+              <w:topLinePunct w:val="0"/>
+              <w:autoSpaceDE/>
+              <w:autoSpaceDN/>
+              <w:bidi w:val="0"/>
+              <w:adjustRightInd/>
+              <w:snapToGrid/>
+              <w:spacing w:beforeAutospacing="0" w:afterAutospacing="0" w:line="240" w:lineRule="auto"/>
+              <w:ind w:left="0" w:right="0" w:firstLine="0"/>
+              <w:jc w:val="left"/>
+              <w:textAlignment w:val="auto"/>
+              <w:rPr>
+                <w:rFonts w:ascii="宋体" w:hAnsi="宋体" w:eastAsia="宋体" w:cs="宋体"/>
+                <w:color w:val="000000"/>
+                <w:kern w:val="0"/>
+                <w:sz w:val="24"/>
+                <w:szCs w:val="24"/>
+                <w:lang w:val="en-US" w:eastAsia="zh-CN" w:bidi="ar"/>
+              </w:rPr>
+            </w:pPr>
+            <w:r>
+              <w:rPr>
+                <w:rFonts w:ascii="宋体" w:hAnsi="宋体" w:eastAsia="宋体" w:cs="宋体"/>
+                <w:color w:val="000000"/>
+                <w:kern w:val="0"/>
+                <w:sz w:val="24"/>
+                <w:szCs w:val="24"/>
+                <w:lang w:val="en-US" w:eastAsia="zh-CN" w:bidi="ar"/>
+              </w:rPr>
+              <w:t>!a</w:t>
+            </w:r>
+          </w:p>
+        </w:tc>
+        <w:tc>
+          <w:tcPr>
+            <w:tcW w:w="0" w:type="auto"/>
+            <w:shd w:val="clear" w:color="auto" w:fill="auto"/>
+            <w:vAlign w:val="center"/>
+          </w:tcPr>
+          <w:p>
+            <w:pPr>
+              <w:keepNext w:val="0"/>
+              <w:keepLines w:val="0"/>
+              <w:pageBreakBefore w:val="0"/>
+              <w:widowControl/>
+              <w:suppressLineNumbers w:val="0"/>
+              <w:pBdr>
+                <w:top w:val="none" w:color="auto" w:sz="0" w:space="0"/>
+                <w:left w:val="none" w:color="auto" w:sz="0" w:space="0"/>
+                <w:bottom w:val="none" w:color="auto" w:sz="0" w:space="0"/>
+                <w:right w:val="none" w:color="auto" w:sz="0" w:space="0"/>
+              </w:pBdr>
+              <w:kinsoku/>
+              <w:wordWrap/>
+              <w:overflowPunct/>
+              <w:topLinePunct w:val="0"/>
+              <w:autoSpaceDE/>
+              <w:autoSpaceDN/>
+              <w:bidi w:val="0"/>
+              <w:adjustRightInd/>
+              <w:snapToGrid/>
+              <w:spacing w:beforeAutospacing="0" w:afterAutospacing="0" w:line="240" w:lineRule="auto"/>
+              <w:ind w:left="0" w:right="0" w:firstLine="0"/>
+              <w:jc w:val="left"/>
+              <w:textAlignment w:val="auto"/>
+              <w:rPr>
+                <w:rFonts w:ascii="宋体" w:hAnsi="宋体" w:eastAsia="宋体" w:cs="宋体"/>
+                <w:color w:val="000000"/>
+                <w:kern w:val="0"/>
+                <w:sz w:val="24"/>
+                <w:szCs w:val="24"/>
+                <w:lang w:val="en-US" w:eastAsia="zh-CN" w:bidi="ar"/>
+              </w:rPr>
+            </w:pPr>
+            <w:r>
+              <w:rPr>
+                <w:rFonts w:ascii="宋体" w:hAnsi="宋体" w:eastAsia="宋体" w:cs="宋体"/>
+                <w:color w:val="000000"/>
+                <w:kern w:val="0"/>
+                <w:sz w:val="24"/>
+                <w:szCs w:val="24"/>
+                <w:lang w:val="en-US" w:eastAsia="zh-CN" w:bidi="ar"/>
+              </w:rPr>
+              <w:t>a 假则！a 真，a 真则！a 假</w:t>
+            </w:r>
+          </w:p>
+        </w:tc>
+      </w:tr>
+      <w:tr>
+        <w:tblPrEx>
+          <w:tblBorders>
+            <w:top w:val="none" w:color="auto" w:sz="0" w:space="0"/>
+            <w:left w:val="none" w:color="auto" w:sz="0" w:space="0"/>
+            <w:bottom w:val="none" w:color="auto" w:sz="0" w:space="0"/>
+            <w:right w:val="none" w:color="auto" w:sz="0" w:space="0"/>
+            <w:insideH w:val="none" w:color="auto" w:sz="0" w:space="0"/>
+            <w:insideV w:val="none" w:color="auto" w:sz="0" w:space="0"/>
+          </w:tblBorders>
+          <w:shd w:val="clear" w:color="auto" w:fill="auto"/>
+          <w:tblCellMar>
+            <w:top w:w="0" w:type="dxa"/>
+            <w:left w:w="0" w:type="dxa"/>
+            <w:bottom w:w="0" w:type="dxa"/>
+            <w:right w:w="0" w:type="dxa"/>
+          </w:tblCellMar>
+        </w:tblPrEx>
+        <w:trPr>
+          <w:tblCellSpacing w:w="15" w:type="dxa"/>
+        </w:trPr>
+        <w:tc>
+          <w:tcPr>
+            <w:tcW w:w="0" w:type="auto"/>
+            <w:shd w:val="clear" w:color="auto" w:fill="auto"/>
+            <w:vAlign w:val="center"/>
+          </w:tcPr>
+          <w:p>
+            <w:pPr>
+              <w:keepNext w:val="0"/>
+              <w:keepLines w:val="0"/>
+              <w:pageBreakBefore w:val="0"/>
+              <w:widowControl/>
+              <w:suppressLineNumbers w:val="0"/>
+              <w:pBdr>
+                <w:top w:val="none" w:color="auto" w:sz="0" w:space="0"/>
+                <w:left w:val="none" w:color="auto" w:sz="0" w:space="0"/>
+                <w:bottom w:val="none" w:color="auto" w:sz="0" w:space="0"/>
+                <w:right w:val="none" w:color="auto" w:sz="0" w:space="0"/>
+              </w:pBdr>
+              <w:kinsoku/>
+              <w:wordWrap/>
+              <w:overflowPunct/>
+              <w:topLinePunct w:val="0"/>
+              <w:autoSpaceDE/>
+              <w:autoSpaceDN/>
+              <w:bidi w:val="0"/>
+              <w:adjustRightInd/>
+              <w:snapToGrid/>
+              <w:spacing w:beforeAutospacing="0" w:afterAutospacing="0" w:line="240" w:lineRule="auto"/>
+              <w:ind w:left="0" w:right="0" w:firstLine="0"/>
+              <w:jc w:val="left"/>
+              <w:textAlignment w:val="auto"/>
+              <w:rPr>
+                <w:rFonts w:ascii="宋体" w:hAnsi="宋体" w:eastAsia="宋体" w:cs="宋体"/>
+                <w:color w:val="000000"/>
+                <w:kern w:val="0"/>
+                <w:sz w:val="24"/>
+                <w:szCs w:val="24"/>
+                <w:lang w:val="en-US" w:eastAsia="zh-CN" w:bidi="ar"/>
+              </w:rPr>
+            </w:pPr>
+            <w:r>
+              <w:rPr>
+                <w:rFonts w:ascii="宋体" w:hAnsi="宋体" w:eastAsia="宋体" w:cs="宋体"/>
+                <w:color w:val="000000"/>
+                <w:kern w:val="0"/>
+                <w:sz w:val="24"/>
+                <w:szCs w:val="24"/>
+                <w:lang w:val="en-US" w:eastAsia="zh-CN" w:bidi="ar"/>
+              </w:rPr>
+              <w:t>&amp;&amp;</w:t>
+            </w:r>
+          </w:p>
+        </w:tc>
+        <w:tc>
+          <w:tcPr>
+            <w:tcW w:w="0" w:type="auto"/>
+            <w:shd w:val="clear" w:color="auto" w:fill="auto"/>
+            <w:vAlign w:val="center"/>
+          </w:tcPr>
+          <w:p>
+            <w:pPr>
+              <w:keepNext w:val="0"/>
+              <w:keepLines w:val="0"/>
+              <w:pageBreakBefore w:val="0"/>
+              <w:widowControl/>
+              <w:suppressLineNumbers w:val="0"/>
+              <w:pBdr>
+                <w:top w:val="none" w:color="auto" w:sz="0" w:space="0"/>
+                <w:left w:val="none" w:color="auto" w:sz="0" w:space="0"/>
+                <w:bottom w:val="none" w:color="auto" w:sz="0" w:space="0"/>
+                <w:right w:val="none" w:color="auto" w:sz="0" w:space="0"/>
+              </w:pBdr>
+              <w:kinsoku/>
+              <w:wordWrap/>
+              <w:overflowPunct/>
+              <w:topLinePunct w:val="0"/>
+              <w:autoSpaceDE/>
+              <w:autoSpaceDN/>
+              <w:bidi w:val="0"/>
+              <w:adjustRightInd/>
+              <w:snapToGrid/>
+              <w:spacing w:beforeAutospacing="0" w:afterAutospacing="0" w:line="240" w:lineRule="auto"/>
+              <w:ind w:left="0" w:right="0" w:firstLine="0"/>
+              <w:jc w:val="left"/>
+              <w:textAlignment w:val="auto"/>
+              <w:rPr>
+                <w:rFonts w:ascii="宋体" w:hAnsi="宋体" w:eastAsia="宋体" w:cs="宋体"/>
+                <w:color w:val="000000"/>
+                <w:kern w:val="0"/>
+                <w:sz w:val="24"/>
+                <w:szCs w:val="24"/>
+                <w:lang w:val="en-US" w:eastAsia="zh-CN" w:bidi="ar"/>
+              </w:rPr>
+            </w:pPr>
+            <w:r>
+              <w:rPr>
+                <w:rFonts w:ascii="宋体" w:hAnsi="宋体" w:eastAsia="宋体" w:cs="宋体"/>
+                <w:color w:val="000000"/>
+                <w:kern w:val="0"/>
+                <w:sz w:val="24"/>
+                <w:szCs w:val="24"/>
+                <w:lang w:val="en-US" w:eastAsia="zh-CN" w:bidi="ar"/>
+              </w:rPr>
+              <w:t>与</w:t>
+            </w:r>
+          </w:p>
+        </w:tc>
+        <w:tc>
+          <w:tcPr>
+            <w:tcW w:w="0" w:type="auto"/>
+            <w:shd w:val="clear" w:color="auto" w:fill="auto"/>
+            <w:vAlign w:val="center"/>
+          </w:tcPr>
+          <w:p>
+            <w:pPr>
+              <w:keepNext w:val="0"/>
+              <w:keepLines w:val="0"/>
+              <w:pageBreakBefore w:val="0"/>
+              <w:widowControl/>
+              <w:suppressLineNumbers w:val="0"/>
+              <w:pBdr>
+                <w:top w:val="none" w:color="auto" w:sz="0" w:space="0"/>
+                <w:left w:val="none" w:color="auto" w:sz="0" w:space="0"/>
+                <w:bottom w:val="none" w:color="auto" w:sz="0" w:space="0"/>
+                <w:right w:val="none" w:color="auto" w:sz="0" w:space="0"/>
+              </w:pBdr>
+              <w:kinsoku/>
+              <w:wordWrap/>
+              <w:overflowPunct/>
+              <w:topLinePunct w:val="0"/>
+              <w:autoSpaceDE/>
+              <w:autoSpaceDN/>
+              <w:bidi w:val="0"/>
+              <w:adjustRightInd/>
+              <w:snapToGrid/>
+              <w:spacing w:beforeAutospacing="0" w:afterAutospacing="0" w:line="240" w:lineRule="auto"/>
+              <w:ind w:left="0" w:right="0" w:firstLine="0"/>
+              <w:jc w:val="left"/>
+              <w:textAlignment w:val="auto"/>
+              <w:rPr>
+                <w:rFonts w:ascii="宋体" w:hAnsi="宋体" w:eastAsia="宋体" w:cs="宋体"/>
+                <w:color w:val="000000"/>
+                <w:kern w:val="0"/>
+                <w:sz w:val="24"/>
+                <w:szCs w:val="24"/>
+                <w:lang w:val="en-US" w:eastAsia="zh-CN" w:bidi="ar"/>
+              </w:rPr>
+            </w:pPr>
+            <w:r>
+              <w:rPr>
+                <w:rFonts w:ascii="宋体" w:hAnsi="宋体" w:eastAsia="宋体" w:cs="宋体"/>
+                <w:color w:val="000000"/>
+                <w:kern w:val="0"/>
+                <w:sz w:val="24"/>
+                <w:szCs w:val="24"/>
+                <w:lang w:val="en-US" w:eastAsia="zh-CN" w:bidi="ar"/>
+              </w:rPr>
+              <w:t>a&amp;&amp;b</w:t>
+            </w:r>
+          </w:p>
+        </w:tc>
+        <w:tc>
+          <w:tcPr>
+            <w:tcW w:w="0" w:type="auto"/>
+            <w:shd w:val="clear" w:color="auto" w:fill="auto"/>
+            <w:vAlign w:val="center"/>
+          </w:tcPr>
+          <w:p>
+            <w:pPr>
+              <w:keepNext w:val="0"/>
+              <w:keepLines w:val="0"/>
+              <w:pageBreakBefore w:val="0"/>
+              <w:widowControl/>
+              <w:suppressLineNumbers w:val="0"/>
+              <w:pBdr>
+                <w:top w:val="none" w:color="auto" w:sz="0" w:space="0"/>
+                <w:left w:val="none" w:color="auto" w:sz="0" w:space="0"/>
+                <w:bottom w:val="none" w:color="auto" w:sz="0" w:space="0"/>
+                <w:right w:val="none" w:color="auto" w:sz="0" w:space="0"/>
+              </w:pBdr>
+              <w:kinsoku/>
+              <w:wordWrap/>
+              <w:overflowPunct/>
+              <w:topLinePunct w:val="0"/>
+              <w:autoSpaceDE/>
+              <w:autoSpaceDN/>
+              <w:bidi w:val="0"/>
+              <w:adjustRightInd/>
+              <w:snapToGrid/>
+              <w:spacing w:beforeAutospacing="0" w:afterAutospacing="0" w:line="240" w:lineRule="auto"/>
+              <w:ind w:left="0" w:right="0" w:firstLine="0"/>
+              <w:jc w:val="left"/>
+              <w:textAlignment w:val="auto"/>
+              <w:rPr>
+                <w:rFonts w:ascii="宋体" w:hAnsi="宋体" w:eastAsia="宋体" w:cs="宋体"/>
+                <w:color w:val="000000"/>
+                <w:kern w:val="0"/>
+                <w:sz w:val="24"/>
+                <w:szCs w:val="24"/>
+                <w:lang w:val="en-US" w:eastAsia="zh-CN" w:bidi="ar"/>
+              </w:rPr>
+            </w:pPr>
+            <w:r>
+              <w:rPr>
+                <w:rFonts w:ascii="宋体" w:hAnsi="宋体" w:eastAsia="宋体" w:cs="宋体"/>
+                <w:color w:val="000000"/>
+                <w:kern w:val="0"/>
+                <w:sz w:val="24"/>
+                <w:szCs w:val="24"/>
+                <w:lang w:val="en-US" w:eastAsia="zh-CN" w:bidi="ar"/>
+              </w:rPr>
+              <w:t>两者都真则真，否则假</w:t>
+            </w:r>
+          </w:p>
+        </w:tc>
+      </w:tr>
+      <w:tr>
+        <w:tblPrEx>
+          <w:tblBorders>
+            <w:top w:val="none" w:color="auto" w:sz="0" w:space="0"/>
+            <w:left w:val="none" w:color="auto" w:sz="0" w:space="0"/>
+            <w:bottom w:val="none" w:color="auto" w:sz="0" w:space="0"/>
+            <w:right w:val="none" w:color="auto" w:sz="0" w:space="0"/>
+            <w:insideH w:val="none" w:color="auto" w:sz="0" w:space="0"/>
+            <w:insideV w:val="none" w:color="auto" w:sz="0" w:space="0"/>
+          </w:tblBorders>
+          <w:tblCellMar>
+            <w:top w:w="0" w:type="dxa"/>
+            <w:left w:w="0" w:type="dxa"/>
+            <w:bottom w:w="0" w:type="dxa"/>
+            <w:right w:w="0" w:type="dxa"/>
+          </w:tblCellMar>
+        </w:tblPrEx>
+        <w:trPr>
+          <w:tblCellSpacing w:w="15" w:type="dxa"/>
+        </w:trPr>
+        <w:tc>
+          <w:tcPr>
+            <w:tcW w:w="0" w:type="auto"/>
+            <w:shd w:val="clear" w:color="auto" w:fill="auto"/>
+            <w:vAlign w:val="center"/>
+          </w:tcPr>
+          <w:p>
+            <w:pPr>
+              <w:keepNext w:val="0"/>
+              <w:keepLines w:val="0"/>
+              <w:pageBreakBefore w:val="0"/>
+              <w:widowControl/>
+              <w:suppressLineNumbers w:val="0"/>
+              <w:pBdr>
+                <w:top w:val="none" w:color="auto" w:sz="0" w:space="0"/>
+                <w:left w:val="none" w:color="auto" w:sz="0" w:space="0"/>
+                <w:bottom w:val="none" w:color="auto" w:sz="0" w:space="0"/>
+                <w:right w:val="none" w:color="auto" w:sz="0" w:space="0"/>
+              </w:pBdr>
+              <w:kinsoku/>
+              <w:wordWrap/>
+              <w:overflowPunct/>
+              <w:topLinePunct w:val="0"/>
+              <w:autoSpaceDE/>
+              <w:autoSpaceDN/>
+              <w:bidi w:val="0"/>
+              <w:adjustRightInd/>
+              <w:snapToGrid/>
+              <w:spacing w:beforeAutospacing="0" w:afterAutospacing="0" w:line="240" w:lineRule="auto"/>
+              <w:ind w:left="0" w:right="0" w:firstLine="0"/>
+              <w:jc w:val="left"/>
+              <w:textAlignment w:val="auto"/>
+              <w:rPr>
+                <w:rFonts w:ascii="宋体" w:hAnsi="宋体" w:eastAsia="宋体" w:cs="宋体"/>
+                <w:color w:val="000000"/>
+                <w:kern w:val="0"/>
+                <w:sz w:val="24"/>
+                <w:szCs w:val="24"/>
+                <w:lang w:val="en-US" w:eastAsia="zh-CN" w:bidi="ar"/>
+              </w:rPr>
+            </w:pPr>
+            <w:r>
+              <w:rPr>
+                <w:rFonts w:ascii="宋体" w:hAnsi="宋体" w:eastAsia="宋体" w:cs="宋体"/>
+                <w:color w:val="000000"/>
+                <w:kern w:val="0"/>
+                <w:sz w:val="24"/>
+                <w:szCs w:val="24"/>
+                <w:lang w:val="en-US" w:eastAsia="zh-CN" w:bidi="ar"/>
+              </w:rPr>
+              <w:t>||</w:t>
+            </w:r>
+          </w:p>
+        </w:tc>
+        <w:tc>
+          <w:tcPr>
+            <w:tcW w:w="0" w:type="auto"/>
+            <w:shd w:val="clear" w:color="auto" w:fill="auto"/>
+            <w:vAlign w:val="center"/>
+          </w:tcPr>
+          <w:p>
+            <w:pPr>
+              <w:keepNext w:val="0"/>
+              <w:keepLines w:val="0"/>
+              <w:pageBreakBefore w:val="0"/>
+              <w:widowControl/>
+              <w:suppressLineNumbers w:val="0"/>
+              <w:pBdr>
+                <w:top w:val="none" w:color="auto" w:sz="0" w:space="0"/>
+                <w:left w:val="none" w:color="auto" w:sz="0" w:space="0"/>
+                <w:bottom w:val="none" w:color="auto" w:sz="0" w:space="0"/>
+                <w:right w:val="none" w:color="auto" w:sz="0" w:space="0"/>
+              </w:pBdr>
+              <w:kinsoku/>
+              <w:wordWrap/>
+              <w:overflowPunct/>
+              <w:topLinePunct w:val="0"/>
+              <w:autoSpaceDE/>
+              <w:autoSpaceDN/>
+              <w:bidi w:val="0"/>
+              <w:adjustRightInd/>
+              <w:snapToGrid/>
+              <w:spacing w:beforeAutospacing="0" w:afterAutospacing="0" w:line="240" w:lineRule="auto"/>
+              <w:ind w:left="0" w:right="0" w:firstLine="0"/>
+              <w:jc w:val="left"/>
+              <w:textAlignment w:val="auto"/>
+              <w:rPr>
+                <w:rFonts w:ascii="宋体" w:hAnsi="宋体" w:eastAsia="宋体" w:cs="宋体"/>
+                <w:color w:val="000000"/>
+                <w:kern w:val="0"/>
+                <w:sz w:val="24"/>
+                <w:szCs w:val="24"/>
+                <w:lang w:val="en-US" w:eastAsia="zh-CN" w:bidi="ar"/>
+              </w:rPr>
+            </w:pPr>
+            <w:r>
+              <w:rPr>
+                <w:rFonts w:ascii="宋体" w:hAnsi="宋体" w:eastAsia="宋体" w:cs="宋体"/>
+                <w:color w:val="000000"/>
+                <w:kern w:val="0"/>
+                <w:sz w:val="24"/>
+                <w:szCs w:val="24"/>
+                <w:lang w:val="en-US" w:eastAsia="zh-CN" w:bidi="ar"/>
+              </w:rPr>
+              <w:t>或</w:t>
+            </w:r>
+          </w:p>
+        </w:tc>
+        <w:tc>
+          <w:tcPr>
+            <w:tcW w:w="0" w:type="auto"/>
+            <w:shd w:val="clear" w:color="auto" w:fill="auto"/>
+            <w:vAlign w:val="center"/>
+          </w:tcPr>
+          <w:p>
+            <w:pPr>
+              <w:keepNext w:val="0"/>
+              <w:keepLines w:val="0"/>
+              <w:pageBreakBefore w:val="0"/>
+              <w:widowControl/>
+              <w:suppressLineNumbers w:val="0"/>
+              <w:pBdr>
+                <w:top w:val="none" w:color="auto" w:sz="0" w:space="0"/>
+                <w:left w:val="none" w:color="auto" w:sz="0" w:space="0"/>
+                <w:bottom w:val="none" w:color="auto" w:sz="0" w:space="0"/>
+                <w:right w:val="none" w:color="auto" w:sz="0" w:space="0"/>
+              </w:pBdr>
+              <w:kinsoku/>
+              <w:wordWrap/>
+              <w:overflowPunct/>
+              <w:topLinePunct w:val="0"/>
+              <w:autoSpaceDE/>
+              <w:autoSpaceDN/>
+              <w:bidi w:val="0"/>
+              <w:adjustRightInd/>
+              <w:snapToGrid/>
+              <w:spacing w:beforeAutospacing="0" w:afterAutospacing="0" w:line="240" w:lineRule="auto"/>
+              <w:ind w:left="0" w:right="0" w:firstLine="0"/>
+              <w:jc w:val="left"/>
+              <w:textAlignment w:val="auto"/>
+              <w:rPr>
+                <w:rFonts w:ascii="宋体" w:hAnsi="宋体" w:eastAsia="宋体" w:cs="宋体"/>
+                <w:color w:val="000000"/>
+                <w:kern w:val="0"/>
+                <w:sz w:val="24"/>
+                <w:szCs w:val="24"/>
+                <w:lang w:val="en-US" w:eastAsia="zh-CN" w:bidi="ar"/>
+              </w:rPr>
+            </w:pPr>
+            <w:r>
+              <w:rPr>
+                <w:rFonts w:ascii="宋体" w:hAnsi="宋体" w:eastAsia="宋体" w:cs="宋体"/>
+                <w:color w:val="000000"/>
+                <w:kern w:val="0"/>
+                <w:sz w:val="24"/>
+                <w:szCs w:val="24"/>
+                <w:lang w:val="en-US" w:eastAsia="zh-CN" w:bidi="ar"/>
+              </w:rPr>
+              <w:t>a||b</w:t>
+            </w:r>
+          </w:p>
+        </w:tc>
+        <w:tc>
+          <w:tcPr>
+            <w:tcW w:w="0" w:type="auto"/>
+            <w:shd w:val="clear" w:color="auto" w:fill="auto"/>
+            <w:vAlign w:val="center"/>
+          </w:tcPr>
+          <w:p>
+            <w:pPr>
+              <w:keepNext w:val="0"/>
+              <w:keepLines w:val="0"/>
+              <w:pageBreakBefore w:val="0"/>
+              <w:widowControl/>
+              <w:suppressLineNumbers w:val="0"/>
+              <w:pBdr>
+                <w:top w:val="none" w:color="auto" w:sz="0" w:space="0"/>
+                <w:left w:val="none" w:color="auto" w:sz="0" w:space="0"/>
+                <w:bottom w:val="none" w:color="auto" w:sz="0" w:space="0"/>
+                <w:right w:val="none" w:color="auto" w:sz="0" w:space="0"/>
+              </w:pBdr>
+              <w:kinsoku/>
+              <w:wordWrap/>
+              <w:overflowPunct/>
+              <w:topLinePunct w:val="0"/>
+              <w:autoSpaceDE/>
+              <w:autoSpaceDN/>
+              <w:bidi w:val="0"/>
+              <w:adjustRightInd/>
+              <w:snapToGrid/>
+              <w:spacing w:beforeAutospacing="0" w:afterAutospacing="0" w:line="240" w:lineRule="auto"/>
+              <w:ind w:left="0" w:right="0" w:firstLine="0"/>
+              <w:jc w:val="left"/>
+              <w:textAlignment w:val="auto"/>
+              <w:rPr>
+                <w:rFonts w:ascii="宋体" w:hAnsi="宋体" w:eastAsia="宋体" w:cs="宋体"/>
+                <w:color w:val="000000"/>
+                <w:kern w:val="0"/>
+                <w:sz w:val="24"/>
+                <w:szCs w:val="24"/>
+                <w:lang w:val="en-US" w:eastAsia="zh-CN" w:bidi="ar"/>
+              </w:rPr>
+            </w:pPr>
+            <w:r>
+              <w:rPr>
+                <w:rFonts w:ascii="宋体" w:hAnsi="宋体" w:eastAsia="宋体" w:cs="宋体"/>
+                <w:color w:val="000000"/>
+                <w:kern w:val="0"/>
+                <w:sz w:val="24"/>
+                <w:szCs w:val="24"/>
+                <w:lang w:val="en-US" w:eastAsia="zh-CN" w:bidi="ar"/>
+              </w:rPr>
+              <w:t>其一为真则真，两者都假则假</w:t>
+            </w:r>
+          </w:p>
+        </w:tc>
+      </w:tr>
+    </w:tbl>
+    <w:p>
+      <w:pPr>
+        <w:pStyle w:val="3"/>
+        <w:bidi w:val="0"/>
+      </w:pPr>
+      <w:r>
+        <w:t>三、运算符优先级与结合方向</w:t>
+      </w:r>
+    </w:p>
+    <w:p>
+      <w:pPr>
+        <w:keepNext w:val="0"/>
+        <w:keepLines w:val="0"/>
+        <w:pageBreakBefore w:val="0"/>
+        <w:widowControl/>
+        <w:suppressLineNumbers w:val="0"/>
+        <w:pBdr>
+          <w:top w:val="none" w:color="auto" w:sz="0" w:space="0"/>
+          <w:left w:val="none" w:color="auto" w:sz="0" w:space="0"/>
+          <w:bottom w:val="none" w:color="auto" w:sz="0" w:space="0"/>
+          <w:right w:val="none" w:color="auto" w:sz="0" w:space="0"/>
+        </w:pBdr>
+        <w:kinsoku/>
+        <w:wordWrap/>
+        <w:overflowPunct/>
+        <w:topLinePunct w:val="0"/>
+        <w:autoSpaceDE/>
+        <w:autoSpaceDN/>
+        <w:bidi w:val="0"/>
+        <w:adjustRightInd/>
+        <w:snapToGrid/>
+        <w:spacing w:beforeAutospacing="0" w:afterAutospacing="0" w:line="240" w:lineRule="auto"/>
+        <w:ind w:left="0" w:right="0" w:firstLine="0"/>
+        <w:jc w:val="left"/>
+        <w:textAlignment w:val="auto"/>
+        <w:rPr>
+          <w:color w:val="000000"/>
+          <w:sz w:val="24"/>
+          <w:szCs w:val="24"/>
+        </w:rPr>
+      </w:pPr>
+      <w:r>
+        <w:rPr>
+          <w:rFonts w:ascii="宋体" w:hAnsi="宋体" w:eastAsia="宋体" w:cs="宋体"/>
+          <w:color w:val="000000"/>
+          <w:kern w:val="0"/>
+          <w:sz w:val="24"/>
+          <w:szCs w:val="24"/>
+          <w:lang w:val="en-US" w:eastAsia="zh-CN" w:bidi="ar"/>
+        </w:rPr>
+        <w:t>优先级决定运算执行顺序（</w:t>
+      </w:r>
+      <w:r>
+        <w:rPr>
+          <w:rStyle w:val="7"/>
+          <w:rFonts w:ascii="宋体" w:hAnsi="宋体" w:eastAsia="宋体" w:cs="宋体"/>
+          <w:b/>
+          <w:bCs/>
+          <w:color w:val="000000"/>
+          <w:kern w:val="0"/>
+          <w:sz w:val="24"/>
+          <w:szCs w:val="24"/>
+          <w:lang w:val="en-US" w:eastAsia="zh-CN" w:bidi="ar"/>
+        </w:rPr>
+        <w:t>数字越小，优先级越高</w:t>
+      </w:r>
+      <w:r>
+        <w:rPr>
+          <w:rFonts w:ascii="宋体" w:hAnsi="宋体" w:eastAsia="宋体" w:cs="宋体"/>
+          <w:color w:val="000000"/>
+          <w:kern w:val="0"/>
+          <w:sz w:val="24"/>
+          <w:szCs w:val="24"/>
+          <w:lang w:val="en-US" w:eastAsia="zh-CN" w:bidi="ar"/>
+        </w:rPr>
+        <w:t>），结合方向决定同优先级运算的执行顺序，核心规则如下：</w:t>
+      </w:r>
+    </w:p>
+    <w:p>
+      <w:pPr>
+        <w:keepNext w:val="0"/>
+        <w:keepLines w:val="0"/>
+        <w:pageBreakBefore w:val="0"/>
+        <w:widowControl/>
+        <w:numPr>
+          <w:ilvl w:val="0"/>
+          <w:numId w:val="2"/>
+        </w:numPr>
+        <w:suppressLineNumbers w:val="0"/>
+        <w:pBdr>
+          <w:top w:val="none" w:color="auto" w:sz="0" w:space="0"/>
+          <w:left w:val="none" w:color="auto" w:sz="0" w:space="0"/>
+          <w:bottom w:val="none" w:color="auto" w:sz="0" w:space="0"/>
+          <w:right w:val="none" w:color="auto" w:sz="0" w:space="0"/>
+        </w:pBdr>
+        <w:kinsoku/>
+        <w:wordWrap/>
+        <w:overflowPunct/>
+        <w:topLinePunct w:val="0"/>
+        <w:autoSpaceDE/>
+        <w:autoSpaceDN/>
+        <w:bidi w:val="0"/>
+        <w:adjustRightInd/>
+        <w:snapToGrid/>
+        <w:spacing w:before="0" w:beforeAutospacing="0" w:after="0" w:afterAutospacing="0" w:line="240" w:lineRule="auto"/>
+        <w:ind w:left="425" w:leftChars="0" w:right="0" w:hanging="425" w:firstLineChars="0"/>
+        <w:jc w:val="left"/>
+        <w:textAlignment w:val="auto"/>
+        <w:rPr>
+          <w:rFonts w:hint="default" w:ascii="Arial" w:hAnsi="Arial" w:cs="Arial"/>
+          <w:color w:val="000000"/>
+          <w:sz w:val="24"/>
+          <w:szCs w:val="24"/>
+          <w:lang w:val="en-US" w:eastAsia="zh-CN"/>
+        </w:rPr>
+      </w:pPr>
+      <w:r>
+        <w:rPr>
+          <w:rFonts w:hint="default" w:ascii="Arial" w:hAnsi="Arial" w:cs="Arial"/>
+          <w:color w:val="000000"/>
+          <w:sz w:val="24"/>
+          <w:szCs w:val="24"/>
+          <w:lang w:val="en-US" w:eastAsia="zh-CN"/>
+        </w:rPr>
+        <w:t>最高优先级（1）：数组下标[]、圆括号()、成员选择. / -&gt;，左到右结合</w:t>
+      </w:r>
+    </w:p>
+    <w:p>
+      <w:pPr>
+        <w:keepNext w:val="0"/>
+        <w:keepLines w:val="0"/>
+        <w:pageBreakBefore w:val="0"/>
+        <w:widowControl/>
+        <w:numPr>
+          <w:ilvl w:val="0"/>
+          <w:numId w:val="2"/>
+        </w:numPr>
+        <w:suppressLineNumbers w:val="0"/>
+        <w:pBdr>
+          <w:top w:val="none" w:color="auto" w:sz="0" w:space="0"/>
+          <w:left w:val="none" w:color="auto" w:sz="0" w:space="0"/>
+          <w:bottom w:val="none" w:color="auto" w:sz="0" w:space="0"/>
+          <w:right w:val="none" w:color="auto" w:sz="0" w:space="0"/>
+        </w:pBdr>
+        <w:kinsoku/>
+        <w:wordWrap/>
+        <w:overflowPunct/>
+        <w:topLinePunct w:val="0"/>
+        <w:autoSpaceDE/>
+        <w:autoSpaceDN/>
+        <w:bidi w:val="0"/>
+        <w:adjustRightInd/>
+        <w:snapToGrid/>
+        <w:spacing w:before="0" w:beforeAutospacing="0" w:after="0" w:afterAutospacing="0" w:line="240" w:lineRule="auto"/>
+        <w:ind w:left="425" w:leftChars="0" w:right="0" w:hanging="425" w:firstLineChars="0"/>
+        <w:jc w:val="left"/>
+        <w:textAlignment w:val="auto"/>
+        <w:rPr>
+          <w:rFonts w:hint="default" w:ascii="Arial" w:hAnsi="Arial" w:cs="Arial"/>
+          <w:color w:val="000000"/>
+          <w:sz w:val="24"/>
+          <w:szCs w:val="24"/>
+          <w:lang w:val="en-US" w:eastAsia="zh-CN"/>
+        </w:rPr>
+      </w:pPr>
+      <w:r>
+        <w:rPr>
+          <w:rFonts w:hint="default" w:ascii="Arial" w:hAnsi="Arial" w:cs="Arial"/>
+          <w:color w:val="000000"/>
+          <w:sz w:val="24"/>
+          <w:szCs w:val="24"/>
+          <w:lang w:val="en-US" w:eastAsia="zh-CN"/>
+        </w:rPr>
+        <w:t>单目运算符（2）：负号-、按位取反~、自增++/ 自减--、取值*、取地址&amp;、逻辑非!、强制类型转换(类型)、sizeof，右到左结合</w:t>
+      </w:r>
+    </w:p>
+    <w:p>
+      <w:pPr>
+        <w:keepNext w:val="0"/>
+        <w:keepLines w:val="0"/>
+        <w:pageBreakBefore w:val="0"/>
+        <w:widowControl/>
+        <w:numPr>
+          <w:ilvl w:val="0"/>
+          <w:numId w:val="2"/>
+        </w:numPr>
+        <w:suppressLineNumbers w:val="0"/>
+        <w:pBdr>
+          <w:top w:val="none" w:color="auto" w:sz="0" w:space="0"/>
+          <w:left w:val="none" w:color="auto" w:sz="0" w:space="0"/>
+          <w:bottom w:val="none" w:color="auto" w:sz="0" w:space="0"/>
+          <w:right w:val="none" w:color="auto" w:sz="0" w:space="0"/>
+        </w:pBdr>
+        <w:kinsoku/>
+        <w:wordWrap/>
+        <w:overflowPunct/>
+        <w:topLinePunct w:val="0"/>
+        <w:autoSpaceDE/>
+        <w:autoSpaceDN/>
+        <w:bidi w:val="0"/>
+        <w:adjustRightInd/>
+        <w:snapToGrid/>
+        <w:spacing w:before="0" w:beforeAutospacing="0" w:after="0" w:afterAutospacing="0" w:line="240" w:lineRule="auto"/>
+        <w:ind w:left="425" w:leftChars="0" w:right="0" w:hanging="425" w:firstLineChars="0"/>
+        <w:jc w:val="left"/>
+        <w:textAlignment w:val="auto"/>
+        <w:rPr>
+          <w:rFonts w:hint="default" w:ascii="Arial" w:hAnsi="Arial" w:cs="Arial"/>
+          <w:color w:val="000000"/>
+          <w:sz w:val="24"/>
+          <w:szCs w:val="24"/>
+          <w:lang w:val="en-US" w:eastAsia="zh-CN"/>
+        </w:rPr>
+      </w:pPr>
+      <w:r>
+        <w:rPr>
+          <w:rFonts w:hint="default" w:ascii="Arial" w:hAnsi="Arial" w:cs="Arial"/>
+          <w:color w:val="000000"/>
+          <w:sz w:val="24"/>
+          <w:szCs w:val="24"/>
+          <w:lang w:val="en-US" w:eastAsia="zh-CN"/>
+        </w:rPr>
+        <w:t>算术乘除模（3）：/ * %，左到右结合（双目）</w:t>
+      </w:r>
+    </w:p>
+    <w:p>
+      <w:pPr>
+        <w:keepNext w:val="0"/>
+        <w:keepLines w:val="0"/>
+        <w:pageBreakBefore w:val="0"/>
+        <w:widowControl/>
+        <w:numPr>
+          <w:ilvl w:val="0"/>
+          <w:numId w:val="2"/>
+        </w:numPr>
+        <w:suppressLineNumbers w:val="0"/>
+        <w:pBdr>
+          <w:top w:val="none" w:color="auto" w:sz="0" w:space="0"/>
+          <w:left w:val="none" w:color="auto" w:sz="0" w:space="0"/>
+          <w:bottom w:val="none" w:color="auto" w:sz="0" w:space="0"/>
+          <w:right w:val="none" w:color="auto" w:sz="0" w:space="0"/>
+        </w:pBdr>
+        <w:kinsoku/>
+        <w:wordWrap/>
+        <w:overflowPunct/>
+        <w:topLinePunct w:val="0"/>
+        <w:autoSpaceDE/>
+        <w:autoSpaceDN/>
+        <w:bidi w:val="0"/>
+        <w:adjustRightInd/>
+        <w:snapToGrid/>
+        <w:spacing w:before="0" w:beforeAutospacing="0" w:after="0" w:afterAutospacing="0" w:line="240" w:lineRule="auto"/>
+        <w:ind w:left="425" w:leftChars="0" w:right="0" w:hanging="425" w:firstLineChars="0"/>
+        <w:jc w:val="left"/>
+        <w:textAlignment w:val="auto"/>
+        <w:rPr>
+          <w:rFonts w:hint="default" w:ascii="Arial" w:hAnsi="Arial" w:cs="Arial"/>
+          <w:color w:val="000000"/>
+          <w:sz w:val="24"/>
+          <w:szCs w:val="24"/>
+          <w:lang w:val="en-US" w:eastAsia="zh-CN"/>
+        </w:rPr>
+      </w:pPr>
+      <w:r>
+        <w:rPr>
+          <w:rFonts w:hint="default" w:ascii="Arial" w:hAnsi="Arial" w:cs="Arial"/>
+          <w:color w:val="000000"/>
+          <w:sz w:val="24"/>
+          <w:szCs w:val="24"/>
+          <w:lang w:val="en-US" w:eastAsia="zh-CN"/>
+        </w:rPr>
+        <w:t>算术加减（4）：+ -，左到右结合（双目）</w:t>
+      </w:r>
+    </w:p>
+    <w:p>
+      <w:pPr>
+        <w:keepNext w:val="0"/>
+        <w:keepLines w:val="0"/>
+        <w:pageBreakBefore w:val="0"/>
+        <w:widowControl/>
+        <w:numPr>
+          <w:ilvl w:val="0"/>
+          <w:numId w:val="2"/>
+        </w:numPr>
+        <w:suppressLineNumbers w:val="0"/>
+        <w:pBdr>
+          <w:top w:val="none" w:color="auto" w:sz="0" w:space="0"/>
+          <w:left w:val="none" w:color="auto" w:sz="0" w:space="0"/>
+          <w:bottom w:val="none" w:color="auto" w:sz="0" w:space="0"/>
+          <w:right w:val="none" w:color="auto" w:sz="0" w:space="0"/>
+        </w:pBdr>
+        <w:kinsoku/>
+        <w:wordWrap/>
+        <w:overflowPunct/>
+        <w:topLinePunct w:val="0"/>
+        <w:autoSpaceDE/>
+        <w:autoSpaceDN/>
+        <w:bidi w:val="0"/>
+        <w:adjustRightInd/>
+        <w:snapToGrid/>
+        <w:spacing w:before="0" w:beforeAutospacing="0" w:after="0" w:afterAutospacing="0" w:line="240" w:lineRule="auto"/>
+        <w:ind w:left="425" w:leftChars="0" w:right="0" w:hanging="425" w:firstLineChars="0"/>
+        <w:jc w:val="left"/>
+        <w:textAlignment w:val="auto"/>
+        <w:rPr>
+          <w:rFonts w:hint="default" w:ascii="Arial" w:hAnsi="Arial" w:cs="Arial"/>
+          <w:color w:val="000000"/>
+          <w:sz w:val="24"/>
+          <w:szCs w:val="24"/>
+          <w:lang w:val="en-US" w:eastAsia="zh-CN"/>
+        </w:rPr>
+      </w:pPr>
+      <w:r>
+        <w:rPr>
+          <w:rFonts w:hint="default" w:ascii="Arial" w:hAnsi="Arial" w:cs="Arial"/>
+          <w:color w:val="000000"/>
+          <w:sz w:val="24"/>
+          <w:szCs w:val="24"/>
+          <w:lang w:val="en-US" w:eastAsia="zh-CN"/>
+        </w:rPr>
+        <w:t>位移位（5）：&lt;&lt; &gt;&gt;，左到右结合（双目）</w:t>
+      </w:r>
+    </w:p>
+    <w:p>
+      <w:pPr>
+        <w:keepNext w:val="0"/>
+        <w:keepLines w:val="0"/>
+        <w:pageBreakBefore w:val="0"/>
+        <w:widowControl/>
+        <w:numPr>
+          <w:ilvl w:val="0"/>
+          <w:numId w:val="2"/>
+        </w:numPr>
+        <w:suppressLineNumbers w:val="0"/>
+        <w:pBdr>
+          <w:top w:val="none" w:color="auto" w:sz="0" w:space="0"/>
+          <w:left w:val="none" w:color="auto" w:sz="0" w:space="0"/>
+          <w:bottom w:val="none" w:color="auto" w:sz="0" w:space="0"/>
+          <w:right w:val="none" w:color="auto" w:sz="0" w:space="0"/>
+        </w:pBdr>
+        <w:kinsoku/>
+        <w:wordWrap/>
+        <w:overflowPunct/>
+        <w:topLinePunct w:val="0"/>
+        <w:autoSpaceDE/>
+        <w:autoSpaceDN/>
+        <w:bidi w:val="0"/>
+        <w:adjustRightInd/>
+        <w:snapToGrid/>
+        <w:spacing w:before="0" w:beforeAutospacing="0" w:after="0" w:afterAutospacing="0" w:line="240" w:lineRule="auto"/>
+        <w:ind w:left="425" w:leftChars="0" w:right="0" w:hanging="425" w:firstLineChars="0"/>
+        <w:jc w:val="left"/>
+        <w:textAlignment w:val="auto"/>
+        <w:rPr>
+          <w:rFonts w:hint="default" w:ascii="Arial" w:hAnsi="Arial" w:cs="Arial"/>
+          <w:color w:val="000000"/>
+          <w:sz w:val="24"/>
+          <w:szCs w:val="24"/>
+          <w:lang w:val="en-US" w:eastAsia="zh-CN"/>
+        </w:rPr>
+      </w:pPr>
+      <w:r>
+        <w:rPr>
+          <w:rFonts w:hint="default" w:ascii="Arial" w:hAnsi="Arial" w:cs="Arial"/>
+          <w:color w:val="000000"/>
+          <w:sz w:val="24"/>
+          <w:szCs w:val="24"/>
+          <w:lang w:val="en-US" w:eastAsia="zh-CN"/>
+        </w:rPr>
+        <w:t>比较大小（6）：&gt; &gt;= &lt; &lt;=，左到右结合（双目）</w:t>
+      </w:r>
+    </w:p>
+    <w:p>
+      <w:pPr>
+        <w:keepNext w:val="0"/>
+        <w:keepLines w:val="0"/>
+        <w:pageBreakBefore w:val="0"/>
+        <w:widowControl/>
+        <w:numPr>
+          <w:ilvl w:val="0"/>
+          <w:numId w:val="2"/>
+        </w:numPr>
+        <w:suppressLineNumbers w:val="0"/>
+        <w:pBdr>
+          <w:top w:val="none" w:color="auto" w:sz="0" w:space="0"/>
+          <w:left w:val="none" w:color="auto" w:sz="0" w:space="0"/>
+          <w:bottom w:val="none" w:color="auto" w:sz="0" w:space="0"/>
+          <w:right w:val="none" w:color="auto" w:sz="0" w:space="0"/>
+        </w:pBdr>
+        <w:kinsoku/>
+        <w:wordWrap/>
+        <w:overflowPunct/>
+        <w:topLinePunct w:val="0"/>
+        <w:autoSpaceDE/>
+        <w:autoSpaceDN/>
+        <w:bidi w:val="0"/>
+        <w:adjustRightInd/>
+        <w:snapToGrid/>
+        <w:spacing w:before="0" w:beforeAutospacing="0" w:after="0" w:afterAutospacing="0" w:line="240" w:lineRule="auto"/>
+        <w:ind w:left="425" w:leftChars="0" w:right="0" w:hanging="425" w:firstLineChars="0"/>
+        <w:jc w:val="left"/>
+        <w:textAlignment w:val="auto"/>
+        <w:rPr>
+          <w:rFonts w:hint="default" w:ascii="Arial" w:hAnsi="Arial" w:cs="Arial"/>
+          <w:color w:val="000000"/>
+          <w:sz w:val="24"/>
+          <w:szCs w:val="24"/>
+          <w:lang w:val="en-US" w:eastAsia="zh-CN"/>
+        </w:rPr>
+      </w:pPr>
+      <w:r>
+        <w:rPr>
+          <w:rFonts w:hint="default" w:ascii="Arial" w:hAnsi="Arial" w:cs="Arial"/>
+          <w:color w:val="000000"/>
+          <w:sz w:val="24"/>
+          <w:szCs w:val="24"/>
+          <w:lang w:val="en-US" w:eastAsia="zh-CN"/>
+        </w:rPr>
+        <w:t>比较相等（7）：== !=，左到右结合（双目）</w:t>
+      </w:r>
+    </w:p>
+    <w:p>
+      <w:pPr>
+        <w:keepNext w:val="0"/>
+        <w:keepLines w:val="0"/>
+        <w:pageBreakBefore w:val="0"/>
+        <w:widowControl/>
+        <w:numPr>
+          <w:ilvl w:val="0"/>
+          <w:numId w:val="2"/>
+        </w:numPr>
+        <w:suppressLineNumbers w:val="0"/>
+        <w:pBdr>
+          <w:top w:val="none" w:color="auto" w:sz="0" w:space="0"/>
+          <w:left w:val="none" w:color="auto" w:sz="0" w:space="0"/>
+          <w:bottom w:val="none" w:color="auto" w:sz="0" w:space="0"/>
+          <w:right w:val="none" w:color="auto" w:sz="0" w:space="0"/>
+        </w:pBdr>
+        <w:kinsoku/>
+        <w:wordWrap/>
+        <w:overflowPunct/>
+        <w:topLinePunct w:val="0"/>
+        <w:autoSpaceDE/>
+        <w:autoSpaceDN/>
+        <w:bidi w:val="0"/>
+        <w:adjustRightInd/>
+        <w:snapToGrid/>
+        <w:spacing w:before="0" w:beforeAutospacing="0" w:after="0" w:afterAutospacing="0" w:line="240" w:lineRule="auto"/>
+        <w:ind w:left="425" w:leftChars="0" w:right="0" w:hanging="425" w:firstLineChars="0"/>
+        <w:jc w:val="left"/>
+        <w:textAlignment w:val="auto"/>
+        <w:rPr>
+          <w:rFonts w:hint="default" w:ascii="Arial" w:hAnsi="Arial" w:cs="Arial"/>
+          <w:color w:val="000000"/>
+          <w:sz w:val="24"/>
+          <w:szCs w:val="24"/>
+          <w:lang w:val="en-US" w:eastAsia="zh-CN"/>
+        </w:rPr>
+      </w:pPr>
+      <w:r>
+        <w:rPr>
+          <w:rFonts w:hint="default" w:ascii="Arial" w:hAnsi="Arial" w:cs="Arial"/>
+          <w:color w:val="000000"/>
+          <w:sz w:val="24"/>
+          <w:szCs w:val="24"/>
+          <w:lang w:val="en-US" w:eastAsia="zh-CN"/>
+        </w:rPr>
+        <w:t>按位与（8）：&amp;，左到右结合（双目）</w:t>
+      </w:r>
+    </w:p>
+    <w:p>
+      <w:pPr>
+        <w:keepNext w:val="0"/>
+        <w:keepLines w:val="0"/>
+        <w:pageBreakBefore w:val="0"/>
+        <w:widowControl/>
+        <w:numPr>
+          <w:ilvl w:val="0"/>
+          <w:numId w:val="2"/>
+        </w:numPr>
+        <w:suppressLineNumbers w:val="0"/>
+        <w:pBdr>
+          <w:top w:val="none" w:color="auto" w:sz="0" w:space="0"/>
+          <w:left w:val="none" w:color="auto" w:sz="0" w:space="0"/>
+          <w:bottom w:val="none" w:color="auto" w:sz="0" w:space="0"/>
+          <w:right w:val="none" w:color="auto" w:sz="0" w:space="0"/>
+        </w:pBdr>
+        <w:kinsoku/>
+        <w:wordWrap/>
+        <w:overflowPunct/>
+        <w:topLinePunct w:val="0"/>
+        <w:autoSpaceDE/>
+        <w:autoSpaceDN/>
+        <w:bidi w:val="0"/>
+        <w:adjustRightInd/>
+        <w:snapToGrid/>
+        <w:spacing w:before="0" w:beforeAutospacing="0" w:after="0" w:afterAutospacing="0" w:line="240" w:lineRule="auto"/>
+        <w:ind w:left="425" w:leftChars="0" w:right="0" w:hanging="425" w:firstLineChars="0"/>
+        <w:jc w:val="left"/>
+        <w:textAlignment w:val="auto"/>
+        <w:rPr>
+          <w:rFonts w:hint="default" w:ascii="Arial" w:hAnsi="Arial" w:cs="Arial"/>
+          <w:color w:val="000000"/>
+          <w:sz w:val="24"/>
+          <w:szCs w:val="24"/>
+          <w:lang w:val="en-US" w:eastAsia="zh-CN"/>
+        </w:rPr>
+      </w:pPr>
+      <w:r>
+        <w:rPr>
+          <w:rFonts w:hint="default" w:ascii="Arial" w:hAnsi="Arial" w:cs="Arial"/>
+          <w:color w:val="000000"/>
+          <w:sz w:val="24"/>
+          <w:szCs w:val="24"/>
+          <w:lang w:val="en-US" w:eastAsia="zh-CN"/>
+        </w:rPr>
+        <w:t>按位异或（9）：^，左到右结合（双目）</w:t>
+      </w:r>
+    </w:p>
+    <w:p>
+      <w:pPr>
+        <w:keepNext w:val="0"/>
+        <w:keepLines w:val="0"/>
+        <w:pageBreakBefore w:val="0"/>
+        <w:widowControl/>
+        <w:numPr>
+          <w:ilvl w:val="0"/>
+          <w:numId w:val="2"/>
+        </w:numPr>
+        <w:suppressLineNumbers w:val="0"/>
+        <w:pBdr>
+          <w:top w:val="none" w:color="auto" w:sz="0" w:space="0"/>
+          <w:left w:val="none" w:color="auto" w:sz="0" w:space="0"/>
+          <w:bottom w:val="none" w:color="auto" w:sz="0" w:space="0"/>
+          <w:right w:val="none" w:color="auto" w:sz="0" w:space="0"/>
+        </w:pBdr>
+        <w:kinsoku/>
+        <w:wordWrap/>
+        <w:overflowPunct/>
+        <w:topLinePunct w:val="0"/>
+        <w:autoSpaceDE/>
+        <w:autoSpaceDN/>
+        <w:bidi w:val="0"/>
+        <w:adjustRightInd/>
+        <w:snapToGrid/>
+        <w:spacing w:before="0" w:beforeAutospacing="0" w:after="0" w:afterAutospacing="0" w:line="240" w:lineRule="auto"/>
+        <w:ind w:left="425" w:leftChars="0" w:right="0" w:hanging="425" w:firstLineChars="0"/>
+        <w:jc w:val="left"/>
+        <w:textAlignment w:val="auto"/>
+        <w:rPr>
+          <w:rFonts w:hint="default" w:ascii="Arial" w:hAnsi="Arial" w:cs="Arial"/>
+          <w:color w:val="000000"/>
+          <w:sz w:val="24"/>
+          <w:szCs w:val="24"/>
+          <w:lang w:val="en-US" w:eastAsia="zh-CN"/>
+        </w:rPr>
+      </w:pPr>
+      <w:r>
+        <w:rPr>
+          <w:rFonts w:hint="default" w:ascii="Arial" w:hAnsi="Arial" w:cs="Arial"/>
+          <w:color w:val="000000"/>
+          <w:sz w:val="24"/>
+          <w:szCs w:val="24"/>
+          <w:lang w:val="en-US" w:eastAsia="zh-CN"/>
+        </w:rPr>
+        <w:t>按位或（10）：|，左到右结合（双目）</w:t>
+      </w:r>
+    </w:p>
+    <w:p>
+      <w:pPr>
+        <w:keepNext w:val="0"/>
+        <w:keepLines w:val="0"/>
+        <w:pageBreakBefore w:val="0"/>
+        <w:widowControl/>
+        <w:numPr>
+          <w:ilvl w:val="0"/>
+          <w:numId w:val="2"/>
+        </w:numPr>
+        <w:suppressLineNumbers w:val="0"/>
+        <w:pBdr>
+          <w:top w:val="none" w:color="auto" w:sz="0" w:space="0"/>
+          <w:left w:val="none" w:color="auto" w:sz="0" w:space="0"/>
+          <w:bottom w:val="none" w:color="auto" w:sz="0" w:space="0"/>
+          <w:right w:val="none" w:color="auto" w:sz="0" w:space="0"/>
+        </w:pBdr>
+        <w:kinsoku/>
+        <w:wordWrap/>
+        <w:overflowPunct/>
+        <w:topLinePunct w:val="0"/>
+        <w:autoSpaceDE/>
+        <w:autoSpaceDN/>
+        <w:bidi w:val="0"/>
+        <w:adjustRightInd/>
+        <w:snapToGrid/>
+        <w:spacing w:before="0" w:beforeAutospacing="0" w:after="0" w:afterAutospacing="0" w:line="240" w:lineRule="auto"/>
+        <w:ind w:left="425" w:leftChars="0" w:right="0" w:hanging="425" w:firstLineChars="0"/>
+        <w:jc w:val="left"/>
+        <w:textAlignment w:val="auto"/>
+        <w:rPr>
+          <w:rFonts w:hint="default" w:ascii="Arial" w:hAnsi="Arial" w:cs="Arial"/>
+          <w:color w:val="000000"/>
+          <w:sz w:val="24"/>
+          <w:szCs w:val="24"/>
+          <w:lang w:val="en-US" w:eastAsia="zh-CN"/>
+        </w:rPr>
+      </w:pPr>
+      <w:r>
+        <w:rPr>
+          <w:rFonts w:hint="default" w:ascii="Arial" w:hAnsi="Arial" w:cs="Arial"/>
+          <w:color w:val="000000"/>
+          <w:sz w:val="24"/>
+          <w:szCs w:val="24"/>
+          <w:lang w:val="en-US" w:eastAsia="zh-CN"/>
+        </w:rPr>
+        <w:t>逻辑与（11）：&amp;&amp;，左到右结合（双目）</w:t>
+      </w:r>
+    </w:p>
+    <w:p>
+      <w:pPr>
+        <w:keepNext w:val="0"/>
+        <w:keepLines w:val="0"/>
+        <w:pageBreakBefore w:val="0"/>
+        <w:widowControl/>
+        <w:numPr>
+          <w:ilvl w:val="0"/>
+          <w:numId w:val="2"/>
+        </w:numPr>
+        <w:suppressLineNumbers w:val="0"/>
+        <w:pBdr>
+          <w:top w:val="none" w:color="auto" w:sz="0" w:space="0"/>
+          <w:left w:val="none" w:color="auto" w:sz="0" w:space="0"/>
+          <w:bottom w:val="none" w:color="auto" w:sz="0" w:space="0"/>
+          <w:right w:val="none" w:color="auto" w:sz="0" w:space="0"/>
+        </w:pBdr>
+        <w:kinsoku/>
+        <w:wordWrap/>
+        <w:overflowPunct/>
+        <w:topLinePunct w:val="0"/>
+        <w:autoSpaceDE/>
+        <w:autoSpaceDN/>
+        <w:bidi w:val="0"/>
+        <w:adjustRightInd/>
+        <w:snapToGrid/>
+        <w:spacing w:before="0" w:beforeAutospacing="0" w:after="0" w:afterAutospacing="0" w:line="240" w:lineRule="auto"/>
+        <w:ind w:left="425" w:leftChars="0" w:right="0" w:hanging="425" w:firstLineChars="0"/>
+        <w:jc w:val="left"/>
+        <w:textAlignment w:val="auto"/>
+        <w:rPr>
+          <w:rFonts w:hint="default" w:ascii="Arial" w:hAnsi="Arial" w:cs="Arial"/>
+          <w:color w:val="000000"/>
+          <w:sz w:val="24"/>
+          <w:szCs w:val="24"/>
+          <w:lang w:val="en-US" w:eastAsia="zh-CN"/>
+        </w:rPr>
+      </w:pPr>
+      <w:r>
+        <w:rPr>
+          <w:rFonts w:hint="default" w:ascii="Arial" w:hAnsi="Arial" w:cs="Arial"/>
+          <w:color w:val="000000"/>
+          <w:sz w:val="24"/>
+          <w:szCs w:val="24"/>
+          <w:lang w:val="en-US" w:eastAsia="zh-CN"/>
+        </w:rPr>
+        <w:t>逻辑或（12）：||，左到右结合（双目）</w:t>
+      </w:r>
+    </w:p>
+    <w:p>
+      <w:pPr>
+        <w:keepNext w:val="0"/>
+        <w:keepLines w:val="0"/>
+        <w:pageBreakBefore w:val="0"/>
+        <w:widowControl/>
+        <w:numPr>
+          <w:ilvl w:val="0"/>
+          <w:numId w:val="2"/>
+        </w:numPr>
+        <w:suppressLineNumbers w:val="0"/>
+        <w:pBdr>
+          <w:top w:val="none" w:color="auto" w:sz="0" w:space="0"/>
+          <w:left w:val="none" w:color="auto" w:sz="0" w:space="0"/>
+          <w:bottom w:val="none" w:color="auto" w:sz="0" w:space="0"/>
+          <w:right w:val="none" w:color="auto" w:sz="0" w:space="0"/>
+        </w:pBdr>
+        <w:kinsoku/>
+        <w:wordWrap/>
+        <w:overflowPunct/>
+        <w:topLinePunct w:val="0"/>
+        <w:autoSpaceDE/>
+        <w:autoSpaceDN/>
+        <w:bidi w:val="0"/>
+        <w:adjustRightInd/>
+        <w:snapToGrid/>
+        <w:spacing w:before="0" w:beforeAutospacing="0" w:after="0" w:afterAutospacing="0" w:line="240" w:lineRule="auto"/>
+        <w:ind w:left="425" w:leftChars="0" w:right="0" w:hanging="425" w:firstLineChars="0"/>
+        <w:jc w:val="left"/>
+        <w:textAlignment w:val="auto"/>
+        <w:rPr>
+          <w:rFonts w:hint="default" w:ascii="Arial" w:hAnsi="Arial" w:cs="Arial"/>
+          <w:color w:val="000000"/>
+          <w:sz w:val="24"/>
+          <w:szCs w:val="24"/>
+          <w:lang w:val="en-US" w:eastAsia="zh-CN"/>
+        </w:rPr>
+      </w:pPr>
+      <w:r>
+        <w:rPr>
+          <w:rFonts w:hint="default" w:ascii="Arial" w:hAnsi="Arial" w:cs="Arial"/>
+          <w:color w:val="000000"/>
+          <w:sz w:val="24"/>
+          <w:szCs w:val="24"/>
+          <w:lang w:val="en-US" w:eastAsia="zh-CN"/>
+        </w:rPr>
+        <w:t>三目运算符（13）：条件运算符?:，右到左结合（唯一三目）</w:t>
+      </w:r>
+    </w:p>
+    <w:p>
+      <w:pPr>
+        <w:keepNext w:val="0"/>
+        <w:keepLines w:val="0"/>
+        <w:pageBreakBefore w:val="0"/>
+        <w:widowControl/>
+        <w:numPr>
+          <w:ilvl w:val="0"/>
+          <w:numId w:val="2"/>
+        </w:numPr>
+        <w:suppressLineNumbers w:val="0"/>
+        <w:pBdr>
+          <w:top w:val="none" w:color="auto" w:sz="0" w:space="0"/>
+          <w:left w:val="none" w:color="auto" w:sz="0" w:space="0"/>
+          <w:bottom w:val="none" w:color="auto" w:sz="0" w:space="0"/>
+          <w:right w:val="none" w:color="auto" w:sz="0" w:space="0"/>
+        </w:pBdr>
+        <w:kinsoku/>
+        <w:wordWrap/>
+        <w:overflowPunct/>
+        <w:topLinePunct w:val="0"/>
+        <w:autoSpaceDE/>
+        <w:autoSpaceDN/>
+        <w:bidi w:val="0"/>
+        <w:adjustRightInd/>
+        <w:snapToGrid/>
+        <w:spacing w:before="0" w:beforeAutospacing="0" w:after="0" w:afterAutospacing="0" w:line="240" w:lineRule="auto"/>
+        <w:ind w:left="425" w:leftChars="0" w:right="0" w:hanging="425" w:firstLineChars="0"/>
+        <w:jc w:val="left"/>
+        <w:textAlignment w:val="auto"/>
+        <w:rPr>
+          <w:rFonts w:hint="default" w:ascii="Arial" w:hAnsi="Arial" w:cs="Arial"/>
+          <w:color w:val="000000"/>
+          <w:sz w:val="24"/>
+          <w:szCs w:val="24"/>
+          <w:lang w:val="en-US" w:eastAsia="zh-CN"/>
+        </w:rPr>
+      </w:pPr>
+      <w:r>
+        <w:rPr>
+          <w:rFonts w:hint="default" w:ascii="Arial" w:hAnsi="Arial" w:cs="Arial"/>
+          <w:color w:val="000000"/>
+          <w:sz w:val="24"/>
+          <w:szCs w:val="24"/>
+          <w:lang w:val="en-US" w:eastAsia="zh-CN"/>
+        </w:rPr>
+        <w:t>赋值运算符（14）：基础赋值=、复合赋值+=/-=/*=/等，右到左结合</w:t>
+      </w:r>
+    </w:p>
+    <w:p>
+      <w:pPr>
+        <w:keepNext w:val="0"/>
+        <w:keepLines w:val="0"/>
+        <w:pageBreakBefore w:val="0"/>
+        <w:widowControl/>
+        <w:numPr>
+          <w:ilvl w:val="0"/>
+          <w:numId w:val="2"/>
+        </w:numPr>
+        <w:suppressLineNumbers w:val="0"/>
+        <w:pBdr>
+          <w:top w:val="none" w:color="auto" w:sz="0" w:space="0"/>
+          <w:left w:val="none" w:color="auto" w:sz="0" w:space="0"/>
+          <w:bottom w:val="none" w:color="auto" w:sz="0" w:space="0"/>
+          <w:right w:val="none" w:color="auto" w:sz="0" w:space="0"/>
+        </w:pBdr>
+        <w:kinsoku/>
+        <w:wordWrap/>
+        <w:overflowPunct/>
+        <w:topLinePunct w:val="0"/>
+        <w:autoSpaceDE/>
+        <w:autoSpaceDN/>
+        <w:bidi w:val="0"/>
+        <w:adjustRightInd/>
+        <w:snapToGrid/>
+        <w:spacing w:before="0" w:beforeAutospacing="0" w:after="0" w:afterAutospacing="0" w:line="240" w:lineRule="auto"/>
+        <w:ind w:left="425" w:leftChars="0" w:right="0" w:hanging="425" w:firstLineChars="0"/>
+        <w:jc w:val="left"/>
+        <w:textAlignment w:val="auto"/>
+        <w:rPr>
+          <w:rFonts w:hint="default" w:ascii="Arial" w:hAnsi="Arial" w:cs="Arial"/>
+          <w:color w:val="000000"/>
+          <w:sz w:val="24"/>
+          <w:szCs w:val="24"/>
+          <w:lang w:val="en-US" w:eastAsia="zh-CN"/>
+        </w:rPr>
+      </w:pPr>
+      <w:r>
+        <w:rPr>
+          <w:rFonts w:hint="default" w:ascii="Arial" w:hAnsi="Arial" w:cs="Arial"/>
+          <w:color w:val="000000"/>
+          <w:sz w:val="24"/>
+          <w:szCs w:val="24"/>
+          <w:lang w:val="en-US" w:eastAsia="zh-CN"/>
+        </w:rPr>
+        <w:t>最低优先级（15）：逗号运算符,，左到右结合</w:t>
+      </w:r>
+    </w:p>
+    <w:p>
+      <w:pPr>
+        <w:pStyle w:val="3"/>
+        <w:bidi w:val="0"/>
+      </w:pPr>
+      <w:r>
+        <w:t>四、类型转换</w:t>
+      </w:r>
+    </w:p>
+    <w:p>
+      <w:pPr>
+        <w:keepNext w:val="0"/>
+        <w:keepLines w:val="0"/>
+        <w:pageBreakBefore w:val="0"/>
+        <w:widowControl/>
+        <w:suppressLineNumbers w:val="0"/>
+        <w:pBdr>
+          <w:top w:val="none" w:color="auto" w:sz="0" w:space="0"/>
+          <w:left w:val="none" w:color="auto" w:sz="0" w:space="0"/>
+          <w:bottom w:val="none" w:color="auto" w:sz="0" w:space="0"/>
+          <w:right w:val="none" w:color="auto" w:sz="0" w:space="0"/>
+        </w:pBdr>
+        <w:kinsoku/>
+        <w:wordWrap/>
+        <w:overflowPunct/>
+        <w:topLinePunct w:val="0"/>
+        <w:autoSpaceDE/>
+        <w:autoSpaceDN/>
+        <w:bidi w:val="0"/>
+        <w:adjustRightInd/>
+        <w:snapToGrid/>
+        <w:spacing w:beforeAutospacing="0" w:afterAutospacing="0" w:line="240" w:lineRule="auto"/>
+        <w:ind w:left="0" w:right="0" w:firstLine="0"/>
+        <w:jc w:val="left"/>
+        <w:textAlignment w:val="auto"/>
+        <w:rPr>
+          <w:color w:val="000000"/>
+          <w:sz w:val="24"/>
+          <w:szCs w:val="24"/>
+        </w:rPr>
+      </w:pPr>
+      <w:r>
+        <w:rPr>
+          <w:rFonts w:ascii="宋体" w:hAnsi="宋体" w:eastAsia="宋体" w:cs="宋体"/>
+          <w:color w:val="000000"/>
+          <w:kern w:val="0"/>
+          <w:sz w:val="24"/>
+          <w:szCs w:val="24"/>
+          <w:lang w:val="en-US" w:eastAsia="zh-CN" w:bidi="ar"/>
+        </w:rPr>
+        <w:t>不同类型数据混合运算时需进行类型转换，遵循</w:t>
+      </w:r>
+      <w:r>
+        <w:rPr>
+          <w:rStyle w:val="7"/>
+          <w:rFonts w:ascii="宋体" w:hAnsi="宋体" w:eastAsia="宋体" w:cs="宋体"/>
+          <w:b/>
+          <w:bCs/>
+          <w:color w:val="000000"/>
+          <w:kern w:val="0"/>
+          <w:sz w:val="24"/>
+          <w:szCs w:val="24"/>
+          <w:lang w:val="en-US" w:eastAsia="zh-CN" w:bidi="ar"/>
+        </w:rPr>
+        <w:t>精度不降低</w:t>
+      </w:r>
+      <w:r>
+        <w:rPr>
+          <w:rFonts w:ascii="宋体" w:hAnsi="宋体" w:eastAsia="宋体" w:cs="宋体"/>
+          <w:color w:val="000000"/>
+          <w:kern w:val="0"/>
+          <w:sz w:val="24"/>
+          <w:szCs w:val="24"/>
+          <w:lang w:val="en-US" w:eastAsia="zh-CN" w:bidi="ar"/>
+        </w:rPr>
+        <w:t>原则（值域小→值域大，字节数少→字节数多），分两种方式：</w:t>
+      </w:r>
+    </w:p>
+    <w:p>
+      <w:pPr>
+        <w:pStyle w:val="4"/>
+        <w:keepNext w:val="0"/>
+        <w:keepLines w:val="0"/>
+        <w:pageBreakBefore w:val="0"/>
+        <w:widowControl/>
+        <w:suppressLineNumbers w:val="0"/>
+        <w:pBdr>
+          <w:top w:val="none" w:color="auto" w:sz="0" w:space="0"/>
+          <w:left w:val="none" w:color="auto" w:sz="0" w:space="0"/>
+          <w:bottom w:val="none" w:color="auto" w:sz="0" w:space="0"/>
+          <w:right w:val="none" w:color="auto" w:sz="0" w:space="0"/>
+        </w:pBdr>
+        <w:kinsoku/>
+        <w:wordWrap/>
+        <w:overflowPunct/>
+        <w:topLinePunct w:val="0"/>
+        <w:autoSpaceDE/>
+        <w:autoSpaceDN/>
+        <w:bidi w:val="0"/>
+        <w:adjustRightInd/>
+        <w:snapToGrid/>
+        <w:spacing w:before="0" w:beforeAutospacing="0" w:after="0" w:afterAutospacing="0" w:line="240" w:lineRule="auto"/>
+        <w:ind w:left="0" w:right="0" w:firstLine="0"/>
+        <w:jc w:val="left"/>
+        <w:textAlignment w:val="auto"/>
+        <w:rPr>
+          <w:color w:val="000000"/>
+          <w:sz w:val="24"/>
+          <w:szCs w:val="24"/>
+        </w:rPr>
+      </w:pPr>
+      <w:r>
+        <w:rPr>
+          <w:color w:val="000000"/>
+          <w:sz w:val="24"/>
+          <w:szCs w:val="24"/>
+        </w:rPr>
+        <w:t>（一）隐式转换（自动转换）</w:t>
+      </w:r>
+    </w:p>
+    <w:p>
+      <w:pPr>
+        <w:keepNext w:val="0"/>
+        <w:keepLines w:val="0"/>
+        <w:pageBreakBefore w:val="0"/>
+        <w:widowControl/>
+        <w:suppressLineNumbers w:val="0"/>
+        <w:pBdr>
+          <w:top w:val="none" w:color="auto" w:sz="0" w:space="0"/>
+          <w:left w:val="none" w:color="auto" w:sz="0" w:space="0"/>
+          <w:bottom w:val="none" w:color="auto" w:sz="0" w:space="0"/>
+          <w:right w:val="none" w:color="auto" w:sz="0" w:space="0"/>
+        </w:pBdr>
+        <w:kinsoku/>
+        <w:wordWrap/>
+        <w:overflowPunct/>
+        <w:topLinePunct w:val="0"/>
+        <w:autoSpaceDE/>
+        <w:autoSpaceDN/>
+        <w:bidi w:val="0"/>
+        <w:adjustRightInd/>
+        <w:snapToGrid/>
+        <w:spacing w:beforeAutospacing="0" w:afterAutospacing="0" w:line="240" w:lineRule="auto"/>
+        <w:ind w:left="0" w:right="0" w:firstLine="0"/>
+        <w:jc w:val="left"/>
+        <w:textAlignment w:val="auto"/>
+        <w:rPr>
+          <w:color w:val="000000"/>
+          <w:sz w:val="24"/>
+          <w:szCs w:val="24"/>
+        </w:rPr>
+      </w:pPr>
+      <w:r>
+        <w:rPr>
+          <w:rFonts w:ascii="宋体" w:hAnsi="宋体" w:eastAsia="宋体" w:cs="宋体"/>
+          <w:color w:val="000000"/>
+          <w:kern w:val="0"/>
+          <w:sz w:val="24"/>
+          <w:szCs w:val="24"/>
+          <w:lang w:val="en-US" w:eastAsia="zh-CN" w:bidi="ar"/>
+        </w:rPr>
+        <w:t>由编译系统自动完成，无需手动干预，</w:t>
+      </w:r>
+      <w:r>
+        <w:rPr>
+          <w:rStyle w:val="7"/>
+          <w:rFonts w:ascii="宋体" w:hAnsi="宋体" w:eastAsia="宋体" w:cs="宋体"/>
+          <w:b/>
+          <w:bCs/>
+          <w:color w:val="000000"/>
+          <w:kern w:val="0"/>
+          <w:sz w:val="24"/>
+          <w:szCs w:val="24"/>
+          <w:lang w:val="en-US" w:eastAsia="zh-CN" w:bidi="ar"/>
+        </w:rPr>
+        <w:t>运算数类型不同时，低精度向高精度转换</w:t>
+      </w:r>
+      <w:r>
+        <w:rPr>
+          <w:rFonts w:ascii="宋体" w:hAnsi="宋体" w:eastAsia="宋体" w:cs="宋体"/>
+          <w:color w:val="000000"/>
+          <w:kern w:val="0"/>
+          <w:sz w:val="24"/>
+          <w:szCs w:val="24"/>
+          <w:lang w:val="en-US" w:eastAsia="zh-CN" w:bidi="ar"/>
+        </w:rPr>
+        <w:t>。示例代码：</w:t>
+      </w:r>
+    </w:p>
+    <w:p>
+      <w:pPr>
+        <w:pStyle w:val="11"/>
+        <w:bidi w:val="0"/>
+      </w:pPr>
+      <w:r>
+        <w:t>#include &lt;stdio.h&gt;</w:t>
+      </w:r>
+    </w:p>
+    <w:p>
+      <w:pPr>
+        <w:pStyle w:val="11"/>
+        <w:bidi w:val="0"/>
+        <w:ind w:firstLine="417" w:firstLineChars="0"/>
+      </w:pPr>
+      <w:r>
+        <w:t>int main(){</w:t>
+      </w:r>
+    </w:p>
+    <w:p>
+      <w:pPr>
+        <w:pStyle w:val="11"/>
+        <w:bidi w:val="0"/>
+      </w:pPr>
+      <w:r>
+        <w:t xml:space="preserve">    int num = 5;</w:t>
+      </w:r>
+    </w:p>
+    <w:p>
+      <w:pPr>
+        <w:pStyle w:val="11"/>
+        <w:bidi w:val="0"/>
+      </w:pPr>
+      <w:r>
+        <w:t xml:space="preserve">    printf("s1=%d\n", num / 2);    // 整型相除，结果为整型2</w:t>
+      </w:r>
+    </w:p>
+    <w:p>
+      <w:pPr>
+        <w:pStyle w:val="11"/>
+        <w:bidi w:val="0"/>
+      </w:pPr>
+      <w:r>
+        <w:t xml:space="preserve">    printf("s2=%lf\n", num / 2.0); // 整型与浮点型运算，num自动转为浮点型，结果2.500000</w:t>
+      </w:r>
+    </w:p>
+    <w:p>
+      <w:pPr>
+        <w:pStyle w:val="11"/>
+        <w:bidi w:val="0"/>
+      </w:pPr>
+      <w:r>
+        <w:t xml:space="preserve">    return 0;}</w:t>
+      </w:r>
+    </w:p>
+    <w:p>
+      <w:pPr>
+        <w:pStyle w:val="4"/>
+        <w:keepNext w:val="0"/>
+        <w:keepLines w:val="0"/>
+        <w:pageBreakBefore w:val="0"/>
+        <w:widowControl/>
+        <w:suppressLineNumbers w:val="0"/>
+        <w:pBdr>
+          <w:top w:val="none" w:color="auto" w:sz="0" w:space="0"/>
+          <w:left w:val="none" w:color="auto" w:sz="0" w:space="0"/>
+          <w:bottom w:val="none" w:color="auto" w:sz="0" w:space="0"/>
+          <w:right w:val="none" w:color="auto" w:sz="0" w:space="0"/>
+        </w:pBdr>
+        <w:kinsoku/>
+        <w:wordWrap/>
+        <w:overflowPunct/>
+        <w:topLinePunct w:val="0"/>
+        <w:autoSpaceDE/>
+        <w:autoSpaceDN/>
+        <w:bidi w:val="0"/>
+        <w:adjustRightInd/>
+        <w:snapToGrid/>
+        <w:spacing w:before="0" w:beforeAutospacing="0" w:after="0" w:afterAutospacing="0" w:line="240" w:lineRule="auto"/>
+        <w:ind w:left="0" w:right="0" w:firstLine="0"/>
+        <w:jc w:val="left"/>
+        <w:textAlignment w:val="auto"/>
+        <w:rPr>
+          <w:color w:val="000000"/>
+          <w:sz w:val="24"/>
+          <w:szCs w:val="24"/>
+        </w:rPr>
+      </w:pPr>
+      <w:r>
+        <w:rPr>
+          <w:color w:val="000000"/>
+          <w:sz w:val="24"/>
+          <w:szCs w:val="24"/>
+        </w:rPr>
+        <w:t>（二）强制类型转换</w:t>
+      </w:r>
+    </w:p>
+    <w:p>
+      <w:pPr>
+        <w:keepNext w:val="0"/>
+        <w:keepLines w:val="0"/>
+        <w:pageBreakBefore w:val="0"/>
+        <w:widowControl/>
+        <w:suppressLineNumbers w:val="0"/>
+        <w:pBdr>
+          <w:top w:val="none" w:color="auto" w:sz="0" w:space="0"/>
+          <w:left w:val="none" w:color="auto" w:sz="0" w:space="0"/>
+          <w:bottom w:val="none" w:color="auto" w:sz="0" w:space="0"/>
+          <w:right w:val="none" w:color="auto" w:sz="0" w:space="0"/>
+        </w:pBdr>
+        <w:kinsoku/>
+        <w:wordWrap/>
+        <w:overflowPunct/>
+        <w:topLinePunct w:val="0"/>
+        <w:autoSpaceDE/>
+        <w:autoSpaceDN/>
+        <w:bidi w:val="0"/>
+        <w:adjustRightInd/>
+        <w:snapToGrid/>
+        <w:spacing w:beforeAutospacing="0" w:afterAutospacing="0" w:line="240" w:lineRule="auto"/>
+        <w:ind w:left="0" w:right="0" w:firstLine="0"/>
+        <w:jc w:val="left"/>
+        <w:textAlignment w:val="auto"/>
+        <w:rPr>
+          <w:color w:val="000000"/>
+          <w:sz w:val="24"/>
+          <w:szCs w:val="24"/>
+        </w:rPr>
+      </w:pPr>
+      <w:r>
+        <w:rPr>
+          <w:rFonts w:ascii="宋体" w:hAnsi="宋体" w:eastAsia="宋体" w:cs="宋体"/>
+          <w:color w:val="000000"/>
+          <w:kern w:val="0"/>
+          <w:sz w:val="24"/>
+          <w:szCs w:val="24"/>
+          <w:lang w:val="en-US" w:eastAsia="zh-CN" w:bidi="ar"/>
+        </w:rPr>
+        <w:t>手动使用</w:t>
+      </w:r>
+      <w:r>
+        <w:rPr>
+          <w:rStyle w:val="7"/>
+          <w:rFonts w:ascii="宋体" w:hAnsi="宋体" w:eastAsia="宋体" w:cs="宋体"/>
+          <w:b/>
+          <w:bCs/>
+          <w:color w:val="000000"/>
+          <w:kern w:val="0"/>
+          <w:sz w:val="24"/>
+          <w:szCs w:val="24"/>
+          <w:lang w:val="en-US" w:eastAsia="zh-CN" w:bidi="ar"/>
+        </w:rPr>
+        <w:t>强制类型转换运算符</w:t>
+      </w:r>
+      <w:r>
+        <w:rPr>
+          <w:rFonts w:ascii="宋体" w:hAnsi="宋体" w:eastAsia="宋体" w:cs="宋体"/>
+          <w:color w:val="000000"/>
+          <w:kern w:val="0"/>
+          <w:sz w:val="24"/>
+          <w:szCs w:val="24"/>
+          <w:lang w:val="en-US" w:eastAsia="zh-CN" w:bidi="ar"/>
+        </w:rPr>
+        <w:t>完成，强制将表达式结果转为指定类型，语法：</w:t>
+      </w:r>
+      <w:r>
+        <w:rPr>
+          <w:rStyle w:val="8"/>
+          <w:rFonts w:ascii="宋体" w:hAnsi="宋体" w:eastAsia="宋体" w:cs="宋体"/>
+          <w:color w:val="000000"/>
+          <w:kern w:val="0"/>
+          <w:sz w:val="24"/>
+          <w:szCs w:val="24"/>
+          <w:lang w:val="en-US" w:eastAsia="zh-CN" w:bidi="ar"/>
+        </w:rPr>
+        <w:t>(类型说明符) (表达式)</w:t>
+      </w:r>
+      <w:r>
+        <w:rPr>
+          <w:rFonts w:ascii="宋体" w:hAnsi="宋体" w:eastAsia="宋体" w:cs="宋体"/>
+          <w:color w:val="000000"/>
+          <w:kern w:val="0"/>
+          <w:sz w:val="24"/>
+          <w:szCs w:val="24"/>
+          <w:lang w:val="en-US" w:eastAsia="zh-CN" w:bidi="ar"/>
+        </w:rPr>
+        <w:t>。</w:t>
+      </w:r>
+      <w:r>
+        <w:rPr>
+          <w:rStyle w:val="7"/>
+          <w:rFonts w:ascii="宋体" w:hAnsi="宋体" w:eastAsia="宋体" w:cs="宋体"/>
+          <w:b/>
+          <w:bCs/>
+          <w:color w:val="000000"/>
+          <w:kern w:val="0"/>
+          <w:sz w:val="24"/>
+          <w:szCs w:val="24"/>
+          <w:lang w:val="en-US" w:eastAsia="zh-CN" w:bidi="ar"/>
+        </w:rPr>
+        <w:t>注意</w:t>
+      </w:r>
+      <w:r>
+        <w:rPr>
+          <w:rFonts w:ascii="宋体" w:hAnsi="宋体" w:eastAsia="宋体" w:cs="宋体"/>
+          <w:color w:val="000000"/>
+          <w:kern w:val="0"/>
+          <w:sz w:val="24"/>
+          <w:szCs w:val="24"/>
+          <w:lang w:val="en-US" w:eastAsia="zh-CN" w:bidi="ar"/>
+        </w:rPr>
+        <w:t>：仅临时转换运算结果，不改变原变量的类型和值。示例代码：</w:t>
+      </w:r>
+    </w:p>
+    <w:p>
+      <w:pPr>
+        <w:pStyle w:val="11"/>
+        <w:bidi w:val="0"/>
+      </w:pPr>
+      <w:r>
+        <w:t>#include &lt;stdio.h&gt;</w:t>
+      </w:r>
+    </w:p>
+    <w:p>
+      <w:pPr>
+        <w:pStyle w:val="11"/>
+        <w:bidi w:val="0"/>
+      </w:pPr>
+      <w:r>
+        <w:t>int main(){</w:t>
+      </w:r>
+    </w:p>
+    <w:p>
+      <w:pPr>
+        <w:pStyle w:val="11"/>
+        <w:bidi w:val="0"/>
+      </w:pPr>
+      <w:r>
+        <w:t xml:space="preserve">    float x = 0;</w:t>
+      </w:r>
+    </w:p>
+    <w:p>
+      <w:pPr>
+        <w:pStyle w:val="11"/>
+        <w:bidi w:val="0"/>
+      </w:pPr>
+      <w:r>
+        <w:t xml:space="preserve">    int i = 0;</w:t>
+      </w:r>
+    </w:p>
+    <w:p>
+      <w:pPr>
+        <w:pStyle w:val="11"/>
+        <w:bidi w:val="0"/>
+      </w:pPr>
+      <w:r>
+        <w:t xml:space="preserve">    x = 3.6f;</w:t>
+      </w:r>
+    </w:p>
+    <w:p>
+      <w:pPr>
+        <w:pStyle w:val="11"/>
+        <w:bidi w:val="0"/>
+      </w:pPr>
+      <w:r>
+        <w:t xml:space="preserve">    i = (int)x;  // 强制将浮点型3.6转为整型3，i=3</w:t>
+      </w:r>
+    </w:p>
+    <w:p>
+      <w:pPr>
+        <w:pStyle w:val="11"/>
+        <w:bidi w:val="0"/>
+      </w:pPr>
+      <w:r>
+        <w:t xml:space="preserve">    printf("x=%f, i=%d\n", x, i); // 输出x=3.600000, i=3</w:t>
+      </w:r>
+    </w:p>
+    <w:p>
+      <w:pPr>
+        <w:pStyle w:val="11"/>
+        <w:bidi w:val="0"/>
+      </w:pPr>
+      <w:r>
+        <w:t xml:space="preserve">    return 0;}</w:t>
+      </w:r>
+    </w:p>
+    <w:p>
+      <w:pPr>
+        <w:pStyle w:val="3"/>
+        <w:bidi w:val="0"/>
+        <w:rPr>
+          <w:rFonts w:hint="eastAsia" w:eastAsiaTheme="minorEastAsia"/>
+          <w:lang w:eastAsia="zh-CN"/>
+        </w:rPr>
+      </w:pPr>
+      <w:r>
+        <w:t>四、</w:t>
+      </w:r>
+      <w:r>
+        <w:rPr>
+          <w:rFonts w:hint="eastAsia"/>
+          <w:lang w:val="en-US" w:eastAsia="zh-CN"/>
+        </w:rPr>
+        <w:t>思维导图</w:t>
+      </w:r>
+    </w:p>
+    <w:p>
+      <w:pPr>
+        <w:keepNext w:val="0"/>
+        <w:keepLines w:val="0"/>
+        <w:pageBreakBefore w:val="0"/>
+        <w:widowControl/>
+        <w:numPr>
+          <w:ilvl w:val="0"/>
+          <w:numId w:val="0"/>
+        </w:numPr>
+        <w:suppressLineNumbers w:val="0"/>
+        <w:pBdr>
+          <w:top w:val="none" w:color="auto" w:sz="0" w:space="0"/>
+          <w:left w:val="none" w:color="auto" w:sz="0" w:space="0"/>
+          <w:bottom w:val="none" w:color="auto" w:sz="0" w:space="0"/>
+          <w:right w:val="none" w:color="auto" w:sz="0" w:space="0"/>
+        </w:pBdr>
+        <w:kinsoku/>
+        <w:wordWrap/>
+        <w:overflowPunct/>
+        <w:topLinePunct w:val="0"/>
+        <w:autoSpaceDE/>
+        <w:autoSpaceDN/>
+        <w:bidi w:val="0"/>
+        <w:adjustRightInd/>
+        <w:snapToGrid/>
+        <w:spacing w:before="0" w:beforeAutospacing="0" w:after="0" w:afterAutospacing="0" w:line="240" w:lineRule="auto"/>
+        <w:ind w:left="0" w:leftChars="0" w:right="0" w:rightChars="0" w:firstLine="420" w:firstLineChars="200"/>
+        <w:jc w:val="left"/>
+        <w:textAlignment w:val="auto"/>
+        <w:rPr>
+          <w:rFonts w:hint="eastAsia"/>
+          <w:color w:val="000000"/>
+          <w:sz w:val="24"/>
+          <w:szCs w:val="24"/>
+          <w:lang w:val="en-US" w:eastAsia="zh-CN"/>
+        </w:rPr>
+      </w:pPr>
+      <w:r>
+        <w:rPr>
+          <w:rFonts w:hint="eastAsia" w:eastAsiaTheme="minorEastAsia"/>
+          <w:lang w:eastAsia="zh-CN"/>
+        </w:rPr>
+        <w:drawing>
+          <wp:inline distT="0" distB="0" distL="114300" distR="114300">
+            <wp:extent cx="5269865" cy="2996565"/>
+            <wp:effectExtent l="0" t="0" r="6985" b="13335"/>
+            <wp:docPr id="3" name="图片 3" descr="运算符与表达式笔记"/>
+            <wp:cNvGraphicFramePr>
+              <a:graphicFrameLocks xmlns:a="http://schemas.openxmlformats.org/drawingml/2006/main" noChangeAspect="1"/>
+            </wp:cNvGraphicFramePr>
+            <a:graphic xmlns:a="http://schemas.openxmlformats.org/drawingml/2006/main">
+              <a:graphicData uri="http://schemas.openxmlformats.org/drawingml/2006/picture">
+                <pic:pic xmlns:pic="http://schemas.openxmlformats.org/drawingml/2006/picture">
+                  <pic:nvPicPr>
+                    <pic:cNvPr id="3" name="图片 3" descr="运算符与表达式笔记"/>
+                    <pic:cNvPicPr>
+                      <a:picLocks noChangeAspect="1"/>
+                    </pic:cNvPicPr>
+                  </pic:nvPicPr>
+                  <pic:blipFill>
+                    <a:blip r:embed="rId6"/>
+                    <a:stretch>
+                      <a:fillRect/>
+                    </a:stretch>
+                  </pic:blipFill>
+                  <pic:spPr>
+                    <a:xfrm>
+                      <a:off x="0" y="0"/>
+                      <a:ext cx="5269865" cy="2996565"/>
+                    </a:xfrm>
+                    <a:prstGeom prst="rect">
+                      <a:avLst/>
+                    </a:prstGeom>
+                  </pic:spPr>
+                </pic:pic>
+              </a:graphicData>
+            </a:graphic>
+          </wp:inline>
+        </w:drawing>
+      </w:r>
     </w:p>
     <w:sectPr>
       <w:pgSz w:w="11906" w:h="16838"/>
@@ -10247,6 +19202,24 @@
 <file path=word/numbering.xml><?xml version="1.0" encoding="utf-8"?>
 <w:numbering xmlns:wpc="http://schemas.microsoft.com/office/word/2010/wordprocessingCanvas" xmlns:mc="http://schemas.openxmlformats.org/markup-compatibility/2006" xmlns:o="urn:schemas-microsoft-com:office:office" xmlns:r="http://schemas.openxmlformats.org/officeDocument/2006/relationships" xmlns:m="http://schemas.openxmlformats.org/officeDocument/2006/math" xmlns:v="urn:schemas-microsoft-com:vml" xmlns:wp14="http://schemas.microsoft.com/office/word/2010/wordprocessingDrawing" xmlns:wp="http://schemas.openxmlformats.org/drawingml/2006/wordprocessingDrawing" xmlns:w10="urn:schemas-microsoft-com:office:word" xmlns:w="http://schemas.openxmlformats.org/wordprocessingml/2006/main" xmlns:w14="http://schemas.microsoft.com/office/word/2010/wordml" xmlns:wpg="http://schemas.microsoft.com/office/word/2010/wordprocessingGroup" xmlns:wpi="http://schemas.microsoft.com/office/word/2010/wordprocessingInk" xmlns:wne="http://schemas.microsoft.com/office/word/2006/wordml" xmlns:wps="http://schemas.microsoft.com/office/word/2010/wordprocessingShape" xmlns:wpsCustomData="http://www.wps.cn/officeDocument/2013/wpsCustomData" mc:Ignorable="w14 wp14">
   <w:abstractNum w:abstractNumId="0">
+    <w:nsid w:val="8A5D9F42"/>
+    <w:multiLevelType w:val="singleLevel"/>
+    <w:tmpl w:val="8A5D9F42"/>
+    <w:lvl w:ilvl="0" w:tentative="0">
+      <w:start w:val="1"/>
+      <w:numFmt w:val="decimal"/>
+      <w:suff w:val="space"/>
+      <w:lvlText w:val="%1."/>
+      <w:lvlJc w:val="left"/>
+      <w:pPr>
+        <w:ind w:left="425" w:hanging="425"/>
+      </w:pPr>
+      <w:rPr>
+        <w:rFonts w:hint="default"/>
+      </w:rPr>
+    </w:lvl>
+  </w:abstractNum>
+  <w:abstractNum w:abstractNumId="1">
     <w:nsid w:val="3879B576"/>
     <w:multiLevelType w:val="multilevel"/>
     <w:tmpl w:val="3879B576"/>
@@ -10394,6 +19367,9 @@
     </w:lvl>
   </w:abstractNum>
   <w:num w:numId="1">
+    <w:abstractNumId w:val="1"/>
+  </w:num>
+  <w:num w:numId="2">
     <w:abstractNumId w:val="0"/>
   </w:num>
 </w:numbering>
@@ -10475,7 +19451,7 @@
     <w:lsdException w:qFormat="1" w:unhideWhenUsed="0" w:uiPriority="0" w:semiHidden="0" w:name="Title"/>
     <w:lsdException w:unhideWhenUsed="0" w:uiPriority="0" w:semiHidden="0" w:name="Closing"/>
     <w:lsdException w:unhideWhenUsed="0" w:uiPriority="0" w:semiHidden="0" w:name="Signature"/>
-    <w:lsdException w:unhideWhenUsed="0" w:uiPriority="0" w:name="Default Paragraph Font"/>
+    <w:lsdException w:qFormat="1" w:unhideWhenUsed="0" w:uiPriority="0" w:name="Default Paragraph Font"/>
     <w:lsdException w:unhideWhenUsed="0" w:uiPriority="0" w:semiHidden="0" w:name="Body Text"/>
     <w:lsdException w:unhideWhenUsed="0" w:uiPriority="0" w:semiHidden="0" w:name="Body Text Indent"/>
     <w:lsdException w:unhideWhenUsed="0" w:uiPriority="0" w:semiHidden="0" w:name="List Continue"/>
@@ -10682,17 +19658,18 @@
     <w:qFormat/>
     <w:uiPriority w:val="0"/>
     <w:pPr>
-      <w:spacing w:before="0" w:beforeAutospacing="1" w:after="0" w:afterAutospacing="1"/>
+      <w:spacing w:before="0" w:beforeAutospacing="0" w:after="0" w:afterAutospacing="0"/>
       <w:jc w:val="left"/>
+      <w:outlineLvl w:val="0"/>
     </w:pPr>
     <w:rPr>
-      <w:rFonts w:hint="eastAsia" w:ascii="宋体" w:hAnsi="宋体" w:eastAsia="宋体" w:cs="宋体"/>
+      <w:rFonts w:hint="eastAsia" w:ascii="宋体" w:hAnsi="宋体" w:eastAsia="黑体" w:cs="宋体"/>
       <w:b/>
       <w:bCs/>
       <w:kern w:val="44"/>
-      <w:sz w:val="48"/>
+      <w:sz w:val="32"/>
       <w:szCs w:val="48"/>
-      <w:lang w:val="en-US" w:eastAsia="zh-CN" w:bidi="ar"/>
+      <w:lang w:bidi="ar"/>
     </w:rPr>
   </w:style>
   <w:style w:type="paragraph" w:styleId="3">
@@ -10742,6 +19719,7 @@
   <w:style w:type="character" w:default="1" w:styleId="6">
     <w:name w:val="Default Paragraph Font"/>
     <w:semiHidden/>
+    <w:qFormat/>
     <w:uiPriority w:val="0"/>
   </w:style>
   <w:style w:type="table" w:default="1" w:styleId="5">
@@ -10759,6 +19737,15 @@
     </w:tblPr>
   </w:style>
   <w:style w:type="character" w:styleId="7">
+    <w:name w:val="Strong"/>
+    <w:basedOn w:val="6"/>
+    <w:qFormat/>
+    <w:uiPriority w:val="0"/>
+    <w:rPr>
+      <w:b/>
+    </w:rPr>
+  </w:style>
+  <w:style w:type="character" w:styleId="8">
     <w:name w:val="HTML Code"/>
     <w:basedOn w:val="6"/>
     <w:qFormat/>
@@ -10768,9 +19755,9 @@
       <w:sz w:val="20"/>
     </w:rPr>
   </w:style>
-  <w:style w:type="paragraph" w:customStyle="1" w:styleId="8">
+  <w:style w:type="paragraph" w:customStyle="1" w:styleId="9">
     <w:name w:val="题目"/>
-    <w:next w:val="9"/>
+    <w:next w:val="10"/>
     <w:qFormat/>
     <w:uiPriority w:val="0"/>
     <w:pPr>
@@ -10785,7 +19772,7 @@
       <w:lang w:val="en-US" w:eastAsia="zh-CN" w:bidi="ar-SA"/>
     </w:rPr>
   </w:style>
-  <w:style w:type="paragraph" w:customStyle="1" w:styleId="9">
+  <w:style w:type="paragraph" w:customStyle="1" w:styleId="10">
     <w:name w:val="正文 Char Char"/>
     <w:qFormat/>
     <w:uiPriority w:val="0"/>
@@ -10795,6 +19782,27 @@
       <w:sz w:val="28"/>
       <w:szCs w:val="28"/>
       <w:lang w:val="en-US" w:eastAsia="zh-CN" w:bidi="ar-SA"/>
+    </w:rPr>
+  </w:style>
+  <w:style w:type="paragraph" w:customStyle="1" w:styleId="11">
+    <w:name w:val="内容块-16-a"/>
+    <w:basedOn w:val="1"/>
+    <w:next w:val="1"/>
+    <w:qFormat/>
+    <w:uiPriority w:val="0"/>
+    <w:pPr>
+      <w:pBdr>
+        <w:top w:val="single" w:color="F5F7FC" w:themeColor="accent1" w:themeTint="0D" w:sz="4" w:space="10"/>
+        <w:left w:val="single" w:color="F5F7FC" w:themeColor="accent1" w:themeTint="0D" w:sz="4" w:space="17"/>
+        <w:bottom w:val="single" w:color="F5F7FC" w:themeColor="accent1" w:themeTint="0D" w:sz="4" w:space="10"/>
+        <w:right w:val="single" w:color="F5F7FC" w:themeColor="accent1" w:themeTint="0D" w:sz="4" w:space="17"/>
+      </w:pBdr>
+      <w:shd w:val="clear" w:color="auto" w:fill="F5F7FC" w:themeFill="accent1" w:themeFillTint="0D"/>
+      <w:ind w:left="357" w:right="357"/>
+      <w:textAlignment w:val="center"/>
+    </w:pPr>
+    <w:rPr>
+      <w:szCs w:val="21"/>
     </w:rPr>
   </w:style>
 </w:styles>
